--- a/technologies/06_CLM/30 Документация/20 Сессия/Управление_Директорами_CLM_Продукт_02_Сессия_внутренний_протокол_V1.docx
+++ b/technologies/06_CLM/30 Документация/20 Сессия/Управление_Директорами_CLM_Продукт_02_Сессия_внутренний_протокол_V1.docx
@@ -1,6 +1,6 @@
 
 <file path=word/document.xml><?xml version="1.0" encoding="utf-8"?>
-<w:document xmlns:wpc="http://schemas.microsoft.com/office/word/2010/wordprocessingCanvas" xmlns:mo="http://schemas.microsoft.com/office/mac/office/2008/main" xmlns:mc="http://schemas.openxmlformats.org/markup-compatibility/2006" xmlns:mv="urn:schemas-microsoft-com:mac:vml" xmlns:o="urn:schemas-microsoft-com:office:office" xmlns:r="http://schemas.openxmlformats.org/officeDocument/2006/relationships" xmlns:m="http://schemas.openxmlformats.org/officeDocument/2006/math" xmlns:v="urn:schemas-microsoft-com:vml" xmlns:wp14="http://schemas.microsoft.com/office/word/2010/wordprocessingDrawing" xmlns:wp="http://schemas.openxmlformats.org/drawingml/2006/wordprocessingDrawing" xmlns:w10="urn:schemas-microsoft-com:office:word" xmlns:w="http://schemas.openxmlformats.org/wordprocessingml/2006/main" xmlns:w14="http://schemas.microsoft.com/office/word/2010/wordml" xmlns:wpg="http://schemas.microsoft.com/office/word/2010/wordprocessingGroup" xmlns:wpi="http://schemas.microsoft.com/office/word/2010/wordprocessingInk" xmlns:wne="http://schemas.microsoft.com/office/word/2006/wordml" xmlns:wps="http://schemas.microsoft.com/office/word/2010/wordprocessingShape" mc:Ignorable="w14 wp14">
+<w:document xmlns:a="http://schemas.openxmlformats.org/drawingml/2006/main" xmlns:pic="http://schemas.openxmlformats.org/drawingml/2006/picture" xmlns:wpc="http://schemas.microsoft.com/office/word/2010/wordprocessingCanvas" xmlns:mo="http://schemas.microsoft.com/office/mac/office/2008/main" xmlns:mc="http://schemas.openxmlformats.org/markup-compatibility/2006" xmlns:mv="urn:schemas-microsoft-com:mac:vml" xmlns:o="urn:schemas-microsoft-com:office:office" xmlns:r="http://schemas.openxmlformats.org/officeDocument/2006/relationships" xmlns:m="http://schemas.openxmlformats.org/officeDocument/2006/math" xmlns:v="urn:schemas-microsoft-com:vml" xmlns:wp14="http://schemas.microsoft.com/office/word/2010/wordprocessingDrawing" xmlns:wp="http://schemas.openxmlformats.org/drawingml/2006/wordprocessingDrawing" xmlns:w10="urn:schemas-microsoft-com:office:word" xmlns:w="http://schemas.openxmlformats.org/wordprocessingml/2006/main" xmlns:w14="http://schemas.microsoft.com/office/word/2010/wordml" xmlns:wpg="http://schemas.microsoft.com/office/word/2010/wordprocessingGroup" xmlns:wpi="http://schemas.microsoft.com/office/word/2010/wordprocessingInk" xmlns:wne="http://schemas.microsoft.com/office/word/2006/wordml" xmlns:wps="http://schemas.microsoft.com/office/word/2010/wordprocessingShape" mc:Ignorable="w14 wp14">
   <w:body>
     <w:p>
       <w:pPr>
@@ -66,8 +66,8 @@
     </w:p>
     <w:tbl>
       <w:tblPr>
-        <w:tblW w:type="auto" w:w="0"/>
-        <w:tblLook w:firstColumn="1" w:firstRow="1" w:lastColumn="0" w:lastRow="0" w:noHBand="0" w:noVBand="1" w:val="04A0"/>
+        <w:tblW w:w="0" w:type="auto"/>
+        <w:tblLook w:val="04A0" w:firstRow="1" w:lastRow="0" w:firstColumn="1" w:lastColumn="0" w:noHBand="0" w:noVBand="1"/>
       </w:tblPr>
       <w:tblGrid>
         <w:gridCol w:w="10368"/>
@@ -75,13 +75,13 @@
       <w:tr>
         <w:tc>
           <w:tcPr>
-            <w:tcW w:type="dxa" w:w="10368"/>
+            <w:tcW w:w="10368" w:type="dxa"/>
             <w:shd w:fill="E6F4F1"/>
             <w:tcBorders>
-              <w:top w:val="single" w:sz="6" w:space="0" w:color="B7D9D2"/>
-              <w:left w:val="single" w:sz="6" w:space="0" w:color="B7D9D2"/>
-              <w:bottom w:val="single" w:sz="6" w:space="0" w:color="B7D9D2"/>
-              <w:right w:val="single" w:sz="6" w:space="0" w:color="B7D9D2"/>
+              <w:top w:val="single" w:color="B7D9D2" w:sz="6" w:space="0"/>
+              <w:left w:val="single" w:color="B7D9D2" w:sz="6" w:space="0"/>
+              <w:bottom w:val="single" w:color="B7D9D2" w:sz="6" w:space="0"/>
+              <w:right w:val="single" w:color="B7D9D2" w:sz="6" w:space="0"/>
             </w:tcBorders>
           </w:tcPr>
           <w:p>
@@ -153,9 +153,9 @@
     <w:tbl>
       <w:tblPr>
         <w:tblStyle w:val="TableGrid"/>
-        <w:tblW w:type="auto" w:w="0"/>
+        <w:tblW w:w="0" w:type="auto"/>
         <w:jc w:val="center"/>
-        <w:tblLook w:firstColumn="1" w:firstRow="1" w:lastColumn="0" w:lastRow="0" w:noHBand="0" w:noVBand="1" w:val="04A0"/>
+        <w:tblLook w:val="04A0" w:firstRow="1" w:lastRow="0" w:firstColumn="1" w:lastColumn="0" w:noHBand="0" w:noVBand="1"/>
       </w:tblPr>
       <w:tblGrid>
         <w:gridCol w:w="5184"/>
@@ -164,13 +164,13 @@
       <w:tr>
         <w:tc>
           <w:tcPr>
-            <w:tcW w:type="dxa" w:w="2448"/>
+            <w:tcW w:w="2448" w:type="dxa"/>
             <w:shd w:fill="16324F"/>
             <w:tcBorders>
-              <w:top w:val="single" w:sz="6" w:space="0" w:color="CBD5E0"/>
-              <w:left w:val="single" w:sz="6" w:space="0" w:color="CBD5E0"/>
-              <w:bottom w:val="single" w:sz="6" w:space="0" w:color="CBD5E0"/>
-              <w:right w:val="single" w:sz="6" w:space="0" w:color="CBD5E0"/>
+              <w:top w:val="single" w:color="CBD5E0" w:sz="6" w:space="0"/>
+              <w:left w:val="single" w:color="CBD5E0" w:sz="6" w:space="0"/>
+              <w:bottom w:val="single" w:color="CBD5E0" w:sz="6" w:space="0"/>
+              <w:right w:val="single" w:color="CBD5E0" w:sz="6" w:space="0"/>
             </w:tcBorders>
           </w:tcPr>
           <w:p>
@@ -186,13 +186,13 @@
         </w:tc>
         <w:tc>
           <w:tcPr>
-            <w:tcW w:type="dxa" w:w="7632"/>
+            <w:tcW w:w="7632" w:type="dxa"/>
             <w:shd w:fill="16324F"/>
             <w:tcBorders>
-              <w:top w:val="single" w:sz="6" w:space="0" w:color="CBD5E0"/>
-              <w:left w:val="single" w:sz="6" w:space="0" w:color="CBD5E0"/>
-              <w:bottom w:val="single" w:sz="6" w:space="0" w:color="CBD5E0"/>
-              <w:right w:val="single" w:sz="6" w:space="0" w:color="CBD5E0"/>
+              <w:top w:val="single" w:color="CBD5E0" w:sz="6" w:space="0"/>
+              <w:left w:val="single" w:color="CBD5E0" w:sz="6" w:space="0"/>
+              <w:bottom w:val="single" w:color="CBD5E0" w:sz="6" w:space="0"/>
+              <w:right w:val="single" w:color="CBD5E0" w:sz="6" w:space="0"/>
             </w:tcBorders>
           </w:tcPr>
           <w:p>
@@ -210,12 +210,12 @@
       <w:tr>
         <w:tc>
           <w:tcPr>
-            <w:tcW w:type="dxa" w:w="2448"/>
+            <w:tcW w:w="2448" w:type="dxa"/>
             <w:tcBorders>
-              <w:top w:val="single" w:sz="6" w:space="0" w:color="CBD5E0"/>
-              <w:left w:val="single" w:sz="6" w:space="0" w:color="CBD5E0"/>
-              <w:bottom w:val="single" w:sz="6" w:space="0" w:color="CBD5E0"/>
-              <w:right w:val="single" w:sz="6" w:space="0" w:color="CBD5E0"/>
+              <w:top w:val="single" w:color="CBD5E0" w:sz="6" w:space="0"/>
+              <w:left w:val="single" w:color="CBD5E0" w:sz="6" w:space="0"/>
+              <w:bottom w:val="single" w:color="CBD5E0" w:sz="6" w:space="0"/>
+              <w:right w:val="single" w:color="CBD5E0" w:sz="6" w:space="0"/>
             </w:tcBorders>
             <w:vAlign w:val="top"/>
           </w:tcPr>
@@ -230,21 +230,22 @@
         </w:tc>
         <w:tc>
           <w:tcPr>
-            <w:tcW w:type="dxa" w:w="7632"/>
+            <w:tcW w:w="7632" w:type="dxa"/>
             <w:tcBorders>
-              <w:top w:val="single" w:sz="6" w:space="0" w:color="CBD5E0"/>
-              <w:left w:val="single" w:sz="6" w:space="0" w:color="CBD5E0"/>
-              <w:bottom w:val="single" w:sz="6" w:space="0" w:color="CBD5E0"/>
-              <w:right w:val="single" w:sz="6" w:space="0" w:color="CBD5E0"/>
+              <w:top w:val="single" w:color="CBD5E0" w:sz="6" w:space="0"/>
+              <w:left w:val="single" w:color="CBD5E0" w:sz="6" w:space="0"/>
+              <w:bottom w:val="single" w:color="CBD5E0" w:sz="6" w:space="0"/>
+              <w:right w:val="single" w:color="CBD5E0" w:sz="6" w:space="0"/>
             </w:tcBorders>
             <w:vAlign w:val="top"/>
           </w:tcPr>
           <w:p>
+            <w:pPr/>
             <w:r>
               <w:rPr>
                 <w:sz w:val="18"/>
               </w:rPr>
-              <w:t>Вердикт диагностики GO / запускать или GO при условиях, подтвержденный владельцем запроса.</w:t>
+              <w:t xml:space="preserve">Вердикт Диагностики GO либо GO при условиях после документального закрытия всех условий перехода; владелец запроса подтвержден.</w:t>
             </w:r>
           </w:p>
         </w:tc>
@@ -252,12 +253,12 @@
       <w:tr>
         <w:tc>
           <w:tcPr>
-            <w:tcW w:type="dxa" w:w="2448"/>
+            <w:tcW w:w="2448" w:type="dxa"/>
             <w:tcBorders>
-              <w:top w:val="single" w:sz="6" w:space="0" w:color="CBD5E0"/>
-              <w:left w:val="single" w:sz="6" w:space="0" w:color="CBD5E0"/>
-              <w:bottom w:val="single" w:sz="6" w:space="0" w:color="CBD5E0"/>
-              <w:right w:val="single" w:sz="6" w:space="0" w:color="CBD5E0"/>
+              <w:top w:val="single" w:color="CBD5E0" w:sz="6" w:space="0"/>
+              <w:left w:val="single" w:color="CBD5E0" w:sz="6" w:space="0"/>
+              <w:bottom w:val="single" w:color="CBD5E0" w:sz="6" w:space="0"/>
+              <w:right w:val="single" w:color="CBD5E0" w:sz="6" w:space="0"/>
             </w:tcBorders>
             <w:vAlign w:val="top"/>
           </w:tcPr>
@@ -272,12 +273,12 @@
         </w:tc>
         <w:tc>
           <w:tcPr>
-            <w:tcW w:type="dxa" w:w="7632"/>
+            <w:tcW w:w="7632" w:type="dxa"/>
             <w:tcBorders>
-              <w:top w:val="single" w:sz="6" w:space="0" w:color="CBD5E0"/>
-              <w:left w:val="single" w:sz="6" w:space="0" w:color="CBD5E0"/>
-              <w:bottom w:val="single" w:sz="6" w:space="0" w:color="CBD5E0"/>
-              <w:right w:val="single" w:sz="6" w:space="0" w:color="CBD5E0"/>
+              <w:top w:val="single" w:color="CBD5E0" w:sz="6" w:space="0"/>
+              <w:left w:val="single" w:color="CBD5E0" w:sz="6" w:space="0"/>
+              <w:bottom w:val="single" w:color="CBD5E0" w:sz="6" w:space="0"/>
+              <w:right w:val="single" w:color="CBD5E0" w:sz="6" w:space="0"/>
             </w:tcBorders>
             <w:vAlign w:val="top"/>
           </w:tcPr>
@@ -294,12 +295,12 @@
       <w:tr>
         <w:tc>
           <w:tcPr>
-            <w:tcW w:type="dxa" w:w="2448"/>
+            <w:tcW w:w="2448" w:type="dxa"/>
             <w:tcBorders>
-              <w:top w:val="single" w:sz="6" w:space="0" w:color="CBD5E0"/>
-              <w:left w:val="single" w:sz="6" w:space="0" w:color="CBD5E0"/>
-              <w:bottom w:val="single" w:sz="6" w:space="0" w:color="CBD5E0"/>
-              <w:right w:val="single" w:sz="6" w:space="0" w:color="CBD5E0"/>
+              <w:top w:val="single" w:color="CBD5E0" w:sz="6" w:space="0"/>
+              <w:left w:val="single" w:color="CBD5E0" w:sz="6" w:space="0"/>
+              <w:bottom w:val="single" w:color="CBD5E0" w:sz="6" w:space="0"/>
+              <w:right w:val="single" w:color="CBD5E0" w:sz="6" w:space="0"/>
             </w:tcBorders>
             <w:vAlign w:val="top"/>
           </w:tcPr>
@@ -314,12 +315,12 @@
         </w:tc>
         <w:tc>
           <w:tcPr>
-            <w:tcW w:type="dxa" w:w="7632"/>
+            <w:tcW w:w="7632" w:type="dxa"/>
             <w:tcBorders>
-              <w:top w:val="single" w:sz="6" w:space="0" w:color="CBD5E0"/>
-              <w:left w:val="single" w:sz="6" w:space="0" w:color="CBD5E0"/>
-              <w:bottom w:val="single" w:sz="6" w:space="0" w:color="CBD5E0"/>
-              <w:right w:val="single" w:sz="6" w:space="0" w:color="CBD5E0"/>
+              <w:top w:val="single" w:color="CBD5E0" w:sz="6" w:space="0"/>
+              <w:left w:val="single" w:color="CBD5E0" w:sz="6" w:space="0"/>
+              <w:bottom w:val="single" w:color="CBD5E0" w:sz="6" w:space="0"/>
+              <w:right w:val="single" w:color="CBD5E0" w:sz="6" w:space="0"/>
             </w:tcBorders>
             <w:vAlign w:val="top"/>
           </w:tcPr>
@@ -336,12 +337,12 @@
       <w:tr>
         <w:tc>
           <w:tcPr>
-            <w:tcW w:type="dxa" w:w="2448"/>
+            <w:tcW w:w="2448" w:type="dxa"/>
             <w:tcBorders>
-              <w:top w:val="single" w:sz="6" w:space="0" w:color="CBD5E0"/>
-              <w:left w:val="single" w:sz="6" w:space="0" w:color="CBD5E0"/>
-              <w:bottom w:val="single" w:sz="6" w:space="0" w:color="CBD5E0"/>
-              <w:right w:val="single" w:sz="6" w:space="0" w:color="CBD5E0"/>
+              <w:top w:val="single" w:color="CBD5E0" w:sz="6" w:space="0"/>
+              <w:left w:val="single" w:color="CBD5E0" w:sz="6" w:space="0"/>
+              <w:bottom w:val="single" w:color="CBD5E0" w:sz="6" w:space="0"/>
+              <w:right w:val="single" w:color="CBD5E0" w:sz="6" w:space="0"/>
             </w:tcBorders>
             <w:vAlign w:val="top"/>
           </w:tcPr>
@@ -356,12 +357,12 @@
         </w:tc>
         <w:tc>
           <w:tcPr>
-            <w:tcW w:type="dxa" w:w="7632"/>
+            <w:tcW w:w="7632" w:type="dxa"/>
             <w:tcBorders>
-              <w:top w:val="single" w:sz="6" w:space="0" w:color="CBD5E0"/>
-              <w:left w:val="single" w:sz="6" w:space="0" w:color="CBD5E0"/>
-              <w:bottom w:val="single" w:sz="6" w:space="0" w:color="CBD5E0"/>
-              <w:right w:val="single" w:sz="6" w:space="0" w:color="CBD5E0"/>
+              <w:top w:val="single" w:color="CBD5E0" w:sz="6" w:space="0"/>
+              <w:left w:val="single" w:color="CBD5E0" w:sz="6" w:space="0"/>
+              <w:bottom w:val="single" w:color="CBD5E0" w:sz="6" w:space="0"/>
+              <w:right w:val="single" w:color="CBD5E0" w:sz="6" w:space="0"/>
             </w:tcBorders>
             <w:vAlign w:val="top"/>
           </w:tcPr>
@@ -387,9 +388,9 @@
     <w:tbl>
       <w:tblPr>
         <w:tblStyle w:val="TableGrid"/>
-        <w:tblW w:type="auto" w:w="0"/>
+        <w:tblW w:w="0" w:type="auto"/>
         <w:jc w:val="center"/>
-        <w:tblLook w:firstColumn="1" w:firstRow="1" w:lastColumn="0" w:lastRow="0" w:noHBand="0" w:noVBand="1" w:val="04A0"/>
+        <w:tblLook w:val="04A0" w:firstRow="1" w:lastRow="0" w:firstColumn="1" w:lastColumn="0" w:noHBand="0" w:noVBand="1"/>
       </w:tblPr>
       <w:tblGrid>
         <w:gridCol w:w="2592"/>
@@ -400,13 +401,13 @@
       <w:tr>
         <w:tc>
           <w:tcPr>
-            <w:tcW w:type="dxa" w:w="648"/>
+            <w:tcW w:w="648" w:type="dxa"/>
             <w:shd w:fill="16324F"/>
             <w:tcBorders>
-              <w:top w:val="single" w:sz="6" w:space="0" w:color="CBD5E0"/>
-              <w:left w:val="single" w:sz="6" w:space="0" w:color="CBD5E0"/>
-              <w:bottom w:val="single" w:sz="6" w:space="0" w:color="CBD5E0"/>
-              <w:right w:val="single" w:sz="6" w:space="0" w:color="CBD5E0"/>
+              <w:top w:val="single" w:color="CBD5E0" w:sz="6" w:space="0"/>
+              <w:left w:val="single" w:color="CBD5E0" w:sz="6" w:space="0"/>
+              <w:bottom w:val="single" w:color="CBD5E0" w:sz="6" w:space="0"/>
+              <w:right w:val="single" w:color="CBD5E0" w:sz="6" w:space="0"/>
             </w:tcBorders>
           </w:tcPr>
           <w:p>
@@ -422,13 +423,13 @@
         </w:tc>
         <w:tc>
           <w:tcPr>
-            <w:tcW w:type="dxa" w:w="2304"/>
+            <w:tcW w:w="2304" w:type="dxa"/>
             <w:shd w:fill="16324F"/>
             <w:tcBorders>
-              <w:top w:val="single" w:sz="6" w:space="0" w:color="CBD5E0"/>
-              <w:left w:val="single" w:sz="6" w:space="0" w:color="CBD5E0"/>
-              <w:bottom w:val="single" w:sz="6" w:space="0" w:color="CBD5E0"/>
-              <w:right w:val="single" w:sz="6" w:space="0" w:color="CBD5E0"/>
+              <w:top w:val="single" w:color="CBD5E0" w:sz="6" w:space="0"/>
+              <w:left w:val="single" w:color="CBD5E0" w:sz="6" w:space="0"/>
+              <w:bottom w:val="single" w:color="CBD5E0" w:sz="6" w:space="0"/>
+              <w:right w:val="single" w:color="CBD5E0" w:sz="6" w:space="0"/>
             </w:tcBorders>
           </w:tcPr>
           <w:p>
@@ -444,13 +445,13 @@
         </w:tc>
         <w:tc>
           <w:tcPr>
-            <w:tcW w:type="dxa" w:w="4464"/>
+            <w:tcW w:w="4464" w:type="dxa"/>
             <w:shd w:fill="16324F"/>
             <w:tcBorders>
-              <w:top w:val="single" w:sz="6" w:space="0" w:color="CBD5E0"/>
-              <w:left w:val="single" w:sz="6" w:space="0" w:color="CBD5E0"/>
-              <w:bottom w:val="single" w:sz="6" w:space="0" w:color="CBD5E0"/>
-              <w:right w:val="single" w:sz="6" w:space="0" w:color="CBD5E0"/>
+              <w:top w:val="single" w:color="CBD5E0" w:sz="6" w:space="0"/>
+              <w:left w:val="single" w:color="CBD5E0" w:sz="6" w:space="0"/>
+              <w:bottom w:val="single" w:color="CBD5E0" w:sz="6" w:space="0"/>
+              <w:right w:val="single" w:color="CBD5E0" w:sz="6" w:space="0"/>
             </w:tcBorders>
           </w:tcPr>
           <w:p>
@@ -466,13 +467,13 @@
         </w:tc>
         <w:tc>
           <w:tcPr>
-            <w:tcW w:type="dxa" w:w="2448"/>
+            <w:tcW w:w="2448" w:type="dxa"/>
             <w:shd w:fill="16324F"/>
             <w:tcBorders>
-              <w:top w:val="single" w:sz="6" w:space="0" w:color="CBD5E0"/>
-              <w:left w:val="single" w:sz="6" w:space="0" w:color="CBD5E0"/>
-              <w:bottom w:val="single" w:sz="6" w:space="0" w:color="CBD5E0"/>
-              <w:right w:val="single" w:sz="6" w:space="0" w:color="CBD5E0"/>
+              <w:top w:val="single" w:color="CBD5E0" w:sz="6" w:space="0"/>
+              <w:left w:val="single" w:color="CBD5E0" w:sz="6" w:space="0"/>
+              <w:bottom w:val="single" w:color="CBD5E0" w:sz="6" w:space="0"/>
+              <w:right w:val="single" w:color="CBD5E0" w:sz="6" w:space="0"/>
             </w:tcBorders>
           </w:tcPr>
           <w:p>
@@ -490,12 +491,12 @@
       <w:tr>
         <w:tc>
           <w:tcPr>
-            <w:tcW w:type="dxa" w:w="648"/>
+            <w:tcW w:w="648" w:type="dxa"/>
             <w:tcBorders>
-              <w:top w:val="single" w:sz="6" w:space="0" w:color="CBD5E0"/>
-              <w:left w:val="single" w:sz="6" w:space="0" w:color="CBD5E0"/>
-              <w:bottom w:val="single" w:sz="6" w:space="0" w:color="CBD5E0"/>
-              <w:right w:val="single" w:sz="6" w:space="0" w:color="CBD5E0"/>
+              <w:top w:val="single" w:color="CBD5E0" w:sz="6" w:space="0"/>
+              <w:left w:val="single" w:color="CBD5E0" w:sz="6" w:space="0"/>
+              <w:bottom w:val="single" w:color="CBD5E0" w:sz="6" w:space="0"/>
+              <w:right w:val="single" w:color="CBD5E0" w:sz="6" w:space="0"/>
             </w:tcBorders>
             <w:vAlign w:val="top"/>
           </w:tcPr>
@@ -510,12 +511,12 @@
         </w:tc>
         <w:tc>
           <w:tcPr>
-            <w:tcW w:type="dxa" w:w="2304"/>
+            <w:tcW w:w="2304" w:type="dxa"/>
             <w:tcBorders>
-              <w:top w:val="single" w:sz="6" w:space="0" w:color="CBD5E0"/>
-              <w:left w:val="single" w:sz="6" w:space="0" w:color="CBD5E0"/>
-              <w:bottom w:val="single" w:sz="6" w:space="0" w:color="CBD5E0"/>
-              <w:right w:val="single" w:sz="6" w:space="0" w:color="CBD5E0"/>
+              <w:top w:val="single" w:color="CBD5E0" w:sz="6" w:space="0"/>
+              <w:left w:val="single" w:color="CBD5E0" w:sz="6" w:space="0"/>
+              <w:bottom w:val="single" w:color="CBD5E0" w:sz="6" w:space="0"/>
+              <w:right w:val="single" w:color="CBD5E0" w:sz="6" w:space="0"/>
             </w:tcBorders>
             <w:vAlign w:val="top"/>
           </w:tcPr>
@@ -530,12 +531,12 @@
         </w:tc>
         <w:tc>
           <w:tcPr>
-            <w:tcW w:type="dxa" w:w="4464"/>
+            <w:tcW w:w="4464" w:type="dxa"/>
             <w:tcBorders>
-              <w:top w:val="single" w:sz="6" w:space="0" w:color="CBD5E0"/>
-              <w:left w:val="single" w:sz="6" w:space="0" w:color="CBD5E0"/>
-              <w:bottom w:val="single" w:sz="6" w:space="0" w:color="CBD5E0"/>
-              <w:right w:val="single" w:sz="6" w:space="0" w:color="CBD5E0"/>
+              <w:top w:val="single" w:color="CBD5E0" w:sz="6" w:space="0"/>
+              <w:left w:val="single" w:color="CBD5E0" w:sz="6" w:space="0"/>
+              <w:bottom w:val="single" w:color="CBD5E0" w:sz="6" w:space="0"/>
+              <w:right w:val="single" w:color="CBD5E0" w:sz="6" w:space="0"/>
             </w:tcBorders>
             <w:vAlign w:val="top"/>
           </w:tcPr>
@@ -550,12 +551,12 @@
         </w:tc>
         <w:tc>
           <w:tcPr>
-            <w:tcW w:type="dxa" w:w="2448"/>
+            <w:tcW w:w="2448" w:type="dxa"/>
             <w:tcBorders>
-              <w:top w:val="single" w:sz="6" w:space="0" w:color="CBD5E0"/>
-              <w:left w:val="single" w:sz="6" w:space="0" w:color="CBD5E0"/>
-              <w:bottom w:val="single" w:sz="6" w:space="0" w:color="CBD5E0"/>
-              <w:right w:val="single" w:sz="6" w:space="0" w:color="CBD5E0"/>
+              <w:top w:val="single" w:color="CBD5E0" w:sz="6" w:space="0"/>
+              <w:left w:val="single" w:color="CBD5E0" w:sz="6" w:space="0"/>
+              <w:bottom w:val="single" w:color="CBD5E0" w:sz="6" w:space="0"/>
+              <w:right w:val="single" w:color="CBD5E0" w:sz="6" w:space="0"/>
             </w:tcBorders>
             <w:vAlign w:val="top"/>
           </w:tcPr>
@@ -572,12 +573,12 @@
       <w:tr>
         <w:tc>
           <w:tcPr>
-            <w:tcW w:type="dxa" w:w="648"/>
+            <w:tcW w:w="648" w:type="dxa"/>
             <w:tcBorders>
-              <w:top w:val="single" w:sz="6" w:space="0" w:color="CBD5E0"/>
-              <w:left w:val="single" w:sz="6" w:space="0" w:color="CBD5E0"/>
-              <w:bottom w:val="single" w:sz="6" w:space="0" w:color="CBD5E0"/>
-              <w:right w:val="single" w:sz="6" w:space="0" w:color="CBD5E0"/>
+              <w:top w:val="single" w:color="CBD5E0" w:sz="6" w:space="0"/>
+              <w:left w:val="single" w:color="CBD5E0" w:sz="6" w:space="0"/>
+              <w:bottom w:val="single" w:color="CBD5E0" w:sz="6" w:space="0"/>
+              <w:right w:val="single" w:color="CBD5E0" w:sz="6" w:space="0"/>
             </w:tcBorders>
             <w:vAlign w:val="top"/>
           </w:tcPr>
@@ -592,12 +593,12 @@
         </w:tc>
         <w:tc>
           <w:tcPr>
-            <w:tcW w:type="dxa" w:w="2304"/>
+            <w:tcW w:w="2304" w:type="dxa"/>
             <w:tcBorders>
-              <w:top w:val="single" w:sz="6" w:space="0" w:color="CBD5E0"/>
-              <w:left w:val="single" w:sz="6" w:space="0" w:color="CBD5E0"/>
-              <w:bottom w:val="single" w:sz="6" w:space="0" w:color="CBD5E0"/>
-              <w:right w:val="single" w:sz="6" w:space="0" w:color="CBD5E0"/>
+              <w:top w:val="single" w:color="CBD5E0" w:sz="6" w:space="0"/>
+              <w:left w:val="single" w:color="CBD5E0" w:sz="6" w:space="0"/>
+              <w:bottom w:val="single" w:color="CBD5E0" w:sz="6" w:space="0"/>
+              <w:right w:val="single" w:color="CBD5E0" w:sz="6" w:space="0"/>
             </w:tcBorders>
             <w:vAlign w:val="top"/>
           </w:tcPr>
@@ -612,12 +613,12 @@
         </w:tc>
         <w:tc>
           <w:tcPr>
-            <w:tcW w:type="dxa" w:w="4464"/>
+            <w:tcW w:w="4464" w:type="dxa"/>
             <w:tcBorders>
-              <w:top w:val="single" w:sz="6" w:space="0" w:color="CBD5E0"/>
-              <w:left w:val="single" w:sz="6" w:space="0" w:color="CBD5E0"/>
-              <w:bottom w:val="single" w:sz="6" w:space="0" w:color="CBD5E0"/>
-              <w:right w:val="single" w:sz="6" w:space="0" w:color="CBD5E0"/>
+              <w:top w:val="single" w:color="CBD5E0" w:sz="6" w:space="0"/>
+              <w:left w:val="single" w:color="CBD5E0" w:sz="6" w:space="0"/>
+              <w:bottom w:val="single" w:color="CBD5E0" w:sz="6" w:space="0"/>
+              <w:right w:val="single" w:color="CBD5E0" w:sz="6" w:space="0"/>
             </w:tcBorders>
             <w:vAlign w:val="top"/>
           </w:tcPr>
@@ -632,12 +633,12 @@
         </w:tc>
         <w:tc>
           <w:tcPr>
-            <w:tcW w:type="dxa" w:w="2448"/>
+            <w:tcW w:w="2448" w:type="dxa"/>
             <w:tcBorders>
-              <w:top w:val="single" w:sz="6" w:space="0" w:color="CBD5E0"/>
-              <w:left w:val="single" w:sz="6" w:space="0" w:color="CBD5E0"/>
-              <w:bottom w:val="single" w:sz="6" w:space="0" w:color="CBD5E0"/>
-              <w:right w:val="single" w:sz="6" w:space="0" w:color="CBD5E0"/>
+              <w:top w:val="single" w:color="CBD5E0" w:sz="6" w:space="0"/>
+              <w:left w:val="single" w:color="CBD5E0" w:sz="6" w:space="0"/>
+              <w:bottom w:val="single" w:color="CBD5E0" w:sz="6" w:space="0"/>
+              <w:right w:val="single" w:color="CBD5E0" w:sz="6" w:space="0"/>
             </w:tcBorders>
             <w:vAlign w:val="top"/>
           </w:tcPr>
@@ -654,12 +655,12 @@
       <w:tr>
         <w:tc>
           <w:tcPr>
-            <w:tcW w:type="dxa" w:w="648"/>
+            <w:tcW w:w="648" w:type="dxa"/>
             <w:tcBorders>
-              <w:top w:val="single" w:sz="6" w:space="0" w:color="CBD5E0"/>
-              <w:left w:val="single" w:sz="6" w:space="0" w:color="CBD5E0"/>
-              <w:bottom w:val="single" w:sz="6" w:space="0" w:color="CBD5E0"/>
-              <w:right w:val="single" w:sz="6" w:space="0" w:color="CBD5E0"/>
+              <w:top w:val="single" w:color="CBD5E0" w:sz="6" w:space="0"/>
+              <w:left w:val="single" w:color="CBD5E0" w:sz="6" w:space="0"/>
+              <w:bottom w:val="single" w:color="CBD5E0" w:sz="6" w:space="0"/>
+              <w:right w:val="single" w:color="CBD5E0" w:sz="6" w:space="0"/>
             </w:tcBorders>
             <w:vAlign w:val="top"/>
           </w:tcPr>
@@ -674,12 +675,12 @@
         </w:tc>
         <w:tc>
           <w:tcPr>
-            <w:tcW w:type="dxa" w:w="2304"/>
+            <w:tcW w:w="2304" w:type="dxa"/>
             <w:tcBorders>
-              <w:top w:val="single" w:sz="6" w:space="0" w:color="CBD5E0"/>
-              <w:left w:val="single" w:sz="6" w:space="0" w:color="CBD5E0"/>
-              <w:bottom w:val="single" w:sz="6" w:space="0" w:color="CBD5E0"/>
-              <w:right w:val="single" w:sz="6" w:space="0" w:color="CBD5E0"/>
+              <w:top w:val="single" w:color="CBD5E0" w:sz="6" w:space="0"/>
+              <w:left w:val="single" w:color="CBD5E0" w:sz="6" w:space="0"/>
+              <w:bottom w:val="single" w:color="CBD5E0" w:sz="6" w:space="0"/>
+              <w:right w:val="single" w:color="CBD5E0" w:sz="6" w:space="0"/>
             </w:tcBorders>
             <w:vAlign w:val="top"/>
           </w:tcPr>
@@ -694,12 +695,12 @@
         </w:tc>
         <w:tc>
           <w:tcPr>
-            <w:tcW w:type="dxa" w:w="4464"/>
+            <w:tcW w:w="4464" w:type="dxa"/>
             <w:tcBorders>
-              <w:top w:val="single" w:sz="6" w:space="0" w:color="CBD5E0"/>
-              <w:left w:val="single" w:sz="6" w:space="0" w:color="CBD5E0"/>
-              <w:bottom w:val="single" w:sz="6" w:space="0" w:color="CBD5E0"/>
-              <w:right w:val="single" w:sz="6" w:space="0" w:color="CBD5E0"/>
+              <w:top w:val="single" w:color="CBD5E0" w:sz="6" w:space="0"/>
+              <w:left w:val="single" w:color="CBD5E0" w:sz="6" w:space="0"/>
+              <w:bottom w:val="single" w:color="CBD5E0" w:sz="6" w:space="0"/>
+              <w:right w:val="single" w:color="CBD5E0" w:sz="6" w:space="0"/>
             </w:tcBorders>
             <w:vAlign w:val="top"/>
           </w:tcPr>
@@ -714,12 +715,12 @@
         </w:tc>
         <w:tc>
           <w:tcPr>
-            <w:tcW w:type="dxa" w:w="2448"/>
+            <w:tcW w:w="2448" w:type="dxa"/>
             <w:tcBorders>
-              <w:top w:val="single" w:sz="6" w:space="0" w:color="CBD5E0"/>
-              <w:left w:val="single" w:sz="6" w:space="0" w:color="CBD5E0"/>
-              <w:bottom w:val="single" w:sz="6" w:space="0" w:color="CBD5E0"/>
-              <w:right w:val="single" w:sz="6" w:space="0" w:color="CBD5E0"/>
+              <w:top w:val="single" w:color="CBD5E0" w:sz="6" w:space="0"/>
+              <w:left w:val="single" w:color="CBD5E0" w:sz="6" w:space="0"/>
+              <w:bottom w:val="single" w:color="CBD5E0" w:sz="6" w:space="0"/>
+              <w:right w:val="single" w:color="CBD5E0" w:sz="6" w:space="0"/>
             </w:tcBorders>
             <w:vAlign w:val="top"/>
           </w:tcPr>
@@ -736,12 +737,12 @@
       <w:tr>
         <w:tc>
           <w:tcPr>
-            <w:tcW w:type="dxa" w:w="648"/>
+            <w:tcW w:w="648" w:type="dxa"/>
             <w:tcBorders>
-              <w:top w:val="single" w:sz="6" w:space="0" w:color="CBD5E0"/>
-              <w:left w:val="single" w:sz="6" w:space="0" w:color="CBD5E0"/>
-              <w:bottom w:val="single" w:sz="6" w:space="0" w:color="CBD5E0"/>
-              <w:right w:val="single" w:sz="6" w:space="0" w:color="CBD5E0"/>
+              <w:top w:val="single" w:color="CBD5E0" w:sz="6" w:space="0"/>
+              <w:left w:val="single" w:color="CBD5E0" w:sz="6" w:space="0"/>
+              <w:bottom w:val="single" w:color="CBD5E0" w:sz="6" w:space="0"/>
+              <w:right w:val="single" w:color="CBD5E0" w:sz="6" w:space="0"/>
             </w:tcBorders>
             <w:vAlign w:val="top"/>
           </w:tcPr>
@@ -756,12 +757,12 @@
         </w:tc>
         <w:tc>
           <w:tcPr>
-            <w:tcW w:type="dxa" w:w="2304"/>
+            <w:tcW w:w="2304" w:type="dxa"/>
             <w:tcBorders>
-              <w:top w:val="single" w:sz="6" w:space="0" w:color="CBD5E0"/>
-              <w:left w:val="single" w:sz="6" w:space="0" w:color="CBD5E0"/>
-              <w:bottom w:val="single" w:sz="6" w:space="0" w:color="CBD5E0"/>
-              <w:right w:val="single" w:sz="6" w:space="0" w:color="CBD5E0"/>
+              <w:top w:val="single" w:color="CBD5E0" w:sz="6" w:space="0"/>
+              <w:left w:val="single" w:color="CBD5E0" w:sz="6" w:space="0"/>
+              <w:bottom w:val="single" w:color="CBD5E0" w:sz="6" w:space="0"/>
+              <w:right w:val="single" w:color="CBD5E0" w:sz="6" w:space="0"/>
             </w:tcBorders>
             <w:vAlign w:val="top"/>
           </w:tcPr>
@@ -776,12 +777,12 @@
         </w:tc>
         <w:tc>
           <w:tcPr>
-            <w:tcW w:type="dxa" w:w="4464"/>
+            <w:tcW w:w="4464" w:type="dxa"/>
             <w:tcBorders>
-              <w:top w:val="single" w:sz="6" w:space="0" w:color="CBD5E0"/>
-              <w:left w:val="single" w:sz="6" w:space="0" w:color="CBD5E0"/>
-              <w:bottom w:val="single" w:sz="6" w:space="0" w:color="CBD5E0"/>
-              <w:right w:val="single" w:sz="6" w:space="0" w:color="CBD5E0"/>
+              <w:top w:val="single" w:color="CBD5E0" w:sz="6" w:space="0"/>
+              <w:left w:val="single" w:color="CBD5E0" w:sz="6" w:space="0"/>
+              <w:bottom w:val="single" w:color="CBD5E0" w:sz="6" w:space="0"/>
+              <w:right w:val="single" w:color="CBD5E0" w:sz="6" w:space="0"/>
             </w:tcBorders>
             <w:vAlign w:val="top"/>
           </w:tcPr>
@@ -796,12 +797,12 @@
         </w:tc>
         <w:tc>
           <w:tcPr>
-            <w:tcW w:type="dxa" w:w="2448"/>
+            <w:tcW w:w="2448" w:type="dxa"/>
             <w:tcBorders>
-              <w:top w:val="single" w:sz="6" w:space="0" w:color="CBD5E0"/>
-              <w:left w:val="single" w:sz="6" w:space="0" w:color="CBD5E0"/>
-              <w:bottom w:val="single" w:sz="6" w:space="0" w:color="CBD5E0"/>
-              <w:right w:val="single" w:sz="6" w:space="0" w:color="CBD5E0"/>
+              <w:top w:val="single" w:color="CBD5E0" w:sz="6" w:space="0"/>
+              <w:left w:val="single" w:color="CBD5E0" w:sz="6" w:space="0"/>
+              <w:bottom w:val="single" w:color="CBD5E0" w:sz="6" w:space="0"/>
+              <w:right w:val="single" w:color="CBD5E0" w:sz="6" w:space="0"/>
             </w:tcBorders>
             <w:vAlign w:val="top"/>
           </w:tcPr>
@@ -827,9 +828,9 @@
     <w:tbl>
       <w:tblPr>
         <w:tblStyle w:val="TableGrid"/>
-        <w:tblW w:type="auto" w:w="0"/>
+        <w:tblW w:w="0" w:type="auto"/>
         <w:jc w:val="center"/>
-        <w:tblLook w:firstColumn="1" w:firstRow="1" w:lastColumn="0" w:lastRow="0" w:noHBand="0" w:noVBand="1" w:val="04A0"/>
+        <w:tblLook w:val="04A0" w:firstRow="1" w:lastRow="0" w:firstColumn="1" w:lastColumn="0" w:noHBand="0" w:noVBand="1"/>
       </w:tblPr>
       <w:tblGrid>
         <w:gridCol w:w="5184"/>
@@ -838,13 +839,13 @@
       <w:tr>
         <w:tc>
           <w:tcPr>
-            <w:tcW w:type="dxa" w:w="3168"/>
+            <w:tcW w:w="3168" w:type="dxa"/>
             <w:shd w:fill="16324F"/>
             <w:tcBorders>
-              <w:top w:val="single" w:sz="6" w:space="0" w:color="CBD5E0"/>
-              <w:left w:val="single" w:sz="6" w:space="0" w:color="CBD5E0"/>
-              <w:bottom w:val="single" w:sz="6" w:space="0" w:color="CBD5E0"/>
-              <w:right w:val="single" w:sz="6" w:space="0" w:color="CBD5E0"/>
+              <w:top w:val="single" w:color="CBD5E0" w:sz="6" w:space="0"/>
+              <w:left w:val="single" w:color="CBD5E0" w:sz="6" w:space="0"/>
+              <w:bottom w:val="single" w:color="CBD5E0" w:sz="6" w:space="0"/>
+              <w:right w:val="single" w:color="CBD5E0" w:sz="6" w:space="0"/>
             </w:tcBorders>
           </w:tcPr>
           <w:p>
@@ -860,13 +861,13 @@
         </w:tc>
         <w:tc>
           <w:tcPr>
-            <w:tcW w:type="dxa" w:w="6912"/>
+            <w:tcW w:w="6912" w:type="dxa"/>
             <w:shd w:fill="16324F"/>
             <w:tcBorders>
-              <w:top w:val="single" w:sz="6" w:space="0" w:color="CBD5E0"/>
-              <w:left w:val="single" w:sz="6" w:space="0" w:color="CBD5E0"/>
-              <w:bottom w:val="single" w:sz="6" w:space="0" w:color="CBD5E0"/>
-              <w:right w:val="single" w:sz="6" w:space="0" w:color="CBD5E0"/>
+              <w:top w:val="single" w:color="CBD5E0" w:sz="6" w:space="0"/>
+              <w:left w:val="single" w:color="CBD5E0" w:sz="6" w:space="0"/>
+              <w:bottom w:val="single" w:color="CBD5E0" w:sz="6" w:space="0"/>
+              <w:right w:val="single" w:color="CBD5E0" w:sz="6" w:space="0"/>
             </w:tcBorders>
           </w:tcPr>
           <w:p>
@@ -884,12 +885,12 @@
       <w:tr>
         <w:tc>
           <w:tcPr>
-            <w:tcW w:type="dxa" w:w="3168"/>
+            <w:tcW w:w="3168" w:type="dxa"/>
             <w:tcBorders>
-              <w:top w:val="single" w:sz="6" w:space="0" w:color="CBD5E0"/>
-              <w:left w:val="single" w:sz="6" w:space="0" w:color="CBD5E0"/>
-              <w:bottom w:val="single" w:sz="6" w:space="0" w:color="CBD5E0"/>
-              <w:right w:val="single" w:sz="6" w:space="0" w:color="CBD5E0"/>
+              <w:top w:val="single" w:color="CBD5E0" w:sz="6" w:space="0"/>
+              <w:left w:val="single" w:color="CBD5E0" w:sz="6" w:space="0"/>
+              <w:bottom w:val="single" w:color="CBD5E0" w:sz="6" w:space="0"/>
+              <w:right w:val="single" w:color="CBD5E0" w:sz="6" w:space="0"/>
             </w:tcBorders>
             <w:vAlign w:val="top"/>
           </w:tcPr>
@@ -904,12 +905,12 @@
         </w:tc>
         <w:tc>
           <w:tcPr>
-            <w:tcW w:type="dxa" w:w="6912"/>
+            <w:tcW w:w="6912" w:type="dxa"/>
             <w:tcBorders>
-              <w:top w:val="single" w:sz="6" w:space="0" w:color="CBD5E0"/>
-              <w:left w:val="single" w:sz="6" w:space="0" w:color="CBD5E0"/>
-              <w:bottom w:val="single" w:sz="6" w:space="0" w:color="CBD5E0"/>
-              <w:right w:val="single" w:sz="6" w:space="0" w:color="CBD5E0"/>
+              <w:top w:val="single" w:color="CBD5E0" w:sz="6" w:space="0"/>
+              <w:left w:val="single" w:color="CBD5E0" w:sz="6" w:space="0"/>
+              <w:bottom w:val="single" w:color="CBD5E0" w:sz="6" w:space="0"/>
+              <w:right w:val="single" w:color="CBD5E0" w:sz="6" w:space="0"/>
             </w:tcBorders>
             <w:vAlign w:val="top"/>
           </w:tcPr>
@@ -926,12 +927,12 @@
       <w:tr>
         <w:tc>
           <w:tcPr>
-            <w:tcW w:type="dxa" w:w="3168"/>
+            <w:tcW w:w="3168" w:type="dxa"/>
             <w:tcBorders>
-              <w:top w:val="single" w:sz="6" w:space="0" w:color="CBD5E0"/>
-              <w:left w:val="single" w:sz="6" w:space="0" w:color="CBD5E0"/>
-              <w:bottom w:val="single" w:sz="6" w:space="0" w:color="CBD5E0"/>
-              <w:right w:val="single" w:sz="6" w:space="0" w:color="CBD5E0"/>
+              <w:top w:val="single" w:color="CBD5E0" w:sz="6" w:space="0"/>
+              <w:left w:val="single" w:color="CBD5E0" w:sz="6" w:space="0"/>
+              <w:bottom w:val="single" w:color="CBD5E0" w:sz="6" w:space="0"/>
+              <w:right w:val="single" w:color="CBD5E0" w:sz="6" w:space="0"/>
             </w:tcBorders>
             <w:vAlign w:val="top"/>
           </w:tcPr>
@@ -946,12 +947,12 @@
         </w:tc>
         <w:tc>
           <w:tcPr>
-            <w:tcW w:type="dxa" w:w="6912"/>
+            <w:tcW w:w="6912" w:type="dxa"/>
             <w:tcBorders>
-              <w:top w:val="single" w:sz="6" w:space="0" w:color="CBD5E0"/>
-              <w:left w:val="single" w:sz="6" w:space="0" w:color="CBD5E0"/>
-              <w:bottom w:val="single" w:sz="6" w:space="0" w:color="CBD5E0"/>
-              <w:right w:val="single" w:sz="6" w:space="0" w:color="CBD5E0"/>
+              <w:top w:val="single" w:color="CBD5E0" w:sz="6" w:space="0"/>
+              <w:left w:val="single" w:color="CBD5E0" w:sz="6" w:space="0"/>
+              <w:bottom w:val="single" w:color="CBD5E0" w:sz="6" w:space="0"/>
+              <w:right w:val="single" w:color="CBD5E0" w:sz="6" w:space="0"/>
             </w:tcBorders>
             <w:vAlign w:val="top"/>
           </w:tcPr>
@@ -968,12 +969,12 @@
       <w:tr>
         <w:tc>
           <w:tcPr>
-            <w:tcW w:type="dxa" w:w="3168"/>
+            <w:tcW w:w="3168" w:type="dxa"/>
             <w:tcBorders>
-              <w:top w:val="single" w:sz="6" w:space="0" w:color="CBD5E0"/>
-              <w:left w:val="single" w:sz="6" w:space="0" w:color="CBD5E0"/>
-              <w:bottom w:val="single" w:sz="6" w:space="0" w:color="CBD5E0"/>
-              <w:right w:val="single" w:sz="6" w:space="0" w:color="CBD5E0"/>
+              <w:top w:val="single" w:color="CBD5E0" w:sz="6" w:space="0"/>
+              <w:left w:val="single" w:color="CBD5E0" w:sz="6" w:space="0"/>
+              <w:bottom w:val="single" w:color="CBD5E0" w:sz="6" w:space="0"/>
+              <w:right w:val="single" w:color="CBD5E0" w:sz="6" w:space="0"/>
             </w:tcBorders>
             <w:vAlign w:val="top"/>
           </w:tcPr>
@@ -988,12 +989,12 @@
         </w:tc>
         <w:tc>
           <w:tcPr>
-            <w:tcW w:type="dxa" w:w="6912"/>
+            <w:tcW w:w="6912" w:type="dxa"/>
             <w:tcBorders>
-              <w:top w:val="single" w:sz="6" w:space="0" w:color="CBD5E0"/>
-              <w:left w:val="single" w:sz="6" w:space="0" w:color="CBD5E0"/>
-              <w:bottom w:val="single" w:sz="6" w:space="0" w:color="CBD5E0"/>
-              <w:right w:val="single" w:sz="6" w:space="0" w:color="CBD5E0"/>
+              <w:top w:val="single" w:color="CBD5E0" w:sz="6" w:space="0"/>
+              <w:left w:val="single" w:color="CBD5E0" w:sz="6" w:space="0"/>
+              <w:bottom w:val="single" w:color="CBD5E0" w:sz="6" w:space="0"/>
+              <w:right w:val="single" w:color="CBD5E0" w:sz="6" w:space="0"/>
             </w:tcBorders>
             <w:vAlign w:val="top"/>
           </w:tcPr>
@@ -1010,12 +1011,12 @@
       <w:tr>
         <w:tc>
           <w:tcPr>
-            <w:tcW w:type="dxa" w:w="3168"/>
+            <w:tcW w:w="3168" w:type="dxa"/>
             <w:tcBorders>
-              <w:top w:val="single" w:sz="6" w:space="0" w:color="CBD5E0"/>
-              <w:left w:val="single" w:sz="6" w:space="0" w:color="CBD5E0"/>
-              <w:bottom w:val="single" w:sz="6" w:space="0" w:color="CBD5E0"/>
-              <w:right w:val="single" w:sz="6" w:space="0" w:color="CBD5E0"/>
+              <w:top w:val="single" w:color="CBD5E0" w:sz="6" w:space="0"/>
+              <w:left w:val="single" w:color="CBD5E0" w:sz="6" w:space="0"/>
+              <w:bottom w:val="single" w:color="CBD5E0" w:sz="6" w:space="0"/>
+              <w:right w:val="single" w:color="CBD5E0" w:sz="6" w:space="0"/>
             </w:tcBorders>
             <w:vAlign w:val="top"/>
           </w:tcPr>
@@ -1030,12 +1031,12 @@
         </w:tc>
         <w:tc>
           <w:tcPr>
-            <w:tcW w:type="dxa" w:w="6912"/>
+            <w:tcW w:w="6912" w:type="dxa"/>
             <w:tcBorders>
-              <w:top w:val="single" w:sz="6" w:space="0" w:color="CBD5E0"/>
-              <w:left w:val="single" w:sz="6" w:space="0" w:color="CBD5E0"/>
-              <w:bottom w:val="single" w:sz="6" w:space="0" w:color="CBD5E0"/>
-              <w:right w:val="single" w:sz="6" w:space="0" w:color="CBD5E0"/>
+              <w:top w:val="single" w:color="CBD5E0" w:sz="6" w:space="0"/>
+              <w:left w:val="single" w:color="CBD5E0" w:sz="6" w:space="0"/>
+              <w:bottom w:val="single" w:color="CBD5E0" w:sz="6" w:space="0"/>
+              <w:right w:val="single" w:color="CBD5E0" w:sz="6" w:space="0"/>
             </w:tcBorders>
             <w:vAlign w:val="top"/>
           </w:tcPr>
@@ -1052,12 +1053,12 @@
       <w:tr>
         <w:tc>
           <w:tcPr>
-            <w:tcW w:type="dxa" w:w="3168"/>
+            <w:tcW w:w="3168" w:type="dxa"/>
             <w:tcBorders>
-              <w:top w:val="single" w:sz="6" w:space="0" w:color="CBD5E0"/>
-              <w:left w:val="single" w:sz="6" w:space="0" w:color="CBD5E0"/>
-              <w:bottom w:val="single" w:sz="6" w:space="0" w:color="CBD5E0"/>
-              <w:right w:val="single" w:sz="6" w:space="0" w:color="CBD5E0"/>
+              <w:top w:val="single" w:color="CBD5E0" w:sz="6" w:space="0"/>
+              <w:left w:val="single" w:color="CBD5E0" w:sz="6" w:space="0"/>
+              <w:bottom w:val="single" w:color="CBD5E0" w:sz="6" w:space="0"/>
+              <w:right w:val="single" w:color="CBD5E0" w:sz="6" w:space="0"/>
             </w:tcBorders>
             <w:vAlign w:val="top"/>
           </w:tcPr>
@@ -1072,12 +1073,12 @@
         </w:tc>
         <w:tc>
           <w:tcPr>
-            <w:tcW w:type="dxa" w:w="6912"/>
+            <w:tcW w:w="6912" w:type="dxa"/>
             <w:tcBorders>
-              <w:top w:val="single" w:sz="6" w:space="0" w:color="CBD5E0"/>
-              <w:left w:val="single" w:sz="6" w:space="0" w:color="CBD5E0"/>
-              <w:bottom w:val="single" w:sz="6" w:space="0" w:color="CBD5E0"/>
-              <w:right w:val="single" w:sz="6" w:space="0" w:color="CBD5E0"/>
+              <w:top w:val="single" w:color="CBD5E0" w:sz="6" w:space="0"/>
+              <w:left w:val="single" w:color="CBD5E0" w:sz="6" w:space="0"/>
+              <w:bottom w:val="single" w:color="CBD5E0" w:sz="6" w:space="0"/>
+              <w:right w:val="single" w:color="CBD5E0" w:sz="6" w:space="0"/>
             </w:tcBorders>
             <w:vAlign w:val="top"/>
           </w:tcPr>
@@ -1103,9 +1104,9 @@
     <w:tbl>
       <w:tblPr>
         <w:tblStyle w:val="TableGrid"/>
-        <w:tblW w:type="auto" w:w="0"/>
+        <w:tblW w:w="0" w:type="auto"/>
         <w:jc w:val="center"/>
-        <w:tblLook w:firstColumn="1" w:firstRow="1" w:lastColumn="0" w:lastRow="0" w:noHBand="0" w:noVBand="1" w:val="04A0"/>
+        <w:tblLook w:val="04A0" w:firstRow="1" w:lastRow="0" w:firstColumn="1" w:lastColumn="0" w:noHBand="0" w:noVBand="1"/>
       </w:tblPr>
       <w:tblGrid>
         <w:gridCol w:w="5184"/>
@@ -1114,13 +1115,13 @@
       <w:tr>
         <w:tc>
           <w:tcPr>
-            <w:tcW w:type="dxa" w:w="3600"/>
+            <w:tcW w:w="3600" w:type="dxa"/>
             <w:shd w:fill="16324F"/>
             <w:tcBorders>
-              <w:top w:val="single" w:sz="6" w:space="0" w:color="CBD5E0"/>
-              <w:left w:val="single" w:sz="6" w:space="0" w:color="CBD5E0"/>
-              <w:bottom w:val="single" w:sz="6" w:space="0" w:color="CBD5E0"/>
-              <w:right w:val="single" w:sz="6" w:space="0" w:color="CBD5E0"/>
+              <w:top w:val="single" w:color="CBD5E0" w:sz="6" w:space="0"/>
+              <w:left w:val="single" w:color="CBD5E0" w:sz="6" w:space="0"/>
+              <w:bottom w:val="single" w:color="CBD5E0" w:sz="6" w:space="0"/>
+              <w:right w:val="single" w:color="CBD5E0" w:sz="6" w:space="0"/>
             </w:tcBorders>
           </w:tcPr>
           <w:p>
@@ -1136,13 +1137,13 @@
         </w:tc>
         <w:tc>
           <w:tcPr>
-            <w:tcW w:type="dxa" w:w="6480"/>
+            <w:tcW w:w="6480" w:type="dxa"/>
             <w:shd w:fill="16324F"/>
             <w:tcBorders>
-              <w:top w:val="single" w:sz="6" w:space="0" w:color="CBD5E0"/>
-              <w:left w:val="single" w:sz="6" w:space="0" w:color="CBD5E0"/>
-              <w:bottom w:val="single" w:sz="6" w:space="0" w:color="CBD5E0"/>
-              <w:right w:val="single" w:sz="6" w:space="0" w:color="CBD5E0"/>
+              <w:top w:val="single" w:color="CBD5E0" w:sz="6" w:space="0"/>
+              <w:left w:val="single" w:color="CBD5E0" w:sz="6" w:space="0"/>
+              <w:bottom w:val="single" w:color="CBD5E0" w:sz="6" w:space="0"/>
+              <w:right w:val="single" w:color="CBD5E0" w:sz="6" w:space="0"/>
             </w:tcBorders>
           </w:tcPr>
           <w:p>
@@ -1160,12 +1161,12 @@
       <w:tr>
         <w:tc>
           <w:tcPr>
-            <w:tcW w:type="dxa" w:w="3600"/>
+            <w:tcW w:w="3600" w:type="dxa"/>
             <w:tcBorders>
-              <w:top w:val="single" w:sz="6" w:space="0" w:color="CBD5E0"/>
-              <w:left w:val="single" w:sz="6" w:space="0" w:color="CBD5E0"/>
-              <w:bottom w:val="single" w:sz="6" w:space="0" w:color="CBD5E0"/>
-              <w:right w:val="single" w:sz="6" w:space="0" w:color="CBD5E0"/>
+              <w:top w:val="single" w:color="CBD5E0" w:sz="6" w:space="0"/>
+              <w:left w:val="single" w:color="CBD5E0" w:sz="6" w:space="0"/>
+              <w:bottom w:val="single" w:color="CBD5E0" w:sz="6" w:space="0"/>
+              <w:right w:val="single" w:color="CBD5E0" w:sz="6" w:space="0"/>
             </w:tcBorders>
             <w:vAlign w:val="top"/>
           </w:tcPr>
@@ -1180,12 +1181,12 @@
         </w:tc>
         <w:tc>
           <w:tcPr>
-            <w:tcW w:type="dxa" w:w="6480"/>
+            <w:tcW w:w="6480" w:type="dxa"/>
             <w:tcBorders>
-              <w:top w:val="single" w:sz="6" w:space="0" w:color="CBD5E0"/>
-              <w:left w:val="single" w:sz="6" w:space="0" w:color="CBD5E0"/>
-              <w:bottom w:val="single" w:sz="6" w:space="0" w:color="CBD5E0"/>
-              <w:right w:val="single" w:sz="6" w:space="0" w:color="CBD5E0"/>
+              <w:top w:val="single" w:color="CBD5E0" w:sz="6" w:space="0"/>
+              <w:left w:val="single" w:color="CBD5E0" w:sz="6" w:space="0"/>
+              <w:bottom w:val="single" w:color="CBD5E0" w:sz="6" w:space="0"/>
+              <w:right w:val="single" w:color="CBD5E0" w:sz="6" w:space="0"/>
             </w:tcBorders>
             <w:vAlign w:val="top"/>
           </w:tcPr>
@@ -1202,12 +1203,12 @@
       <w:tr>
         <w:tc>
           <w:tcPr>
-            <w:tcW w:type="dxa" w:w="3600"/>
+            <w:tcW w:w="3600" w:type="dxa"/>
             <w:tcBorders>
-              <w:top w:val="single" w:sz="6" w:space="0" w:color="CBD5E0"/>
-              <w:left w:val="single" w:sz="6" w:space="0" w:color="CBD5E0"/>
-              <w:bottom w:val="single" w:sz="6" w:space="0" w:color="CBD5E0"/>
-              <w:right w:val="single" w:sz="6" w:space="0" w:color="CBD5E0"/>
+              <w:top w:val="single" w:color="CBD5E0" w:sz="6" w:space="0"/>
+              <w:left w:val="single" w:color="CBD5E0" w:sz="6" w:space="0"/>
+              <w:bottom w:val="single" w:color="CBD5E0" w:sz="6" w:space="0"/>
+              <w:right w:val="single" w:color="CBD5E0" w:sz="6" w:space="0"/>
             </w:tcBorders>
             <w:vAlign w:val="top"/>
           </w:tcPr>
@@ -1222,12 +1223,12 @@
         </w:tc>
         <w:tc>
           <w:tcPr>
-            <w:tcW w:type="dxa" w:w="6480"/>
+            <w:tcW w:w="6480" w:type="dxa"/>
             <w:tcBorders>
-              <w:top w:val="single" w:sz="6" w:space="0" w:color="CBD5E0"/>
-              <w:left w:val="single" w:sz="6" w:space="0" w:color="CBD5E0"/>
-              <w:bottom w:val="single" w:sz="6" w:space="0" w:color="CBD5E0"/>
-              <w:right w:val="single" w:sz="6" w:space="0" w:color="CBD5E0"/>
+              <w:top w:val="single" w:color="CBD5E0" w:sz="6" w:space="0"/>
+              <w:left w:val="single" w:color="CBD5E0" w:sz="6" w:space="0"/>
+              <w:bottom w:val="single" w:color="CBD5E0" w:sz="6" w:space="0"/>
+              <w:right w:val="single" w:color="CBD5E0" w:sz="6" w:space="0"/>
             </w:tcBorders>
             <w:vAlign w:val="top"/>
           </w:tcPr>
@@ -1244,12 +1245,12 @@
       <w:tr>
         <w:tc>
           <w:tcPr>
-            <w:tcW w:type="dxa" w:w="3600"/>
+            <w:tcW w:w="3600" w:type="dxa"/>
             <w:tcBorders>
-              <w:top w:val="single" w:sz="6" w:space="0" w:color="CBD5E0"/>
-              <w:left w:val="single" w:sz="6" w:space="0" w:color="CBD5E0"/>
-              <w:bottom w:val="single" w:sz="6" w:space="0" w:color="CBD5E0"/>
-              <w:right w:val="single" w:sz="6" w:space="0" w:color="CBD5E0"/>
+              <w:top w:val="single" w:color="CBD5E0" w:sz="6" w:space="0"/>
+              <w:left w:val="single" w:color="CBD5E0" w:sz="6" w:space="0"/>
+              <w:bottom w:val="single" w:color="CBD5E0" w:sz="6" w:space="0"/>
+              <w:right w:val="single" w:color="CBD5E0" w:sz="6" w:space="0"/>
             </w:tcBorders>
             <w:vAlign w:val="top"/>
           </w:tcPr>
@@ -1264,12 +1265,12 @@
         </w:tc>
         <w:tc>
           <w:tcPr>
-            <w:tcW w:type="dxa" w:w="6480"/>
+            <w:tcW w:w="6480" w:type="dxa"/>
             <w:tcBorders>
-              <w:top w:val="single" w:sz="6" w:space="0" w:color="CBD5E0"/>
-              <w:left w:val="single" w:sz="6" w:space="0" w:color="CBD5E0"/>
-              <w:bottom w:val="single" w:sz="6" w:space="0" w:color="CBD5E0"/>
-              <w:right w:val="single" w:sz="6" w:space="0" w:color="CBD5E0"/>
+              <w:top w:val="single" w:color="CBD5E0" w:sz="6" w:space="0"/>
+              <w:left w:val="single" w:color="CBD5E0" w:sz="6" w:space="0"/>
+              <w:bottom w:val="single" w:color="CBD5E0" w:sz="6" w:space="0"/>
+              <w:right w:val="single" w:color="CBD5E0" w:sz="6" w:space="0"/>
             </w:tcBorders>
             <w:vAlign w:val="top"/>
           </w:tcPr>
@@ -1286,12 +1287,12 @@
       <w:tr>
         <w:tc>
           <w:tcPr>
-            <w:tcW w:type="dxa" w:w="3600"/>
+            <w:tcW w:w="3600" w:type="dxa"/>
             <w:tcBorders>
-              <w:top w:val="single" w:sz="6" w:space="0" w:color="CBD5E0"/>
-              <w:left w:val="single" w:sz="6" w:space="0" w:color="CBD5E0"/>
-              <w:bottom w:val="single" w:sz="6" w:space="0" w:color="CBD5E0"/>
-              <w:right w:val="single" w:sz="6" w:space="0" w:color="CBD5E0"/>
+              <w:top w:val="single" w:color="CBD5E0" w:sz="6" w:space="0"/>
+              <w:left w:val="single" w:color="CBD5E0" w:sz="6" w:space="0"/>
+              <w:bottom w:val="single" w:color="CBD5E0" w:sz="6" w:space="0"/>
+              <w:right w:val="single" w:color="CBD5E0" w:sz="6" w:space="0"/>
             </w:tcBorders>
             <w:vAlign w:val="top"/>
           </w:tcPr>
@@ -1306,12 +1307,12 @@
         </w:tc>
         <w:tc>
           <w:tcPr>
-            <w:tcW w:type="dxa" w:w="6480"/>
+            <w:tcW w:w="6480" w:type="dxa"/>
             <w:tcBorders>
-              <w:top w:val="single" w:sz="6" w:space="0" w:color="CBD5E0"/>
-              <w:left w:val="single" w:sz="6" w:space="0" w:color="CBD5E0"/>
-              <w:bottom w:val="single" w:sz="6" w:space="0" w:color="CBD5E0"/>
-              <w:right w:val="single" w:sz="6" w:space="0" w:color="CBD5E0"/>
+              <w:top w:val="single" w:color="CBD5E0" w:sz="6" w:space="0"/>
+              <w:left w:val="single" w:color="CBD5E0" w:sz="6" w:space="0"/>
+              <w:bottom w:val="single" w:color="CBD5E0" w:sz="6" w:space="0"/>
+              <w:right w:val="single" w:color="CBD5E0" w:sz="6" w:space="0"/>
             </w:tcBorders>
             <w:vAlign w:val="top"/>
           </w:tcPr>
@@ -1337,9 +1338,9 @@
     <w:tbl>
       <w:tblPr>
         <w:tblStyle w:val="TableGrid"/>
-        <w:tblW w:type="auto" w:w="0"/>
+        <w:tblW w:w="0" w:type="auto"/>
         <w:jc w:val="center"/>
-        <w:tblLook w:firstColumn="1" w:firstRow="1" w:lastColumn="0" w:lastRow="0" w:noHBand="0" w:noVBand="1" w:val="04A0"/>
+        <w:tblLook w:val="04A0" w:firstRow="1" w:lastRow="0" w:firstColumn="1" w:lastColumn="0" w:noHBand="0" w:noVBand="1"/>
       </w:tblPr>
       <w:tblGrid>
         <w:gridCol w:w="5184"/>
@@ -1348,13 +1349,13 @@
       <w:tr>
         <w:tc>
           <w:tcPr>
-            <w:tcW w:type="dxa" w:w="4608"/>
+            <w:tcW w:w="4608" w:type="dxa"/>
             <w:shd w:fill="16324F"/>
             <w:tcBorders>
-              <w:top w:val="single" w:sz="6" w:space="0" w:color="CBD5E0"/>
-              <w:left w:val="single" w:sz="6" w:space="0" w:color="CBD5E0"/>
-              <w:bottom w:val="single" w:sz="6" w:space="0" w:color="CBD5E0"/>
-              <w:right w:val="single" w:sz="6" w:space="0" w:color="CBD5E0"/>
+              <w:top w:val="single" w:color="CBD5E0" w:sz="6" w:space="0"/>
+              <w:left w:val="single" w:color="CBD5E0" w:sz="6" w:space="0"/>
+              <w:bottom w:val="single" w:color="CBD5E0" w:sz="6" w:space="0"/>
+              <w:right w:val="single" w:color="CBD5E0" w:sz="6" w:space="0"/>
             </w:tcBorders>
           </w:tcPr>
           <w:p>
@@ -1370,13 +1371,13 @@
         </w:tc>
         <w:tc>
           <w:tcPr>
-            <w:tcW w:type="dxa" w:w="5472"/>
+            <w:tcW w:w="5472" w:type="dxa"/>
             <w:shd w:fill="16324F"/>
             <w:tcBorders>
-              <w:top w:val="single" w:sz="6" w:space="0" w:color="CBD5E0"/>
-              <w:left w:val="single" w:sz="6" w:space="0" w:color="CBD5E0"/>
-              <w:bottom w:val="single" w:sz="6" w:space="0" w:color="CBD5E0"/>
-              <w:right w:val="single" w:sz="6" w:space="0" w:color="CBD5E0"/>
+              <w:top w:val="single" w:color="CBD5E0" w:sz="6" w:space="0"/>
+              <w:left w:val="single" w:color="CBD5E0" w:sz="6" w:space="0"/>
+              <w:bottom w:val="single" w:color="CBD5E0" w:sz="6" w:space="0"/>
+              <w:right w:val="single" w:color="CBD5E0" w:sz="6" w:space="0"/>
             </w:tcBorders>
           </w:tcPr>
           <w:p>
@@ -1394,12 +1395,12 @@
       <w:tr>
         <w:tc>
           <w:tcPr>
-            <w:tcW w:type="dxa" w:w="4608"/>
+            <w:tcW w:w="4608" w:type="dxa"/>
             <w:tcBorders>
-              <w:top w:val="single" w:sz="6" w:space="0" w:color="CBD5E0"/>
-              <w:left w:val="single" w:sz="6" w:space="0" w:color="CBD5E0"/>
-              <w:bottom w:val="single" w:sz="6" w:space="0" w:color="CBD5E0"/>
-              <w:right w:val="single" w:sz="6" w:space="0" w:color="CBD5E0"/>
+              <w:top w:val="single" w:color="CBD5E0" w:sz="6" w:space="0"/>
+              <w:left w:val="single" w:color="CBD5E0" w:sz="6" w:space="0"/>
+              <w:bottom w:val="single" w:color="CBD5E0" w:sz="6" w:space="0"/>
+              <w:right w:val="single" w:color="CBD5E0" w:sz="6" w:space="0"/>
             </w:tcBorders>
             <w:vAlign w:val="top"/>
           </w:tcPr>
@@ -1414,12 +1415,12 @@
         </w:tc>
         <w:tc>
           <w:tcPr>
-            <w:tcW w:type="dxa" w:w="5472"/>
+            <w:tcW w:w="5472" w:type="dxa"/>
             <w:tcBorders>
-              <w:top w:val="single" w:sz="6" w:space="0" w:color="CBD5E0"/>
-              <w:left w:val="single" w:sz="6" w:space="0" w:color="CBD5E0"/>
-              <w:bottom w:val="single" w:sz="6" w:space="0" w:color="CBD5E0"/>
-              <w:right w:val="single" w:sz="6" w:space="0" w:color="CBD5E0"/>
+              <w:top w:val="single" w:color="CBD5E0" w:sz="6" w:space="0"/>
+              <w:left w:val="single" w:color="CBD5E0" w:sz="6" w:space="0"/>
+              <w:bottom w:val="single" w:color="CBD5E0" w:sz="6" w:space="0"/>
+              <w:right w:val="single" w:color="CBD5E0" w:sz="6" w:space="0"/>
             </w:tcBorders>
             <w:vAlign w:val="top"/>
           </w:tcPr>
@@ -1436,12 +1437,12 @@
       <w:tr>
         <w:tc>
           <w:tcPr>
-            <w:tcW w:type="dxa" w:w="4608"/>
+            <w:tcW w:w="4608" w:type="dxa"/>
             <w:tcBorders>
-              <w:top w:val="single" w:sz="6" w:space="0" w:color="CBD5E0"/>
-              <w:left w:val="single" w:sz="6" w:space="0" w:color="CBD5E0"/>
-              <w:bottom w:val="single" w:sz="6" w:space="0" w:color="CBD5E0"/>
-              <w:right w:val="single" w:sz="6" w:space="0" w:color="CBD5E0"/>
+              <w:top w:val="single" w:color="CBD5E0" w:sz="6" w:space="0"/>
+              <w:left w:val="single" w:color="CBD5E0" w:sz="6" w:space="0"/>
+              <w:bottom w:val="single" w:color="CBD5E0" w:sz="6" w:space="0"/>
+              <w:right w:val="single" w:color="CBD5E0" w:sz="6" w:space="0"/>
             </w:tcBorders>
             <w:vAlign w:val="top"/>
           </w:tcPr>
@@ -1456,12 +1457,12 @@
         </w:tc>
         <w:tc>
           <w:tcPr>
-            <w:tcW w:type="dxa" w:w="5472"/>
+            <w:tcW w:w="5472" w:type="dxa"/>
             <w:tcBorders>
-              <w:top w:val="single" w:sz="6" w:space="0" w:color="CBD5E0"/>
-              <w:left w:val="single" w:sz="6" w:space="0" w:color="CBD5E0"/>
-              <w:bottom w:val="single" w:sz="6" w:space="0" w:color="CBD5E0"/>
-              <w:right w:val="single" w:sz="6" w:space="0" w:color="CBD5E0"/>
+              <w:top w:val="single" w:color="CBD5E0" w:sz="6" w:space="0"/>
+              <w:left w:val="single" w:color="CBD5E0" w:sz="6" w:space="0"/>
+              <w:bottom w:val="single" w:color="CBD5E0" w:sz="6" w:space="0"/>
+              <w:right w:val="single" w:color="CBD5E0" w:sz="6" w:space="0"/>
             </w:tcBorders>
             <w:vAlign w:val="top"/>
           </w:tcPr>
@@ -1478,12 +1479,12 @@
       <w:tr>
         <w:tc>
           <w:tcPr>
-            <w:tcW w:type="dxa" w:w="4608"/>
+            <w:tcW w:w="4608" w:type="dxa"/>
             <w:tcBorders>
-              <w:top w:val="single" w:sz="6" w:space="0" w:color="CBD5E0"/>
-              <w:left w:val="single" w:sz="6" w:space="0" w:color="CBD5E0"/>
-              <w:bottom w:val="single" w:sz="6" w:space="0" w:color="CBD5E0"/>
-              <w:right w:val="single" w:sz="6" w:space="0" w:color="CBD5E0"/>
+              <w:top w:val="single" w:color="CBD5E0" w:sz="6" w:space="0"/>
+              <w:left w:val="single" w:color="CBD5E0" w:sz="6" w:space="0"/>
+              <w:bottom w:val="single" w:color="CBD5E0" w:sz="6" w:space="0"/>
+              <w:right w:val="single" w:color="CBD5E0" w:sz="6" w:space="0"/>
             </w:tcBorders>
             <w:vAlign w:val="top"/>
           </w:tcPr>
@@ -1498,12 +1499,12 @@
         </w:tc>
         <w:tc>
           <w:tcPr>
-            <w:tcW w:type="dxa" w:w="5472"/>
+            <w:tcW w:w="5472" w:type="dxa"/>
             <w:tcBorders>
-              <w:top w:val="single" w:sz="6" w:space="0" w:color="CBD5E0"/>
-              <w:left w:val="single" w:sz="6" w:space="0" w:color="CBD5E0"/>
-              <w:bottom w:val="single" w:sz="6" w:space="0" w:color="CBD5E0"/>
-              <w:right w:val="single" w:sz="6" w:space="0" w:color="CBD5E0"/>
+              <w:top w:val="single" w:color="CBD5E0" w:sz="6" w:space="0"/>
+              <w:left w:val="single" w:color="CBD5E0" w:sz="6" w:space="0"/>
+              <w:bottom w:val="single" w:color="CBD5E0" w:sz="6" w:space="0"/>
+              <w:right w:val="single" w:color="CBD5E0" w:sz="6" w:space="0"/>
             </w:tcBorders>
             <w:vAlign w:val="top"/>
           </w:tcPr>
@@ -1520,12 +1521,12 @@
       <w:tr>
         <w:tc>
           <w:tcPr>
-            <w:tcW w:type="dxa" w:w="4608"/>
+            <w:tcW w:w="4608" w:type="dxa"/>
             <w:tcBorders>
-              <w:top w:val="single" w:sz="6" w:space="0" w:color="CBD5E0"/>
-              <w:left w:val="single" w:sz="6" w:space="0" w:color="CBD5E0"/>
-              <w:bottom w:val="single" w:sz="6" w:space="0" w:color="CBD5E0"/>
-              <w:right w:val="single" w:sz="6" w:space="0" w:color="CBD5E0"/>
+              <w:top w:val="single" w:color="CBD5E0" w:sz="6" w:space="0"/>
+              <w:left w:val="single" w:color="CBD5E0" w:sz="6" w:space="0"/>
+              <w:bottom w:val="single" w:color="CBD5E0" w:sz="6" w:space="0"/>
+              <w:right w:val="single" w:color="CBD5E0" w:sz="6" w:space="0"/>
             </w:tcBorders>
             <w:vAlign w:val="top"/>
           </w:tcPr>
@@ -1540,12 +1541,12 @@
         </w:tc>
         <w:tc>
           <w:tcPr>
-            <w:tcW w:type="dxa" w:w="5472"/>
+            <w:tcW w:w="5472" w:type="dxa"/>
             <w:tcBorders>
-              <w:top w:val="single" w:sz="6" w:space="0" w:color="CBD5E0"/>
-              <w:left w:val="single" w:sz="6" w:space="0" w:color="CBD5E0"/>
-              <w:bottom w:val="single" w:sz="6" w:space="0" w:color="CBD5E0"/>
-              <w:right w:val="single" w:sz="6" w:space="0" w:color="CBD5E0"/>
+              <w:top w:val="single" w:color="CBD5E0" w:sz="6" w:space="0"/>
+              <w:left w:val="single" w:color="CBD5E0" w:sz="6" w:space="0"/>
+              <w:bottom w:val="single" w:color="CBD5E0" w:sz="6" w:space="0"/>
+              <w:right w:val="single" w:color="CBD5E0" w:sz="6" w:space="0"/>
             </w:tcBorders>
             <w:vAlign w:val="top"/>
           </w:tcPr>
@@ -1560,6 +1561,64 @@
         </w:tc>
       </w:tr>
     </w:tbl>
+    <w:p>
+      <w:pPr>
+        <w:pStyle w:val="Heading2"/>
+        <w:keepNext/>
+      </w:pPr>
+      <w:r>
+        <w:rPr/>
+        <w:t xml:space="preserve">7. Нормативный переход продукта</w:t>
+      </w:r>
+    </w:p>
+    <w:p>
+      <w:pPr>
+        <w:numPr>
+          <w:ilvl w:val="0"/>
+          <w:numId w:val="10"/>
+        </w:numPr>
+      </w:pPr>
+      <w:r>
+        <w:rPr/>
+        <w:t xml:space="preserve">Паспорт Спринта полный и утвержден: перейти в Спринт.</w:t>
+      </w:r>
+    </w:p>
+    <w:p>
+      <w:pPr>
+        <w:numPr>
+          <w:ilvl w:val="0"/>
+          <w:numId w:val="10"/>
+        </w:numPr>
+      </w:pPr>
+      <w:r>
+        <w:rPr/>
+        <w:t xml:space="preserve">Паспорт неполный или условия не закрыты: остаться в Сессии и доработать.</w:t>
+      </w:r>
+    </w:p>
+    <w:p>
+      <w:pPr>
+        <w:numPr>
+          <w:ilvl w:val="0"/>
+          <w:numId w:val="10"/>
+        </w:numPr>
+      </w:pPr>
+      <w:r>
+        <w:rPr/>
+        <w:t xml:space="preserve">Нет владельца эффекта, решения или данных, либо обязательный блокер не снят: STOP.</w:t>
+      </w:r>
+    </w:p>
+    <w:p>
+      <w:pPr>
+        <w:numPr>
+          <w:ilvl w:val="0"/>
+          <w:numId w:val="10"/>
+        </w:numPr>
+      </w:pPr>
+      <w:r>
+        <w:rPr/>
+        <w:t xml:space="preserve">Прямой переход из Сессии в Сопровождение запрещен.</w:t>
+      </w:r>
+    </w:p>
     <w:sectPr>
       <w:headerReference w:type="default" r:id="rId10"/>
       <w:footerReference w:type="default" r:id="rId11"/>
@@ -1692,7 +1751,7 @@
         <w:ind w:left="1440" w:hanging="360"/>
       </w:pPr>
       <w:rPr>
-        <w:rFonts w:ascii="Symbol" w:hAnsi="Symbol" w:hint="default"/>
+        <w:rFonts w:hint="default" w:ascii="Symbol" w:hAnsi="Symbol"/>
       </w:rPr>
     </w:lvl>
   </w:abstractNum>
@@ -1713,7 +1772,7 @@
         <w:ind w:left="1080" w:hanging="360"/>
       </w:pPr>
       <w:rPr>
-        <w:rFonts w:ascii="Symbol" w:hAnsi="Symbol" w:hint="default"/>
+        <w:rFonts w:hint="default" w:ascii="Symbol" w:hAnsi="Symbol"/>
       </w:rPr>
     </w:lvl>
   </w:abstractNum>
@@ -1734,7 +1793,7 @@
         <w:ind w:left="720" w:hanging="360"/>
       </w:pPr>
       <w:rPr>
-        <w:rFonts w:ascii="Symbol" w:hAnsi="Symbol" w:hint="default"/>
+        <w:rFonts w:hint="default" w:ascii="Symbol" w:hAnsi="Symbol"/>
       </w:rPr>
     </w:lvl>
   </w:abstractNum>
@@ -1773,8 +1832,92 @@
         <w:ind w:left="360" w:hanging="360"/>
       </w:pPr>
       <w:rPr>
-        <w:rFonts w:ascii="Symbol" w:hAnsi="Symbol" w:hint="default"/>
-      </w:rPr>
+        <w:rFonts w:hint="default" w:ascii="Symbol" w:hAnsi="Symbol"/>
+      </w:rPr>
+    </w:lvl>
+  </w:abstractNum>
+  <w:abstractNum w:abstractNumId="9">
+    <w:multiLevelType w:val="hybridMultilevel"/>
+    <w:lvl w:ilvl="0">
+      <w:start w:val="1"/>
+      <w:numFmt w:val="bullet"/>
+      <w:lvlText w:val="•"/>
+      <w:lvlJc w:val="left"/>
+      <w:pPr>
+        <w:ind w:left="720" w:hanging="360"/>
+      </w:pPr>
+    </w:lvl>
+    <w:lvl w:ilvl="1">
+      <w:start w:val="1"/>
+      <w:numFmt w:val="bullet"/>
+      <w:lvlText w:val="◦"/>
+      <w:lvlJc w:val="left"/>
+      <w:pPr>
+        <w:ind w:left="1440" w:hanging="360"/>
+      </w:pPr>
+    </w:lvl>
+    <w:lvl w:ilvl="2">
+      <w:start w:val="1"/>
+      <w:numFmt w:val="bullet"/>
+      <w:lvlText w:val="▪"/>
+      <w:lvlJc w:val="left"/>
+      <w:pPr>
+        <w:ind w:left="2160" w:hanging="360"/>
+      </w:pPr>
+    </w:lvl>
+    <w:lvl w:ilvl="3">
+      <w:start w:val="1"/>
+      <w:numFmt w:val="bullet"/>
+      <w:lvlText w:val="•"/>
+      <w:lvlJc w:val="left"/>
+      <w:pPr>
+        <w:ind w:left="2880" w:hanging="360"/>
+      </w:pPr>
+    </w:lvl>
+    <w:lvl w:ilvl="4">
+      <w:start w:val="1"/>
+      <w:numFmt w:val="bullet"/>
+      <w:lvlText w:val="◦"/>
+      <w:lvlJc w:val="left"/>
+      <w:pPr>
+        <w:ind w:left="3600" w:hanging="360"/>
+      </w:pPr>
+    </w:lvl>
+    <w:lvl w:ilvl="5">
+      <w:start w:val="1"/>
+      <w:numFmt w:val="bullet"/>
+      <w:lvlText w:val="▪"/>
+      <w:lvlJc w:val="left"/>
+      <w:pPr>
+        <w:ind w:left="4320" w:hanging="360"/>
+      </w:pPr>
+    </w:lvl>
+    <w:lvl w:ilvl="6">
+      <w:start w:val="1"/>
+      <w:numFmt w:val="bullet"/>
+      <w:lvlText w:val="•"/>
+      <w:lvlJc w:val="left"/>
+      <w:pPr>
+        <w:ind w:left="5040" w:hanging="360"/>
+      </w:pPr>
+    </w:lvl>
+    <w:lvl w:ilvl="7">
+      <w:start w:val="1"/>
+      <w:numFmt w:val="bullet"/>
+      <w:lvlText w:val="◦"/>
+      <w:lvlJc w:val="left"/>
+      <w:pPr>
+        <w:ind w:left="5760" w:hanging="360"/>
+      </w:pPr>
+    </w:lvl>
+    <w:lvl w:ilvl="8">
+      <w:start w:val="1"/>
+      <w:numFmt w:val="bullet"/>
+      <w:lvlText w:val="▪"/>
+      <w:lvlJc w:val="left"/>
+      <w:pPr>
+        <w:ind w:left="6480" w:hanging="360"/>
+      </w:pPr>
     </w:lvl>
   </w:abstractNum>
   <w:num w:numId="1">
@@ -1804,6 +1947,9 @@
   <w:num w:numId="9">
     <w:abstractNumId w:val="0"/>
   </w:num>
+  <w:num w:numId="10">
+    <w:abstractNumId w:val="9"/>
+  </w:num>
 </w:numbering>
 </file>
 
@@ -1812,7 +1958,7 @@
   <w:docDefaults>
     <w:rPrDefault>
       <w:rPr>
-        <w:rFonts w:asciiTheme="minorHAnsi" w:eastAsiaTheme="minorEastAsia" w:hAnsiTheme="minorHAnsi" w:cstheme="minorBidi"/>
+        <w:rFonts w:asciiTheme="minorHAnsi" w:hAnsiTheme="minorHAnsi" w:eastAsiaTheme="minorEastAsia" w:cstheme="minorBidi"/>
         <w:sz w:val="22"/>
         <w:szCs w:val="22"/>
         <w:lang w:val="en-US" w:eastAsia="en-US" w:bidi="ar-SA"/>
@@ -1825,8 +1971,8 @@
     </w:pPrDefault>
   </w:docDefaults>
   <w:latentStyles w:defLockedState="0" w:defUIPriority="99" w:defSemiHidden="1" w:defUnhideWhenUsed="1" w:defQFormat="0" w:count="276">
-    <w:lsdException w:name="Normal" w:semiHidden="0" w:uiPriority="0" w:unhideWhenUsed="0" w:qFormat="1"/>
-    <w:lsdException w:name="heading 1" w:semiHidden="0" w:uiPriority="9" w:unhideWhenUsed="0" w:qFormat="1"/>
+    <w:lsdException w:name="Normal" w:uiPriority="0" w:semiHidden="0" w:unhideWhenUsed="0" w:qFormat="1"/>
+    <w:lsdException w:name="heading 1" w:uiPriority="9" w:semiHidden="0" w:unhideWhenUsed="0" w:qFormat="1"/>
     <w:lsdException w:name="heading 2" w:uiPriority="9" w:qFormat="1"/>
     <w:lsdException w:name="heading 3" w:uiPriority="9" w:qFormat="1"/>
     <w:lsdException w:name="heading 4" w:uiPriority="9" w:qFormat="1"/>
@@ -1845,125 +1991,125 @@
     <w:lsdException w:name="toc 8" w:uiPriority="39"/>
     <w:lsdException w:name="toc 9" w:uiPriority="39"/>
     <w:lsdException w:name="caption" w:uiPriority="35" w:qFormat="1"/>
-    <w:lsdException w:name="Title" w:semiHidden="0" w:uiPriority="10" w:unhideWhenUsed="0" w:qFormat="1"/>
+    <w:lsdException w:name="Title" w:uiPriority="10" w:semiHidden="0" w:unhideWhenUsed="0" w:qFormat="1"/>
     <w:lsdException w:name="Default Paragraph Font" w:uiPriority="1"/>
-    <w:lsdException w:name="Subtitle" w:semiHidden="0" w:uiPriority="11" w:unhideWhenUsed="0" w:qFormat="1"/>
-    <w:lsdException w:name="Strong" w:semiHidden="0" w:uiPriority="22" w:unhideWhenUsed="0" w:qFormat="1"/>
-    <w:lsdException w:name="Emphasis" w:semiHidden="0" w:uiPriority="20" w:unhideWhenUsed="0" w:qFormat="1"/>
-    <w:lsdException w:name="Table Grid" w:semiHidden="0" w:uiPriority="59" w:unhideWhenUsed="0"/>
+    <w:lsdException w:name="Subtitle" w:uiPriority="11" w:semiHidden="0" w:unhideWhenUsed="0" w:qFormat="1"/>
+    <w:lsdException w:name="Strong" w:uiPriority="22" w:semiHidden="0" w:unhideWhenUsed="0" w:qFormat="1"/>
+    <w:lsdException w:name="Emphasis" w:uiPriority="20" w:semiHidden="0" w:unhideWhenUsed="0" w:qFormat="1"/>
+    <w:lsdException w:name="Table Grid" w:uiPriority="59" w:semiHidden="0" w:unhideWhenUsed="0"/>
     <w:lsdException w:name="Placeholder Text" w:unhideWhenUsed="0"/>
-    <w:lsdException w:name="No Spacing" w:semiHidden="0" w:uiPriority="1" w:unhideWhenUsed="0" w:qFormat="1"/>
-    <w:lsdException w:name="Light Shading" w:semiHidden="0" w:uiPriority="60" w:unhideWhenUsed="0"/>
-    <w:lsdException w:name="Light List" w:semiHidden="0" w:uiPriority="61" w:unhideWhenUsed="0"/>
-    <w:lsdException w:name="Light Grid" w:semiHidden="0" w:uiPriority="62" w:unhideWhenUsed="0"/>
-    <w:lsdException w:name="Medium Shading 1" w:semiHidden="0" w:uiPriority="63" w:unhideWhenUsed="0"/>
-    <w:lsdException w:name="Medium Shading 2" w:semiHidden="0" w:uiPriority="64" w:unhideWhenUsed="0"/>
-    <w:lsdException w:name="Medium List 1" w:semiHidden="0" w:uiPriority="65" w:unhideWhenUsed="0"/>
-    <w:lsdException w:name="Medium List 2" w:semiHidden="0" w:uiPriority="66" w:unhideWhenUsed="0"/>
-    <w:lsdException w:name="Medium Grid 1" w:semiHidden="0" w:uiPriority="67" w:unhideWhenUsed="0"/>
-    <w:lsdException w:name="Medium Grid 2" w:semiHidden="0" w:uiPriority="68" w:unhideWhenUsed="0"/>
-    <w:lsdException w:name="Medium Grid 3" w:semiHidden="0" w:uiPriority="69" w:unhideWhenUsed="0"/>
-    <w:lsdException w:name="Dark List" w:semiHidden="0" w:uiPriority="70" w:unhideWhenUsed="0"/>
-    <w:lsdException w:name="Colorful Shading" w:semiHidden="0" w:uiPriority="71" w:unhideWhenUsed="0"/>
-    <w:lsdException w:name="Colorful List" w:semiHidden="0" w:uiPriority="72" w:unhideWhenUsed="0"/>
-    <w:lsdException w:name="Colorful Grid" w:semiHidden="0" w:uiPriority="73" w:unhideWhenUsed="0"/>
-    <w:lsdException w:name="Light Shading Accent 1" w:semiHidden="0" w:uiPriority="60" w:unhideWhenUsed="0"/>
-    <w:lsdException w:name="Light List Accent 1" w:semiHidden="0" w:uiPriority="61" w:unhideWhenUsed="0"/>
-    <w:lsdException w:name="Light Grid Accent 1" w:semiHidden="0" w:uiPriority="62" w:unhideWhenUsed="0"/>
-    <w:lsdException w:name="Medium Shading 1 Accent 1" w:semiHidden="0" w:uiPriority="63" w:unhideWhenUsed="0"/>
-    <w:lsdException w:name="Medium Shading 2 Accent 1" w:semiHidden="0" w:uiPriority="64" w:unhideWhenUsed="0"/>
-    <w:lsdException w:name="Medium List 1 Accent 1" w:semiHidden="0" w:uiPriority="65" w:unhideWhenUsed="0"/>
+    <w:lsdException w:name="No Spacing" w:uiPriority="1" w:semiHidden="0" w:unhideWhenUsed="0" w:qFormat="1"/>
+    <w:lsdException w:name="Light Shading" w:uiPriority="60" w:semiHidden="0" w:unhideWhenUsed="0"/>
+    <w:lsdException w:name="Light List" w:uiPriority="61" w:semiHidden="0" w:unhideWhenUsed="0"/>
+    <w:lsdException w:name="Light Grid" w:uiPriority="62" w:semiHidden="0" w:unhideWhenUsed="0"/>
+    <w:lsdException w:name="Medium Shading 1" w:uiPriority="63" w:semiHidden="0" w:unhideWhenUsed="0"/>
+    <w:lsdException w:name="Medium Shading 2" w:uiPriority="64" w:semiHidden="0" w:unhideWhenUsed="0"/>
+    <w:lsdException w:name="Medium List 1" w:uiPriority="65" w:semiHidden="0" w:unhideWhenUsed="0"/>
+    <w:lsdException w:name="Medium List 2" w:uiPriority="66" w:semiHidden="0" w:unhideWhenUsed="0"/>
+    <w:lsdException w:name="Medium Grid 1" w:uiPriority="67" w:semiHidden="0" w:unhideWhenUsed="0"/>
+    <w:lsdException w:name="Medium Grid 2" w:uiPriority="68" w:semiHidden="0" w:unhideWhenUsed="0"/>
+    <w:lsdException w:name="Medium Grid 3" w:uiPriority="69" w:semiHidden="0" w:unhideWhenUsed="0"/>
+    <w:lsdException w:name="Dark List" w:uiPriority="70" w:semiHidden="0" w:unhideWhenUsed="0"/>
+    <w:lsdException w:name="Colorful Shading" w:uiPriority="71" w:semiHidden="0" w:unhideWhenUsed="0"/>
+    <w:lsdException w:name="Colorful List" w:uiPriority="72" w:semiHidden="0" w:unhideWhenUsed="0"/>
+    <w:lsdException w:name="Colorful Grid" w:uiPriority="73" w:semiHidden="0" w:unhideWhenUsed="0"/>
+    <w:lsdException w:name="Light Shading Accent 1" w:uiPriority="60" w:semiHidden="0" w:unhideWhenUsed="0"/>
+    <w:lsdException w:name="Light List Accent 1" w:uiPriority="61" w:semiHidden="0" w:unhideWhenUsed="0"/>
+    <w:lsdException w:name="Light Grid Accent 1" w:uiPriority="62" w:semiHidden="0" w:unhideWhenUsed="0"/>
+    <w:lsdException w:name="Medium Shading 1 Accent 1" w:uiPriority="63" w:semiHidden="0" w:unhideWhenUsed="0"/>
+    <w:lsdException w:name="Medium Shading 2 Accent 1" w:uiPriority="64" w:semiHidden="0" w:unhideWhenUsed="0"/>
+    <w:lsdException w:name="Medium List 1 Accent 1" w:uiPriority="65" w:semiHidden="0" w:unhideWhenUsed="0"/>
     <w:lsdException w:name="Revision" w:unhideWhenUsed="0"/>
-    <w:lsdException w:name="List Paragraph" w:semiHidden="0" w:uiPriority="34" w:unhideWhenUsed="0" w:qFormat="1"/>
-    <w:lsdException w:name="Quote" w:semiHidden="0" w:uiPriority="29" w:unhideWhenUsed="0" w:qFormat="1"/>
-    <w:lsdException w:name="Intense Quote" w:semiHidden="0" w:uiPriority="30" w:unhideWhenUsed="0" w:qFormat="1"/>
-    <w:lsdException w:name="Medium List 2 Accent 1" w:semiHidden="0" w:uiPriority="66" w:unhideWhenUsed="0"/>
-    <w:lsdException w:name="Medium Grid 1 Accent 1" w:semiHidden="0" w:uiPriority="67" w:unhideWhenUsed="0"/>
-    <w:lsdException w:name="Medium Grid 2 Accent 1" w:semiHidden="0" w:uiPriority="68" w:unhideWhenUsed="0"/>
-    <w:lsdException w:name="Medium Grid 3 Accent 1" w:semiHidden="0" w:uiPriority="69" w:unhideWhenUsed="0"/>
-    <w:lsdException w:name="Dark List Accent 1" w:semiHidden="0" w:uiPriority="70" w:unhideWhenUsed="0"/>
-    <w:lsdException w:name="Colorful Shading Accent 1" w:semiHidden="0" w:uiPriority="71" w:unhideWhenUsed="0"/>
-    <w:lsdException w:name="Colorful List Accent 1" w:semiHidden="0" w:uiPriority="72" w:unhideWhenUsed="0"/>
-    <w:lsdException w:name="Colorful Grid Accent 1" w:semiHidden="0" w:uiPriority="73" w:unhideWhenUsed="0"/>
-    <w:lsdException w:name="Light Shading Accent 2" w:semiHidden="0" w:uiPriority="60" w:unhideWhenUsed="0"/>
-    <w:lsdException w:name="Light List Accent 2" w:semiHidden="0" w:uiPriority="61" w:unhideWhenUsed="0"/>
-    <w:lsdException w:name="Light Grid Accent 2" w:semiHidden="0" w:uiPriority="62" w:unhideWhenUsed="0"/>
-    <w:lsdException w:name="Medium Shading 1 Accent 2" w:semiHidden="0" w:uiPriority="63" w:unhideWhenUsed="0"/>
-    <w:lsdException w:name="Medium Shading 2 Accent 2" w:semiHidden="0" w:uiPriority="64" w:unhideWhenUsed="0"/>
-    <w:lsdException w:name="Medium List 1 Accent 2" w:semiHidden="0" w:uiPriority="65" w:unhideWhenUsed="0"/>
-    <w:lsdException w:name="Medium List 2 Accent 2" w:semiHidden="0" w:uiPriority="66" w:unhideWhenUsed="0"/>
-    <w:lsdException w:name="Medium Grid 1 Accent 2" w:semiHidden="0" w:uiPriority="67" w:unhideWhenUsed="0"/>
-    <w:lsdException w:name="Medium Grid 2 Accent 2" w:semiHidden="0" w:uiPriority="68" w:unhideWhenUsed="0"/>
-    <w:lsdException w:name="Medium Grid 3 Accent 2" w:semiHidden="0" w:uiPriority="69" w:unhideWhenUsed="0"/>
-    <w:lsdException w:name="Dark List Accent 2" w:semiHidden="0" w:uiPriority="70" w:unhideWhenUsed="0"/>
-    <w:lsdException w:name="Colorful Shading Accent 2" w:semiHidden="0" w:uiPriority="71" w:unhideWhenUsed="0"/>
-    <w:lsdException w:name="Colorful List Accent 2" w:semiHidden="0" w:uiPriority="72" w:unhideWhenUsed="0"/>
-    <w:lsdException w:name="Colorful Grid Accent 2" w:semiHidden="0" w:uiPriority="73" w:unhideWhenUsed="0"/>
-    <w:lsdException w:name="Light Shading Accent 3" w:semiHidden="0" w:uiPriority="60" w:unhideWhenUsed="0"/>
-    <w:lsdException w:name="Light List Accent 3" w:semiHidden="0" w:uiPriority="61" w:unhideWhenUsed="0"/>
-    <w:lsdException w:name="Light Grid Accent 3" w:semiHidden="0" w:uiPriority="62" w:unhideWhenUsed="0"/>
-    <w:lsdException w:name="Medium Shading 1 Accent 3" w:semiHidden="0" w:uiPriority="63" w:unhideWhenUsed="0"/>
-    <w:lsdException w:name="Medium Shading 2 Accent 3" w:semiHidden="0" w:uiPriority="64" w:unhideWhenUsed="0"/>
-    <w:lsdException w:name="Medium List 1 Accent 3" w:semiHidden="0" w:uiPriority="65" w:unhideWhenUsed="0"/>
-    <w:lsdException w:name="Medium List 2 Accent 3" w:semiHidden="0" w:uiPriority="66" w:unhideWhenUsed="0"/>
-    <w:lsdException w:name="Medium Grid 1 Accent 3" w:semiHidden="0" w:uiPriority="67" w:unhideWhenUsed="0"/>
-    <w:lsdException w:name="Medium Grid 2 Accent 3" w:semiHidden="0" w:uiPriority="68" w:unhideWhenUsed="0"/>
-    <w:lsdException w:name="Medium Grid 3 Accent 3" w:semiHidden="0" w:uiPriority="69" w:unhideWhenUsed="0"/>
-    <w:lsdException w:name="Dark List Accent 3" w:semiHidden="0" w:uiPriority="70" w:unhideWhenUsed="0"/>
-    <w:lsdException w:name="Colorful Shading Accent 3" w:semiHidden="0" w:uiPriority="71" w:unhideWhenUsed="0"/>
-    <w:lsdException w:name="Colorful List Accent 3" w:semiHidden="0" w:uiPriority="72" w:unhideWhenUsed="0"/>
-    <w:lsdException w:name="Colorful Grid Accent 3" w:semiHidden="0" w:uiPriority="73" w:unhideWhenUsed="0"/>
-    <w:lsdException w:name="Light Shading Accent 4" w:semiHidden="0" w:uiPriority="60" w:unhideWhenUsed="0"/>
-    <w:lsdException w:name="Light List Accent 4" w:semiHidden="0" w:uiPriority="61" w:unhideWhenUsed="0"/>
-    <w:lsdException w:name="Light Grid Accent 4" w:semiHidden="0" w:uiPriority="62" w:unhideWhenUsed="0"/>
-    <w:lsdException w:name="Medium Shading 1 Accent 4" w:semiHidden="0" w:uiPriority="63" w:unhideWhenUsed="0"/>
-    <w:lsdException w:name="Medium Shading 2 Accent 4" w:semiHidden="0" w:uiPriority="64" w:unhideWhenUsed="0"/>
-    <w:lsdException w:name="Medium List 1 Accent 4" w:semiHidden="0" w:uiPriority="65" w:unhideWhenUsed="0"/>
-    <w:lsdException w:name="Medium List 2 Accent 4" w:semiHidden="0" w:uiPriority="66" w:unhideWhenUsed="0"/>
-    <w:lsdException w:name="Medium Grid 1 Accent 4" w:semiHidden="0" w:uiPriority="67" w:unhideWhenUsed="0"/>
-    <w:lsdException w:name="Medium Grid 2 Accent 4" w:semiHidden="0" w:uiPriority="68" w:unhideWhenUsed="0"/>
-    <w:lsdException w:name="Medium Grid 3 Accent 4" w:semiHidden="0" w:uiPriority="69" w:unhideWhenUsed="0"/>
-    <w:lsdException w:name="Dark List Accent 4" w:semiHidden="0" w:uiPriority="70" w:unhideWhenUsed="0"/>
-    <w:lsdException w:name="Colorful Shading Accent 4" w:semiHidden="0" w:uiPriority="71" w:unhideWhenUsed="0"/>
-    <w:lsdException w:name="Colorful List Accent 4" w:semiHidden="0" w:uiPriority="72" w:unhideWhenUsed="0"/>
-    <w:lsdException w:name="Colorful Grid Accent 4" w:semiHidden="0" w:uiPriority="73" w:unhideWhenUsed="0"/>
-    <w:lsdException w:name="Light Shading Accent 5" w:semiHidden="0" w:uiPriority="60" w:unhideWhenUsed="0"/>
-    <w:lsdException w:name="Light List Accent 5" w:semiHidden="0" w:uiPriority="61" w:unhideWhenUsed="0"/>
-    <w:lsdException w:name="Light Grid Accent 5" w:semiHidden="0" w:uiPriority="62" w:unhideWhenUsed="0"/>
-    <w:lsdException w:name="Medium Shading 1 Accent 5" w:semiHidden="0" w:uiPriority="63" w:unhideWhenUsed="0"/>
-    <w:lsdException w:name="Medium Shading 2 Accent 5" w:semiHidden="0" w:uiPriority="64" w:unhideWhenUsed="0"/>
-    <w:lsdException w:name="Medium List 1 Accent 5" w:semiHidden="0" w:uiPriority="65" w:unhideWhenUsed="0"/>
-    <w:lsdException w:name="Medium List 2 Accent 5" w:semiHidden="0" w:uiPriority="66" w:unhideWhenUsed="0"/>
-    <w:lsdException w:name="Medium Grid 1 Accent 5" w:semiHidden="0" w:uiPriority="67" w:unhideWhenUsed="0"/>
-    <w:lsdException w:name="Medium Grid 2 Accent 5" w:semiHidden="0" w:uiPriority="68" w:unhideWhenUsed="0"/>
-    <w:lsdException w:name="Medium Grid 3 Accent 5" w:semiHidden="0" w:uiPriority="69" w:unhideWhenUsed="0"/>
-    <w:lsdException w:name="Dark List Accent 5" w:semiHidden="0" w:uiPriority="70" w:unhideWhenUsed="0"/>
-    <w:lsdException w:name="Colorful Shading Accent 5" w:semiHidden="0" w:uiPriority="71" w:unhideWhenUsed="0"/>
-    <w:lsdException w:name="Colorful List Accent 5" w:semiHidden="0" w:uiPriority="72" w:unhideWhenUsed="0"/>
-    <w:lsdException w:name="Colorful Grid Accent 5" w:semiHidden="0" w:uiPriority="73" w:unhideWhenUsed="0"/>
-    <w:lsdException w:name="Light Shading Accent 6" w:semiHidden="0" w:uiPriority="60" w:unhideWhenUsed="0"/>
-    <w:lsdException w:name="Light List Accent 6" w:semiHidden="0" w:uiPriority="61" w:unhideWhenUsed="0"/>
-    <w:lsdException w:name="Light Grid Accent 6" w:semiHidden="0" w:uiPriority="62" w:unhideWhenUsed="0"/>
-    <w:lsdException w:name="Medium Shading 1 Accent 6" w:semiHidden="0" w:uiPriority="63" w:unhideWhenUsed="0"/>
-    <w:lsdException w:name="Medium Shading 2 Accent 6" w:semiHidden="0" w:uiPriority="64" w:unhideWhenUsed="0"/>
-    <w:lsdException w:name="Medium List 1 Accent 6" w:semiHidden="0" w:uiPriority="65" w:unhideWhenUsed="0"/>
-    <w:lsdException w:name="Medium List 2 Accent 6" w:semiHidden="0" w:uiPriority="66" w:unhideWhenUsed="0"/>
-    <w:lsdException w:name="Medium Grid 1 Accent 6" w:semiHidden="0" w:uiPriority="67" w:unhideWhenUsed="0"/>
-    <w:lsdException w:name="Medium Grid 2 Accent 6" w:semiHidden="0" w:uiPriority="68" w:unhideWhenUsed="0"/>
-    <w:lsdException w:name="Medium Grid 3 Accent 6" w:semiHidden="0" w:uiPriority="69" w:unhideWhenUsed="0"/>
-    <w:lsdException w:name="Dark List Accent 6" w:semiHidden="0" w:uiPriority="70" w:unhideWhenUsed="0"/>
-    <w:lsdException w:name="Colorful Shading Accent 6" w:semiHidden="0" w:uiPriority="71" w:unhideWhenUsed="0"/>
-    <w:lsdException w:name="Colorful List Accent 6" w:semiHidden="0" w:uiPriority="72" w:unhideWhenUsed="0"/>
-    <w:lsdException w:name="Colorful Grid Accent 6" w:semiHidden="0" w:uiPriority="73" w:unhideWhenUsed="0"/>
-    <w:lsdException w:name="Subtle Emphasis" w:semiHidden="0" w:uiPriority="19" w:unhideWhenUsed="0" w:qFormat="1"/>
-    <w:lsdException w:name="Intense Emphasis" w:semiHidden="0" w:uiPriority="21" w:unhideWhenUsed="0" w:qFormat="1"/>
-    <w:lsdException w:name="Subtle Reference" w:semiHidden="0" w:uiPriority="31" w:unhideWhenUsed="0" w:qFormat="1"/>
-    <w:lsdException w:name="Intense Reference" w:semiHidden="0" w:uiPriority="32" w:unhideWhenUsed="0" w:qFormat="1"/>
-    <w:lsdException w:name="Book Title" w:semiHidden="0" w:uiPriority="33" w:unhideWhenUsed="0" w:qFormat="1"/>
+    <w:lsdException w:name="List Paragraph" w:uiPriority="34" w:semiHidden="0" w:unhideWhenUsed="0" w:qFormat="1"/>
+    <w:lsdException w:name="Quote" w:uiPriority="29" w:semiHidden="0" w:unhideWhenUsed="0" w:qFormat="1"/>
+    <w:lsdException w:name="Intense Quote" w:uiPriority="30" w:semiHidden="0" w:unhideWhenUsed="0" w:qFormat="1"/>
+    <w:lsdException w:name="Medium List 2 Accent 1" w:uiPriority="66" w:semiHidden="0" w:unhideWhenUsed="0"/>
+    <w:lsdException w:name="Medium Grid 1 Accent 1" w:uiPriority="67" w:semiHidden="0" w:unhideWhenUsed="0"/>
+    <w:lsdException w:name="Medium Grid 2 Accent 1" w:uiPriority="68" w:semiHidden="0" w:unhideWhenUsed="0"/>
+    <w:lsdException w:name="Medium Grid 3 Accent 1" w:uiPriority="69" w:semiHidden="0" w:unhideWhenUsed="0"/>
+    <w:lsdException w:name="Dark List Accent 1" w:uiPriority="70" w:semiHidden="0" w:unhideWhenUsed="0"/>
+    <w:lsdException w:name="Colorful Shading Accent 1" w:uiPriority="71" w:semiHidden="0" w:unhideWhenUsed="0"/>
+    <w:lsdException w:name="Colorful List Accent 1" w:uiPriority="72" w:semiHidden="0" w:unhideWhenUsed="0"/>
+    <w:lsdException w:name="Colorful Grid Accent 1" w:uiPriority="73" w:semiHidden="0" w:unhideWhenUsed="0"/>
+    <w:lsdException w:name="Light Shading Accent 2" w:uiPriority="60" w:semiHidden="0" w:unhideWhenUsed="0"/>
+    <w:lsdException w:name="Light List Accent 2" w:uiPriority="61" w:semiHidden="0" w:unhideWhenUsed="0"/>
+    <w:lsdException w:name="Light Grid Accent 2" w:uiPriority="62" w:semiHidden="0" w:unhideWhenUsed="0"/>
+    <w:lsdException w:name="Medium Shading 1 Accent 2" w:uiPriority="63" w:semiHidden="0" w:unhideWhenUsed="0"/>
+    <w:lsdException w:name="Medium Shading 2 Accent 2" w:uiPriority="64" w:semiHidden="0" w:unhideWhenUsed="0"/>
+    <w:lsdException w:name="Medium List 1 Accent 2" w:uiPriority="65" w:semiHidden="0" w:unhideWhenUsed="0"/>
+    <w:lsdException w:name="Medium List 2 Accent 2" w:uiPriority="66" w:semiHidden="0" w:unhideWhenUsed="0"/>
+    <w:lsdException w:name="Medium Grid 1 Accent 2" w:uiPriority="67" w:semiHidden="0" w:unhideWhenUsed="0"/>
+    <w:lsdException w:name="Medium Grid 2 Accent 2" w:uiPriority="68" w:semiHidden="0" w:unhideWhenUsed="0"/>
+    <w:lsdException w:name="Medium Grid 3 Accent 2" w:uiPriority="69" w:semiHidden="0" w:unhideWhenUsed="0"/>
+    <w:lsdException w:name="Dark List Accent 2" w:uiPriority="70" w:semiHidden="0" w:unhideWhenUsed="0"/>
+    <w:lsdException w:name="Colorful Shading Accent 2" w:uiPriority="71" w:semiHidden="0" w:unhideWhenUsed="0"/>
+    <w:lsdException w:name="Colorful List Accent 2" w:uiPriority="72" w:semiHidden="0" w:unhideWhenUsed="0"/>
+    <w:lsdException w:name="Colorful Grid Accent 2" w:uiPriority="73" w:semiHidden="0" w:unhideWhenUsed="0"/>
+    <w:lsdException w:name="Light Shading Accent 3" w:uiPriority="60" w:semiHidden="0" w:unhideWhenUsed="0"/>
+    <w:lsdException w:name="Light List Accent 3" w:uiPriority="61" w:semiHidden="0" w:unhideWhenUsed="0"/>
+    <w:lsdException w:name="Light Grid Accent 3" w:uiPriority="62" w:semiHidden="0" w:unhideWhenUsed="0"/>
+    <w:lsdException w:name="Medium Shading 1 Accent 3" w:uiPriority="63" w:semiHidden="0" w:unhideWhenUsed="0"/>
+    <w:lsdException w:name="Medium Shading 2 Accent 3" w:uiPriority="64" w:semiHidden="0" w:unhideWhenUsed="0"/>
+    <w:lsdException w:name="Medium List 1 Accent 3" w:uiPriority="65" w:semiHidden="0" w:unhideWhenUsed="0"/>
+    <w:lsdException w:name="Medium List 2 Accent 3" w:uiPriority="66" w:semiHidden="0" w:unhideWhenUsed="0"/>
+    <w:lsdException w:name="Medium Grid 1 Accent 3" w:uiPriority="67" w:semiHidden="0" w:unhideWhenUsed="0"/>
+    <w:lsdException w:name="Medium Grid 2 Accent 3" w:uiPriority="68" w:semiHidden="0" w:unhideWhenUsed="0"/>
+    <w:lsdException w:name="Medium Grid 3 Accent 3" w:uiPriority="69" w:semiHidden="0" w:unhideWhenUsed="0"/>
+    <w:lsdException w:name="Dark List Accent 3" w:uiPriority="70" w:semiHidden="0" w:unhideWhenUsed="0"/>
+    <w:lsdException w:name="Colorful Shading Accent 3" w:uiPriority="71" w:semiHidden="0" w:unhideWhenUsed="0"/>
+    <w:lsdException w:name="Colorful List Accent 3" w:uiPriority="72" w:semiHidden="0" w:unhideWhenUsed="0"/>
+    <w:lsdException w:name="Colorful Grid Accent 3" w:uiPriority="73" w:semiHidden="0" w:unhideWhenUsed="0"/>
+    <w:lsdException w:name="Light Shading Accent 4" w:uiPriority="60" w:semiHidden="0" w:unhideWhenUsed="0"/>
+    <w:lsdException w:name="Light List Accent 4" w:uiPriority="61" w:semiHidden="0" w:unhideWhenUsed="0"/>
+    <w:lsdException w:name="Light Grid Accent 4" w:uiPriority="62" w:semiHidden="0" w:unhideWhenUsed="0"/>
+    <w:lsdException w:name="Medium Shading 1 Accent 4" w:uiPriority="63" w:semiHidden="0" w:unhideWhenUsed="0"/>
+    <w:lsdException w:name="Medium Shading 2 Accent 4" w:uiPriority="64" w:semiHidden="0" w:unhideWhenUsed="0"/>
+    <w:lsdException w:name="Medium List 1 Accent 4" w:uiPriority="65" w:semiHidden="0" w:unhideWhenUsed="0"/>
+    <w:lsdException w:name="Medium List 2 Accent 4" w:uiPriority="66" w:semiHidden="0" w:unhideWhenUsed="0"/>
+    <w:lsdException w:name="Medium Grid 1 Accent 4" w:uiPriority="67" w:semiHidden="0" w:unhideWhenUsed="0"/>
+    <w:lsdException w:name="Medium Grid 2 Accent 4" w:uiPriority="68" w:semiHidden="0" w:unhideWhenUsed="0"/>
+    <w:lsdException w:name="Medium Grid 3 Accent 4" w:uiPriority="69" w:semiHidden="0" w:unhideWhenUsed="0"/>
+    <w:lsdException w:name="Dark List Accent 4" w:uiPriority="70" w:semiHidden="0" w:unhideWhenUsed="0"/>
+    <w:lsdException w:name="Colorful Shading Accent 4" w:uiPriority="71" w:semiHidden="0" w:unhideWhenUsed="0"/>
+    <w:lsdException w:name="Colorful List Accent 4" w:uiPriority="72" w:semiHidden="0" w:unhideWhenUsed="0"/>
+    <w:lsdException w:name="Colorful Grid Accent 4" w:uiPriority="73" w:semiHidden="0" w:unhideWhenUsed="0"/>
+    <w:lsdException w:name="Light Shading Accent 5" w:uiPriority="60" w:semiHidden="0" w:unhideWhenUsed="0"/>
+    <w:lsdException w:name="Light List Accent 5" w:uiPriority="61" w:semiHidden="0" w:unhideWhenUsed="0"/>
+    <w:lsdException w:name="Light Grid Accent 5" w:uiPriority="62" w:semiHidden="0" w:unhideWhenUsed="0"/>
+    <w:lsdException w:name="Medium Shading 1 Accent 5" w:uiPriority="63" w:semiHidden="0" w:unhideWhenUsed="0"/>
+    <w:lsdException w:name="Medium Shading 2 Accent 5" w:uiPriority="64" w:semiHidden="0" w:unhideWhenUsed="0"/>
+    <w:lsdException w:name="Medium List 1 Accent 5" w:uiPriority="65" w:semiHidden="0" w:unhideWhenUsed="0"/>
+    <w:lsdException w:name="Medium List 2 Accent 5" w:uiPriority="66" w:semiHidden="0" w:unhideWhenUsed="0"/>
+    <w:lsdException w:name="Medium Grid 1 Accent 5" w:uiPriority="67" w:semiHidden="0" w:unhideWhenUsed="0"/>
+    <w:lsdException w:name="Medium Grid 2 Accent 5" w:uiPriority="68" w:semiHidden="0" w:unhideWhenUsed="0"/>
+    <w:lsdException w:name="Medium Grid 3 Accent 5" w:uiPriority="69" w:semiHidden="0" w:unhideWhenUsed="0"/>
+    <w:lsdException w:name="Dark List Accent 5" w:uiPriority="70" w:semiHidden="0" w:unhideWhenUsed="0"/>
+    <w:lsdException w:name="Colorful Shading Accent 5" w:uiPriority="71" w:semiHidden="0" w:unhideWhenUsed="0"/>
+    <w:lsdException w:name="Colorful List Accent 5" w:uiPriority="72" w:semiHidden="0" w:unhideWhenUsed="0"/>
+    <w:lsdException w:name="Colorful Grid Accent 5" w:uiPriority="73" w:semiHidden="0" w:unhideWhenUsed="0"/>
+    <w:lsdException w:name="Light Shading Accent 6" w:uiPriority="60" w:semiHidden="0" w:unhideWhenUsed="0"/>
+    <w:lsdException w:name="Light List Accent 6" w:uiPriority="61" w:semiHidden="0" w:unhideWhenUsed="0"/>
+    <w:lsdException w:name="Light Grid Accent 6" w:uiPriority="62" w:semiHidden="0" w:unhideWhenUsed="0"/>
+    <w:lsdException w:name="Medium Shading 1 Accent 6" w:uiPriority="63" w:semiHidden="0" w:unhideWhenUsed="0"/>
+    <w:lsdException w:name="Medium Shading 2 Accent 6" w:uiPriority="64" w:semiHidden="0" w:unhideWhenUsed="0"/>
+    <w:lsdException w:name="Medium List 1 Accent 6" w:uiPriority="65" w:semiHidden="0" w:unhideWhenUsed="0"/>
+    <w:lsdException w:name="Medium List 2 Accent 6" w:uiPriority="66" w:semiHidden="0" w:unhideWhenUsed="0"/>
+    <w:lsdException w:name="Medium Grid 1 Accent 6" w:uiPriority="67" w:semiHidden="0" w:unhideWhenUsed="0"/>
+    <w:lsdException w:name="Medium Grid 2 Accent 6" w:uiPriority="68" w:semiHidden="0" w:unhideWhenUsed="0"/>
+    <w:lsdException w:name="Medium Grid 3 Accent 6" w:uiPriority="69" w:semiHidden="0" w:unhideWhenUsed="0"/>
+    <w:lsdException w:name="Dark List Accent 6" w:uiPriority="70" w:semiHidden="0" w:unhideWhenUsed="0"/>
+    <w:lsdException w:name="Colorful Shading Accent 6" w:uiPriority="71" w:semiHidden="0" w:unhideWhenUsed="0"/>
+    <w:lsdException w:name="Colorful List Accent 6" w:uiPriority="72" w:semiHidden="0" w:unhideWhenUsed="0"/>
+    <w:lsdException w:name="Colorful Grid Accent 6" w:uiPriority="73" w:semiHidden="0" w:unhideWhenUsed="0"/>
+    <w:lsdException w:name="Subtle Emphasis" w:uiPriority="19" w:semiHidden="0" w:unhideWhenUsed="0" w:qFormat="1"/>
+    <w:lsdException w:name="Intense Emphasis" w:uiPriority="21" w:semiHidden="0" w:unhideWhenUsed="0" w:qFormat="1"/>
+    <w:lsdException w:name="Subtle Reference" w:uiPriority="31" w:semiHidden="0" w:unhideWhenUsed="0" w:qFormat="1"/>
+    <w:lsdException w:name="Intense Reference" w:uiPriority="32" w:semiHidden="0" w:unhideWhenUsed="0" w:qFormat="1"/>
+    <w:lsdException w:name="Book Title" w:uiPriority="33" w:semiHidden="0" w:unhideWhenUsed="0" w:qFormat="1"/>
     <w:lsdException w:name="Bibliography" w:uiPriority="37"/>
     <w:lsdException w:name="TOC Heading" w:uiPriority="39" w:qFormat="1"/>
   </w:latentStyles>
-  <w:style w:type="paragraph" w:default="1" w:styleId="Normal">
+  <w:style w:type="paragraph" w:styleId="Normal" w:default="1">
     <w:name w:val="Normal"/>
     <w:qFormat/>
     <w:rsid w:val="00FC693F"/>
@@ -1987,7 +2133,7 @@
       <w:spacing w:after="0" w:line="240" w:lineRule="auto"/>
     </w:pPr>
   </w:style>
-  <w:style w:type="character" w:customStyle="1" w:styleId="HeaderChar">
+  <w:style w:type="character" w:styleId="HeaderChar" w:customStyle="1">
     <w:name w:val="Header Char"/>
     <w:basedOn w:val="DefaultParagraphFont"/>
     <w:link w:val="Header"/>
@@ -2009,7 +2155,7 @@
       <w:spacing w:after="0" w:line="240" w:lineRule="auto"/>
     </w:pPr>
   </w:style>
-  <w:style w:type="character" w:customStyle="1" w:styleId="FooterChar">
+  <w:style w:type="character" w:styleId="FooterChar" w:customStyle="1">
     <w:name w:val="Footer Char"/>
     <w:basedOn w:val="DefaultParagraphFont"/>
     <w:link w:val="Footer"/>
@@ -2031,7 +2177,7 @@
       <w:outlineLvl w:val="0"/>
     </w:pPr>
     <w:rPr>
-      <w:rFonts w:asciiTheme="majorHAnsi" w:eastAsiaTheme="majorEastAsia" w:hAnsiTheme="majorHAnsi" w:cstheme="majorBidi" w:ascii="Arial" w:hAnsi="Arial" w:eastAsia="Arial"/>
+      <w:rFonts w:ascii="Arial" w:hAnsi="Arial" w:eastAsia="Arial" w:asciiTheme="majorHAnsi" w:hAnsiTheme="majorHAnsi" w:eastAsiaTheme="majorEastAsia" w:cstheme="majorBidi"/>
       <w:b/>
       <w:bCs/>
       <w:color w:val="16324F"/>
@@ -2055,7 +2201,7 @@
       <w:outlineLvl w:val="1"/>
     </w:pPr>
     <w:rPr>
-      <w:rFonts w:asciiTheme="majorHAnsi" w:eastAsiaTheme="majorEastAsia" w:hAnsiTheme="majorHAnsi" w:cstheme="majorBidi" w:ascii="Arial" w:hAnsi="Arial" w:eastAsia="Arial"/>
+      <w:rFonts w:ascii="Arial" w:hAnsi="Arial" w:eastAsia="Arial" w:asciiTheme="majorHAnsi" w:hAnsiTheme="majorHAnsi" w:eastAsiaTheme="majorEastAsia" w:cstheme="majorBidi"/>
       <w:b/>
       <w:bCs/>
       <w:color w:val="1F7A8C"/>
@@ -2079,7 +2225,7 @@
       <w:outlineLvl w:val="2"/>
     </w:pPr>
     <w:rPr>
-      <w:rFonts w:asciiTheme="majorHAnsi" w:eastAsiaTheme="majorEastAsia" w:hAnsiTheme="majorHAnsi" w:cstheme="majorBidi" w:ascii="Arial" w:hAnsi="Arial" w:eastAsia="Arial"/>
+      <w:rFonts w:ascii="Arial" w:hAnsi="Arial" w:eastAsia="Arial" w:asciiTheme="majorHAnsi" w:hAnsiTheme="majorHAnsi" w:eastAsiaTheme="majorEastAsia" w:cstheme="majorBidi"/>
       <w:b/>
       <w:bCs/>
       <w:color w:val="4F81BD" w:themeColor="accent1"/>
@@ -2102,7 +2248,7 @@
       <w:outlineLvl w:val="3"/>
     </w:pPr>
     <w:rPr>
-      <w:rFonts w:asciiTheme="majorHAnsi" w:eastAsiaTheme="majorEastAsia" w:hAnsiTheme="majorHAnsi" w:cstheme="majorBidi"/>
+      <w:rFonts w:asciiTheme="majorHAnsi" w:hAnsiTheme="majorHAnsi" w:eastAsiaTheme="majorEastAsia" w:cstheme="majorBidi"/>
       <w:b/>
       <w:bCs/>
       <w:i/>
@@ -2127,7 +2273,7 @@
       <w:outlineLvl w:val="4"/>
     </w:pPr>
     <w:rPr>
-      <w:rFonts w:asciiTheme="majorHAnsi" w:eastAsiaTheme="majorEastAsia" w:hAnsiTheme="majorHAnsi" w:cstheme="majorBidi"/>
+      <w:rFonts w:asciiTheme="majorHAnsi" w:hAnsiTheme="majorHAnsi" w:eastAsiaTheme="majorEastAsia" w:cstheme="majorBidi"/>
       <w:color w:val="243F60" w:themeColor="accent1" w:themeShade="7F"/>
     </w:rPr>
   </w:style>
@@ -2148,7 +2294,7 @@
       <w:outlineLvl w:val="5"/>
     </w:pPr>
     <w:rPr>
-      <w:rFonts w:asciiTheme="majorHAnsi" w:eastAsiaTheme="majorEastAsia" w:hAnsiTheme="majorHAnsi" w:cstheme="majorBidi"/>
+      <w:rFonts w:asciiTheme="majorHAnsi" w:hAnsiTheme="majorHAnsi" w:eastAsiaTheme="majorEastAsia" w:cstheme="majorBidi"/>
       <w:i/>
       <w:iCs/>
       <w:color w:val="243F60" w:themeColor="accent1" w:themeShade="7F"/>
@@ -2171,7 +2317,7 @@
       <w:outlineLvl w:val="6"/>
     </w:pPr>
     <w:rPr>
-      <w:rFonts w:asciiTheme="majorHAnsi" w:eastAsiaTheme="majorEastAsia" w:hAnsiTheme="majorHAnsi" w:cstheme="majorBidi"/>
+      <w:rFonts w:asciiTheme="majorHAnsi" w:hAnsiTheme="majorHAnsi" w:eastAsiaTheme="majorEastAsia" w:cstheme="majorBidi"/>
       <w:i/>
       <w:iCs/>
       <w:color w:val="404040" w:themeColor="text1" w:themeTint="BF"/>
@@ -2194,7 +2340,7 @@
       <w:outlineLvl w:val="7"/>
     </w:pPr>
     <w:rPr>
-      <w:rFonts w:asciiTheme="majorHAnsi" w:eastAsiaTheme="majorEastAsia" w:hAnsiTheme="majorHAnsi" w:cstheme="majorBidi"/>
+      <w:rFonts w:asciiTheme="majorHAnsi" w:hAnsiTheme="majorHAnsi" w:eastAsiaTheme="majorEastAsia" w:cstheme="majorBidi"/>
       <w:color w:val="4F81BD" w:themeColor="accent1"/>
       <w:sz w:val="20"/>
       <w:szCs w:val="20"/>
@@ -2217,7 +2363,7 @@
       <w:outlineLvl w:val="8"/>
     </w:pPr>
     <w:rPr>
-      <w:rFonts w:asciiTheme="majorHAnsi" w:eastAsiaTheme="majorEastAsia" w:hAnsiTheme="majorHAnsi" w:cstheme="majorBidi"/>
+      <w:rFonts w:asciiTheme="majorHAnsi" w:hAnsiTheme="majorHAnsi" w:eastAsiaTheme="majorEastAsia" w:cstheme="majorBidi"/>
       <w:i/>
       <w:iCs/>
       <w:color w:val="404040" w:themeColor="text1" w:themeTint="BF"/>
@@ -2225,13 +2371,13 @@
       <w:szCs w:val="20"/>
     </w:rPr>
   </w:style>
-  <w:style w:type="character" w:default="1" w:styleId="DefaultParagraphFont">
+  <w:style w:type="character" w:styleId="DefaultParagraphFont" w:default="1">
     <w:name w:val="Default Paragraph Font"/>
     <w:uiPriority w:val="1"/>
     <w:semiHidden/>
     <w:unhideWhenUsed/>
   </w:style>
-  <w:style w:type="table" w:default="1" w:styleId="TableNormal">
+  <w:style w:type="table" w:styleId="TableNormal" w:default="1">
     <w:name w:val="Normal Table"/>
     <w:uiPriority w:val="99"/>
     <w:semiHidden/>
@@ -2246,7 +2392,7 @@
       </w:tblCellMar>
     </w:tblPr>
   </w:style>
-  <w:style w:type="numbering" w:default="1" w:styleId="NoList">
+  <w:style w:type="numbering" w:styleId="NoList" w:default="1">
     <w:name w:val="No List"/>
     <w:uiPriority w:val="99"/>
     <w:semiHidden/>
@@ -2261,14 +2407,14 @@
       <w:spacing w:after="0" w:line="240" w:lineRule="auto"/>
     </w:pPr>
   </w:style>
-  <w:style w:type="character" w:customStyle="1" w:styleId="Heading1Char">
+  <w:style w:type="character" w:styleId="Heading1Char" w:customStyle="1">
     <w:name w:val="Heading 1 Char"/>
     <w:basedOn w:val="DefaultParagraphFont"/>
     <w:link w:val="Heading1"/>
     <w:uiPriority w:val="9"/>
     <w:rsid w:val="00FC693F"/>
     <w:rPr>
-      <w:rFonts w:asciiTheme="majorHAnsi" w:eastAsiaTheme="majorEastAsia" w:hAnsiTheme="majorHAnsi" w:cstheme="majorBidi"/>
+      <w:rFonts w:asciiTheme="majorHAnsi" w:hAnsiTheme="majorHAnsi" w:eastAsiaTheme="majorEastAsia" w:cstheme="majorBidi"/>
       <w:b/>
       <w:bCs/>
       <w:color w:val="365F91" w:themeColor="accent1" w:themeShade="BF"/>
@@ -2276,14 +2422,14 @@
       <w:szCs w:val="28"/>
     </w:rPr>
   </w:style>
-  <w:style w:type="character" w:customStyle="1" w:styleId="Heading2Char">
+  <w:style w:type="character" w:styleId="Heading2Char" w:customStyle="1">
     <w:name w:val="Heading 2 Char"/>
     <w:basedOn w:val="DefaultParagraphFont"/>
     <w:link w:val="Heading2"/>
     <w:uiPriority w:val="9"/>
     <w:rsid w:val="00FC693F"/>
     <w:rPr>
-      <w:rFonts w:asciiTheme="majorHAnsi" w:eastAsiaTheme="majorEastAsia" w:hAnsiTheme="majorHAnsi" w:cstheme="majorBidi"/>
+      <w:rFonts w:asciiTheme="majorHAnsi" w:hAnsiTheme="majorHAnsi" w:eastAsiaTheme="majorEastAsia" w:cstheme="majorBidi"/>
       <w:b/>
       <w:bCs/>
       <w:color w:val="4F81BD" w:themeColor="accent1"/>
@@ -2291,14 +2437,14 @@
       <w:szCs w:val="26"/>
     </w:rPr>
   </w:style>
-  <w:style w:type="character" w:customStyle="1" w:styleId="Heading3Char">
+  <w:style w:type="character" w:styleId="Heading3Char" w:customStyle="1">
     <w:name w:val="Heading 3 Char"/>
     <w:basedOn w:val="DefaultParagraphFont"/>
     <w:link w:val="Heading3"/>
     <w:uiPriority w:val="9"/>
     <w:rsid w:val="00FC693F"/>
     <w:rPr>
-      <w:rFonts w:asciiTheme="majorHAnsi" w:eastAsiaTheme="majorEastAsia" w:hAnsiTheme="majorHAnsi" w:cstheme="majorBidi"/>
+      <w:rFonts w:asciiTheme="majorHAnsi" w:hAnsiTheme="majorHAnsi" w:eastAsiaTheme="majorEastAsia" w:cstheme="majorBidi"/>
       <w:b/>
       <w:bCs/>
       <w:color w:val="4F81BD" w:themeColor="accent1"/>
@@ -2314,13 +2460,13 @@
     <w:rsid w:val="00FC693F"/>
     <w:pPr>
       <w:pBdr>
-        <w:bottom w:val="single" w:sz="8" w:space="4" w:color="4F81BD" w:themeColor="accent1"/>
+        <w:bottom w:val="single" w:color="4F81BD" w:themeColor="accent1" w:sz="8" w:space="4"/>
       </w:pBdr>
       <w:spacing w:after="300" w:line="240" w:lineRule="auto"/>
       <w:contextualSpacing/>
     </w:pPr>
     <w:rPr>
-      <w:rFonts w:asciiTheme="majorHAnsi" w:eastAsiaTheme="majorEastAsia" w:hAnsiTheme="majorHAnsi" w:cstheme="majorBidi" w:ascii="Arial" w:hAnsi="Arial" w:eastAsia="Arial"/>
+      <w:rFonts w:ascii="Arial" w:hAnsi="Arial" w:eastAsia="Arial" w:asciiTheme="majorHAnsi" w:hAnsiTheme="majorHAnsi" w:eastAsiaTheme="majorEastAsia" w:cstheme="majorBidi"/>
       <w:b/>
       <w:color w:val="16324F"/>
       <w:spacing w:val="5"/>
@@ -2329,14 +2475,14 @@
       <w:szCs w:val="52"/>
     </w:rPr>
   </w:style>
-  <w:style w:type="character" w:customStyle="1" w:styleId="TitleChar">
+  <w:style w:type="character" w:styleId="TitleChar" w:customStyle="1">
     <w:name w:val="Title Char"/>
     <w:basedOn w:val="DefaultParagraphFont"/>
     <w:link w:val="Title"/>
     <w:uiPriority w:val="10"/>
     <w:rsid w:val="00FC693F"/>
     <w:rPr>
-      <w:rFonts w:asciiTheme="majorHAnsi" w:eastAsiaTheme="majorEastAsia" w:hAnsiTheme="majorHAnsi" w:cstheme="majorBidi"/>
+      <w:rFonts w:asciiTheme="majorHAnsi" w:hAnsiTheme="majorHAnsi" w:eastAsiaTheme="majorEastAsia" w:cstheme="majorBidi"/>
       <w:color w:val="17365D" w:themeColor="text2" w:themeShade="BF"/>
       <w:spacing w:val="5"/>
       <w:kern w:val="28"/>
@@ -2358,7 +2504,7 @@
       </w:numPr>
     </w:pPr>
     <w:rPr>
-      <w:rFonts w:asciiTheme="majorHAnsi" w:eastAsiaTheme="majorEastAsia" w:hAnsiTheme="majorHAnsi" w:cstheme="majorBidi"/>
+      <w:rFonts w:asciiTheme="majorHAnsi" w:hAnsiTheme="majorHAnsi" w:eastAsiaTheme="majorEastAsia" w:cstheme="majorBidi"/>
       <w:i/>
       <w:iCs/>
       <w:color w:val="4F81BD" w:themeColor="accent1"/>
@@ -2367,14 +2513,14 @@
       <w:szCs w:val="24"/>
     </w:rPr>
   </w:style>
-  <w:style w:type="character" w:customStyle="1" w:styleId="SubtitleChar">
+  <w:style w:type="character" w:styleId="SubtitleChar" w:customStyle="1">
     <w:name w:val="Subtitle Char"/>
     <w:basedOn w:val="DefaultParagraphFont"/>
     <w:link w:val="Subtitle"/>
     <w:uiPriority w:val="11"/>
     <w:rsid w:val="00FC693F"/>
     <w:rPr>
-      <w:rFonts w:asciiTheme="majorHAnsi" w:eastAsiaTheme="majorEastAsia" w:hAnsiTheme="majorHAnsi" w:cstheme="majorBidi"/>
+      <w:rFonts w:asciiTheme="majorHAnsi" w:hAnsiTheme="majorHAnsi" w:eastAsiaTheme="majorEastAsia" w:cstheme="majorBidi"/>
       <w:i/>
       <w:iCs/>
       <w:color w:val="4F81BD" w:themeColor="accent1"/>
@@ -2405,7 +2551,7 @@
       <w:spacing w:after="120"/>
     </w:pPr>
   </w:style>
-  <w:style w:type="character" w:customStyle="1" w:styleId="BodyTextChar">
+  <w:style w:type="character" w:styleId="BodyTextChar" w:customStyle="1">
     <w:name w:val="Body Text Char"/>
     <w:basedOn w:val="DefaultParagraphFont"/>
     <w:link w:val="BodyText"/>
@@ -2423,7 +2569,7 @@
       <w:spacing w:after="120" w:line="480" w:lineRule="auto"/>
     </w:pPr>
   </w:style>
-  <w:style w:type="character" w:customStyle="1" w:styleId="BodyText2Char">
+  <w:style w:type="character" w:styleId="BodyText2Char" w:customStyle="1">
     <w:name w:val="Body Text 2 Char"/>
     <w:basedOn w:val="DefaultParagraphFont"/>
     <w:link w:val="BodyText2"/>
@@ -2445,7 +2591,7 @@
       <w:szCs w:val="16"/>
     </w:rPr>
   </w:style>
-  <w:style w:type="character" w:customStyle="1" w:styleId="BodyText3Char">
+  <w:style w:type="character" w:styleId="BodyText3Char" w:customStyle="1">
     <w:name w:val="Body Text 3 Char"/>
     <w:basedOn w:val="DefaultParagraphFont"/>
     <w:link w:val="BodyText3"/>
@@ -2626,7 +2772,7 @@
       <w:szCs w:val="20"/>
     </w:rPr>
   </w:style>
-  <w:style w:type="character" w:customStyle="1" w:styleId="MacroTextChar">
+  <w:style w:type="character" w:styleId="MacroTextChar" w:customStyle="1">
     <w:name w:val="Macro Text Char"/>
     <w:basedOn w:val="DefaultParagraphFont"/>
     <w:link w:val="MacroText"/>
@@ -2652,7 +2798,7 @@
       <w:color w:val="000000" w:themeColor="text1"/>
     </w:rPr>
   </w:style>
-  <w:style w:type="character" w:customStyle="1" w:styleId="QuoteChar">
+  <w:style w:type="character" w:styleId="QuoteChar" w:customStyle="1">
     <w:name w:val="Quote Char"/>
     <w:basedOn w:val="DefaultParagraphFont"/>
     <w:link w:val="Quote"/>
@@ -2664,7 +2810,7 @@
       <w:color w:val="000000" w:themeColor="text1"/>
     </w:rPr>
   </w:style>
-  <w:style w:type="character" w:customStyle="1" w:styleId="Heading4Char">
+  <w:style w:type="character" w:styleId="Heading4Char" w:customStyle="1">
     <w:name w:val="Heading 4 Char"/>
     <w:basedOn w:val="DefaultParagraphFont"/>
     <w:link w:val="Heading4"/>
@@ -2672,7 +2818,7 @@
     <w:semiHidden/>
     <w:rsid w:val="00FC693F"/>
     <w:rPr>
-      <w:rFonts w:asciiTheme="majorHAnsi" w:eastAsiaTheme="majorEastAsia" w:hAnsiTheme="majorHAnsi" w:cstheme="majorBidi"/>
+      <w:rFonts w:asciiTheme="majorHAnsi" w:hAnsiTheme="majorHAnsi" w:eastAsiaTheme="majorEastAsia" w:cstheme="majorBidi"/>
       <w:b/>
       <w:bCs/>
       <w:i/>
@@ -2680,7 +2826,7 @@
       <w:color w:val="4F81BD" w:themeColor="accent1"/>
     </w:rPr>
   </w:style>
-  <w:style w:type="character" w:customStyle="1" w:styleId="Heading5Char">
+  <w:style w:type="character" w:styleId="Heading5Char" w:customStyle="1">
     <w:name w:val="Heading 5 Char"/>
     <w:basedOn w:val="DefaultParagraphFont"/>
     <w:link w:val="Heading5"/>
@@ -2688,11 +2834,11 @@
     <w:semiHidden/>
     <w:rsid w:val="00FC693F"/>
     <w:rPr>
-      <w:rFonts w:asciiTheme="majorHAnsi" w:eastAsiaTheme="majorEastAsia" w:hAnsiTheme="majorHAnsi" w:cstheme="majorBidi"/>
+      <w:rFonts w:asciiTheme="majorHAnsi" w:hAnsiTheme="majorHAnsi" w:eastAsiaTheme="majorEastAsia" w:cstheme="majorBidi"/>
       <w:color w:val="243F60" w:themeColor="accent1" w:themeShade="7F"/>
     </w:rPr>
   </w:style>
-  <w:style w:type="character" w:customStyle="1" w:styleId="Heading6Char">
+  <w:style w:type="character" w:styleId="Heading6Char" w:customStyle="1">
     <w:name w:val="Heading 6 Char"/>
     <w:basedOn w:val="DefaultParagraphFont"/>
     <w:link w:val="Heading6"/>
@@ -2700,13 +2846,13 @@
     <w:semiHidden/>
     <w:rsid w:val="00FC693F"/>
     <w:rPr>
-      <w:rFonts w:asciiTheme="majorHAnsi" w:eastAsiaTheme="majorEastAsia" w:hAnsiTheme="majorHAnsi" w:cstheme="majorBidi"/>
+      <w:rFonts w:asciiTheme="majorHAnsi" w:hAnsiTheme="majorHAnsi" w:eastAsiaTheme="majorEastAsia" w:cstheme="majorBidi"/>
       <w:i/>
       <w:iCs/>
       <w:color w:val="243F60" w:themeColor="accent1" w:themeShade="7F"/>
     </w:rPr>
   </w:style>
-  <w:style w:type="character" w:customStyle="1" w:styleId="Heading7Char">
+  <w:style w:type="character" w:styleId="Heading7Char" w:customStyle="1">
     <w:name w:val="Heading 7 Char"/>
     <w:basedOn w:val="DefaultParagraphFont"/>
     <w:link w:val="Heading7"/>
@@ -2714,13 +2860,13 @@
     <w:semiHidden/>
     <w:rsid w:val="00FC693F"/>
     <w:rPr>
-      <w:rFonts w:asciiTheme="majorHAnsi" w:eastAsiaTheme="majorEastAsia" w:hAnsiTheme="majorHAnsi" w:cstheme="majorBidi"/>
+      <w:rFonts w:asciiTheme="majorHAnsi" w:hAnsiTheme="majorHAnsi" w:eastAsiaTheme="majorEastAsia" w:cstheme="majorBidi"/>
       <w:i/>
       <w:iCs/>
       <w:color w:val="404040" w:themeColor="text1" w:themeTint="BF"/>
     </w:rPr>
   </w:style>
-  <w:style w:type="character" w:customStyle="1" w:styleId="Heading8Char">
+  <w:style w:type="character" w:styleId="Heading8Char" w:customStyle="1">
     <w:name w:val="Heading 8 Char"/>
     <w:basedOn w:val="DefaultParagraphFont"/>
     <w:link w:val="Heading8"/>
@@ -2728,13 +2874,13 @@
     <w:semiHidden/>
     <w:rsid w:val="00FC693F"/>
     <w:rPr>
-      <w:rFonts w:asciiTheme="majorHAnsi" w:eastAsiaTheme="majorEastAsia" w:hAnsiTheme="majorHAnsi" w:cstheme="majorBidi"/>
+      <w:rFonts w:asciiTheme="majorHAnsi" w:hAnsiTheme="majorHAnsi" w:eastAsiaTheme="majorEastAsia" w:cstheme="majorBidi"/>
       <w:color w:val="4F81BD" w:themeColor="accent1"/>
       <w:sz w:val="20"/>
       <w:szCs w:val="20"/>
     </w:rPr>
   </w:style>
-  <w:style w:type="character" w:customStyle="1" w:styleId="Heading9Char">
+  <w:style w:type="character" w:styleId="Heading9Char" w:customStyle="1">
     <w:name w:val="Heading 9 Char"/>
     <w:basedOn w:val="DefaultParagraphFont"/>
     <w:link w:val="Heading9"/>
@@ -2742,7 +2888,7 @@
     <w:semiHidden/>
     <w:rsid w:val="00FC693F"/>
     <w:rPr>
-      <w:rFonts w:asciiTheme="majorHAnsi" w:eastAsiaTheme="majorEastAsia" w:hAnsiTheme="majorHAnsi" w:cstheme="majorBidi"/>
+      <w:rFonts w:asciiTheme="majorHAnsi" w:hAnsiTheme="majorHAnsi" w:eastAsiaTheme="majorEastAsia" w:cstheme="majorBidi"/>
       <w:i/>
       <w:iCs/>
       <w:color w:val="404040" w:themeColor="text1" w:themeTint="BF"/>
@@ -2802,7 +2948,7 @@
     <w:rsid w:val="00FC693F"/>
     <w:pPr>
       <w:pBdr>
-        <w:bottom w:val="single" w:sz="4" w:space="4" w:color="4F81BD" w:themeColor="accent1"/>
+        <w:bottom w:val="single" w:color="4F81BD" w:themeColor="accent1" w:sz="4" w:space="4"/>
       </w:pBdr>
       <w:spacing w:before="200" w:after="280"/>
       <w:ind w:left="936" w:right="936"/>
@@ -2815,7 +2961,7 @@
       <w:color w:val="4F81BD" w:themeColor="accent1"/>
     </w:rPr>
   </w:style>
-  <w:style w:type="character" w:customStyle="1" w:styleId="IntenseQuoteChar">
+  <w:style w:type="character" w:styleId="IntenseQuoteChar" w:customStyle="1">
     <w:name w:val="Intense Quote Char"/>
     <w:basedOn w:val="DefaultParagraphFont"/>
     <w:link w:val="IntenseQuote"/>
@@ -2919,12 +3065,12 @@
     <w:tblPr>
       <w:tblInd w:w="0" w:type="dxa"/>
       <w:tblBorders>
-        <w:top w:val="single" w:sz="4" w:space="0" w:color="auto"/>
-        <w:left w:val="single" w:sz="4" w:space="0" w:color="auto"/>
-        <w:bottom w:val="single" w:sz="4" w:space="0" w:color="auto"/>
-        <w:right w:val="single" w:sz="4" w:space="0" w:color="auto"/>
-        <w:insideH w:val="single" w:sz="4" w:space="0" w:color="auto"/>
-        <w:insideV w:val="single" w:sz="4" w:space="0" w:color="auto"/>
+        <w:top w:val="single" w:color="auto" w:sz="4" w:space="0"/>
+        <w:left w:val="single" w:color="auto" w:sz="4" w:space="0"/>
+        <w:bottom w:val="single" w:color="auto" w:sz="4" w:space="0"/>
+        <w:right w:val="single" w:color="auto" w:sz="4" w:space="0"/>
+        <w:insideH w:val="single" w:color="auto" w:sz="4" w:space="0"/>
+        <w:insideV w:val="single" w:color="auto" w:sz="4" w:space="0"/>
       </w:tblBorders>
       <w:tblCellMar>
         <w:top w:w="0" w:type="dxa"/>
@@ -2950,8 +3096,8 @@
       <w:tblStyleColBandSize w:val="1"/>
       <w:tblInd w:w="0" w:type="dxa"/>
       <w:tblBorders>
-        <w:top w:val="single" w:sz="8" w:space="0" w:color="000000" w:themeColor="text1"/>
-        <w:bottom w:val="single" w:sz="8" w:space="0" w:color="000000" w:themeColor="text1"/>
+        <w:top w:val="single" w:color="000000" w:themeColor="text1" w:sz="8" w:space="0"/>
+        <w:bottom w:val="single" w:color="000000" w:themeColor="text1" w:sz="8" w:space="0"/>
       </w:tblBorders>
       <w:tblCellMar>
         <w:top w:w="0" w:type="dxa"/>
@@ -2971,9 +3117,9 @@
       <w:tblPr/>
       <w:tcPr>
         <w:tcBorders>
-          <w:top w:val="single" w:sz="8" w:space="0" w:color="000000" w:themeColor="text1"/>
-          <w:left w:val="nil"/>
-          <w:bottom w:val="single" w:sz="8" w:space="0" w:color="000000" w:themeColor="text1"/>
+          <w:top w:val="single" w:color="000000" w:themeColor="text1" w:sz="8" w:space="0"/>
+          <w:left w:val="nil"/>
+          <w:bottom w:val="single" w:color="000000" w:themeColor="text1" w:sz="8" w:space="0"/>
           <w:right w:val="nil"/>
           <w:insideH w:val="nil"/>
           <w:insideV w:val="nil"/>
@@ -2991,9 +3137,9 @@
       <w:tblPr/>
       <w:tcPr>
         <w:tcBorders>
-          <w:top w:val="single" w:sz="8" w:space="0" w:color="000000" w:themeColor="text1"/>
-          <w:left w:val="nil"/>
-          <w:bottom w:val="single" w:sz="8" w:space="0" w:color="000000" w:themeColor="text1"/>
+          <w:top w:val="single" w:color="000000" w:themeColor="text1" w:sz="8" w:space="0"/>
+          <w:left w:val="nil"/>
+          <w:bottom w:val="single" w:color="000000" w:themeColor="text1" w:sz="8" w:space="0"/>
           <w:right w:val="nil"/>
           <w:insideH w:val="nil"/>
           <w:insideV w:val="nil"/>
@@ -3053,8 +3199,8 @@
       <w:tblStyleColBandSize w:val="1"/>
       <w:tblInd w:w="0" w:type="dxa"/>
       <w:tblBorders>
-        <w:top w:val="single" w:sz="8" w:space="0" w:color="4F81BD" w:themeColor="accent1"/>
-        <w:bottom w:val="single" w:sz="8" w:space="0" w:color="4F81BD" w:themeColor="accent1"/>
+        <w:top w:val="single" w:color="4F81BD" w:themeColor="accent1" w:sz="8" w:space="0"/>
+        <w:bottom w:val="single" w:color="4F81BD" w:themeColor="accent1" w:sz="8" w:space="0"/>
       </w:tblBorders>
       <w:tblCellMar>
         <w:top w:w="0" w:type="dxa"/>
@@ -3074,9 +3220,9 @@
       <w:tblPr/>
       <w:tcPr>
         <w:tcBorders>
-          <w:top w:val="single" w:sz="8" w:space="0" w:color="4F81BD" w:themeColor="accent1"/>
-          <w:left w:val="nil"/>
-          <w:bottom w:val="single" w:sz="8" w:space="0" w:color="4F81BD" w:themeColor="accent1"/>
+          <w:top w:val="single" w:color="4F81BD" w:themeColor="accent1" w:sz="8" w:space="0"/>
+          <w:left w:val="nil"/>
+          <w:bottom w:val="single" w:color="4F81BD" w:themeColor="accent1" w:sz="8" w:space="0"/>
           <w:right w:val="nil"/>
           <w:insideH w:val="nil"/>
           <w:insideV w:val="nil"/>
@@ -3094,9 +3240,9 @@
       <w:tblPr/>
       <w:tcPr>
         <w:tcBorders>
-          <w:top w:val="single" w:sz="8" w:space="0" w:color="4F81BD" w:themeColor="accent1"/>
-          <w:left w:val="nil"/>
-          <w:bottom w:val="single" w:sz="8" w:space="0" w:color="4F81BD" w:themeColor="accent1"/>
+          <w:top w:val="single" w:color="4F81BD" w:themeColor="accent1" w:sz="8" w:space="0"/>
+          <w:left w:val="nil"/>
+          <w:bottom w:val="single" w:color="4F81BD" w:themeColor="accent1" w:sz="8" w:space="0"/>
           <w:right w:val="nil"/>
           <w:insideH w:val="nil"/>
           <w:insideV w:val="nil"/>
@@ -3156,8 +3302,8 @@
       <w:tblStyleColBandSize w:val="1"/>
       <w:tblInd w:w="0" w:type="dxa"/>
       <w:tblBorders>
-        <w:top w:val="single" w:sz="8" w:space="0" w:color="C0504D" w:themeColor="accent2"/>
-        <w:bottom w:val="single" w:sz="8" w:space="0" w:color="C0504D" w:themeColor="accent2"/>
+        <w:top w:val="single" w:color="C0504D" w:themeColor="accent2" w:sz="8" w:space="0"/>
+        <w:bottom w:val="single" w:color="C0504D" w:themeColor="accent2" w:sz="8" w:space="0"/>
       </w:tblBorders>
       <w:tblCellMar>
         <w:top w:w="0" w:type="dxa"/>
@@ -3177,9 +3323,9 @@
       <w:tblPr/>
       <w:tcPr>
         <w:tcBorders>
-          <w:top w:val="single" w:sz="8" w:space="0" w:color="C0504D" w:themeColor="accent2"/>
-          <w:left w:val="nil"/>
-          <w:bottom w:val="single" w:sz="8" w:space="0" w:color="C0504D" w:themeColor="accent2"/>
+          <w:top w:val="single" w:color="C0504D" w:themeColor="accent2" w:sz="8" w:space="0"/>
+          <w:left w:val="nil"/>
+          <w:bottom w:val="single" w:color="C0504D" w:themeColor="accent2" w:sz="8" w:space="0"/>
           <w:right w:val="nil"/>
           <w:insideH w:val="nil"/>
           <w:insideV w:val="nil"/>
@@ -3197,9 +3343,9 @@
       <w:tblPr/>
       <w:tcPr>
         <w:tcBorders>
-          <w:top w:val="single" w:sz="8" w:space="0" w:color="C0504D" w:themeColor="accent2"/>
-          <w:left w:val="nil"/>
-          <w:bottom w:val="single" w:sz="8" w:space="0" w:color="C0504D" w:themeColor="accent2"/>
+          <w:top w:val="single" w:color="C0504D" w:themeColor="accent2" w:sz="8" w:space="0"/>
+          <w:left w:val="nil"/>
+          <w:bottom w:val="single" w:color="C0504D" w:themeColor="accent2" w:sz="8" w:space="0"/>
           <w:right w:val="nil"/>
           <w:insideH w:val="nil"/>
           <w:insideV w:val="nil"/>
@@ -3259,8 +3405,8 @@
       <w:tblStyleColBandSize w:val="1"/>
       <w:tblInd w:w="0" w:type="dxa"/>
       <w:tblBorders>
-        <w:top w:val="single" w:sz="8" w:space="0" w:color="9BBB59" w:themeColor="accent3"/>
-        <w:bottom w:val="single" w:sz="8" w:space="0" w:color="9BBB59" w:themeColor="accent3"/>
+        <w:top w:val="single" w:color="9BBB59" w:themeColor="accent3" w:sz="8" w:space="0"/>
+        <w:bottom w:val="single" w:color="9BBB59" w:themeColor="accent3" w:sz="8" w:space="0"/>
       </w:tblBorders>
       <w:tblCellMar>
         <w:top w:w="0" w:type="dxa"/>
@@ -3280,9 +3426,9 @@
       <w:tblPr/>
       <w:tcPr>
         <w:tcBorders>
-          <w:top w:val="single" w:sz="8" w:space="0" w:color="9BBB59" w:themeColor="accent3"/>
-          <w:left w:val="nil"/>
-          <w:bottom w:val="single" w:sz="8" w:space="0" w:color="9BBB59" w:themeColor="accent3"/>
+          <w:top w:val="single" w:color="9BBB59" w:themeColor="accent3" w:sz="8" w:space="0"/>
+          <w:left w:val="nil"/>
+          <w:bottom w:val="single" w:color="9BBB59" w:themeColor="accent3" w:sz="8" w:space="0"/>
           <w:right w:val="nil"/>
           <w:insideH w:val="nil"/>
           <w:insideV w:val="nil"/>
@@ -3300,9 +3446,9 @@
       <w:tblPr/>
       <w:tcPr>
         <w:tcBorders>
-          <w:top w:val="single" w:sz="8" w:space="0" w:color="9BBB59" w:themeColor="accent3"/>
-          <w:left w:val="nil"/>
-          <w:bottom w:val="single" w:sz="8" w:space="0" w:color="9BBB59" w:themeColor="accent3"/>
+          <w:top w:val="single" w:color="9BBB59" w:themeColor="accent3" w:sz="8" w:space="0"/>
+          <w:left w:val="nil"/>
+          <w:bottom w:val="single" w:color="9BBB59" w:themeColor="accent3" w:sz="8" w:space="0"/>
           <w:right w:val="nil"/>
           <w:insideH w:val="nil"/>
           <w:insideV w:val="nil"/>
@@ -3362,8 +3508,8 @@
       <w:tblStyleColBandSize w:val="1"/>
       <w:tblInd w:w="0" w:type="dxa"/>
       <w:tblBorders>
-        <w:top w:val="single" w:sz="8" w:space="0" w:color="8064A2" w:themeColor="accent4"/>
-        <w:bottom w:val="single" w:sz="8" w:space="0" w:color="8064A2" w:themeColor="accent4"/>
+        <w:top w:val="single" w:color="8064A2" w:themeColor="accent4" w:sz="8" w:space="0"/>
+        <w:bottom w:val="single" w:color="8064A2" w:themeColor="accent4" w:sz="8" w:space="0"/>
       </w:tblBorders>
       <w:tblCellMar>
         <w:top w:w="0" w:type="dxa"/>
@@ -3383,9 +3529,9 @@
       <w:tblPr/>
       <w:tcPr>
         <w:tcBorders>
-          <w:top w:val="single" w:sz="8" w:space="0" w:color="8064A2" w:themeColor="accent4"/>
-          <w:left w:val="nil"/>
-          <w:bottom w:val="single" w:sz="8" w:space="0" w:color="8064A2" w:themeColor="accent4"/>
+          <w:top w:val="single" w:color="8064A2" w:themeColor="accent4" w:sz="8" w:space="0"/>
+          <w:left w:val="nil"/>
+          <w:bottom w:val="single" w:color="8064A2" w:themeColor="accent4" w:sz="8" w:space="0"/>
           <w:right w:val="nil"/>
           <w:insideH w:val="nil"/>
           <w:insideV w:val="nil"/>
@@ -3403,9 +3549,9 @@
       <w:tblPr/>
       <w:tcPr>
         <w:tcBorders>
-          <w:top w:val="single" w:sz="8" w:space="0" w:color="8064A2" w:themeColor="accent4"/>
-          <w:left w:val="nil"/>
-          <w:bottom w:val="single" w:sz="8" w:space="0" w:color="8064A2" w:themeColor="accent4"/>
+          <w:top w:val="single" w:color="8064A2" w:themeColor="accent4" w:sz="8" w:space="0"/>
+          <w:left w:val="nil"/>
+          <w:bottom w:val="single" w:color="8064A2" w:themeColor="accent4" w:sz="8" w:space="0"/>
           <w:right w:val="nil"/>
           <w:insideH w:val="nil"/>
           <w:insideV w:val="nil"/>
@@ -3465,8 +3611,8 @@
       <w:tblStyleColBandSize w:val="1"/>
       <w:tblInd w:w="0" w:type="dxa"/>
       <w:tblBorders>
-        <w:top w:val="single" w:sz="8" w:space="0" w:color="4BACC6" w:themeColor="accent5"/>
-        <w:bottom w:val="single" w:sz="8" w:space="0" w:color="4BACC6" w:themeColor="accent5"/>
+        <w:top w:val="single" w:color="4BACC6" w:themeColor="accent5" w:sz="8" w:space="0"/>
+        <w:bottom w:val="single" w:color="4BACC6" w:themeColor="accent5" w:sz="8" w:space="0"/>
       </w:tblBorders>
       <w:tblCellMar>
         <w:top w:w="0" w:type="dxa"/>
@@ -3486,9 +3632,9 @@
       <w:tblPr/>
       <w:tcPr>
         <w:tcBorders>
-          <w:top w:val="single" w:sz="8" w:space="0" w:color="4BACC6" w:themeColor="accent5"/>
-          <w:left w:val="nil"/>
-          <w:bottom w:val="single" w:sz="8" w:space="0" w:color="4BACC6" w:themeColor="accent5"/>
+          <w:top w:val="single" w:color="4BACC6" w:themeColor="accent5" w:sz="8" w:space="0"/>
+          <w:left w:val="nil"/>
+          <w:bottom w:val="single" w:color="4BACC6" w:themeColor="accent5" w:sz="8" w:space="0"/>
           <w:right w:val="nil"/>
           <w:insideH w:val="nil"/>
           <w:insideV w:val="nil"/>
@@ -3506,9 +3652,9 @@
       <w:tblPr/>
       <w:tcPr>
         <w:tcBorders>
-          <w:top w:val="single" w:sz="8" w:space="0" w:color="4BACC6" w:themeColor="accent5"/>
-          <w:left w:val="nil"/>
-          <w:bottom w:val="single" w:sz="8" w:space="0" w:color="4BACC6" w:themeColor="accent5"/>
+          <w:top w:val="single" w:color="4BACC6" w:themeColor="accent5" w:sz="8" w:space="0"/>
+          <w:left w:val="nil"/>
+          <w:bottom w:val="single" w:color="4BACC6" w:themeColor="accent5" w:sz="8" w:space="0"/>
           <w:right w:val="nil"/>
           <w:insideH w:val="nil"/>
           <w:insideV w:val="nil"/>
@@ -3568,8 +3714,8 @@
       <w:tblStyleColBandSize w:val="1"/>
       <w:tblInd w:w="0" w:type="dxa"/>
       <w:tblBorders>
-        <w:top w:val="single" w:sz="8" w:space="0" w:color="F79646" w:themeColor="accent6"/>
-        <w:bottom w:val="single" w:sz="8" w:space="0" w:color="F79646" w:themeColor="accent6"/>
+        <w:top w:val="single" w:color="F79646" w:themeColor="accent6" w:sz="8" w:space="0"/>
+        <w:bottom w:val="single" w:color="F79646" w:themeColor="accent6" w:sz="8" w:space="0"/>
       </w:tblBorders>
       <w:tblCellMar>
         <w:top w:w="0" w:type="dxa"/>
@@ -3589,9 +3735,9 @@
       <w:tblPr/>
       <w:tcPr>
         <w:tcBorders>
-          <w:top w:val="single" w:sz="8" w:space="0" w:color="F79646" w:themeColor="accent6"/>
-          <w:left w:val="nil"/>
-          <w:bottom w:val="single" w:sz="8" w:space="0" w:color="F79646" w:themeColor="accent6"/>
+          <w:top w:val="single" w:color="F79646" w:themeColor="accent6" w:sz="8" w:space="0"/>
+          <w:left w:val="nil"/>
+          <w:bottom w:val="single" w:color="F79646" w:themeColor="accent6" w:sz="8" w:space="0"/>
           <w:right w:val="nil"/>
           <w:insideH w:val="nil"/>
           <w:insideV w:val="nil"/>
@@ -3609,9 +3755,9 @@
       <w:tblPr/>
       <w:tcPr>
         <w:tcBorders>
-          <w:top w:val="single" w:sz="8" w:space="0" w:color="F79646" w:themeColor="accent6"/>
-          <w:left w:val="nil"/>
-          <w:bottom w:val="single" w:sz="8" w:space="0" w:color="F79646" w:themeColor="accent6"/>
+          <w:top w:val="single" w:color="F79646" w:themeColor="accent6" w:sz="8" w:space="0"/>
+          <w:left w:val="nil"/>
+          <w:bottom w:val="single" w:color="F79646" w:themeColor="accent6" w:sz="8" w:space="0"/>
           <w:right w:val="nil"/>
           <w:insideH w:val="nil"/>
           <w:insideV w:val="nil"/>
@@ -3668,10 +3814,10 @@
       <w:tblStyleColBandSize w:val="1"/>
       <w:tblInd w:w="0" w:type="dxa"/>
       <w:tblBorders>
-        <w:top w:val="single" w:sz="8" w:space="0" w:color="000000" w:themeColor="text1"/>
-        <w:left w:val="single" w:sz="8" w:space="0" w:color="000000" w:themeColor="text1"/>
-        <w:bottom w:val="single" w:sz="8" w:space="0" w:color="000000" w:themeColor="text1"/>
-        <w:right w:val="single" w:sz="8" w:space="0" w:color="000000" w:themeColor="text1"/>
+        <w:top w:val="single" w:color="000000" w:themeColor="text1" w:sz="8" w:space="0"/>
+        <w:left w:val="single" w:color="000000" w:themeColor="text1" w:sz="8" w:space="0"/>
+        <w:bottom w:val="single" w:color="000000" w:themeColor="text1" w:sz="8" w:space="0"/>
+        <w:right w:val="single" w:color="000000" w:themeColor="text1" w:sz="8" w:space="0"/>
       </w:tblBorders>
       <w:tblCellMar>
         <w:top w:w="0" w:type="dxa"/>
@@ -3705,10 +3851,10 @@
       <w:tblPr/>
       <w:tcPr>
         <w:tcBorders>
-          <w:top w:val="double" w:sz="6" w:space="0" w:color="000000" w:themeColor="text1"/>
-          <w:left w:val="single" w:sz="8" w:space="0" w:color="000000" w:themeColor="text1"/>
-          <w:bottom w:val="single" w:sz="8" w:space="0" w:color="000000" w:themeColor="text1"/>
-          <w:right w:val="single" w:sz="8" w:space="0" w:color="000000" w:themeColor="text1"/>
+          <w:top w:val="double" w:color="000000" w:themeColor="text1" w:sz="6" w:space="0"/>
+          <w:left w:val="single" w:color="000000" w:themeColor="text1" w:sz="8" w:space="0"/>
+          <w:bottom w:val="single" w:color="000000" w:themeColor="text1" w:sz="8" w:space="0"/>
+          <w:right w:val="single" w:color="000000" w:themeColor="text1" w:sz="8" w:space="0"/>
         </w:tcBorders>
       </w:tcPr>
     </w:tblStylePr>
@@ -3728,10 +3874,10 @@
       <w:tblPr/>
       <w:tcPr>
         <w:tcBorders>
-          <w:top w:val="single" w:sz="8" w:space="0" w:color="000000" w:themeColor="text1"/>
-          <w:left w:val="single" w:sz="8" w:space="0" w:color="000000" w:themeColor="text1"/>
-          <w:bottom w:val="single" w:sz="8" w:space="0" w:color="000000" w:themeColor="text1"/>
-          <w:right w:val="single" w:sz="8" w:space="0" w:color="000000" w:themeColor="text1"/>
+          <w:top w:val="single" w:color="000000" w:themeColor="text1" w:sz="8" w:space="0"/>
+          <w:left w:val="single" w:color="000000" w:themeColor="text1" w:sz="8" w:space="0"/>
+          <w:bottom w:val="single" w:color="000000" w:themeColor="text1" w:sz="8" w:space="0"/>
+          <w:right w:val="single" w:color="000000" w:themeColor="text1" w:sz="8" w:space="0"/>
         </w:tcBorders>
       </w:tcPr>
     </w:tblStylePr>
@@ -3739,10 +3885,10 @@
       <w:tblPr/>
       <w:tcPr>
         <w:tcBorders>
-          <w:top w:val="single" w:sz="8" w:space="0" w:color="000000" w:themeColor="text1"/>
-          <w:left w:val="single" w:sz="8" w:space="0" w:color="000000" w:themeColor="text1"/>
-          <w:bottom w:val="single" w:sz="8" w:space="0" w:color="000000" w:themeColor="text1"/>
-          <w:right w:val="single" w:sz="8" w:space="0" w:color="000000" w:themeColor="text1"/>
+          <w:top w:val="single" w:color="000000" w:themeColor="text1" w:sz="8" w:space="0"/>
+          <w:left w:val="single" w:color="000000" w:themeColor="text1" w:sz="8" w:space="0"/>
+          <w:bottom w:val="single" w:color="000000" w:themeColor="text1" w:sz="8" w:space="0"/>
+          <w:right w:val="single" w:color="000000" w:themeColor="text1" w:sz="8" w:space="0"/>
         </w:tcBorders>
       </w:tcPr>
     </w:tblStylePr>
@@ -3760,10 +3906,10 @@
       <w:tblStyleColBandSize w:val="1"/>
       <w:tblInd w:w="0" w:type="dxa"/>
       <w:tblBorders>
-        <w:top w:val="single" w:sz="8" w:space="0" w:color="4F81BD" w:themeColor="accent1"/>
-        <w:left w:val="single" w:sz="8" w:space="0" w:color="4F81BD" w:themeColor="accent1"/>
-        <w:bottom w:val="single" w:sz="8" w:space="0" w:color="4F81BD" w:themeColor="accent1"/>
-        <w:right w:val="single" w:sz="8" w:space="0" w:color="4F81BD" w:themeColor="accent1"/>
+        <w:top w:val="single" w:color="4F81BD" w:themeColor="accent1" w:sz="8" w:space="0"/>
+        <w:left w:val="single" w:color="4F81BD" w:themeColor="accent1" w:sz="8" w:space="0"/>
+        <w:bottom w:val="single" w:color="4F81BD" w:themeColor="accent1" w:sz="8" w:space="0"/>
+        <w:right w:val="single" w:color="4F81BD" w:themeColor="accent1" w:sz="8" w:space="0"/>
       </w:tblBorders>
       <w:tblCellMar>
         <w:top w:w="0" w:type="dxa"/>
@@ -3797,10 +3943,10 @@
       <w:tblPr/>
       <w:tcPr>
         <w:tcBorders>
-          <w:top w:val="double" w:sz="6" w:space="0" w:color="4F81BD" w:themeColor="accent1"/>
-          <w:left w:val="single" w:sz="8" w:space="0" w:color="4F81BD" w:themeColor="accent1"/>
-          <w:bottom w:val="single" w:sz="8" w:space="0" w:color="4F81BD" w:themeColor="accent1"/>
-          <w:right w:val="single" w:sz="8" w:space="0" w:color="4F81BD" w:themeColor="accent1"/>
+          <w:top w:val="double" w:color="4F81BD" w:themeColor="accent1" w:sz="6" w:space="0"/>
+          <w:left w:val="single" w:color="4F81BD" w:themeColor="accent1" w:sz="8" w:space="0"/>
+          <w:bottom w:val="single" w:color="4F81BD" w:themeColor="accent1" w:sz="8" w:space="0"/>
+          <w:right w:val="single" w:color="4F81BD" w:themeColor="accent1" w:sz="8" w:space="0"/>
         </w:tcBorders>
       </w:tcPr>
     </w:tblStylePr>
@@ -3820,10 +3966,10 @@
       <w:tblPr/>
       <w:tcPr>
         <w:tcBorders>
-          <w:top w:val="single" w:sz="8" w:space="0" w:color="4F81BD" w:themeColor="accent1"/>
-          <w:left w:val="single" w:sz="8" w:space="0" w:color="4F81BD" w:themeColor="accent1"/>
-          <w:bottom w:val="single" w:sz="8" w:space="0" w:color="4F81BD" w:themeColor="accent1"/>
-          <w:right w:val="single" w:sz="8" w:space="0" w:color="4F81BD" w:themeColor="accent1"/>
+          <w:top w:val="single" w:color="4F81BD" w:themeColor="accent1" w:sz="8" w:space="0"/>
+          <w:left w:val="single" w:color="4F81BD" w:themeColor="accent1" w:sz="8" w:space="0"/>
+          <w:bottom w:val="single" w:color="4F81BD" w:themeColor="accent1" w:sz="8" w:space="0"/>
+          <w:right w:val="single" w:color="4F81BD" w:themeColor="accent1" w:sz="8" w:space="0"/>
         </w:tcBorders>
       </w:tcPr>
     </w:tblStylePr>
@@ -3831,10 +3977,10 @@
       <w:tblPr/>
       <w:tcPr>
         <w:tcBorders>
-          <w:top w:val="single" w:sz="8" w:space="0" w:color="4F81BD" w:themeColor="accent1"/>
-          <w:left w:val="single" w:sz="8" w:space="0" w:color="4F81BD" w:themeColor="accent1"/>
-          <w:bottom w:val="single" w:sz="8" w:space="0" w:color="4F81BD" w:themeColor="accent1"/>
-          <w:right w:val="single" w:sz="8" w:space="0" w:color="4F81BD" w:themeColor="accent1"/>
+          <w:top w:val="single" w:color="4F81BD" w:themeColor="accent1" w:sz="8" w:space="0"/>
+          <w:left w:val="single" w:color="4F81BD" w:themeColor="accent1" w:sz="8" w:space="0"/>
+          <w:bottom w:val="single" w:color="4F81BD" w:themeColor="accent1" w:sz="8" w:space="0"/>
+          <w:right w:val="single" w:color="4F81BD" w:themeColor="accent1" w:sz="8" w:space="0"/>
         </w:tcBorders>
       </w:tcPr>
     </w:tblStylePr>
@@ -3852,10 +3998,10 @@
       <w:tblStyleColBandSize w:val="1"/>
       <w:tblInd w:w="0" w:type="dxa"/>
       <w:tblBorders>
-        <w:top w:val="single" w:sz="8" w:space="0" w:color="C0504D" w:themeColor="accent2"/>
-        <w:left w:val="single" w:sz="8" w:space="0" w:color="C0504D" w:themeColor="accent2"/>
-        <w:bottom w:val="single" w:sz="8" w:space="0" w:color="C0504D" w:themeColor="accent2"/>
-        <w:right w:val="single" w:sz="8" w:space="0" w:color="C0504D" w:themeColor="accent2"/>
+        <w:top w:val="single" w:color="C0504D" w:themeColor="accent2" w:sz="8" w:space="0"/>
+        <w:left w:val="single" w:color="C0504D" w:themeColor="accent2" w:sz="8" w:space="0"/>
+        <w:bottom w:val="single" w:color="C0504D" w:themeColor="accent2" w:sz="8" w:space="0"/>
+        <w:right w:val="single" w:color="C0504D" w:themeColor="accent2" w:sz="8" w:space="0"/>
       </w:tblBorders>
       <w:tblCellMar>
         <w:top w:w="0" w:type="dxa"/>
@@ -3889,10 +4035,10 @@
       <w:tblPr/>
       <w:tcPr>
         <w:tcBorders>
-          <w:top w:val="double" w:sz="6" w:space="0" w:color="C0504D" w:themeColor="accent2"/>
-          <w:left w:val="single" w:sz="8" w:space="0" w:color="C0504D" w:themeColor="accent2"/>
-          <w:bottom w:val="single" w:sz="8" w:space="0" w:color="C0504D" w:themeColor="accent2"/>
-          <w:right w:val="single" w:sz="8" w:space="0" w:color="C0504D" w:themeColor="accent2"/>
+          <w:top w:val="double" w:color="C0504D" w:themeColor="accent2" w:sz="6" w:space="0"/>
+          <w:left w:val="single" w:color="C0504D" w:themeColor="accent2" w:sz="8" w:space="0"/>
+          <w:bottom w:val="single" w:color="C0504D" w:themeColor="accent2" w:sz="8" w:space="0"/>
+          <w:right w:val="single" w:color="C0504D" w:themeColor="accent2" w:sz="8" w:space="0"/>
         </w:tcBorders>
       </w:tcPr>
     </w:tblStylePr>
@@ -3912,10 +4058,10 @@
       <w:tblPr/>
       <w:tcPr>
         <w:tcBorders>
-          <w:top w:val="single" w:sz="8" w:space="0" w:color="C0504D" w:themeColor="accent2"/>
-          <w:left w:val="single" w:sz="8" w:space="0" w:color="C0504D" w:themeColor="accent2"/>
-          <w:bottom w:val="single" w:sz="8" w:space="0" w:color="C0504D" w:themeColor="accent2"/>
-          <w:right w:val="single" w:sz="8" w:space="0" w:color="C0504D" w:themeColor="accent2"/>
+          <w:top w:val="single" w:color="C0504D" w:themeColor="accent2" w:sz="8" w:space="0"/>
+          <w:left w:val="single" w:color="C0504D" w:themeColor="accent2" w:sz="8" w:space="0"/>
+          <w:bottom w:val="single" w:color="C0504D" w:themeColor="accent2" w:sz="8" w:space="0"/>
+          <w:right w:val="single" w:color="C0504D" w:themeColor="accent2" w:sz="8" w:space="0"/>
         </w:tcBorders>
       </w:tcPr>
     </w:tblStylePr>
@@ -3923,10 +4069,10 @@
       <w:tblPr/>
       <w:tcPr>
         <w:tcBorders>
-          <w:top w:val="single" w:sz="8" w:space="0" w:color="C0504D" w:themeColor="accent2"/>
-          <w:left w:val="single" w:sz="8" w:space="0" w:color="C0504D" w:themeColor="accent2"/>
-          <w:bottom w:val="single" w:sz="8" w:space="0" w:color="C0504D" w:themeColor="accent2"/>
-          <w:right w:val="single" w:sz="8" w:space="0" w:color="C0504D" w:themeColor="accent2"/>
+          <w:top w:val="single" w:color="C0504D" w:themeColor="accent2" w:sz="8" w:space="0"/>
+          <w:left w:val="single" w:color="C0504D" w:themeColor="accent2" w:sz="8" w:space="0"/>
+          <w:bottom w:val="single" w:color="C0504D" w:themeColor="accent2" w:sz="8" w:space="0"/>
+          <w:right w:val="single" w:color="C0504D" w:themeColor="accent2" w:sz="8" w:space="0"/>
         </w:tcBorders>
       </w:tcPr>
     </w:tblStylePr>
@@ -3944,10 +4090,10 @@
       <w:tblStyleColBandSize w:val="1"/>
       <w:tblInd w:w="0" w:type="dxa"/>
       <w:tblBorders>
-        <w:top w:val="single" w:sz="8" w:space="0" w:color="9BBB59" w:themeColor="accent3"/>
-        <w:left w:val="single" w:sz="8" w:space="0" w:color="9BBB59" w:themeColor="accent3"/>
-        <w:bottom w:val="single" w:sz="8" w:space="0" w:color="9BBB59" w:themeColor="accent3"/>
-        <w:right w:val="single" w:sz="8" w:space="0" w:color="9BBB59" w:themeColor="accent3"/>
+        <w:top w:val="single" w:color="9BBB59" w:themeColor="accent3" w:sz="8" w:space="0"/>
+        <w:left w:val="single" w:color="9BBB59" w:themeColor="accent3" w:sz="8" w:space="0"/>
+        <w:bottom w:val="single" w:color="9BBB59" w:themeColor="accent3" w:sz="8" w:space="0"/>
+        <w:right w:val="single" w:color="9BBB59" w:themeColor="accent3" w:sz="8" w:space="0"/>
       </w:tblBorders>
       <w:tblCellMar>
         <w:top w:w="0" w:type="dxa"/>
@@ -3981,10 +4127,10 @@
       <w:tblPr/>
       <w:tcPr>
         <w:tcBorders>
-          <w:top w:val="double" w:sz="6" w:space="0" w:color="9BBB59" w:themeColor="accent3"/>
-          <w:left w:val="single" w:sz="8" w:space="0" w:color="9BBB59" w:themeColor="accent3"/>
-          <w:bottom w:val="single" w:sz="8" w:space="0" w:color="9BBB59" w:themeColor="accent3"/>
-          <w:right w:val="single" w:sz="8" w:space="0" w:color="9BBB59" w:themeColor="accent3"/>
+          <w:top w:val="double" w:color="9BBB59" w:themeColor="accent3" w:sz="6" w:space="0"/>
+          <w:left w:val="single" w:color="9BBB59" w:themeColor="accent3" w:sz="8" w:space="0"/>
+          <w:bottom w:val="single" w:color="9BBB59" w:themeColor="accent3" w:sz="8" w:space="0"/>
+          <w:right w:val="single" w:color="9BBB59" w:themeColor="accent3" w:sz="8" w:space="0"/>
         </w:tcBorders>
       </w:tcPr>
     </w:tblStylePr>
@@ -4004,10 +4150,10 @@
       <w:tblPr/>
       <w:tcPr>
         <w:tcBorders>
-          <w:top w:val="single" w:sz="8" w:space="0" w:color="9BBB59" w:themeColor="accent3"/>
-          <w:left w:val="single" w:sz="8" w:space="0" w:color="9BBB59" w:themeColor="accent3"/>
-          <w:bottom w:val="single" w:sz="8" w:space="0" w:color="9BBB59" w:themeColor="accent3"/>
-          <w:right w:val="single" w:sz="8" w:space="0" w:color="9BBB59" w:themeColor="accent3"/>
+          <w:top w:val="single" w:color="9BBB59" w:themeColor="accent3" w:sz="8" w:space="0"/>
+          <w:left w:val="single" w:color="9BBB59" w:themeColor="accent3" w:sz="8" w:space="0"/>
+          <w:bottom w:val="single" w:color="9BBB59" w:themeColor="accent3" w:sz="8" w:space="0"/>
+          <w:right w:val="single" w:color="9BBB59" w:themeColor="accent3" w:sz="8" w:space="0"/>
         </w:tcBorders>
       </w:tcPr>
     </w:tblStylePr>
@@ -4015,10 +4161,10 @@
       <w:tblPr/>
       <w:tcPr>
         <w:tcBorders>
-          <w:top w:val="single" w:sz="8" w:space="0" w:color="9BBB59" w:themeColor="accent3"/>
-          <w:left w:val="single" w:sz="8" w:space="0" w:color="9BBB59" w:themeColor="accent3"/>
-          <w:bottom w:val="single" w:sz="8" w:space="0" w:color="9BBB59" w:themeColor="accent3"/>
-          <w:right w:val="single" w:sz="8" w:space="0" w:color="9BBB59" w:themeColor="accent3"/>
+          <w:top w:val="single" w:color="9BBB59" w:themeColor="accent3" w:sz="8" w:space="0"/>
+          <w:left w:val="single" w:color="9BBB59" w:themeColor="accent3" w:sz="8" w:space="0"/>
+          <w:bottom w:val="single" w:color="9BBB59" w:themeColor="accent3" w:sz="8" w:space="0"/>
+          <w:right w:val="single" w:color="9BBB59" w:themeColor="accent3" w:sz="8" w:space="0"/>
         </w:tcBorders>
       </w:tcPr>
     </w:tblStylePr>
@@ -4036,10 +4182,10 @@
       <w:tblStyleColBandSize w:val="1"/>
       <w:tblInd w:w="0" w:type="dxa"/>
       <w:tblBorders>
-        <w:top w:val="single" w:sz="8" w:space="0" w:color="8064A2" w:themeColor="accent4"/>
-        <w:left w:val="single" w:sz="8" w:space="0" w:color="8064A2" w:themeColor="accent4"/>
-        <w:bottom w:val="single" w:sz="8" w:space="0" w:color="8064A2" w:themeColor="accent4"/>
-        <w:right w:val="single" w:sz="8" w:space="0" w:color="8064A2" w:themeColor="accent4"/>
+        <w:top w:val="single" w:color="8064A2" w:themeColor="accent4" w:sz="8" w:space="0"/>
+        <w:left w:val="single" w:color="8064A2" w:themeColor="accent4" w:sz="8" w:space="0"/>
+        <w:bottom w:val="single" w:color="8064A2" w:themeColor="accent4" w:sz="8" w:space="0"/>
+        <w:right w:val="single" w:color="8064A2" w:themeColor="accent4" w:sz="8" w:space="0"/>
       </w:tblBorders>
       <w:tblCellMar>
         <w:top w:w="0" w:type="dxa"/>
@@ -4073,10 +4219,10 @@
       <w:tblPr/>
       <w:tcPr>
         <w:tcBorders>
-          <w:top w:val="double" w:sz="6" w:space="0" w:color="8064A2" w:themeColor="accent4"/>
-          <w:left w:val="single" w:sz="8" w:space="0" w:color="8064A2" w:themeColor="accent4"/>
-          <w:bottom w:val="single" w:sz="8" w:space="0" w:color="8064A2" w:themeColor="accent4"/>
-          <w:right w:val="single" w:sz="8" w:space="0" w:color="8064A2" w:themeColor="accent4"/>
+          <w:top w:val="double" w:color="8064A2" w:themeColor="accent4" w:sz="6" w:space="0"/>
+          <w:left w:val="single" w:color="8064A2" w:themeColor="accent4" w:sz="8" w:space="0"/>
+          <w:bottom w:val="single" w:color="8064A2" w:themeColor="accent4" w:sz="8" w:space="0"/>
+          <w:right w:val="single" w:color="8064A2" w:themeColor="accent4" w:sz="8" w:space="0"/>
         </w:tcBorders>
       </w:tcPr>
     </w:tblStylePr>
@@ -4096,10 +4242,10 @@
       <w:tblPr/>
       <w:tcPr>
         <w:tcBorders>
-          <w:top w:val="single" w:sz="8" w:space="0" w:color="8064A2" w:themeColor="accent4"/>
-          <w:left w:val="single" w:sz="8" w:space="0" w:color="8064A2" w:themeColor="accent4"/>
-          <w:bottom w:val="single" w:sz="8" w:space="0" w:color="8064A2" w:themeColor="accent4"/>
-          <w:right w:val="single" w:sz="8" w:space="0" w:color="8064A2" w:themeColor="accent4"/>
+          <w:top w:val="single" w:color="8064A2" w:themeColor="accent4" w:sz="8" w:space="0"/>
+          <w:left w:val="single" w:color="8064A2" w:themeColor="accent4" w:sz="8" w:space="0"/>
+          <w:bottom w:val="single" w:color="8064A2" w:themeColor="accent4" w:sz="8" w:space="0"/>
+          <w:right w:val="single" w:color="8064A2" w:themeColor="accent4" w:sz="8" w:space="0"/>
         </w:tcBorders>
       </w:tcPr>
     </w:tblStylePr>
@@ -4107,10 +4253,10 @@
       <w:tblPr/>
       <w:tcPr>
         <w:tcBorders>
-          <w:top w:val="single" w:sz="8" w:space="0" w:color="8064A2" w:themeColor="accent4"/>
-          <w:left w:val="single" w:sz="8" w:space="0" w:color="8064A2" w:themeColor="accent4"/>
-          <w:bottom w:val="single" w:sz="8" w:space="0" w:color="8064A2" w:themeColor="accent4"/>
-          <w:right w:val="single" w:sz="8" w:space="0" w:color="8064A2" w:themeColor="accent4"/>
+          <w:top w:val="single" w:color="8064A2" w:themeColor="accent4" w:sz="8" w:space="0"/>
+          <w:left w:val="single" w:color="8064A2" w:themeColor="accent4" w:sz="8" w:space="0"/>
+          <w:bottom w:val="single" w:color="8064A2" w:themeColor="accent4" w:sz="8" w:space="0"/>
+          <w:right w:val="single" w:color="8064A2" w:themeColor="accent4" w:sz="8" w:space="0"/>
         </w:tcBorders>
       </w:tcPr>
     </w:tblStylePr>
@@ -4128,10 +4274,10 @@
       <w:tblStyleColBandSize w:val="1"/>
       <w:tblInd w:w="0" w:type="dxa"/>
       <w:tblBorders>
-        <w:top w:val="single" w:sz="8" w:space="0" w:color="4BACC6" w:themeColor="accent5"/>
-        <w:left w:val="single" w:sz="8" w:space="0" w:color="4BACC6" w:themeColor="accent5"/>
-        <w:bottom w:val="single" w:sz="8" w:space="0" w:color="4BACC6" w:themeColor="accent5"/>
-        <w:right w:val="single" w:sz="8" w:space="0" w:color="4BACC6" w:themeColor="accent5"/>
+        <w:top w:val="single" w:color="4BACC6" w:themeColor="accent5" w:sz="8" w:space="0"/>
+        <w:left w:val="single" w:color="4BACC6" w:themeColor="accent5" w:sz="8" w:space="0"/>
+        <w:bottom w:val="single" w:color="4BACC6" w:themeColor="accent5" w:sz="8" w:space="0"/>
+        <w:right w:val="single" w:color="4BACC6" w:themeColor="accent5" w:sz="8" w:space="0"/>
       </w:tblBorders>
       <w:tblCellMar>
         <w:top w:w="0" w:type="dxa"/>
@@ -4165,10 +4311,10 @@
       <w:tblPr/>
       <w:tcPr>
         <w:tcBorders>
-          <w:top w:val="double" w:sz="6" w:space="0" w:color="4BACC6" w:themeColor="accent5"/>
-          <w:left w:val="single" w:sz="8" w:space="0" w:color="4BACC6" w:themeColor="accent5"/>
-          <w:bottom w:val="single" w:sz="8" w:space="0" w:color="4BACC6" w:themeColor="accent5"/>
-          <w:right w:val="single" w:sz="8" w:space="0" w:color="4BACC6" w:themeColor="accent5"/>
+          <w:top w:val="double" w:color="4BACC6" w:themeColor="accent5" w:sz="6" w:space="0"/>
+          <w:left w:val="single" w:color="4BACC6" w:themeColor="accent5" w:sz="8" w:space="0"/>
+          <w:bottom w:val="single" w:color="4BACC6" w:themeColor="accent5" w:sz="8" w:space="0"/>
+          <w:right w:val="single" w:color="4BACC6" w:themeColor="accent5" w:sz="8" w:space="0"/>
         </w:tcBorders>
       </w:tcPr>
     </w:tblStylePr>
@@ -4188,10 +4334,10 @@
       <w:tblPr/>
       <w:tcPr>
         <w:tcBorders>
-          <w:top w:val="single" w:sz="8" w:space="0" w:color="4BACC6" w:themeColor="accent5"/>
-          <w:left w:val="single" w:sz="8" w:space="0" w:color="4BACC6" w:themeColor="accent5"/>
-          <w:bottom w:val="single" w:sz="8" w:space="0" w:color="4BACC6" w:themeColor="accent5"/>
-          <w:right w:val="single" w:sz="8" w:space="0" w:color="4BACC6" w:themeColor="accent5"/>
+          <w:top w:val="single" w:color="4BACC6" w:themeColor="accent5" w:sz="8" w:space="0"/>
+          <w:left w:val="single" w:color="4BACC6" w:themeColor="accent5" w:sz="8" w:space="0"/>
+          <w:bottom w:val="single" w:color="4BACC6" w:themeColor="accent5" w:sz="8" w:space="0"/>
+          <w:right w:val="single" w:color="4BACC6" w:themeColor="accent5" w:sz="8" w:space="0"/>
         </w:tcBorders>
       </w:tcPr>
     </w:tblStylePr>
@@ -4199,10 +4345,10 @@
       <w:tblPr/>
       <w:tcPr>
         <w:tcBorders>
-          <w:top w:val="single" w:sz="8" w:space="0" w:color="4BACC6" w:themeColor="accent5"/>
-          <w:left w:val="single" w:sz="8" w:space="0" w:color="4BACC6" w:themeColor="accent5"/>
-          <w:bottom w:val="single" w:sz="8" w:space="0" w:color="4BACC6" w:themeColor="accent5"/>
-          <w:right w:val="single" w:sz="8" w:space="0" w:color="4BACC6" w:themeColor="accent5"/>
+          <w:top w:val="single" w:color="4BACC6" w:themeColor="accent5" w:sz="8" w:space="0"/>
+          <w:left w:val="single" w:color="4BACC6" w:themeColor="accent5" w:sz="8" w:space="0"/>
+          <w:bottom w:val="single" w:color="4BACC6" w:themeColor="accent5" w:sz="8" w:space="0"/>
+          <w:right w:val="single" w:color="4BACC6" w:themeColor="accent5" w:sz="8" w:space="0"/>
         </w:tcBorders>
       </w:tcPr>
     </w:tblStylePr>
@@ -4220,10 +4366,10 @@
       <w:tblStyleColBandSize w:val="1"/>
       <w:tblInd w:w="0" w:type="dxa"/>
       <w:tblBorders>
-        <w:top w:val="single" w:sz="8" w:space="0" w:color="F79646" w:themeColor="accent6"/>
-        <w:left w:val="single" w:sz="8" w:space="0" w:color="F79646" w:themeColor="accent6"/>
-        <w:bottom w:val="single" w:sz="8" w:space="0" w:color="F79646" w:themeColor="accent6"/>
-        <w:right w:val="single" w:sz="8" w:space="0" w:color="F79646" w:themeColor="accent6"/>
+        <w:top w:val="single" w:color="F79646" w:themeColor="accent6" w:sz="8" w:space="0"/>
+        <w:left w:val="single" w:color="F79646" w:themeColor="accent6" w:sz="8" w:space="0"/>
+        <w:bottom w:val="single" w:color="F79646" w:themeColor="accent6" w:sz="8" w:space="0"/>
+        <w:right w:val="single" w:color="F79646" w:themeColor="accent6" w:sz="8" w:space="0"/>
       </w:tblBorders>
       <w:tblCellMar>
         <w:top w:w="0" w:type="dxa"/>
@@ -4257,10 +4403,10 @@
       <w:tblPr/>
       <w:tcPr>
         <w:tcBorders>
-          <w:top w:val="double" w:sz="6" w:space="0" w:color="F79646" w:themeColor="accent6"/>
-          <w:left w:val="single" w:sz="8" w:space="0" w:color="F79646" w:themeColor="accent6"/>
-          <w:bottom w:val="single" w:sz="8" w:space="0" w:color="F79646" w:themeColor="accent6"/>
-          <w:right w:val="single" w:sz="8" w:space="0" w:color="F79646" w:themeColor="accent6"/>
+          <w:top w:val="double" w:color="F79646" w:themeColor="accent6" w:sz="6" w:space="0"/>
+          <w:left w:val="single" w:color="F79646" w:themeColor="accent6" w:sz="8" w:space="0"/>
+          <w:bottom w:val="single" w:color="F79646" w:themeColor="accent6" w:sz="8" w:space="0"/>
+          <w:right w:val="single" w:color="F79646" w:themeColor="accent6" w:sz="8" w:space="0"/>
         </w:tcBorders>
       </w:tcPr>
     </w:tblStylePr>
@@ -4280,10 +4426,10 @@
       <w:tblPr/>
       <w:tcPr>
         <w:tcBorders>
-          <w:top w:val="single" w:sz="8" w:space="0" w:color="F79646" w:themeColor="accent6"/>
-          <w:left w:val="single" w:sz="8" w:space="0" w:color="F79646" w:themeColor="accent6"/>
-          <w:bottom w:val="single" w:sz="8" w:space="0" w:color="F79646" w:themeColor="accent6"/>
-          <w:right w:val="single" w:sz="8" w:space="0" w:color="F79646" w:themeColor="accent6"/>
+          <w:top w:val="single" w:color="F79646" w:themeColor="accent6" w:sz="8" w:space="0"/>
+          <w:left w:val="single" w:color="F79646" w:themeColor="accent6" w:sz="8" w:space="0"/>
+          <w:bottom w:val="single" w:color="F79646" w:themeColor="accent6" w:sz="8" w:space="0"/>
+          <w:right w:val="single" w:color="F79646" w:themeColor="accent6" w:sz="8" w:space="0"/>
         </w:tcBorders>
       </w:tcPr>
     </w:tblStylePr>
@@ -4291,10 +4437,10 @@
       <w:tblPr/>
       <w:tcPr>
         <w:tcBorders>
-          <w:top w:val="single" w:sz="8" w:space="0" w:color="F79646" w:themeColor="accent6"/>
-          <w:left w:val="single" w:sz="8" w:space="0" w:color="F79646" w:themeColor="accent6"/>
-          <w:bottom w:val="single" w:sz="8" w:space="0" w:color="F79646" w:themeColor="accent6"/>
-          <w:right w:val="single" w:sz="8" w:space="0" w:color="F79646" w:themeColor="accent6"/>
+          <w:top w:val="single" w:color="F79646" w:themeColor="accent6" w:sz="8" w:space="0"/>
+          <w:left w:val="single" w:color="F79646" w:themeColor="accent6" w:sz="8" w:space="0"/>
+          <w:bottom w:val="single" w:color="F79646" w:themeColor="accent6" w:sz="8" w:space="0"/>
+          <w:right w:val="single" w:color="F79646" w:themeColor="accent6" w:sz="8" w:space="0"/>
         </w:tcBorders>
       </w:tcPr>
     </w:tblStylePr>
@@ -4312,12 +4458,12 @@
       <w:tblStyleColBandSize w:val="1"/>
       <w:tblInd w:w="0" w:type="dxa"/>
       <w:tblBorders>
-        <w:top w:val="single" w:sz="8" w:space="0" w:color="000000" w:themeColor="text1"/>
-        <w:left w:val="single" w:sz="8" w:space="0" w:color="000000" w:themeColor="text1"/>
-        <w:bottom w:val="single" w:sz="8" w:space="0" w:color="000000" w:themeColor="text1"/>
-        <w:right w:val="single" w:sz="8" w:space="0" w:color="000000" w:themeColor="text1"/>
-        <w:insideH w:val="single" w:sz="8" w:space="0" w:color="000000" w:themeColor="text1"/>
-        <w:insideV w:val="single" w:sz="8" w:space="0" w:color="000000" w:themeColor="text1"/>
+        <w:top w:val="single" w:color="000000" w:themeColor="text1" w:sz="8" w:space="0"/>
+        <w:left w:val="single" w:color="000000" w:themeColor="text1" w:sz="8" w:space="0"/>
+        <w:bottom w:val="single" w:color="000000" w:themeColor="text1" w:sz="8" w:space="0"/>
+        <w:right w:val="single" w:color="000000" w:themeColor="text1" w:sz="8" w:space="0"/>
+        <w:insideH w:val="single" w:color="000000" w:themeColor="text1" w:sz="8" w:space="0"/>
+        <w:insideV w:val="single" w:color="000000" w:themeColor="text1" w:sz="8" w:space="0"/>
       </w:tblBorders>
       <w:tblCellMar>
         <w:top w:w="0" w:type="dxa"/>
@@ -4331,19 +4477,19 @@
         <w:spacing w:before="0" w:after="0" w:line="240" w:lineRule="auto"/>
       </w:pPr>
       <w:rPr>
-        <w:rFonts w:asciiTheme="majorHAnsi" w:eastAsiaTheme="majorEastAsia" w:hAnsiTheme="majorHAnsi" w:cstheme="majorBidi"/>
-        <w:b/>
-        <w:bCs/>
-      </w:rPr>
-      <w:tblPr/>
-      <w:tcPr>
-        <w:tcBorders>
-          <w:top w:val="single" w:sz="8" w:space="0" w:color="000000" w:themeColor="text1"/>
-          <w:left w:val="single" w:sz="8" w:space="0" w:color="000000" w:themeColor="text1"/>
-          <w:bottom w:val="single" w:sz="18" w:space="0" w:color="000000" w:themeColor="text1"/>
-          <w:right w:val="single" w:sz="8" w:space="0" w:color="000000" w:themeColor="text1"/>
-          <w:insideH w:val="nil"/>
-          <w:insideV w:val="single" w:sz="8" w:space="0" w:color="000000" w:themeColor="text1"/>
+        <w:rFonts w:asciiTheme="majorHAnsi" w:hAnsiTheme="majorHAnsi" w:eastAsiaTheme="majorEastAsia" w:cstheme="majorBidi"/>
+        <w:b/>
+        <w:bCs/>
+      </w:rPr>
+      <w:tblPr/>
+      <w:tcPr>
+        <w:tcBorders>
+          <w:top w:val="single" w:color="000000" w:themeColor="text1" w:sz="8" w:space="0"/>
+          <w:left w:val="single" w:color="000000" w:themeColor="text1" w:sz="8" w:space="0"/>
+          <w:bottom w:val="single" w:color="000000" w:themeColor="text1" w:sz="18" w:space="0"/>
+          <w:right w:val="single" w:color="000000" w:themeColor="text1" w:sz="8" w:space="0"/>
+          <w:insideH w:val="nil"/>
+          <w:insideV w:val="single" w:color="000000" w:themeColor="text1" w:sz="8" w:space="0"/>
         </w:tcBorders>
       </w:tcPr>
     </w:tblStylePr>
@@ -4352,42 +4498,42 @@
         <w:spacing w:before="0" w:after="0" w:line="240" w:lineRule="auto"/>
       </w:pPr>
       <w:rPr>
-        <w:rFonts w:asciiTheme="majorHAnsi" w:eastAsiaTheme="majorEastAsia" w:hAnsiTheme="majorHAnsi" w:cstheme="majorBidi"/>
-        <w:b/>
-        <w:bCs/>
-      </w:rPr>
-      <w:tblPr/>
-      <w:tcPr>
-        <w:tcBorders>
-          <w:top w:val="double" w:sz="6" w:space="0" w:color="000000" w:themeColor="text1"/>
-          <w:left w:val="single" w:sz="8" w:space="0" w:color="000000" w:themeColor="text1"/>
-          <w:bottom w:val="single" w:sz="8" w:space="0" w:color="000000" w:themeColor="text1"/>
-          <w:right w:val="single" w:sz="8" w:space="0" w:color="000000" w:themeColor="text1"/>
-          <w:insideH w:val="nil"/>
-          <w:insideV w:val="single" w:sz="8" w:space="0" w:color="000000" w:themeColor="text1"/>
+        <w:rFonts w:asciiTheme="majorHAnsi" w:hAnsiTheme="majorHAnsi" w:eastAsiaTheme="majorEastAsia" w:cstheme="majorBidi"/>
+        <w:b/>
+        <w:bCs/>
+      </w:rPr>
+      <w:tblPr/>
+      <w:tcPr>
+        <w:tcBorders>
+          <w:top w:val="double" w:color="000000" w:themeColor="text1" w:sz="6" w:space="0"/>
+          <w:left w:val="single" w:color="000000" w:themeColor="text1" w:sz="8" w:space="0"/>
+          <w:bottom w:val="single" w:color="000000" w:themeColor="text1" w:sz="8" w:space="0"/>
+          <w:right w:val="single" w:color="000000" w:themeColor="text1" w:sz="8" w:space="0"/>
+          <w:insideH w:val="nil"/>
+          <w:insideV w:val="single" w:color="000000" w:themeColor="text1" w:sz="8" w:space="0"/>
         </w:tcBorders>
       </w:tcPr>
     </w:tblStylePr>
     <w:tblStylePr w:type="firstCol">
       <w:rPr>
-        <w:rFonts w:asciiTheme="majorHAnsi" w:eastAsiaTheme="majorEastAsia" w:hAnsiTheme="majorHAnsi" w:cstheme="majorBidi"/>
+        <w:rFonts w:asciiTheme="majorHAnsi" w:hAnsiTheme="majorHAnsi" w:eastAsiaTheme="majorEastAsia" w:cstheme="majorBidi"/>
         <w:b/>
         <w:bCs/>
       </w:rPr>
     </w:tblStylePr>
     <w:tblStylePr w:type="lastCol">
       <w:rPr>
-        <w:rFonts w:asciiTheme="majorHAnsi" w:eastAsiaTheme="majorEastAsia" w:hAnsiTheme="majorHAnsi" w:cstheme="majorBidi"/>
-        <w:b/>
-        <w:bCs/>
-      </w:rPr>
-      <w:tblPr/>
-      <w:tcPr>
-        <w:tcBorders>
-          <w:top w:val="single" w:sz="8" w:space="0" w:color="000000" w:themeColor="text1"/>
-          <w:left w:val="single" w:sz="8" w:space="0" w:color="000000" w:themeColor="text1"/>
-          <w:bottom w:val="single" w:sz="8" w:space="0" w:color="000000" w:themeColor="text1"/>
-          <w:right w:val="single" w:sz="8" w:space="0" w:color="000000" w:themeColor="text1"/>
+        <w:rFonts w:asciiTheme="majorHAnsi" w:hAnsiTheme="majorHAnsi" w:eastAsiaTheme="majorEastAsia" w:cstheme="majorBidi"/>
+        <w:b/>
+        <w:bCs/>
+      </w:rPr>
+      <w:tblPr/>
+      <w:tcPr>
+        <w:tcBorders>
+          <w:top w:val="single" w:color="000000" w:themeColor="text1" w:sz="8" w:space="0"/>
+          <w:left w:val="single" w:color="000000" w:themeColor="text1" w:sz="8" w:space="0"/>
+          <w:bottom w:val="single" w:color="000000" w:themeColor="text1" w:sz="8" w:space="0"/>
+          <w:right w:val="single" w:color="000000" w:themeColor="text1" w:sz="8" w:space="0"/>
         </w:tcBorders>
       </w:tcPr>
     </w:tblStylePr>
@@ -4395,10 +4541,10 @@
       <w:tblPr/>
       <w:tcPr>
         <w:tcBorders>
-          <w:top w:val="single" w:sz="8" w:space="0" w:color="000000" w:themeColor="text1"/>
-          <w:left w:val="single" w:sz="8" w:space="0" w:color="000000" w:themeColor="text1"/>
-          <w:bottom w:val="single" w:sz="8" w:space="0" w:color="000000" w:themeColor="text1"/>
-          <w:right w:val="single" w:sz="8" w:space="0" w:color="000000" w:themeColor="text1"/>
+          <w:top w:val="single" w:color="000000" w:themeColor="text1" w:sz="8" w:space="0"/>
+          <w:left w:val="single" w:color="000000" w:themeColor="text1" w:sz="8" w:space="0"/>
+          <w:bottom w:val="single" w:color="000000" w:themeColor="text1" w:sz="8" w:space="0"/>
+          <w:right w:val="single" w:color="000000" w:themeColor="text1" w:sz="8" w:space="0"/>
         </w:tcBorders>
         <w:shd w:val="clear" w:color="auto" w:fill="C0C0C0" w:themeFill="text1" w:themeFillTint="3F"/>
       </w:tcPr>
@@ -4407,11 +4553,11 @@
       <w:tblPr/>
       <w:tcPr>
         <w:tcBorders>
-          <w:top w:val="single" w:sz="8" w:space="0" w:color="000000" w:themeColor="text1"/>
-          <w:left w:val="single" w:sz="8" w:space="0" w:color="000000" w:themeColor="text1"/>
-          <w:bottom w:val="single" w:sz="8" w:space="0" w:color="000000" w:themeColor="text1"/>
-          <w:right w:val="single" w:sz="8" w:space="0" w:color="000000" w:themeColor="text1"/>
-          <w:insideV w:val="single" w:sz="8" w:space="0" w:color="000000" w:themeColor="text1"/>
+          <w:top w:val="single" w:color="000000" w:themeColor="text1" w:sz="8" w:space="0"/>
+          <w:left w:val="single" w:color="000000" w:themeColor="text1" w:sz="8" w:space="0"/>
+          <w:bottom w:val="single" w:color="000000" w:themeColor="text1" w:sz="8" w:space="0"/>
+          <w:right w:val="single" w:color="000000" w:themeColor="text1" w:sz="8" w:space="0"/>
+          <w:insideV w:val="single" w:color="000000" w:themeColor="text1" w:sz="8" w:space="0"/>
         </w:tcBorders>
         <w:shd w:val="clear" w:color="auto" w:fill="C0C0C0" w:themeFill="text1" w:themeFillTint="3F"/>
       </w:tcPr>
@@ -4420,11 +4566,11 @@
       <w:tblPr/>
       <w:tcPr>
         <w:tcBorders>
-          <w:top w:val="single" w:sz="8" w:space="0" w:color="000000" w:themeColor="text1"/>
-          <w:left w:val="single" w:sz="8" w:space="0" w:color="000000" w:themeColor="text1"/>
-          <w:bottom w:val="single" w:sz="8" w:space="0" w:color="000000" w:themeColor="text1"/>
-          <w:right w:val="single" w:sz="8" w:space="0" w:color="000000" w:themeColor="text1"/>
-          <w:insideV w:val="single" w:sz="8" w:space="0" w:color="000000" w:themeColor="text1"/>
+          <w:top w:val="single" w:color="000000" w:themeColor="text1" w:sz="8" w:space="0"/>
+          <w:left w:val="single" w:color="000000" w:themeColor="text1" w:sz="8" w:space="0"/>
+          <w:bottom w:val="single" w:color="000000" w:themeColor="text1" w:sz="8" w:space="0"/>
+          <w:right w:val="single" w:color="000000" w:themeColor="text1" w:sz="8" w:space="0"/>
+          <w:insideV w:val="single" w:color="000000" w:themeColor="text1" w:sz="8" w:space="0"/>
         </w:tcBorders>
       </w:tcPr>
     </w:tblStylePr>
@@ -4442,12 +4588,12 @@
       <w:tblStyleColBandSize w:val="1"/>
       <w:tblInd w:w="0" w:type="dxa"/>
       <w:tblBorders>
-        <w:top w:val="single" w:sz="8" w:space="0" w:color="4F81BD" w:themeColor="accent1"/>
-        <w:left w:val="single" w:sz="8" w:space="0" w:color="4F81BD" w:themeColor="accent1"/>
-        <w:bottom w:val="single" w:sz="8" w:space="0" w:color="4F81BD" w:themeColor="accent1"/>
-        <w:right w:val="single" w:sz="8" w:space="0" w:color="4F81BD" w:themeColor="accent1"/>
-        <w:insideH w:val="single" w:sz="8" w:space="0" w:color="4F81BD" w:themeColor="accent1"/>
-        <w:insideV w:val="single" w:sz="8" w:space="0" w:color="4F81BD" w:themeColor="accent1"/>
+        <w:top w:val="single" w:color="4F81BD" w:themeColor="accent1" w:sz="8" w:space="0"/>
+        <w:left w:val="single" w:color="4F81BD" w:themeColor="accent1" w:sz="8" w:space="0"/>
+        <w:bottom w:val="single" w:color="4F81BD" w:themeColor="accent1" w:sz="8" w:space="0"/>
+        <w:right w:val="single" w:color="4F81BD" w:themeColor="accent1" w:sz="8" w:space="0"/>
+        <w:insideH w:val="single" w:color="4F81BD" w:themeColor="accent1" w:sz="8" w:space="0"/>
+        <w:insideV w:val="single" w:color="4F81BD" w:themeColor="accent1" w:sz="8" w:space="0"/>
       </w:tblBorders>
       <w:tblCellMar>
         <w:top w:w="0" w:type="dxa"/>
@@ -4461,19 +4607,19 @@
         <w:spacing w:before="0" w:after="0" w:line="240" w:lineRule="auto"/>
       </w:pPr>
       <w:rPr>
-        <w:rFonts w:asciiTheme="majorHAnsi" w:eastAsiaTheme="majorEastAsia" w:hAnsiTheme="majorHAnsi" w:cstheme="majorBidi"/>
-        <w:b/>
-        <w:bCs/>
-      </w:rPr>
-      <w:tblPr/>
-      <w:tcPr>
-        <w:tcBorders>
-          <w:top w:val="single" w:sz="8" w:space="0" w:color="4F81BD" w:themeColor="accent1"/>
-          <w:left w:val="single" w:sz="8" w:space="0" w:color="4F81BD" w:themeColor="accent1"/>
-          <w:bottom w:val="single" w:sz="18" w:space="0" w:color="4F81BD" w:themeColor="accent1"/>
-          <w:right w:val="single" w:sz="8" w:space="0" w:color="4F81BD" w:themeColor="accent1"/>
-          <w:insideH w:val="nil"/>
-          <w:insideV w:val="single" w:sz="8" w:space="0" w:color="4F81BD" w:themeColor="accent1"/>
+        <w:rFonts w:asciiTheme="majorHAnsi" w:hAnsiTheme="majorHAnsi" w:eastAsiaTheme="majorEastAsia" w:cstheme="majorBidi"/>
+        <w:b/>
+        <w:bCs/>
+      </w:rPr>
+      <w:tblPr/>
+      <w:tcPr>
+        <w:tcBorders>
+          <w:top w:val="single" w:color="4F81BD" w:themeColor="accent1" w:sz="8" w:space="0"/>
+          <w:left w:val="single" w:color="4F81BD" w:themeColor="accent1" w:sz="8" w:space="0"/>
+          <w:bottom w:val="single" w:color="4F81BD" w:themeColor="accent1" w:sz="18" w:space="0"/>
+          <w:right w:val="single" w:color="4F81BD" w:themeColor="accent1" w:sz="8" w:space="0"/>
+          <w:insideH w:val="nil"/>
+          <w:insideV w:val="single" w:color="4F81BD" w:themeColor="accent1" w:sz="8" w:space="0"/>
         </w:tcBorders>
       </w:tcPr>
     </w:tblStylePr>
@@ -4482,42 +4628,42 @@
         <w:spacing w:before="0" w:after="0" w:line="240" w:lineRule="auto"/>
       </w:pPr>
       <w:rPr>
-        <w:rFonts w:asciiTheme="majorHAnsi" w:eastAsiaTheme="majorEastAsia" w:hAnsiTheme="majorHAnsi" w:cstheme="majorBidi"/>
-        <w:b/>
-        <w:bCs/>
-      </w:rPr>
-      <w:tblPr/>
-      <w:tcPr>
-        <w:tcBorders>
-          <w:top w:val="double" w:sz="6" w:space="0" w:color="4F81BD" w:themeColor="accent1"/>
-          <w:left w:val="single" w:sz="8" w:space="0" w:color="4F81BD" w:themeColor="accent1"/>
-          <w:bottom w:val="single" w:sz="8" w:space="0" w:color="4F81BD" w:themeColor="accent1"/>
-          <w:right w:val="single" w:sz="8" w:space="0" w:color="4F81BD" w:themeColor="accent1"/>
-          <w:insideH w:val="nil"/>
-          <w:insideV w:val="single" w:sz="8" w:space="0" w:color="4F81BD" w:themeColor="accent1"/>
+        <w:rFonts w:asciiTheme="majorHAnsi" w:hAnsiTheme="majorHAnsi" w:eastAsiaTheme="majorEastAsia" w:cstheme="majorBidi"/>
+        <w:b/>
+        <w:bCs/>
+      </w:rPr>
+      <w:tblPr/>
+      <w:tcPr>
+        <w:tcBorders>
+          <w:top w:val="double" w:color="4F81BD" w:themeColor="accent1" w:sz="6" w:space="0"/>
+          <w:left w:val="single" w:color="4F81BD" w:themeColor="accent1" w:sz="8" w:space="0"/>
+          <w:bottom w:val="single" w:color="4F81BD" w:themeColor="accent1" w:sz="8" w:space="0"/>
+          <w:right w:val="single" w:color="4F81BD" w:themeColor="accent1" w:sz="8" w:space="0"/>
+          <w:insideH w:val="nil"/>
+          <w:insideV w:val="single" w:color="4F81BD" w:themeColor="accent1" w:sz="8" w:space="0"/>
         </w:tcBorders>
       </w:tcPr>
     </w:tblStylePr>
     <w:tblStylePr w:type="firstCol">
       <w:rPr>
-        <w:rFonts w:asciiTheme="majorHAnsi" w:eastAsiaTheme="majorEastAsia" w:hAnsiTheme="majorHAnsi" w:cstheme="majorBidi"/>
+        <w:rFonts w:asciiTheme="majorHAnsi" w:hAnsiTheme="majorHAnsi" w:eastAsiaTheme="majorEastAsia" w:cstheme="majorBidi"/>
         <w:b/>
         <w:bCs/>
       </w:rPr>
     </w:tblStylePr>
     <w:tblStylePr w:type="lastCol">
       <w:rPr>
-        <w:rFonts w:asciiTheme="majorHAnsi" w:eastAsiaTheme="majorEastAsia" w:hAnsiTheme="majorHAnsi" w:cstheme="majorBidi"/>
-        <w:b/>
-        <w:bCs/>
-      </w:rPr>
-      <w:tblPr/>
-      <w:tcPr>
-        <w:tcBorders>
-          <w:top w:val="single" w:sz="8" w:space="0" w:color="4F81BD" w:themeColor="accent1"/>
-          <w:left w:val="single" w:sz="8" w:space="0" w:color="4F81BD" w:themeColor="accent1"/>
-          <w:bottom w:val="single" w:sz="8" w:space="0" w:color="4F81BD" w:themeColor="accent1"/>
-          <w:right w:val="single" w:sz="8" w:space="0" w:color="4F81BD" w:themeColor="accent1"/>
+        <w:rFonts w:asciiTheme="majorHAnsi" w:hAnsiTheme="majorHAnsi" w:eastAsiaTheme="majorEastAsia" w:cstheme="majorBidi"/>
+        <w:b/>
+        <w:bCs/>
+      </w:rPr>
+      <w:tblPr/>
+      <w:tcPr>
+        <w:tcBorders>
+          <w:top w:val="single" w:color="4F81BD" w:themeColor="accent1" w:sz="8" w:space="0"/>
+          <w:left w:val="single" w:color="4F81BD" w:themeColor="accent1" w:sz="8" w:space="0"/>
+          <w:bottom w:val="single" w:color="4F81BD" w:themeColor="accent1" w:sz="8" w:space="0"/>
+          <w:right w:val="single" w:color="4F81BD" w:themeColor="accent1" w:sz="8" w:space="0"/>
         </w:tcBorders>
       </w:tcPr>
     </w:tblStylePr>
@@ -4525,10 +4671,10 @@
       <w:tblPr/>
       <w:tcPr>
         <w:tcBorders>
-          <w:top w:val="single" w:sz="8" w:space="0" w:color="4F81BD" w:themeColor="accent1"/>
-          <w:left w:val="single" w:sz="8" w:space="0" w:color="4F81BD" w:themeColor="accent1"/>
-          <w:bottom w:val="single" w:sz="8" w:space="0" w:color="4F81BD" w:themeColor="accent1"/>
-          <w:right w:val="single" w:sz="8" w:space="0" w:color="4F81BD" w:themeColor="accent1"/>
+          <w:top w:val="single" w:color="4F81BD" w:themeColor="accent1" w:sz="8" w:space="0"/>
+          <w:left w:val="single" w:color="4F81BD" w:themeColor="accent1" w:sz="8" w:space="0"/>
+          <w:bottom w:val="single" w:color="4F81BD" w:themeColor="accent1" w:sz="8" w:space="0"/>
+          <w:right w:val="single" w:color="4F81BD" w:themeColor="accent1" w:sz="8" w:space="0"/>
         </w:tcBorders>
         <w:shd w:val="clear" w:color="auto" w:fill="D3DFEE" w:themeFill="accent1" w:themeFillTint="3F"/>
       </w:tcPr>
@@ -4537,11 +4683,11 @@
       <w:tblPr/>
       <w:tcPr>
         <w:tcBorders>
-          <w:top w:val="single" w:sz="8" w:space="0" w:color="4F81BD" w:themeColor="accent1"/>
-          <w:left w:val="single" w:sz="8" w:space="0" w:color="4F81BD" w:themeColor="accent1"/>
-          <w:bottom w:val="single" w:sz="8" w:space="0" w:color="4F81BD" w:themeColor="accent1"/>
-          <w:right w:val="single" w:sz="8" w:space="0" w:color="4F81BD" w:themeColor="accent1"/>
-          <w:insideV w:val="single" w:sz="8" w:space="0" w:color="4F81BD" w:themeColor="accent1"/>
+          <w:top w:val="single" w:color="4F81BD" w:themeColor="accent1" w:sz="8" w:space="0"/>
+          <w:left w:val="single" w:color="4F81BD" w:themeColor="accent1" w:sz="8" w:space="0"/>
+          <w:bottom w:val="single" w:color="4F81BD" w:themeColor="accent1" w:sz="8" w:space="0"/>
+          <w:right w:val="single" w:color="4F81BD" w:themeColor="accent1" w:sz="8" w:space="0"/>
+          <w:insideV w:val="single" w:color="4F81BD" w:themeColor="accent1" w:sz="8" w:space="0"/>
         </w:tcBorders>
         <w:shd w:val="clear" w:color="auto" w:fill="D3DFEE" w:themeFill="accent1" w:themeFillTint="3F"/>
       </w:tcPr>
@@ -4550,11 +4696,11 @@
       <w:tblPr/>
       <w:tcPr>
         <w:tcBorders>
-          <w:top w:val="single" w:sz="8" w:space="0" w:color="4F81BD" w:themeColor="accent1"/>
-          <w:left w:val="single" w:sz="8" w:space="0" w:color="4F81BD" w:themeColor="accent1"/>
-          <w:bottom w:val="single" w:sz="8" w:space="0" w:color="4F81BD" w:themeColor="accent1"/>
-          <w:right w:val="single" w:sz="8" w:space="0" w:color="4F81BD" w:themeColor="accent1"/>
-          <w:insideV w:val="single" w:sz="8" w:space="0" w:color="4F81BD" w:themeColor="accent1"/>
+          <w:top w:val="single" w:color="4F81BD" w:themeColor="accent1" w:sz="8" w:space="0"/>
+          <w:left w:val="single" w:color="4F81BD" w:themeColor="accent1" w:sz="8" w:space="0"/>
+          <w:bottom w:val="single" w:color="4F81BD" w:themeColor="accent1" w:sz="8" w:space="0"/>
+          <w:right w:val="single" w:color="4F81BD" w:themeColor="accent1" w:sz="8" w:space="0"/>
+          <w:insideV w:val="single" w:color="4F81BD" w:themeColor="accent1" w:sz="8" w:space="0"/>
         </w:tcBorders>
       </w:tcPr>
     </w:tblStylePr>
@@ -4572,12 +4718,12 @@
       <w:tblStyleColBandSize w:val="1"/>
       <w:tblInd w:w="0" w:type="dxa"/>
       <w:tblBorders>
-        <w:top w:val="single" w:sz="8" w:space="0" w:color="C0504D" w:themeColor="accent2"/>
-        <w:left w:val="single" w:sz="8" w:space="0" w:color="C0504D" w:themeColor="accent2"/>
-        <w:bottom w:val="single" w:sz="8" w:space="0" w:color="C0504D" w:themeColor="accent2"/>
-        <w:right w:val="single" w:sz="8" w:space="0" w:color="C0504D" w:themeColor="accent2"/>
-        <w:insideH w:val="single" w:sz="8" w:space="0" w:color="C0504D" w:themeColor="accent2"/>
-        <w:insideV w:val="single" w:sz="8" w:space="0" w:color="C0504D" w:themeColor="accent2"/>
+        <w:top w:val="single" w:color="C0504D" w:themeColor="accent2" w:sz="8" w:space="0"/>
+        <w:left w:val="single" w:color="C0504D" w:themeColor="accent2" w:sz="8" w:space="0"/>
+        <w:bottom w:val="single" w:color="C0504D" w:themeColor="accent2" w:sz="8" w:space="0"/>
+        <w:right w:val="single" w:color="C0504D" w:themeColor="accent2" w:sz="8" w:space="0"/>
+        <w:insideH w:val="single" w:color="C0504D" w:themeColor="accent2" w:sz="8" w:space="0"/>
+        <w:insideV w:val="single" w:color="C0504D" w:themeColor="accent2" w:sz="8" w:space="0"/>
       </w:tblBorders>
       <w:tblCellMar>
         <w:top w:w="0" w:type="dxa"/>
@@ -4591,19 +4737,19 @@
         <w:spacing w:before="0" w:after="0" w:line="240" w:lineRule="auto"/>
       </w:pPr>
       <w:rPr>
-        <w:rFonts w:asciiTheme="majorHAnsi" w:eastAsiaTheme="majorEastAsia" w:hAnsiTheme="majorHAnsi" w:cstheme="majorBidi"/>
-        <w:b/>
-        <w:bCs/>
-      </w:rPr>
-      <w:tblPr/>
-      <w:tcPr>
-        <w:tcBorders>
-          <w:top w:val="single" w:sz="8" w:space="0" w:color="C0504D" w:themeColor="accent2"/>
-          <w:left w:val="single" w:sz="8" w:space="0" w:color="C0504D" w:themeColor="accent2"/>
-          <w:bottom w:val="single" w:sz="18" w:space="0" w:color="C0504D" w:themeColor="accent2"/>
-          <w:right w:val="single" w:sz="8" w:space="0" w:color="C0504D" w:themeColor="accent2"/>
-          <w:insideH w:val="nil"/>
-          <w:insideV w:val="single" w:sz="8" w:space="0" w:color="C0504D" w:themeColor="accent2"/>
+        <w:rFonts w:asciiTheme="majorHAnsi" w:hAnsiTheme="majorHAnsi" w:eastAsiaTheme="majorEastAsia" w:cstheme="majorBidi"/>
+        <w:b/>
+        <w:bCs/>
+      </w:rPr>
+      <w:tblPr/>
+      <w:tcPr>
+        <w:tcBorders>
+          <w:top w:val="single" w:color="C0504D" w:themeColor="accent2" w:sz="8" w:space="0"/>
+          <w:left w:val="single" w:color="C0504D" w:themeColor="accent2" w:sz="8" w:space="0"/>
+          <w:bottom w:val="single" w:color="C0504D" w:themeColor="accent2" w:sz="18" w:space="0"/>
+          <w:right w:val="single" w:color="C0504D" w:themeColor="accent2" w:sz="8" w:space="0"/>
+          <w:insideH w:val="nil"/>
+          <w:insideV w:val="single" w:color="C0504D" w:themeColor="accent2" w:sz="8" w:space="0"/>
         </w:tcBorders>
       </w:tcPr>
     </w:tblStylePr>
@@ -4612,42 +4758,42 @@
         <w:spacing w:before="0" w:after="0" w:line="240" w:lineRule="auto"/>
       </w:pPr>
       <w:rPr>
-        <w:rFonts w:asciiTheme="majorHAnsi" w:eastAsiaTheme="majorEastAsia" w:hAnsiTheme="majorHAnsi" w:cstheme="majorBidi"/>
-        <w:b/>
-        <w:bCs/>
-      </w:rPr>
-      <w:tblPr/>
-      <w:tcPr>
-        <w:tcBorders>
-          <w:top w:val="double" w:sz="6" w:space="0" w:color="C0504D" w:themeColor="accent2"/>
-          <w:left w:val="single" w:sz="8" w:space="0" w:color="C0504D" w:themeColor="accent2"/>
-          <w:bottom w:val="single" w:sz="8" w:space="0" w:color="C0504D" w:themeColor="accent2"/>
-          <w:right w:val="single" w:sz="8" w:space="0" w:color="C0504D" w:themeColor="accent2"/>
-          <w:insideH w:val="nil"/>
-          <w:insideV w:val="single" w:sz="8" w:space="0" w:color="C0504D" w:themeColor="accent2"/>
+        <w:rFonts w:asciiTheme="majorHAnsi" w:hAnsiTheme="majorHAnsi" w:eastAsiaTheme="majorEastAsia" w:cstheme="majorBidi"/>
+        <w:b/>
+        <w:bCs/>
+      </w:rPr>
+      <w:tblPr/>
+      <w:tcPr>
+        <w:tcBorders>
+          <w:top w:val="double" w:color="C0504D" w:themeColor="accent2" w:sz="6" w:space="0"/>
+          <w:left w:val="single" w:color="C0504D" w:themeColor="accent2" w:sz="8" w:space="0"/>
+          <w:bottom w:val="single" w:color="C0504D" w:themeColor="accent2" w:sz="8" w:space="0"/>
+          <w:right w:val="single" w:color="C0504D" w:themeColor="accent2" w:sz="8" w:space="0"/>
+          <w:insideH w:val="nil"/>
+          <w:insideV w:val="single" w:color="C0504D" w:themeColor="accent2" w:sz="8" w:space="0"/>
         </w:tcBorders>
       </w:tcPr>
     </w:tblStylePr>
     <w:tblStylePr w:type="firstCol">
       <w:rPr>
-        <w:rFonts w:asciiTheme="majorHAnsi" w:eastAsiaTheme="majorEastAsia" w:hAnsiTheme="majorHAnsi" w:cstheme="majorBidi"/>
+        <w:rFonts w:asciiTheme="majorHAnsi" w:hAnsiTheme="majorHAnsi" w:eastAsiaTheme="majorEastAsia" w:cstheme="majorBidi"/>
         <w:b/>
         <w:bCs/>
       </w:rPr>
     </w:tblStylePr>
     <w:tblStylePr w:type="lastCol">
       <w:rPr>
-        <w:rFonts w:asciiTheme="majorHAnsi" w:eastAsiaTheme="majorEastAsia" w:hAnsiTheme="majorHAnsi" w:cstheme="majorBidi"/>
-        <w:b/>
-        <w:bCs/>
-      </w:rPr>
-      <w:tblPr/>
-      <w:tcPr>
-        <w:tcBorders>
-          <w:top w:val="single" w:sz="8" w:space="0" w:color="C0504D" w:themeColor="accent2"/>
-          <w:left w:val="single" w:sz="8" w:space="0" w:color="C0504D" w:themeColor="accent2"/>
-          <w:bottom w:val="single" w:sz="8" w:space="0" w:color="C0504D" w:themeColor="accent2"/>
-          <w:right w:val="single" w:sz="8" w:space="0" w:color="C0504D" w:themeColor="accent2"/>
+        <w:rFonts w:asciiTheme="majorHAnsi" w:hAnsiTheme="majorHAnsi" w:eastAsiaTheme="majorEastAsia" w:cstheme="majorBidi"/>
+        <w:b/>
+        <w:bCs/>
+      </w:rPr>
+      <w:tblPr/>
+      <w:tcPr>
+        <w:tcBorders>
+          <w:top w:val="single" w:color="C0504D" w:themeColor="accent2" w:sz="8" w:space="0"/>
+          <w:left w:val="single" w:color="C0504D" w:themeColor="accent2" w:sz="8" w:space="0"/>
+          <w:bottom w:val="single" w:color="C0504D" w:themeColor="accent2" w:sz="8" w:space="0"/>
+          <w:right w:val="single" w:color="C0504D" w:themeColor="accent2" w:sz="8" w:space="0"/>
         </w:tcBorders>
       </w:tcPr>
     </w:tblStylePr>
@@ -4655,10 +4801,10 @@
       <w:tblPr/>
       <w:tcPr>
         <w:tcBorders>
-          <w:top w:val="single" w:sz="8" w:space="0" w:color="C0504D" w:themeColor="accent2"/>
-          <w:left w:val="single" w:sz="8" w:space="0" w:color="C0504D" w:themeColor="accent2"/>
-          <w:bottom w:val="single" w:sz="8" w:space="0" w:color="C0504D" w:themeColor="accent2"/>
-          <w:right w:val="single" w:sz="8" w:space="0" w:color="C0504D" w:themeColor="accent2"/>
+          <w:top w:val="single" w:color="C0504D" w:themeColor="accent2" w:sz="8" w:space="0"/>
+          <w:left w:val="single" w:color="C0504D" w:themeColor="accent2" w:sz="8" w:space="0"/>
+          <w:bottom w:val="single" w:color="C0504D" w:themeColor="accent2" w:sz="8" w:space="0"/>
+          <w:right w:val="single" w:color="C0504D" w:themeColor="accent2" w:sz="8" w:space="0"/>
         </w:tcBorders>
         <w:shd w:val="clear" w:color="auto" w:fill="EFD3D2" w:themeFill="accent2" w:themeFillTint="3F"/>
       </w:tcPr>
@@ -4667,11 +4813,11 @@
       <w:tblPr/>
       <w:tcPr>
         <w:tcBorders>
-          <w:top w:val="single" w:sz="8" w:space="0" w:color="C0504D" w:themeColor="accent2"/>
-          <w:left w:val="single" w:sz="8" w:space="0" w:color="C0504D" w:themeColor="accent2"/>
-          <w:bottom w:val="single" w:sz="8" w:space="0" w:color="C0504D" w:themeColor="accent2"/>
-          <w:right w:val="single" w:sz="8" w:space="0" w:color="C0504D" w:themeColor="accent2"/>
-          <w:insideV w:val="single" w:sz="8" w:space="0" w:color="C0504D" w:themeColor="accent2"/>
+          <w:top w:val="single" w:color="C0504D" w:themeColor="accent2" w:sz="8" w:space="0"/>
+          <w:left w:val="single" w:color="C0504D" w:themeColor="accent2" w:sz="8" w:space="0"/>
+          <w:bottom w:val="single" w:color="C0504D" w:themeColor="accent2" w:sz="8" w:space="0"/>
+          <w:right w:val="single" w:color="C0504D" w:themeColor="accent2" w:sz="8" w:space="0"/>
+          <w:insideV w:val="single" w:color="C0504D" w:themeColor="accent2" w:sz="8" w:space="0"/>
         </w:tcBorders>
         <w:shd w:val="clear" w:color="auto" w:fill="EFD3D2" w:themeFill="accent2" w:themeFillTint="3F"/>
       </w:tcPr>
@@ -4680,11 +4826,11 @@
       <w:tblPr/>
       <w:tcPr>
         <w:tcBorders>
-          <w:top w:val="single" w:sz="8" w:space="0" w:color="C0504D" w:themeColor="accent2"/>
-          <w:left w:val="single" w:sz="8" w:space="0" w:color="C0504D" w:themeColor="accent2"/>
-          <w:bottom w:val="single" w:sz="8" w:space="0" w:color="C0504D" w:themeColor="accent2"/>
-          <w:right w:val="single" w:sz="8" w:space="0" w:color="C0504D" w:themeColor="accent2"/>
-          <w:insideV w:val="single" w:sz="8" w:space="0" w:color="C0504D" w:themeColor="accent2"/>
+          <w:top w:val="single" w:color="C0504D" w:themeColor="accent2" w:sz="8" w:space="0"/>
+          <w:left w:val="single" w:color="C0504D" w:themeColor="accent2" w:sz="8" w:space="0"/>
+          <w:bottom w:val="single" w:color="C0504D" w:themeColor="accent2" w:sz="8" w:space="0"/>
+          <w:right w:val="single" w:color="C0504D" w:themeColor="accent2" w:sz="8" w:space="0"/>
+          <w:insideV w:val="single" w:color="C0504D" w:themeColor="accent2" w:sz="8" w:space="0"/>
         </w:tcBorders>
       </w:tcPr>
     </w:tblStylePr>
@@ -4702,12 +4848,12 @@
       <w:tblStyleColBandSize w:val="1"/>
       <w:tblInd w:w="0" w:type="dxa"/>
       <w:tblBorders>
-        <w:top w:val="single" w:sz="8" w:space="0" w:color="9BBB59" w:themeColor="accent3"/>
-        <w:left w:val="single" w:sz="8" w:space="0" w:color="9BBB59" w:themeColor="accent3"/>
-        <w:bottom w:val="single" w:sz="8" w:space="0" w:color="9BBB59" w:themeColor="accent3"/>
-        <w:right w:val="single" w:sz="8" w:space="0" w:color="9BBB59" w:themeColor="accent3"/>
-        <w:insideH w:val="single" w:sz="8" w:space="0" w:color="9BBB59" w:themeColor="accent3"/>
-        <w:insideV w:val="single" w:sz="8" w:space="0" w:color="9BBB59" w:themeColor="accent3"/>
+        <w:top w:val="single" w:color="9BBB59" w:themeColor="accent3" w:sz="8" w:space="0"/>
+        <w:left w:val="single" w:color="9BBB59" w:themeColor="accent3" w:sz="8" w:space="0"/>
+        <w:bottom w:val="single" w:color="9BBB59" w:themeColor="accent3" w:sz="8" w:space="0"/>
+        <w:right w:val="single" w:color="9BBB59" w:themeColor="accent3" w:sz="8" w:space="0"/>
+        <w:insideH w:val="single" w:color="9BBB59" w:themeColor="accent3" w:sz="8" w:space="0"/>
+        <w:insideV w:val="single" w:color="9BBB59" w:themeColor="accent3" w:sz="8" w:space="0"/>
       </w:tblBorders>
       <w:tblCellMar>
         <w:top w:w="0" w:type="dxa"/>
@@ -4721,19 +4867,19 @@
         <w:spacing w:before="0" w:after="0" w:line="240" w:lineRule="auto"/>
       </w:pPr>
       <w:rPr>
-        <w:rFonts w:asciiTheme="majorHAnsi" w:eastAsiaTheme="majorEastAsia" w:hAnsiTheme="majorHAnsi" w:cstheme="majorBidi"/>
-        <w:b/>
-        <w:bCs/>
-      </w:rPr>
-      <w:tblPr/>
-      <w:tcPr>
-        <w:tcBorders>
-          <w:top w:val="single" w:sz="8" w:space="0" w:color="9BBB59" w:themeColor="accent3"/>
-          <w:left w:val="single" w:sz="8" w:space="0" w:color="9BBB59" w:themeColor="accent3"/>
-          <w:bottom w:val="single" w:sz="18" w:space="0" w:color="9BBB59" w:themeColor="accent3"/>
-          <w:right w:val="single" w:sz="8" w:space="0" w:color="9BBB59" w:themeColor="accent3"/>
-          <w:insideH w:val="nil"/>
-          <w:insideV w:val="single" w:sz="8" w:space="0" w:color="9BBB59" w:themeColor="accent3"/>
+        <w:rFonts w:asciiTheme="majorHAnsi" w:hAnsiTheme="majorHAnsi" w:eastAsiaTheme="majorEastAsia" w:cstheme="majorBidi"/>
+        <w:b/>
+        <w:bCs/>
+      </w:rPr>
+      <w:tblPr/>
+      <w:tcPr>
+        <w:tcBorders>
+          <w:top w:val="single" w:color="9BBB59" w:themeColor="accent3" w:sz="8" w:space="0"/>
+          <w:left w:val="single" w:color="9BBB59" w:themeColor="accent3" w:sz="8" w:space="0"/>
+          <w:bottom w:val="single" w:color="9BBB59" w:themeColor="accent3" w:sz="18" w:space="0"/>
+          <w:right w:val="single" w:color="9BBB59" w:themeColor="accent3" w:sz="8" w:space="0"/>
+          <w:insideH w:val="nil"/>
+          <w:insideV w:val="single" w:color="9BBB59" w:themeColor="accent3" w:sz="8" w:space="0"/>
         </w:tcBorders>
       </w:tcPr>
     </w:tblStylePr>
@@ -4742,42 +4888,42 @@
         <w:spacing w:before="0" w:after="0" w:line="240" w:lineRule="auto"/>
       </w:pPr>
       <w:rPr>
-        <w:rFonts w:asciiTheme="majorHAnsi" w:eastAsiaTheme="majorEastAsia" w:hAnsiTheme="majorHAnsi" w:cstheme="majorBidi"/>
-        <w:b/>
-        <w:bCs/>
-      </w:rPr>
-      <w:tblPr/>
-      <w:tcPr>
-        <w:tcBorders>
-          <w:top w:val="double" w:sz="6" w:space="0" w:color="9BBB59" w:themeColor="accent3"/>
-          <w:left w:val="single" w:sz="8" w:space="0" w:color="9BBB59" w:themeColor="accent3"/>
-          <w:bottom w:val="single" w:sz="8" w:space="0" w:color="9BBB59" w:themeColor="accent3"/>
-          <w:right w:val="single" w:sz="8" w:space="0" w:color="9BBB59" w:themeColor="accent3"/>
-          <w:insideH w:val="nil"/>
-          <w:insideV w:val="single" w:sz="8" w:space="0" w:color="9BBB59" w:themeColor="accent3"/>
+        <w:rFonts w:asciiTheme="majorHAnsi" w:hAnsiTheme="majorHAnsi" w:eastAsiaTheme="majorEastAsia" w:cstheme="majorBidi"/>
+        <w:b/>
+        <w:bCs/>
+      </w:rPr>
+      <w:tblPr/>
+      <w:tcPr>
+        <w:tcBorders>
+          <w:top w:val="double" w:color="9BBB59" w:themeColor="accent3" w:sz="6" w:space="0"/>
+          <w:left w:val="single" w:color="9BBB59" w:themeColor="accent3" w:sz="8" w:space="0"/>
+          <w:bottom w:val="single" w:color="9BBB59" w:themeColor="accent3" w:sz="8" w:space="0"/>
+          <w:right w:val="single" w:color="9BBB59" w:themeColor="accent3" w:sz="8" w:space="0"/>
+          <w:insideH w:val="nil"/>
+          <w:insideV w:val="single" w:color="9BBB59" w:themeColor="accent3" w:sz="8" w:space="0"/>
         </w:tcBorders>
       </w:tcPr>
     </w:tblStylePr>
     <w:tblStylePr w:type="firstCol">
       <w:rPr>
-        <w:rFonts w:asciiTheme="majorHAnsi" w:eastAsiaTheme="majorEastAsia" w:hAnsiTheme="majorHAnsi" w:cstheme="majorBidi"/>
+        <w:rFonts w:asciiTheme="majorHAnsi" w:hAnsiTheme="majorHAnsi" w:eastAsiaTheme="majorEastAsia" w:cstheme="majorBidi"/>
         <w:b/>
         <w:bCs/>
       </w:rPr>
     </w:tblStylePr>
     <w:tblStylePr w:type="lastCol">
       <w:rPr>
-        <w:rFonts w:asciiTheme="majorHAnsi" w:eastAsiaTheme="majorEastAsia" w:hAnsiTheme="majorHAnsi" w:cstheme="majorBidi"/>
-        <w:b/>
-        <w:bCs/>
-      </w:rPr>
-      <w:tblPr/>
-      <w:tcPr>
-        <w:tcBorders>
-          <w:top w:val="single" w:sz="8" w:space="0" w:color="9BBB59" w:themeColor="accent3"/>
-          <w:left w:val="single" w:sz="8" w:space="0" w:color="9BBB59" w:themeColor="accent3"/>
-          <w:bottom w:val="single" w:sz="8" w:space="0" w:color="9BBB59" w:themeColor="accent3"/>
-          <w:right w:val="single" w:sz="8" w:space="0" w:color="9BBB59" w:themeColor="accent3"/>
+        <w:rFonts w:asciiTheme="majorHAnsi" w:hAnsiTheme="majorHAnsi" w:eastAsiaTheme="majorEastAsia" w:cstheme="majorBidi"/>
+        <w:b/>
+        <w:bCs/>
+      </w:rPr>
+      <w:tblPr/>
+      <w:tcPr>
+        <w:tcBorders>
+          <w:top w:val="single" w:color="9BBB59" w:themeColor="accent3" w:sz="8" w:space="0"/>
+          <w:left w:val="single" w:color="9BBB59" w:themeColor="accent3" w:sz="8" w:space="0"/>
+          <w:bottom w:val="single" w:color="9BBB59" w:themeColor="accent3" w:sz="8" w:space="0"/>
+          <w:right w:val="single" w:color="9BBB59" w:themeColor="accent3" w:sz="8" w:space="0"/>
         </w:tcBorders>
       </w:tcPr>
     </w:tblStylePr>
@@ -4785,10 +4931,10 @@
       <w:tblPr/>
       <w:tcPr>
         <w:tcBorders>
-          <w:top w:val="single" w:sz="8" w:space="0" w:color="9BBB59" w:themeColor="accent3"/>
-          <w:left w:val="single" w:sz="8" w:space="0" w:color="9BBB59" w:themeColor="accent3"/>
-          <w:bottom w:val="single" w:sz="8" w:space="0" w:color="9BBB59" w:themeColor="accent3"/>
-          <w:right w:val="single" w:sz="8" w:space="0" w:color="9BBB59" w:themeColor="accent3"/>
+          <w:top w:val="single" w:color="9BBB59" w:themeColor="accent3" w:sz="8" w:space="0"/>
+          <w:left w:val="single" w:color="9BBB59" w:themeColor="accent3" w:sz="8" w:space="0"/>
+          <w:bottom w:val="single" w:color="9BBB59" w:themeColor="accent3" w:sz="8" w:space="0"/>
+          <w:right w:val="single" w:color="9BBB59" w:themeColor="accent3" w:sz="8" w:space="0"/>
         </w:tcBorders>
         <w:shd w:val="clear" w:color="auto" w:fill="E6EED5" w:themeFill="accent3" w:themeFillTint="3F"/>
       </w:tcPr>
@@ -4797,11 +4943,11 @@
       <w:tblPr/>
       <w:tcPr>
         <w:tcBorders>
-          <w:top w:val="single" w:sz="8" w:space="0" w:color="9BBB59" w:themeColor="accent3"/>
-          <w:left w:val="single" w:sz="8" w:space="0" w:color="9BBB59" w:themeColor="accent3"/>
-          <w:bottom w:val="single" w:sz="8" w:space="0" w:color="9BBB59" w:themeColor="accent3"/>
-          <w:right w:val="single" w:sz="8" w:space="0" w:color="9BBB59" w:themeColor="accent3"/>
-          <w:insideV w:val="single" w:sz="8" w:space="0" w:color="9BBB59" w:themeColor="accent3"/>
+          <w:top w:val="single" w:color="9BBB59" w:themeColor="accent3" w:sz="8" w:space="0"/>
+          <w:left w:val="single" w:color="9BBB59" w:themeColor="accent3" w:sz="8" w:space="0"/>
+          <w:bottom w:val="single" w:color="9BBB59" w:themeColor="accent3" w:sz="8" w:space="0"/>
+          <w:right w:val="single" w:color="9BBB59" w:themeColor="accent3" w:sz="8" w:space="0"/>
+          <w:insideV w:val="single" w:color="9BBB59" w:themeColor="accent3" w:sz="8" w:space="0"/>
         </w:tcBorders>
         <w:shd w:val="clear" w:color="auto" w:fill="E6EED5" w:themeFill="accent3" w:themeFillTint="3F"/>
       </w:tcPr>
@@ -4810,11 +4956,11 @@
       <w:tblPr/>
       <w:tcPr>
         <w:tcBorders>
-          <w:top w:val="single" w:sz="8" w:space="0" w:color="9BBB59" w:themeColor="accent3"/>
-          <w:left w:val="single" w:sz="8" w:space="0" w:color="9BBB59" w:themeColor="accent3"/>
-          <w:bottom w:val="single" w:sz="8" w:space="0" w:color="9BBB59" w:themeColor="accent3"/>
-          <w:right w:val="single" w:sz="8" w:space="0" w:color="9BBB59" w:themeColor="accent3"/>
-          <w:insideV w:val="single" w:sz="8" w:space="0" w:color="9BBB59" w:themeColor="accent3"/>
+          <w:top w:val="single" w:color="9BBB59" w:themeColor="accent3" w:sz="8" w:space="0"/>
+          <w:left w:val="single" w:color="9BBB59" w:themeColor="accent3" w:sz="8" w:space="0"/>
+          <w:bottom w:val="single" w:color="9BBB59" w:themeColor="accent3" w:sz="8" w:space="0"/>
+          <w:right w:val="single" w:color="9BBB59" w:themeColor="accent3" w:sz="8" w:space="0"/>
+          <w:insideV w:val="single" w:color="9BBB59" w:themeColor="accent3" w:sz="8" w:space="0"/>
         </w:tcBorders>
       </w:tcPr>
     </w:tblStylePr>
@@ -4832,12 +4978,12 @@
       <w:tblStyleColBandSize w:val="1"/>
       <w:tblInd w:w="0" w:type="dxa"/>
       <w:tblBorders>
-        <w:top w:val="single" w:sz="8" w:space="0" w:color="8064A2" w:themeColor="accent4"/>
-        <w:left w:val="single" w:sz="8" w:space="0" w:color="8064A2" w:themeColor="accent4"/>
-        <w:bottom w:val="single" w:sz="8" w:space="0" w:color="8064A2" w:themeColor="accent4"/>
-        <w:right w:val="single" w:sz="8" w:space="0" w:color="8064A2" w:themeColor="accent4"/>
-        <w:insideH w:val="single" w:sz="8" w:space="0" w:color="8064A2" w:themeColor="accent4"/>
-        <w:insideV w:val="single" w:sz="8" w:space="0" w:color="8064A2" w:themeColor="accent4"/>
+        <w:top w:val="single" w:color="8064A2" w:themeColor="accent4" w:sz="8" w:space="0"/>
+        <w:left w:val="single" w:color="8064A2" w:themeColor="accent4" w:sz="8" w:space="0"/>
+        <w:bottom w:val="single" w:color="8064A2" w:themeColor="accent4" w:sz="8" w:space="0"/>
+        <w:right w:val="single" w:color="8064A2" w:themeColor="accent4" w:sz="8" w:space="0"/>
+        <w:insideH w:val="single" w:color="8064A2" w:themeColor="accent4" w:sz="8" w:space="0"/>
+        <w:insideV w:val="single" w:color="8064A2" w:themeColor="accent4" w:sz="8" w:space="0"/>
       </w:tblBorders>
       <w:tblCellMar>
         <w:top w:w="0" w:type="dxa"/>
@@ -4851,19 +4997,19 @@
         <w:spacing w:before="0" w:after="0" w:line="240" w:lineRule="auto"/>
       </w:pPr>
       <w:rPr>
-        <w:rFonts w:asciiTheme="majorHAnsi" w:eastAsiaTheme="majorEastAsia" w:hAnsiTheme="majorHAnsi" w:cstheme="majorBidi"/>
-        <w:b/>
-        <w:bCs/>
-      </w:rPr>
-      <w:tblPr/>
-      <w:tcPr>
-        <w:tcBorders>
-          <w:top w:val="single" w:sz="8" w:space="0" w:color="8064A2" w:themeColor="accent4"/>
-          <w:left w:val="single" w:sz="8" w:space="0" w:color="8064A2" w:themeColor="accent4"/>
-          <w:bottom w:val="single" w:sz="18" w:space="0" w:color="8064A2" w:themeColor="accent4"/>
-          <w:right w:val="single" w:sz="8" w:space="0" w:color="8064A2" w:themeColor="accent4"/>
-          <w:insideH w:val="nil"/>
-          <w:insideV w:val="single" w:sz="8" w:space="0" w:color="8064A2" w:themeColor="accent4"/>
+        <w:rFonts w:asciiTheme="majorHAnsi" w:hAnsiTheme="majorHAnsi" w:eastAsiaTheme="majorEastAsia" w:cstheme="majorBidi"/>
+        <w:b/>
+        <w:bCs/>
+      </w:rPr>
+      <w:tblPr/>
+      <w:tcPr>
+        <w:tcBorders>
+          <w:top w:val="single" w:color="8064A2" w:themeColor="accent4" w:sz="8" w:space="0"/>
+          <w:left w:val="single" w:color="8064A2" w:themeColor="accent4" w:sz="8" w:space="0"/>
+          <w:bottom w:val="single" w:color="8064A2" w:themeColor="accent4" w:sz="18" w:space="0"/>
+          <w:right w:val="single" w:color="8064A2" w:themeColor="accent4" w:sz="8" w:space="0"/>
+          <w:insideH w:val="nil"/>
+          <w:insideV w:val="single" w:color="8064A2" w:themeColor="accent4" w:sz="8" w:space="0"/>
         </w:tcBorders>
       </w:tcPr>
     </w:tblStylePr>
@@ -4872,42 +5018,42 @@
         <w:spacing w:before="0" w:after="0" w:line="240" w:lineRule="auto"/>
       </w:pPr>
       <w:rPr>
-        <w:rFonts w:asciiTheme="majorHAnsi" w:eastAsiaTheme="majorEastAsia" w:hAnsiTheme="majorHAnsi" w:cstheme="majorBidi"/>
-        <w:b/>
-        <w:bCs/>
-      </w:rPr>
-      <w:tblPr/>
-      <w:tcPr>
-        <w:tcBorders>
-          <w:top w:val="double" w:sz="6" w:space="0" w:color="8064A2" w:themeColor="accent4"/>
-          <w:left w:val="single" w:sz="8" w:space="0" w:color="8064A2" w:themeColor="accent4"/>
-          <w:bottom w:val="single" w:sz="8" w:space="0" w:color="8064A2" w:themeColor="accent4"/>
-          <w:right w:val="single" w:sz="8" w:space="0" w:color="8064A2" w:themeColor="accent4"/>
-          <w:insideH w:val="nil"/>
-          <w:insideV w:val="single" w:sz="8" w:space="0" w:color="8064A2" w:themeColor="accent4"/>
+        <w:rFonts w:asciiTheme="majorHAnsi" w:hAnsiTheme="majorHAnsi" w:eastAsiaTheme="majorEastAsia" w:cstheme="majorBidi"/>
+        <w:b/>
+        <w:bCs/>
+      </w:rPr>
+      <w:tblPr/>
+      <w:tcPr>
+        <w:tcBorders>
+          <w:top w:val="double" w:color="8064A2" w:themeColor="accent4" w:sz="6" w:space="0"/>
+          <w:left w:val="single" w:color="8064A2" w:themeColor="accent4" w:sz="8" w:space="0"/>
+          <w:bottom w:val="single" w:color="8064A2" w:themeColor="accent4" w:sz="8" w:space="0"/>
+          <w:right w:val="single" w:color="8064A2" w:themeColor="accent4" w:sz="8" w:space="0"/>
+          <w:insideH w:val="nil"/>
+          <w:insideV w:val="single" w:color="8064A2" w:themeColor="accent4" w:sz="8" w:space="0"/>
         </w:tcBorders>
       </w:tcPr>
     </w:tblStylePr>
     <w:tblStylePr w:type="firstCol">
       <w:rPr>
-        <w:rFonts w:asciiTheme="majorHAnsi" w:eastAsiaTheme="majorEastAsia" w:hAnsiTheme="majorHAnsi" w:cstheme="majorBidi"/>
+        <w:rFonts w:asciiTheme="majorHAnsi" w:hAnsiTheme="majorHAnsi" w:eastAsiaTheme="majorEastAsia" w:cstheme="majorBidi"/>
         <w:b/>
         <w:bCs/>
       </w:rPr>
     </w:tblStylePr>
     <w:tblStylePr w:type="lastCol">
       <w:rPr>
-        <w:rFonts w:asciiTheme="majorHAnsi" w:eastAsiaTheme="majorEastAsia" w:hAnsiTheme="majorHAnsi" w:cstheme="majorBidi"/>
-        <w:b/>
-        <w:bCs/>
-      </w:rPr>
-      <w:tblPr/>
-      <w:tcPr>
-        <w:tcBorders>
-          <w:top w:val="single" w:sz="8" w:space="0" w:color="8064A2" w:themeColor="accent4"/>
-          <w:left w:val="single" w:sz="8" w:space="0" w:color="8064A2" w:themeColor="accent4"/>
-          <w:bottom w:val="single" w:sz="8" w:space="0" w:color="8064A2" w:themeColor="accent4"/>
-          <w:right w:val="single" w:sz="8" w:space="0" w:color="8064A2" w:themeColor="accent4"/>
+        <w:rFonts w:asciiTheme="majorHAnsi" w:hAnsiTheme="majorHAnsi" w:eastAsiaTheme="majorEastAsia" w:cstheme="majorBidi"/>
+        <w:b/>
+        <w:bCs/>
+      </w:rPr>
+      <w:tblPr/>
+      <w:tcPr>
+        <w:tcBorders>
+          <w:top w:val="single" w:color="8064A2" w:themeColor="accent4" w:sz="8" w:space="0"/>
+          <w:left w:val="single" w:color="8064A2" w:themeColor="accent4" w:sz="8" w:space="0"/>
+          <w:bottom w:val="single" w:color="8064A2" w:themeColor="accent4" w:sz="8" w:space="0"/>
+          <w:right w:val="single" w:color="8064A2" w:themeColor="accent4" w:sz="8" w:space="0"/>
         </w:tcBorders>
       </w:tcPr>
     </w:tblStylePr>
@@ -4915,10 +5061,10 @@
       <w:tblPr/>
       <w:tcPr>
         <w:tcBorders>
-          <w:top w:val="single" w:sz="8" w:space="0" w:color="8064A2" w:themeColor="accent4"/>
-          <w:left w:val="single" w:sz="8" w:space="0" w:color="8064A2" w:themeColor="accent4"/>
-          <w:bottom w:val="single" w:sz="8" w:space="0" w:color="8064A2" w:themeColor="accent4"/>
-          <w:right w:val="single" w:sz="8" w:space="0" w:color="8064A2" w:themeColor="accent4"/>
+          <w:top w:val="single" w:color="8064A2" w:themeColor="accent4" w:sz="8" w:space="0"/>
+          <w:left w:val="single" w:color="8064A2" w:themeColor="accent4" w:sz="8" w:space="0"/>
+          <w:bottom w:val="single" w:color="8064A2" w:themeColor="accent4" w:sz="8" w:space="0"/>
+          <w:right w:val="single" w:color="8064A2" w:themeColor="accent4" w:sz="8" w:space="0"/>
         </w:tcBorders>
         <w:shd w:val="clear" w:color="auto" w:fill="DFD8E8" w:themeFill="accent4" w:themeFillTint="3F"/>
       </w:tcPr>
@@ -4927,11 +5073,11 @@
       <w:tblPr/>
       <w:tcPr>
         <w:tcBorders>
-          <w:top w:val="single" w:sz="8" w:space="0" w:color="8064A2" w:themeColor="accent4"/>
-          <w:left w:val="single" w:sz="8" w:space="0" w:color="8064A2" w:themeColor="accent4"/>
-          <w:bottom w:val="single" w:sz="8" w:space="0" w:color="8064A2" w:themeColor="accent4"/>
-          <w:right w:val="single" w:sz="8" w:space="0" w:color="8064A2" w:themeColor="accent4"/>
-          <w:insideV w:val="single" w:sz="8" w:space="0" w:color="8064A2" w:themeColor="accent4"/>
+          <w:top w:val="single" w:color="8064A2" w:themeColor="accent4" w:sz="8" w:space="0"/>
+          <w:left w:val="single" w:color="8064A2" w:themeColor="accent4" w:sz="8" w:space="0"/>
+          <w:bottom w:val="single" w:color="8064A2" w:themeColor="accent4" w:sz="8" w:space="0"/>
+          <w:right w:val="single" w:color="8064A2" w:themeColor="accent4" w:sz="8" w:space="0"/>
+          <w:insideV w:val="single" w:color="8064A2" w:themeColor="accent4" w:sz="8" w:space="0"/>
         </w:tcBorders>
         <w:shd w:val="clear" w:color="auto" w:fill="DFD8E8" w:themeFill="accent4" w:themeFillTint="3F"/>
       </w:tcPr>
@@ -4940,11 +5086,11 @@
       <w:tblPr/>
       <w:tcPr>
         <w:tcBorders>
-          <w:top w:val="single" w:sz="8" w:space="0" w:color="8064A2" w:themeColor="accent4"/>
-          <w:left w:val="single" w:sz="8" w:space="0" w:color="8064A2" w:themeColor="accent4"/>
-          <w:bottom w:val="single" w:sz="8" w:space="0" w:color="8064A2" w:themeColor="accent4"/>
-          <w:right w:val="single" w:sz="8" w:space="0" w:color="8064A2" w:themeColor="accent4"/>
-          <w:insideV w:val="single" w:sz="8" w:space="0" w:color="8064A2" w:themeColor="accent4"/>
+          <w:top w:val="single" w:color="8064A2" w:themeColor="accent4" w:sz="8" w:space="0"/>
+          <w:left w:val="single" w:color="8064A2" w:themeColor="accent4" w:sz="8" w:space="0"/>
+          <w:bottom w:val="single" w:color="8064A2" w:themeColor="accent4" w:sz="8" w:space="0"/>
+          <w:right w:val="single" w:color="8064A2" w:themeColor="accent4" w:sz="8" w:space="0"/>
+          <w:insideV w:val="single" w:color="8064A2" w:themeColor="accent4" w:sz="8" w:space="0"/>
         </w:tcBorders>
       </w:tcPr>
     </w:tblStylePr>
@@ -4962,12 +5108,12 @@
       <w:tblStyleColBandSize w:val="1"/>
       <w:tblInd w:w="0" w:type="dxa"/>
       <w:tblBorders>
-        <w:top w:val="single" w:sz="8" w:space="0" w:color="4BACC6" w:themeColor="accent5"/>
-        <w:left w:val="single" w:sz="8" w:space="0" w:color="4BACC6" w:themeColor="accent5"/>
-        <w:bottom w:val="single" w:sz="8" w:space="0" w:color="4BACC6" w:themeColor="accent5"/>
-        <w:right w:val="single" w:sz="8" w:space="0" w:color="4BACC6" w:themeColor="accent5"/>
-        <w:insideH w:val="single" w:sz="8" w:space="0" w:color="4BACC6" w:themeColor="accent5"/>
-        <w:insideV w:val="single" w:sz="8" w:space="0" w:color="4BACC6" w:themeColor="accent5"/>
+        <w:top w:val="single" w:color="4BACC6" w:themeColor="accent5" w:sz="8" w:space="0"/>
+        <w:left w:val="single" w:color="4BACC6" w:themeColor="accent5" w:sz="8" w:space="0"/>
+        <w:bottom w:val="single" w:color="4BACC6" w:themeColor="accent5" w:sz="8" w:space="0"/>
+        <w:right w:val="single" w:color="4BACC6" w:themeColor="accent5" w:sz="8" w:space="0"/>
+        <w:insideH w:val="single" w:color="4BACC6" w:themeColor="accent5" w:sz="8" w:space="0"/>
+        <w:insideV w:val="single" w:color="4BACC6" w:themeColor="accent5" w:sz="8" w:space="0"/>
       </w:tblBorders>
       <w:tblCellMar>
         <w:top w:w="0" w:type="dxa"/>
@@ -4981,19 +5127,19 @@
         <w:spacing w:before="0" w:after="0" w:line="240" w:lineRule="auto"/>
       </w:pPr>
       <w:rPr>
-        <w:rFonts w:asciiTheme="majorHAnsi" w:eastAsiaTheme="majorEastAsia" w:hAnsiTheme="majorHAnsi" w:cstheme="majorBidi"/>
-        <w:b/>
-        <w:bCs/>
-      </w:rPr>
-      <w:tblPr/>
-      <w:tcPr>
-        <w:tcBorders>
-          <w:top w:val="single" w:sz="8" w:space="0" w:color="4BACC6" w:themeColor="accent5"/>
-          <w:left w:val="single" w:sz="8" w:space="0" w:color="4BACC6" w:themeColor="accent5"/>
-          <w:bottom w:val="single" w:sz="18" w:space="0" w:color="4BACC6" w:themeColor="accent5"/>
-          <w:right w:val="single" w:sz="8" w:space="0" w:color="4BACC6" w:themeColor="accent5"/>
-          <w:insideH w:val="nil"/>
-          <w:insideV w:val="single" w:sz="8" w:space="0" w:color="4BACC6" w:themeColor="accent5"/>
+        <w:rFonts w:asciiTheme="majorHAnsi" w:hAnsiTheme="majorHAnsi" w:eastAsiaTheme="majorEastAsia" w:cstheme="majorBidi"/>
+        <w:b/>
+        <w:bCs/>
+      </w:rPr>
+      <w:tblPr/>
+      <w:tcPr>
+        <w:tcBorders>
+          <w:top w:val="single" w:color="4BACC6" w:themeColor="accent5" w:sz="8" w:space="0"/>
+          <w:left w:val="single" w:color="4BACC6" w:themeColor="accent5" w:sz="8" w:space="0"/>
+          <w:bottom w:val="single" w:color="4BACC6" w:themeColor="accent5" w:sz="18" w:space="0"/>
+          <w:right w:val="single" w:color="4BACC6" w:themeColor="accent5" w:sz="8" w:space="0"/>
+          <w:insideH w:val="nil"/>
+          <w:insideV w:val="single" w:color="4BACC6" w:themeColor="accent5" w:sz="8" w:space="0"/>
         </w:tcBorders>
       </w:tcPr>
     </w:tblStylePr>
@@ -5002,42 +5148,42 @@
         <w:spacing w:before="0" w:after="0" w:line="240" w:lineRule="auto"/>
       </w:pPr>
       <w:rPr>
-        <w:rFonts w:asciiTheme="majorHAnsi" w:eastAsiaTheme="majorEastAsia" w:hAnsiTheme="majorHAnsi" w:cstheme="majorBidi"/>
-        <w:b/>
-        <w:bCs/>
-      </w:rPr>
-      <w:tblPr/>
-      <w:tcPr>
-        <w:tcBorders>
-          <w:top w:val="double" w:sz="6" w:space="0" w:color="4BACC6" w:themeColor="accent5"/>
-          <w:left w:val="single" w:sz="8" w:space="0" w:color="4BACC6" w:themeColor="accent5"/>
-          <w:bottom w:val="single" w:sz="8" w:space="0" w:color="4BACC6" w:themeColor="accent5"/>
-          <w:right w:val="single" w:sz="8" w:space="0" w:color="4BACC6" w:themeColor="accent5"/>
-          <w:insideH w:val="nil"/>
-          <w:insideV w:val="single" w:sz="8" w:space="0" w:color="4BACC6" w:themeColor="accent5"/>
+        <w:rFonts w:asciiTheme="majorHAnsi" w:hAnsiTheme="majorHAnsi" w:eastAsiaTheme="majorEastAsia" w:cstheme="majorBidi"/>
+        <w:b/>
+        <w:bCs/>
+      </w:rPr>
+      <w:tblPr/>
+      <w:tcPr>
+        <w:tcBorders>
+          <w:top w:val="double" w:color="4BACC6" w:themeColor="accent5" w:sz="6" w:space="0"/>
+          <w:left w:val="single" w:color="4BACC6" w:themeColor="accent5" w:sz="8" w:space="0"/>
+          <w:bottom w:val="single" w:color="4BACC6" w:themeColor="accent5" w:sz="8" w:space="0"/>
+          <w:right w:val="single" w:color="4BACC6" w:themeColor="accent5" w:sz="8" w:space="0"/>
+          <w:insideH w:val="nil"/>
+          <w:insideV w:val="single" w:color="4BACC6" w:themeColor="accent5" w:sz="8" w:space="0"/>
         </w:tcBorders>
       </w:tcPr>
     </w:tblStylePr>
     <w:tblStylePr w:type="firstCol">
       <w:rPr>
-        <w:rFonts w:asciiTheme="majorHAnsi" w:eastAsiaTheme="majorEastAsia" w:hAnsiTheme="majorHAnsi" w:cstheme="majorBidi"/>
+        <w:rFonts w:asciiTheme="majorHAnsi" w:hAnsiTheme="majorHAnsi" w:eastAsiaTheme="majorEastAsia" w:cstheme="majorBidi"/>
         <w:b/>
         <w:bCs/>
       </w:rPr>
     </w:tblStylePr>
     <w:tblStylePr w:type="lastCol">
       <w:rPr>
-        <w:rFonts w:asciiTheme="majorHAnsi" w:eastAsiaTheme="majorEastAsia" w:hAnsiTheme="majorHAnsi" w:cstheme="majorBidi"/>
-        <w:b/>
-        <w:bCs/>
-      </w:rPr>
-      <w:tblPr/>
-      <w:tcPr>
-        <w:tcBorders>
-          <w:top w:val="single" w:sz="8" w:space="0" w:color="4BACC6" w:themeColor="accent5"/>
-          <w:left w:val="single" w:sz="8" w:space="0" w:color="4BACC6" w:themeColor="accent5"/>
-          <w:bottom w:val="single" w:sz="8" w:space="0" w:color="4BACC6" w:themeColor="accent5"/>
-          <w:right w:val="single" w:sz="8" w:space="0" w:color="4BACC6" w:themeColor="accent5"/>
+        <w:rFonts w:asciiTheme="majorHAnsi" w:hAnsiTheme="majorHAnsi" w:eastAsiaTheme="majorEastAsia" w:cstheme="majorBidi"/>
+        <w:b/>
+        <w:bCs/>
+      </w:rPr>
+      <w:tblPr/>
+      <w:tcPr>
+        <w:tcBorders>
+          <w:top w:val="single" w:color="4BACC6" w:themeColor="accent5" w:sz="8" w:space="0"/>
+          <w:left w:val="single" w:color="4BACC6" w:themeColor="accent5" w:sz="8" w:space="0"/>
+          <w:bottom w:val="single" w:color="4BACC6" w:themeColor="accent5" w:sz="8" w:space="0"/>
+          <w:right w:val="single" w:color="4BACC6" w:themeColor="accent5" w:sz="8" w:space="0"/>
         </w:tcBorders>
       </w:tcPr>
     </w:tblStylePr>
@@ -5045,10 +5191,10 @@
       <w:tblPr/>
       <w:tcPr>
         <w:tcBorders>
-          <w:top w:val="single" w:sz="8" w:space="0" w:color="4BACC6" w:themeColor="accent5"/>
-          <w:left w:val="single" w:sz="8" w:space="0" w:color="4BACC6" w:themeColor="accent5"/>
-          <w:bottom w:val="single" w:sz="8" w:space="0" w:color="4BACC6" w:themeColor="accent5"/>
-          <w:right w:val="single" w:sz="8" w:space="0" w:color="4BACC6" w:themeColor="accent5"/>
+          <w:top w:val="single" w:color="4BACC6" w:themeColor="accent5" w:sz="8" w:space="0"/>
+          <w:left w:val="single" w:color="4BACC6" w:themeColor="accent5" w:sz="8" w:space="0"/>
+          <w:bottom w:val="single" w:color="4BACC6" w:themeColor="accent5" w:sz="8" w:space="0"/>
+          <w:right w:val="single" w:color="4BACC6" w:themeColor="accent5" w:sz="8" w:space="0"/>
         </w:tcBorders>
         <w:shd w:val="clear" w:color="auto" w:fill="D2EAF1" w:themeFill="accent5" w:themeFillTint="3F"/>
       </w:tcPr>
@@ -5057,11 +5203,11 @@
       <w:tblPr/>
       <w:tcPr>
         <w:tcBorders>
-          <w:top w:val="single" w:sz="8" w:space="0" w:color="4BACC6" w:themeColor="accent5"/>
-          <w:left w:val="single" w:sz="8" w:space="0" w:color="4BACC6" w:themeColor="accent5"/>
-          <w:bottom w:val="single" w:sz="8" w:space="0" w:color="4BACC6" w:themeColor="accent5"/>
-          <w:right w:val="single" w:sz="8" w:space="0" w:color="4BACC6" w:themeColor="accent5"/>
-          <w:insideV w:val="single" w:sz="8" w:space="0" w:color="4BACC6" w:themeColor="accent5"/>
+          <w:top w:val="single" w:color="4BACC6" w:themeColor="accent5" w:sz="8" w:space="0"/>
+          <w:left w:val="single" w:color="4BACC6" w:themeColor="accent5" w:sz="8" w:space="0"/>
+          <w:bottom w:val="single" w:color="4BACC6" w:themeColor="accent5" w:sz="8" w:space="0"/>
+          <w:right w:val="single" w:color="4BACC6" w:themeColor="accent5" w:sz="8" w:space="0"/>
+          <w:insideV w:val="single" w:color="4BACC6" w:themeColor="accent5" w:sz="8" w:space="0"/>
         </w:tcBorders>
         <w:shd w:val="clear" w:color="auto" w:fill="D2EAF1" w:themeFill="accent5" w:themeFillTint="3F"/>
       </w:tcPr>
@@ -5070,11 +5216,11 @@
       <w:tblPr/>
       <w:tcPr>
         <w:tcBorders>
-          <w:top w:val="single" w:sz="8" w:space="0" w:color="4BACC6" w:themeColor="accent5"/>
-          <w:left w:val="single" w:sz="8" w:space="0" w:color="4BACC6" w:themeColor="accent5"/>
-          <w:bottom w:val="single" w:sz="8" w:space="0" w:color="4BACC6" w:themeColor="accent5"/>
-          <w:right w:val="single" w:sz="8" w:space="0" w:color="4BACC6" w:themeColor="accent5"/>
-          <w:insideV w:val="single" w:sz="8" w:space="0" w:color="4BACC6" w:themeColor="accent5"/>
+          <w:top w:val="single" w:color="4BACC6" w:themeColor="accent5" w:sz="8" w:space="0"/>
+          <w:left w:val="single" w:color="4BACC6" w:themeColor="accent5" w:sz="8" w:space="0"/>
+          <w:bottom w:val="single" w:color="4BACC6" w:themeColor="accent5" w:sz="8" w:space="0"/>
+          <w:right w:val="single" w:color="4BACC6" w:themeColor="accent5" w:sz="8" w:space="0"/>
+          <w:insideV w:val="single" w:color="4BACC6" w:themeColor="accent5" w:sz="8" w:space="0"/>
         </w:tcBorders>
       </w:tcPr>
     </w:tblStylePr>
@@ -5092,12 +5238,12 @@
       <w:tblStyleColBandSize w:val="1"/>
       <w:tblInd w:w="0" w:type="dxa"/>
       <w:tblBorders>
-        <w:top w:val="single" w:sz="8" w:space="0" w:color="F79646" w:themeColor="accent6"/>
-        <w:left w:val="single" w:sz="8" w:space="0" w:color="F79646" w:themeColor="accent6"/>
-        <w:bottom w:val="single" w:sz="8" w:space="0" w:color="F79646" w:themeColor="accent6"/>
-        <w:right w:val="single" w:sz="8" w:space="0" w:color="F79646" w:themeColor="accent6"/>
-        <w:insideH w:val="single" w:sz="8" w:space="0" w:color="F79646" w:themeColor="accent6"/>
-        <w:insideV w:val="single" w:sz="8" w:space="0" w:color="F79646" w:themeColor="accent6"/>
+        <w:top w:val="single" w:color="F79646" w:themeColor="accent6" w:sz="8" w:space="0"/>
+        <w:left w:val="single" w:color="F79646" w:themeColor="accent6" w:sz="8" w:space="0"/>
+        <w:bottom w:val="single" w:color="F79646" w:themeColor="accent6" w:sz="8" w:space="0"/>
+        <w:right w:val="single" w:color="F79646" w:themeColor="accent6" w:sz="8" w:space="0"/>
+        <w:insideH w:val="single" w:color="F79646" w:themeColor="accent6" w:sz="8" w:space="0"/>
+        <w:insideV w:val="single" w:color="F79646" w:themeColor="accent6" w:sz="8" w:space="0"/>
       </w:tblBorders>
       <w:tblCellMar>
         <w:top w:w="0" w:type="dxa"/>
@@ -5111,19 +5257,19 @@
         <w:spacing w:before="0" w:after="0" w:line="240" w:lineRule="auto"/>
       </w:pPr>
       <w:rPr>
-        <w:rFonts w:asciiTheme="majorHAnsi" w:eastAsiaTheme="majorEastAsia" w:hAnsiTheme="majorHAnsi" w:cstheme="majorBidi"/>
-        <w:b/>
-        <w:bCs/>
-      </w:rPr>
-      <w:tblPr/>
-      <w:tcPr>
-        <w:tcBorders>
-          <w:top w:val="single" w:sz="8" w:space="0" w:color="F79646" w:themeColor="accent6"/>
-          <w:left w:val="single" w:sz="8" w:space="0" w:color="F79646" w:themeColor="accent6"/>
-          <w:bottom w:val="single" w:sz="18" w:space="0" w:color="F79646" w:themeColor="accent6"/>
-          <w:right w:val="single" w:sz="8" w:space="0" w:color="F79646" w:themeColor="accent6"/>
-          <w:insideH w:val="nil"/>
-          <w:insideV w:val="single" w:sz="8" w:space="0" w:color="F79646" w:themeColor="accent6"/>
+        <w:rFonts w:asciiTheme="majorHAnsi" w:hAnsiTheme="majorHAnsi" w:eastAsiaTheme="majorEastAsia" w:cstheme="majorBidi"/>
+        <w:b/>
+        <w:bCs/>
+      </w:rPr>
+      <w:tblPr/>
+      <w:tcPr>
+        <w:tcBorders>
+          <w:top w:val="single" w:color="F79646" w:themeColor="accent6" w:sz="8" w:space="0"/>
+          <w:left w:val="single" w:color="F79646" w:themeColor="accent6" w:sz="8" w:space="0"/>
+          <w:bottom w:val="single" w:color="F79646" w:themeColor="accent6" w:sz="18" w:space="0"/>
+          <w:right w:val="single" w:color="F79646" w:themeColor="accent6" w:sz="8" w:space="0"/>
+          <w:insideH w:val="nil"/>
+          <w:insideV w:val="single" w:color="F79646" w:themeColor="accent6" w:sz="8" w:space="0"/>
         </w:tcBorders>
       </w:tcPr>
     </w:tblStylePr>
@@ -5132,42 +5278,42 @@
         <w:spacing w:before="0" w:after="0" w:line="240" w:lineRule="auto"/>
       </w:pPr>
       <w:rPr>
-        <w:rFonts w:asciiTheme="majorHAnsi" w:eastAsiaTheme="majorEastAsia" w:hAnsiTheme="majorHAnsi" w:cstheme="majorBidi"/>
-        <w:b/>
-        <w:bCs/>
-      </w:rPr>
-      <w:tblPr/>
-      <w:tcPr>
-        <w:tcBorders>
-          <w:top w:val="double" w:sz="6" w:space="0" w:color="F79646" w:themeColor="accent6"/>
-          <w:left w:val="single" w:sz="8" w:space="0" w:color="F79646" w:themeColor="accent6"/>
-          <w:bottom w:val="single" w:sz="8" w:space="0" w:color="F79646" w:themeColor="accent6"/>
-          <w:right w:val="single" w:sz="8" w:space="0" w:color="F79646" w:themeColor="accent6"/>
-          <w:insideH w:val="nil"/>
-          <w:insideV w:val="single" w:sz="8" w:space="0" w:color="F79646" w:themeColor="accent6"/>
+        <w:rFonts w:asciiTheme="majorHAnsi" w:hAnsiTheme="majorHAnsi" w:eastAsiaTheme="majorEastAsia" w:cstheme="majorBidi"/>
+        <w:b/>
+        <w:bCs/>
+      </w:rPr>
+      <w:tblPr/>
+      <w:tcPr>
+        <w:tcBorders>
+          <w:top w:val="double" w:color="F79646" w:themeColor="accent6" w:sz="6" w:space="0"/>
+          <w:left w:val="single" w:color="F79646" w:themeColor="accent6" w:sz="8" w:space="0"/>
+          <w:bottom w:val="single" w:color="F79646" w:themeColor="accent6" w:sz="8" w:space="0"/>
+          <w:right w:val="single" w:color="F79646" w:themeColor="accent6" w:sz="8" w:space="0"/>
+          <w:insideH w:val="nil"/>
+          <w:insideV w:val="single" w:color="F79646" w:themeColor="accent6" w:sz="8" w:space="0"/>
         </w:tcBorders>
       </w:tcPr>
     </w:tblStylePr>
     <w:tblStylePr w:type="firstCol">
       <w:rPr>
-        <w:rFonts w:asciiTheme="majorHAnsi" w:eastAsiaTheme="majorEastAsia" w:hAnsiTheme="majorHAnsi" w:cstheme="majorBidi"/>
+        <w:rFonts w:asciiTheme="majorHAnsi" w:hAnsiTheme="majorHAnsi" w:eastAsiaTheme="majorEastAsia" w:cstheme="majorBidi"/>
         <w:b/>
         <w:bCs/>
       </w:rPr>
     </w:tblStylePr>
     <w:tblStylePr w:type="lastCol">
       <w:rPr>
-        <w:rFonts w:asciiTheme="majorHAnsi" w:eastAsiaTheme="majorEastAsia" w:hAnsiTheme="majorHAnsi" w:cstheme="majorBidi"/>
-        <w:b/>
-        <w:bCs/>
-      </w:rPr>
-      <w:tblPr/>
-      <w:tcPr>
-        <w:tcBorders>
-          <w:top w:val="single" w:sz="8" w:space="0" w:color="F79646" w:themeColor="accent6"/>
-          <w:left w:val="single" w:sz="8" w:space="0" w:color="F79646" w:themeColor="accent6"/>
-          <w:bottom w:val="single" w:sz="8" w:space="0" w:color="F79646" w:themeColor="accent6"/>
-          <w:right w:val="single" w:sz="8" w:space="0" w:color="F79646" w:themeColor="accent6"/>
+        <w:rFonts w:asciiTheme="majorHAnsi" w:hAnsiTheme="majorHAnsi" w:eastAsiaTheme="majorEastAsia" w:cstheme="majorBidi"/>
+        <w:b/>
+        <w:bCs/>
+      </w:rPr>
+      <w:tblPr/>
+      <w:tcPr>
+        <w:tcBorders>
+          <w:top w:val="single" w:color="F79646" w:themeColor="accent6" w:sz="8" w:space="0"/>
+          <w:left w:val="single" w:color="F79646" w:themeColor="accent6" w:sz="8" w:space="0"/>
+          <w:bottom w:val="single" w:color="F79646" w:themeColor="accent6" w:sz="8" w:space="0"/>
+          <w:right w:val="single" w:color="F79646" w:themeColor="accent6" w:sz="8" w:space="0"/>
         </w:tcBorders>
       </w:tcPr>
     </w:tblStylePr>
@@ -5175,10 +5321,10 @@
       <w:tblPr/>
       <w:tcPr>
         <w:tcBorders>
-          <w:top w:val="single" w:sz="8" w:space="0" w:color="F79646" w:themeColor="accent6"/>
-          <w:left w:val="single" w:sz="8" w:space="0" w:color="F79646" w:themeColor="accent6"/>
-          <w:bottom w:val="single" w:sz="8" w:space="0" w:color="F79646" w:themeColor="accent6"/>
-          <w:right w:val="single" w:sz="8" w:space="0" w:color="F79646" w:themeColor="accent6"/>
+          <w:top w:val="single" w:color="F79646" w:themeColor="accent6" w:sz="8" w:space="0"/>
+          <w:left w:val="single" w:color="F79646" w:themeColor="accent6" w:sz="8" w:space="0"/>
+          <w:bottom w:val="single" w:color="F79646" w:themeColor="accent6" w:sz="8" w:space="0"/>
+          <w:right w:val="single" w:color="F79646" w:themeColor="accent6" w:sz="8" w:space="0"/>
         </w:tcBorders>
         <w:shd w:val="clear" w:color="auto" w:fill="FDE4D0" w:themeFill="accent6" w:themeFillTint="3F"/>
       </w:tcPr>
@@ -5187,11 +5333,11 @@
       <w:tblPr/>
       <w:tcPr>
         <w:tcBorders>
-          <w:top w:val="single" w:sz="8" w:space="0" w:color="F79646" w:themeColor="accent6"/>
-          <w:left w:val="single" w:sz="8" w:space="0" w:color="F79646" w:themeColor="accent6"/>
-          <w:bottom w:val="single" w:sz="8" w:space="0" w:color="F79646" w:themeColor="accent6"/>
-          <w:right w:val="single" w:sz="8" w:space="0" w:color="F79646" w:themeColor="accent6"/>
-          <w:insideV w:val="single" w:sz="8" w:space="0" w:color="F79646" w:themeColor="accent6"/>
+          <w:top w:val="single" w:color="F79646" w:themeColor="accent6" w:sz="8" w:space="0"/>
+          <w:left w:val="single" w:color="F79646" w:themeColor="accent6" w:sz="8" w:space="0"/>
+          <w:bottom w:val="single" w:color="F79646" w:themeColor="accent6" w:sz="8" w:space="0"/>
+          <w:right w:val="single" w:color="F79646" w:themeColor="accent6" w:sz="8" w:space="0"/>
+          <w:insideV w:val="single" w:color="F79646" w:themeColor="accent6" w:sz="8" w:space="0"/>
         </w:tcBorders>
         <w:shd w:val="clear" w:color="auto" w:fill="FDE4D0" w:themeFill="accent6" w:themeFillTint="3F"/>
       </w:tcPr>
@@ -5200,11 +5346,11 @@
       <w:tblPr/>
       <w:tcPr>
         <w:tcBorders>
-          <w:top w:val="single" w:sz="8" w:space="0" w:color="F79646" w:themeColor="accent6"/>
-          <w:left w:val="single" w:sz="8" w:space="0" w:color="F79646" w:themeColor="accent6"/>
-          <w:bottom w:val="single" w:sz="8" w:space="0" w:color="F79646" w:themeColor="accent6"/>
-          <w:right w:val="single" w:sz="8" w:space="0" w:color="F79646" w:themeColor="accent6"/>
-          <w:insideV w:val="single" w:sz="8" w:space="0" w:color="F79646" w:themeColor="accent6"/>
+          <w:top w:val="single" w:color="F79646" w:themeColor="accent6" w:sz="8" w:space="0"/>
+          <w:left w:val="single" w:color="F79646" w:themeColor="accent6" w:sz="8" w:space="0"/>
+          <w:bottom w:val="single" w:color="F79646" w:themeColor="accent6" w:sz="8" w:space="0"/>
+          <w:right w:val="single" w:color="F79646" w:themeColor="accent6" w:sz="8" w:space="0"/>
+          <w:insideV w:val="single" w:color="F79646" w:themeColor="accent6" w:sz="8" w:space="0"/>
         </w:tcBorders>
       </w:tcPr>
     </w:tblStylePr>
@@ -5222,11 +5368,11 @@
       <w:tblStyleColBandSize w:val="1"/>
       <w:tblInd w:w="0" w:type="dxa"/>
       <w:tblBorders>
-        <w:top w:val="single" w:sz="8" w:space="0" w:color="404040" w:themeColor="text1" w:themeTint="BF"/>
-        <w:left w:val="single" w:sz="8" w:space="0" w:color="404040" w:themeColor="text1" w:themeTint="BF"/>
-        <w:bottom w:val="single" w:sz="8" w:space="0" w:color="404040" w:themeColor="text1" w:themeTint="BF"/>
-        <w:right w:val="single" w:sz="8" w:space="0" w:color="404040" w:themeColor="text1" w:themeTint="BF"/>
-        <w:insideH w:val="single" w:sz="8" w:space="0" w:color="404040" w:themeColor="text1" w:themeTint="BF"/>
+        <w:top w:val="single" w:color="404040" w:themeColor="text1" w:themeTint="BF" w:sz="8" w:space="0"/>
+        <w:left w:val="single" w:color="404040" w:themeColor="text1" w:themeTint="BF" w:sz="8" w:space="0"/>
+        <w:bottom w:val="single" w:color="404040" w:themeColor="text1" w:themeTint="BF" w:sz="8" w:space="0"/>
+        <w:right w:val="single" w:color="404040" w:themeColor="text1" w:themeTint="BF" w:sz="8" w:space="0"/>
+        <w:insideH w:val="single" w:color="404040" w:themeColor="text1" w:themeTint="BF" w:sz="8" w:space="0"/>
       </w:tblBorders>
       <w:tblCellMar>
         <w:top w:w="0" w:type="dxa"/>
@@ -5247,10 +5393,10 @@
       <w:tblPr/>
       <w:tcPr>
         <w:tcBorders>
-          <w:top w:val="single" w:sz="8" w:space="0" w:color="404040" w:themeColor="text1" w:themeTint="BF"/>
-          <w:left w:val="single" w:sz="8" w:space="0" w:color="404040" w:themeColor="text1" w:themeTint="BF"/>
-          <w:bottom w:val="single" w:sz="8" w:space="0" w:color="404040" w:themeColor="text1" w:themeTint="BF"/>
-          <w:right w:val="single" w:sz="8" w:space="0" w:color="404040" w:themeColor="text1" w:themeTint="BF"/>
+          <w:top w:val="single" w:color="404040" w:themeColor="text1" w:themeTint="BF" w:sz="8" w:space="0"/>
+          <w:left w:val="single" w:color="404040" w:themeColor="text1" w:themeTint="BF" w:sz="8" w:space="0"/>
+          <w:bottom w:val="single" w:color="404040" w:themeColor="text1" w:themeTint="BF" w:sz="8" w:space="0"/>
+          <w:right w:val="single" w:color="404040" w:themeColor="text1" w:themeTint="BF" w:sz="8" w:space="0"/>
           <w:insideH w:val="nil"/>
           <w:insideV w:val="nil"/>
         </w:tcBorders>
@@ -5268,10 +5414,10 @@
       <w:tblPr/>
       <w:tcPr>
         <w:tcBorders>
-          <w:top w:val="double" w:sz="6" w:space="0" w:color="404040" w:themeColor="text1" w:themeTint="BF"/>
-          <w:left w:val="single" w:sz="8" w:space="0" w:color="404040" w:themeColor="text1" w:themeTint="BF"/>
-          <w:bottom w:val="single" w:sz="8" w:space="0" w:color="404040" w:themeColor="text1" w:themeTint="BF"/>
-          <w:right w:val="single" w:sz="8" w:space="0" w:color="404040" w:themeColor="text1" w:themeTint="BF"/>
+          <w:top w:val="double" w:color="404040" w:themeColor="text1" w:themeTint="BF" w:sz="6" w:space="0"/>
+          <w:left w:val="single" w:color="404040" w:themeColor="text1" w:themeTint="BF" w:sz="8" w:space="0"/>
+          <w:bottom w:val="single" w:color="404040" w:themeColor="text1" w:themeTint="BF" w:sz="8" w:space="0"/>
+          <w:right w:val="single" w:color="404040" w:themeColor="text1" w:themeTint="BF" w:sz="8" w:space="0"/>
           <w:insideH w:val="nil"/>
           <w:insideV w:val="nil"/>
         </w:tcBorders>
@@ -5328,11 +5474,11 @@
       <w:tblStyleColBandSize w:val="1"/>
       <w:tblInd w:w="0" w:type="dxa"/>
       <w:tblBorders>
-        <w:top w:val="single" w:sz="8" w:space="0" w:color="7BA0CD" w:themeColor="accent1" w:themeTint="BF"/>
-        <w:left w:val="single" w:sz="8" w:space="0" w:color="7BA0CD" w:themeColor="accent1" w:themeTint="BF"/>
-        <w:bottom w:val="single" w:sz="8" w:space="0" w:color="7BA0CD" w:themeColor="accent1" w:themeTint="BF"/>
-        <w:right w:val="single" w:sz="8" w:space="0" w:color="7BA0CD" w:themeColor="accent1" w:themeTint="BF"/>
-        <w:insideH w:val="single" w:sz="8" w:space="0" w:color="7BA0CD" w:themeColor="accent1" w:themeTint="BF"/>
+        <w:top w:val="single" w:color="7BA0CD" w:themeColor="accent1" w:themeTint="BF" w:sz="8" w:space="0"/>
+        <w:left w:val="single" w:color="7BA0CD" w:themeColor="accent1" w:themeTint="BF" w:sz="8" w:space="0"/>
+        <w:bottom w:val="single" w:color="7BA0CD" w:themeColor="accent1" w:themeTint="BF" w:sz="8" w:space="0"/>
+        <w:right w:val="single" w:color="7BA0CD" w:themeColor="accent1" w:themeTint="BF" w:sz="8" w:space="0"/>
+        <w:insideH w:val="single" w:color="7BA0CD" w:themeColor="accent1" w:themeTint="BF" w:sz="8" w:space="0"/>
       </w:tblBorders>
       <w:tblCellMar>
         <w:top w:w="0" w:type="dxa"/>
@@ -5353,10 +5499,10 @@
       <w:tblPr/>
       <w:tcPr>
         <w:tcBorders>
-          <w:top w:val="single" w:sz="8" w:space="0" w:color="7BA0CD" w:themeColor="accent1" w:themeTint="BF"/>
-          <w:left w:val="single" w:sz="8" w:space="0" w:color="7BA0CD" w:themeColor="accent1" w:themeTint="BF"/>
-          <w:bottom w:val="single" w:sz="8" w:space="0" w:color="7BA0CD" w:themeColor="accent1" w:themeTint="BF"/>
-          <w:right w:val="single" w:sz="8" w:space="0" w:color="7BA0CD" w:themeColor="accent1" w:themeTint="BF"/>
+          <w:top w:val="single" w:color="7BA0CD" w:themeColor="accent1" w:themeTint="BF" w:sz="8" w:space="0"/>
+          <w:left w:val="single" w:color="7BA0CD" w:themeColor="accent1" w:themeTint="BF" w:sz="8" w:space="0"/>
+          <w:bottom w:val="single" w:color="7BA0CD" w:themeColor="accent1" w:themeTint="BF" w:sz="8" w:space="0"/>
+          <w:right w:val="single" w:color="7BA0CD" w:themeColor="accent1" w:themeTint="BF" w:sz="8" w:space="0"/>
           <w:insideH w:val="nil"/>
           <w:insideV w:val="nil"/>
         </w:tcBorders>
@@ -5374,10 +5520,10 @@
       <w:tblPr/>
       <w:tcPr>
         <w:tcBorders>
-          <w:top w:val="double" w:sz="6" w:space="0" w:color="7BA0CD" w:themeColor="accent1" w:themeTint="BF"/>
-          <w:left w:val="single" w:sz="8" w:space="0" w:color="7BA0CD" w:themeColor="accent1" w:themeTint="BF"/>
-          <w:bottom w:val="single" w:sz="8" w:space="0" w:color="7BA0CD" w:themeColor="accent1" w:themeTint="BF"/>
-          <w:right w:val="single" w:sz="8" w:space="0" w:color="7BA0CD" w:themeColor="accent1" w:themeTint="BF"/>
+          <w:top w:val="double" w:color="7BA0CD" w:themeColor="accent1" w:themeTint="BF" w:sz="6" w:space="0"/>
+          <w:left w:val="single" w:color="7BA0CD" w:themeColor="accent1" w:themeTint="BF" w:sz="8" w:space="0"/>
+          <w:bottom w:val="single" w:color="7BA0CD" w:themeColor="accent1" w:themeTint="BF" w:sz="8" w:space="0"/>
+          <w:right w:val="single" w:color="7BA0CD" w:themeColor="accent1" w:themeTint="BF" w:sz="8" w:space="0"/>
           <w:insideH w:val="nil"/>
           <w:insideV w:val="nil"/>
         </w:tcBorders>
@@ -5434,11 +5580,11 @@
       <w:tblStyleColBandSize w:val="1"/>
       <w:tblInd w:w="0" w:type="dxa"/>
       <w:tblBorders>
-        <w:top w:val="single" w:sz="8" w:space="0" w:color="CF7B79" w:themeColor="accent2" w:themeTint="BF"/>
-        <w:left w:val="single" w:sz="8" w:space="0" w:color="CF7B79" w:themeColor="accent2" w:themeTint="BF"/>
-        <w:bottom w:val="single" w:sz="8" w:space="0" w:color="CF7B79" w:themeColor="accent2" w:themeTint="BF"/>
-        <w:right w:val="single" w:sz="8" w:space="0" w:color="CF7B79" w:themeColor="accent2" w:themeTint="BF"/>
-        <w:insideH w:val="single" w:sz="8" w:space="0" w:color="CF7B79" w:themeColor="accent2" w:themeTint="BF"/>
+        <w:top w:val="single" w:color="CF7B79" w:themeColor="accent2" w:themeTint="BF" w:sz="8" w:space="0"/>
+        <w:left w:val="single" w:color="CF7B79" w:themeColor="accent2" w:themeTint="BF" w:sz="8" w:space="0"/>
+        <w:bottom w:val="single" w:color="CF7B79" w:themeColor="accent2" w:themeTint="BF" w:sz="8" w:space="0"/>
+        <w:right w:val="single" w:color="CF7B79" w:themeColor="accent2" w:themeTint="BF" w:sz="8" w:space="0"/>
+        <w:insideH w:val="single" w:color="CF7B79" w:themeColor="accent2" w:themeTint="BF" w:sz="8" w:space="0"/>
       </w:tblBorders>
       <w:tblCellMar>
         <w:top w:w="0" w:type="dxa"/>
@@ -5459,10 +5605,10 @@
       <w:tblPr/>
       <w:tcPr>
         <w:tcBorders>
-          <w:top w:val="single" w:sz="8" w:space="0" w:color="CF7B79" w:themeColor="accent2" w:themeTint="BF"/>
-          <w:left w:val="single" w:sz="8" w:space="0" w:color="CF7B79" w:themeColor="accent2" w:themeTint="BF"/>
-          <w:bottom w:val="single" w:sz="8" w:space="0" w:color="CF7B79" w:themeColor="accent2" w:themeTint="BF"/>
-          <w:right w:val="single" w:sz="8" w:space="0" w:color="CF7B79" w:themeColor="accent2" w:themeTint="BF"/>
+          <w:top w:val="single" w:color="CF7B79" w:themeColor="accent2" w:themeTint="BF" w:sz="8" w:space="0"/>
+          <w:left w:val="single" w:color="CF7B79" w:themeColor="accent2" w:themeTint="BF" w:sz="8" w:space="0"/>
+          <w:bottom w:val="single" w:color="CF7B79" w:themeColor="accent2" w:themeTint="BF" w:sz="8" w:space="0"/>
+          <w:right w:val="single" w:color="CF7B79" w:themeColor="accent2" w:themeTint="BF" w:sz="8" w:space="0"/>
           <w:insideH w:val="nil"/>
           <w:insideV w:val="nil"/>
         </w:tcBorders>
@@ -5480,10 +5626,10 @@
       <w:tblPr/>
       <w:tcPr>
         <w:tcBorders>
-          <w:top w:val="double" w:sz="6" w:space="0" w:color="CF7B79" w:themeColor="accent2" w:themeTint="BF"/>
-          <w:left w:val="single" w:sz="8" w:space="0" w:color="CF7B79" w:themeColor="accent2" w:themeTint="BF"/>
-          <w:bottom w:val="single" w:sz="8" w:space="0" w:color="CF7B79" w:themeColor="accent2" w:themeTint="BF"/>
-          <w:right w:val="single" w:sz="8" w:space="0" w:color="CF7B79" w:themeColor="accent2" w:themeTint="BF"/>
+          <w:top w:val="double" w:color="CF7B79" w:themeColor="accent2" w:themeTint="BF" w:sz="6" w:space="0"/>
+          <w:left w:val="single" w:color="CF7B79" w:themeColor="accent2" w:themeTint="BF" w:sz="8" w:space="0"/>
+          <w:bottom w:val="single" w:color="CF7B79" w:themeColor="accent2" w:themeTint="BF" w:sz="8" w:space="0"/>
+          <w:right w:val="single" w:color="CF7B79" w:themeColor="accent2" w:themeTint="BF" w:sz="8" w:space="0"/>
           <w:insideH w:val="nil"/>
           <w:insideV w:val="nil"/>
         </w:tcBorders>
@@ -5540,11 +5686,11 @@
       <w:tblStyleColBandSize w:val="1"/>
       <w:tblInd w:w="0" w:type="dxa"/>
       <w:tblBorders>
-        <w:top w:val="single" w:sz="8" w:space="0" w:color="B3CC82" w:themeColor="accent3" w:themeTint="BF"/>
-        <w:left w:val="single" w:sz="8" w:space="0" w:color="B3CC82" w:themeColor="accent3" w:themeTint="BF"/>
-        <w:bottom w:val="single" w:sz="8" w:space="0" w:color="B3CC82" w:themeColor="accent3" w:themeTint="BF"/>
-        <w:right w:val="single" w:sz="8" w:space="0" w:color="B3CC82" w:themeColor="accent3" w:themeTint="BF"/>
-        <w:insideH w:val="single" w:sz="8" w:space="0" w:color="B3CC82" w:themeColor="accent3" w:themeTint="BF"/>
+        <w:top w:val="single" w:color="B3CC82" w:themeColor="accent3" w:themeTint="BF" w:sz="8" w:space="0"/>
+        <w:left w:val="single" w:color="B3CC82" w:themeColor="accent3" w:themeTint="BF" w:sz="8" w:space="0"/>
+        <w:bottom w:val="single" w:color="B3CC82" w:themeColor="accent3" w:themeTint="BF" w:sz="8" w:space="0"/>
+        <w:right w:val="single" w:color="B3CC82" w:themeColor="accent3" w:themeTint="BF" w:sz="8" w:space="0"/>
+        <w:insideH w:val="single" w:color="B3CC82" w:themeColor="accent3" w:themeTint="BF" w:sz="8" w:space="0"/>
       </w:tblBorders>
       <w:tblCellMar>
         <w:top w:w="0" w:type="dxa"/>
@@ -5565,10 +5711,10 @@
       <w:tblPr/>
       <w:tcPr>
         <w:tcBorders>
-          <w:top w:val="single" w:sz="8" w:space="0" w:color="B3CC82" w:themeColor="accent3" w:themeTint="BF"/>
-          <w:left w:val="single" w:sz="8" w:space="0" w:color="B3CC82" w:themeColor="accent3" w:themeTint="BF"/>
-          <w:bottom w:val="single" w:sz="8" w:space="0" w:color="B3CC82" w:themeColor="accent3" w:themeTint="BF"/>
-          <w:right w:val="single" w:sz="8" w:space="0" w:color="B3CC82" w:themeColor="accent3" w:themeTint="BF"/>
+          <w:top w:val="single" w:color="B3CC82" w:themeColor="accent3" w:themeTint="BF" w:sz="8" w:space="0"/>
+          <w:left w:val="single" w:color="B3CC82" w:themeColor="accent3" w:themeTint="BF" w:sz="8" w:space="0"/>
+          <w:bottom w:val="single" w:color="B3CC82" w:themeColor="accent3" w:themeTint="BF" w:sz="8" w:space="0"/>
+          <w:right w:val="single" w:color="B3CC82" w:themeColor="accent3" w:themeTint="BF" w:sz="8" w:space="0"/>
           <w:insideH w:val="nil"/>
           <w:insideV w:val="nil"/>
         </w:tcBorders>
@@ -5586,10 +5732,10 @@
       <w:tblPr/>
       <w:tcPr>
         <w:tcBorders>
-          <w:top w:val="double" w:sz="6" w:space="0" w:color="B3CC82" w:themeColor="accent3" w:themeTint="BF"/>
-          <w:left w:val="single" w:sz="8" w:space="0" w:color="B3CC82" w:themeColor="accent3" w:themeTint="BF"/>
-          <w:bottom w:val="single" w:sz="8" w:space="0" w:color="B3CC82" w:themeColor="accent3" w:themeTint="BF"/>
-          <w:right w:val="single" w:sz="8" w:space="0" w:color="B3CC82" w:themeColor="accent3" w:themeTint="BF"/>
+          <w:top w:val="double" w:color="B3CC82" w:themeColor="accent3" w:themeTint="BF" w:sz="6" w:space="0"/>
+          <w:left w:val="single" w:color="B3CC82" w:themeColor="accent3" w:themeTint="BF" w:sz="8" w:space="0"/>
+          <w:bottom w:val="single" w:color="B3CC82" w:themeColor="accent3" w:themeTint="BF" w:sz="8" w:space="0"/>
+          <w:right w:val="single" w:color="B3CC82" w:themeColor="accent3" w:themeTint="BF" w:sz="8" w:space="0"/>
           <w:insideH w:val="nil"/>
           <w:insideV w:val="nil"/>
         </w:tcBorders>
@@ -5646,11 +5792,11 @@
       <w:tblStyleColBandSize w:val="1"/>
       <w:tblInd w:w="0" w:type="dxa"/>
       <w:tblBorders>
-        <w:top w:val="single" w:sz="8" w:space="0" w:color="9F8AB9" w:themeColor="accent4" w:themeTint="BF"/>
-        <w:left w:val="single" w:sz="8" w:space="0" w:color="9F8AB9" w:themeColor="accent4" w:themeTint="BF"/>
-        <w:bottom w:val="single" w:sz="8" w:space="0" w:color="9F8AB9" w:themeColor="accent4" w:themeTint="BF"/>
-        <w:right w:val="single" w:sz="8" w:space="0" w:color="9F8AB9" w:themeColor="accent4" w:themeTint="BF"/>
-        <w:insideH w:val="single" w:sz="8" w:space="0" w:color="9F8AB9" w:themeColor="accent4" w:themeTint="BF"/>
+        <w:top w:val="single" w:color="9F8AB9" w:themeColor="accent4" w:themeTint="BF" w:sz="8" w:space="0"/>
+        <w:left w:val="single" w:color="9F8AB9" w:themeColor="accent4" w:themeTint="BF" w:sz="8" w:space="0"/>
+        <w:bottom w:val="single" w:color="9F8AB9" w:themeColor="accent4" w:themeTint="BF" w:sz="8" w:space="0"/>
+        <w:right w:val="single" w:color="9F8AB9" w:themeColor="accent4" w:themeTint="BF" w:sz="8" w:space="0"/>
+        <w:insideH w:val="single" w:color="9F8AB9" w:themeColor="accent4" w:themeTint="BF" w:sz="8" w:space="0"/>
       </w:tblBorders>
       <w:tblCellMar>
         <w:top w:w="0" w:type="dxa"/>
@@ -5671,10 +5817,10 @@
       <w:tblPr/>
       <w:tcPr>
         <w:tcBorders>
-          <w:top w:val="single" w:sz="8" w:space="0" w:color="9F8AB9" w:themeColor="accent4" w:themeTint="BF"/>
-          <w:left w:val="single" w:sz="8" w:space="0" w:color="9F8AB9" w:themeColor="accent4" w:themeTint="BF"/>
-          <w:bottom w:val="single" w:sz="8" w:space="0" w:color="9F8AB9" w:themeColor="accent4" w:themeTint="BF"/>
-          <w:right w:val="single" w:sz="8" w:space="0" w:color="9F8AB9" w:themeColor="accent4" w:themeTint="BF"/>
+          <w:top w:val="single" w:color="9F8AB9" w:themeColor="accent4" w:themeTint="BF" w:sz="8" w:space="0"/>
+          <w:left w:val="single" w:color="9F8AB9" w:themeColor="accent4" w:themeTint="BF" w:sz="8" w:space="0"/>
+          <w:bottom w:val="single" w:color="9F8AB9" w:themeColor="accent4" w:themeTint="BF" w:sz="8" w:space="0"/>
+          <w:right w:val="single" w:color="9F8AB9" w:themeColor="accent4" w:themeTint="BF" w:sz="8" w:space="0"/>
           <w:insideH w:val="nil"/>
           <w:insideV w:val="nil"/>
         </w:tcBorders>
@@ -5692,10 +5838,10 @@
       <w:tblPr/>
       <w:tcPr>
         <w:tcBorders>
-          <w:top w:val="double" w:sz="6" w:space="0" w:color="9F8AB9" w:themeColor="accent4" w:themeTint="BF"/>
-          <w:left w:val="single" w:sz="8" w:space="0" w:color="9F8AB9" w:themeColor="accent4" w:themeTint="BF"/>
-          <w:bottom w:val="single" w:sz="8" w:space="0" w:color="9F8AB9" w:themeColor="accent4" w:themeTint="BF"/>
-          <w:right w:val="single" w:sz="8" w:space="0" w:color="9F8AB9" w:themeColor="accent4" w:themeTint="BF"/>
+          <w:top w:val="double" w:color="9F8AB9" w:themeColor="accent4" w:themeTint="BF" w:sz="6" w:space="0"/>
+          <w:left w:val="single" w:color="9F8AB9" w:themeColor="accent4" w:themeTint="BF" w:sz="8" w:space="0"/>
+          <w:bottom w:val="single" w:color="9F8AB9" w:themeColor="accent4" w:themeTint="BF" w:sz="8" w:space="0"/>
+          <w:right w:val="single" w:color="9F8AB9" w:themeColor="accent4" w:themeTint="BF" w:sz="8" w:space="0"/>
           <w:insideH w:val="nil"/>
           <w:insideV w:val="nil"/>
         </w:tcBorders>
@@ -5752,11 +5898,11 @@
       <w:tblStyleColBandSize w:val="1"/>
       <w:tblInd w:w="0" w:type="dxa"/>
       <w:tblBorders>
-        <w:top w:val="single" w:sz="8" w:space="0" w:color="78C0D4" w:themeColor="accent5" w:themeTint="BF"/>
-        <w:left w:val="single" w:sz="8" w:space="0" w:color="78C0D4" w:themeColor="accent5" w:themeTint="BF"/>
-        <w:bottom w:val="single" w:sz="8" w:space="0" w:color="78C0D4" w:themeColor="accent5" w:themeTint="BF"/>
-        <w:right w:val="single" w:sz="8" w:space="0" w:color="78C0D4" w:themeColor="accent5" w:themeTint="BF"/>
-        <w:insideH w:val="single" w:sz="8" w:space="0" w:color="78C0D4" w:themeColor="accent5" w:themeTint="BF"/>
+        <w:top w:val="single" w:color="78C0D4" w:themeColor="accent5" w:themeTint="BF" w:sz="8" w:space="0"/>
+        <w:left w:val="single" w:color="78C0D4" w:themeColor="accent5" w:themeTint="BF" w:sz="8" w:space="0"/>
+        <w:bottom w:val="single" w:color="78C0D4" w:themeColor="accent5" w:themeTint="BF" w:sz="8" w:space="0"/>
+        <w:right w:val="single" w:color="78C0D4" w:themeColor="accent5" w:themeTint="BF" w:sz="8" w:space="0"/>
+        <w:insideH w:val="single" w:color="78C0D4" w:themeColor="accent5" w:themeTint="BF" w:sz="8" w:space="0"/>
       </w:tblBorders>
       <w:tblCellMar>
         <w:top w:w="0" w:type="dxa"/>
@@ -5777,10 +5923,10 @@
       <w:tblPr/>
       <w:tcPr>
         <w:tcBorders>
-          <w:top w:val="single" w:sz="8" w:space="0" w:color="78C0D4" w:themeColor="accent5" w:themeTint="BF"/>
-          <w:left w:val="single" w:sz="8" w:space="0" w:color="78C0D4" w:themeColor="accent5" w:themeTint="BF"/>
-          <w:bottom w:val="single" w:sz="8" w:space="0" w:color="78C0D4" w:themeColor="accent5" w:themeTint="BF"/>
-          <w:right w:val="single" w:sz="8" w:space="0" w:color="78C0D4" w:themeColor="accent5" w:themeTint="BF"/>
+          <w:top w:val="single" w:color="78C0D4" w:themeColor="accent5" w:themeTint="BF" w:sz="8" w:space="0"/>
+          <w:left w:val="single" w:color="78C0D4" w:themeColor="accent5" w:themeTint="BF" w:sz="8" w:space="0"/>
+          <w:bottom w:val="single" w:color="78C0D4" w:themeColor="accent5" w:themeTint="BF" w:sz="8" w:space="0"/>
+          <w:right w:val="single" w:color="78C0D4" w:themeColor="accent5" w:themeTint="BF" w:sz="8" w:space="0"/>
           <w:insideH w:val="nil"/>
           <w:insideV w:val="nil"/>
         </w:tcBorders>
@@ -5798,10 +5944,10 @@
       <w:tblPr/>
       <w:tcPr>
         <w:tcBorders>
-          <w:top w:val="double" w:sz="6" w:space="0" w:color="78C0D4" w:themeColor="accent5" w:themeTint="BF"/>
-          <w:left w:val="single" w:sz="8" w:space="0" w:color="78C0D4" w:themeColor="accent5" w:themeTint="BF"/>
-          <w:bottom w:val="single" w:sz="8" w:space="0" w:color="78C0D4" w:themeColor="accent5" w:themeTint="BF"/>
-          <w:right w:val="single" w:sz="8" w:space="0" w:color="78C0D4" w:themeColor="accent5" w:themeTint="BF"/>
+          <w:top w:val="double" w:color="78C0D4" w:themeColor="accent5" w:themeTint="BF" w:sz="6" w:space="0"/>
+          <w:left w:val="single" w:color="78C0D4" w:themeColor="accent5" w:themeTint="BF" w:sz="8" w:space="0"/>
+          <w:bottom w:val="single" w:color="78C0D4" w:themeColor="accent5" w:themeTint="BF" w:sz="8" w:space="0"/>
+          <w:right w:val="single" w:color="78C0D4" w:themeColor="accent5" w:themeTint="BF" w:sz="8" w:space="0"/>
           <w:insideH w:val="nil"/>
           <w:insideV w:val="nil"/>
         </w:tcBorders>
@@ -5858,11 +6004,11 @@
       <w:tblStyleColBandSize w:val="1"/>
       <w:tblInd w:w="0" w:type="dxa"/>
       <w:tblBorders>
-        <w:top w:val="single" w:sz="8" w:space="0" w:color="F9B074" w:themeColor="accent6" w:themeTint="BF"/>
-        <w:left w:val="single" w:sz="8" w:space="0" w:color="F9B074" w:themeColor="accent6" w:themeTint="BF"/>
-        <w:bottom w:val="single" w:sz="8" w:space="0" w:color="F9B074" w:themeColor="accent6" w:themeTint="BF"/>
-        <w:right w:val="single" w:sz="8" w:space="0" w:color="F9B074" w:themeColor="accent6" w:themeTint="BF"/>
-        <w:insideH w:val="single" w:sz="8" w:space="0" w:color="F9B074" w:themeColor="accent6" w:themeTint="BF"/>
+        <w:top w:val="single" w:color="F9B074" w:themeColor="accent6" w:themeTint="BF" w:sz="8" w:space="0"/>
+        <w:left w:val="single" w:color="F9B074" w:themeColor="accent6" w:themeTint="BF" w:sz="8" w:space="0"/>
+        <w:bottom w:val="single" w:color="F9B074" w:themeColor="accent6" w:themeTint="BF" w:sz="8" w:space="0"/>
+        <w:right w:val="single" w:color="F9B074" w:themeColor="accent6" w:themeTint="BF" w:sz="8" w:space="0"/>
+        <w:insideH w:val="single" w:color="F9B074" w:themeColor="accent6" w:themeTint="BF" w:sz="8" w:space="0"/>
       </w:tblBorders>
       <w:tblCellMar>
         <w:top w:w="0" w:type="dxa"/>
@@ -5883,10 +6029,10 @@
       <w:tblPr/>
       <w:tcPr>
         <w:tcBorders>
-          <w:top w:val="single" w:sz="8" w:space="0" w:color="F9B074" w:themeColor="accent6" w:themeTint="BF"/>
-          <w:left w:val="single" w:sz="8" w:space="0" w:color="F9B074" w:themeColor="accent6" w:themeTint="BF"/>
-          <w:bottom w:val="single" w:sz="8" w:space="0" w:color="F9B074" w:themeColor="accent6" w:themeTint="BF"/>
-          <w:right w:val="single" w:sz="8" w:space="0" w:color="F9B074" w:themeColor="accent6" w:themeTint="BF"/>
+          <w:top w:val="single" w:color="F9B074" w:themeColor="accent6" w:themeTint="BF" w:sz="8" w:space="0"/>
+          <w:left w:val="single" w:color="F9B074" w:themeColor="accent6" w:themeTint="BF" w:sz="8" w:space="0"/>
+          <w:bottom w:val="single" w:color="F9B074" w:themeColor="accent6" w:themeTint="BF" w:sz="8" w:space="0"/>
+          <w:right w:val="single" w:color="F9B074" w:themeColor="accent6" w:themeTint="BF" w:sz="8" w:space="0"/>
           <w:insideH w:val="nil"/>
           <w:insideV w:val="nil"/>
         </w:tcBorders>
@@ -5904,10 +6050,10 @@
       <w:tblPr/>
       <w:tcPr>
         <w:tcBorders>
-          <w:top w:val="double" w:sz="6" w:space="0" w:color="F9B074" w:themeColor="accent6" w:themeTint="BF"/>
-          <w:left w:val="single" w:sz="8" w:space="0" w:color="F9B074" w:themeColor="accent6" w:themeTint="BF"/>
-          <w:bottom w:val="single" w:sz="8" w:space="0" w:color="F9B074" w:themeColor="accent6" w:themeTint="BF"/>
-          <w:right w:val="single" w:sz="8" w:space="0" w:color="F9B074" w:themeColor="accent6" w:themeTint="BF"/>
+          <w:top w:val="double" w:color="F9B074" w:themeColor="accent6" w:themeTint="BF" w:sz="6" w:space="0"/>
+          <w:left w:val="single" w:color="F9B074" w:themeColor="accent6" w:themeTint="BF" w:sz="8" w:space="0"/>
+          <w:bottom w:val="single" w:color="F9B074" w:themeColor="accent6" w:themeTint="BF" w:sz="8" w:space="0"/>
+          <w:right w:val="single" w:color="F9B074" w:themeColor="accent6" w:themeTint="BF" w:sz="8" w:space="0"/>
           <w:insideH w:val="nil"/>
           <w:insideV w:val="nil"/>
         </w:tcBorders>
@@ -5964,8 +6110,8 @@
       <w:tblStyleColBandSize w:val="1"/>
       <w:tblInd w:w="0" w:type="dxa"/>
       <w:tblBorders>
-        <w:top w:val="single" w:sz="18" w:space="0" w:color="auto"/>
-        <w:bottom w:val="single" w:sz="18" w:space="0" w:color="auto"/>
+        <w:top w:val="single" w:color="auto" w:sz="18" w:space="0"/>
+        <w:bottom w:val="single" w:color="auto" w:sz="18" w:space="0"/>
       </w:tblBorders>
       <w:tblCellMar>
         <w:top w:w="0" w:type="dxa"/>
@@ -5986,9 +6132,9 @@
       <w:tblPr/>
       <w:tcPr>
         <w:tcBorders>
-          <w:top w:val="single" w:sz="18" w:space="0" w:color="auto"/>
-          <w:left w:val="nil"/>
-          <w:bottom w:val="single" w:sz="18" w:space="0" w:color="auto"/>
+          <w:top w:val="single" w:color="auto" w:sz="18" w:space="0"/>
+          <w:left w:val="nil"/>
+          <w:bottom w:val="single" w:color="auto" w:sz="18" w:space="0"/>
           <w:right w:val="nil"/>
           <w:insideH w:val="nil"/>
           <w:insideV w:val="nil"/>
@@ -6006,9 +6152,9 @@
       <w:tblPr/>
       <w:tcPr>
         <w:tcBorders>
-          <w:top w:val="double" w:sz="6" w:space="0" w:color="auto"/>
-          <w:left w:val="nil"/>
-          <w:bottom w:val="single" w:sz="18" w:space="0" w:color="auto"/>
+          <w:top w:val="double" w:color="auto" w:sz="6" w:space="0"/>
+          <w:left w:val="nil"/>
+          <w:bottom w:val="single" w:color="auto" w:sz="18" w:space="0"/>
           <w:right w:val="nil"/>
           <w:insideH w:val="nil"/>
           <w:insideV w:val="nil"/>
@@ -6027,7 +6173,7 @@
         <w:tcBorders>
           <w:top w:val="nil"/>
           <w:left w:val="nil"/>
-          <w:bottom w:val="single" w:sz="18" w:space="0" w:color="auto"/>
+          <w:bottom w:val="single" w:color="auto" w:sz="18" w:space="0"/>
           <w:right w:val="nil"/>
           <w:insideH w:val="nil"/>
           <w:insideV w:val="nil"/>
@@ -6074,9 +6220,9 @@
       <w:tblPr/>
       <w:tcPr>
         <w:tcBorders>
-          <w:top w:val="single" w:sz="18" w:space="0" w:color="auto"/>
-          <w:left w:val="nil"/>
-          <w:bottom w:val="single" w:sz="18" w:space="0" w:color="auto"/>
+          <w:top w:val="single" w:color="auto" w:sz="18" w:space="0"/>
+          <w:left w:val="nil"/>
+          <w:bottom w:val="single" w:color="auto" w:sz="18" w:space="0"/>
           <w:right w:val="nil"/>
           <w:insideH w:val="nil"/>
           <w:insideV w:val="nil"/>
@@ -6090,9 +6236,9 @@
       <w:tblPr/>
       <w:tcPr>
         <w:tcBorders>
-          <w:top w:val="single" w:sz="18" w:space="0" w:color="auto"/>
-          <w:left w:val="nil"/>
-          <w:bottom w:val="single" w:sz="18" w:space="0" w:color="auto"/>
+          <w:top w:val="single" w:color="auto" w:sz="18" w:space="0"/>
+          <w:left w:val="nil"/>
+          <w:bottom w:val="single" w:color="auto" w:sz="18" w:space="0"/>
           <w:right w:val="nil"/>
           <w:insideH w:val="nil"/>
           <w:insideV w:val="nil"/>
@@ -6113,8 +6259,8 @@
       <w:tblStyleColBandSize w:val="1"/>
       <w:tblInd w:w="0" w:type="dxa"/>
       <w:tblBorders>
-        <w:top w:val="single" w:sz="18" w:space="0" w:color="auto"/>
-        <w:bottom w:val="single" w:sz="18" w:space="0" w:color="auto"/>
+        <w:top w:val="single" w:color="auto" w:sz="18" w:space="0"/>
+        <w:bottom w:val="single" w:color="auto" w:sz="18" w:space="0"/>
       </w:tblBorders>
       <w:tblCellMar>
         <w:top w:w="0" w:type="dxa"/>
@@ -6135,9 +6281,9 @@
       <w:tblPr/>
       <w:tcPr>
         <w:tcBorders>
-          <w:top w:val="single" w:sz="18" w:space="0" w:color="auto"/>
-          <w:left w:val="nil"/>
-          <w:bottom w:val="single" w:sz="18" w:space="0" w:color="auto"/>
+          <w:top w:val="single" w:color="auto" w:sz="18" w:space="0"/>
+          <w:left w:val="nil"/>
+          <w:bottom w:val="single" w:color="auto" w:sz="18" w:space="0"/>
           <w:right w:val="nil"/>
           <w:insideH w:val="nil"/>
           <w:insideV w:val="nil"/>
@@ -6155,9 +6301,9 @@
       <w:tblPr/>
       <w:tcPr>
         <w:tcBorders>
-          <w:top w:val="double" w:sz="6" w:space="0" w:color="auto"/>
-          <w:left w:val="nil"/>
-          <w:bottom w:val="single" w:sz="18" w:space="0" w:color="auto"/>
+          <w:top w:val="double" w:color="auto" w:sz="6" w:space="0"/>
+          <w:left w:val="nil"/>
+          <w:bottom w:val="single" w:color="auto" w:sz="18" w:space="0"/>
           <w:right w:val="nil"/>
           <w:insideH w:val="nil"/>
           <w:insideV w:val="nil"/>
@@ -6176,7 +6322,7 @@
         <w:tcBorders>
           <w:top w:val="nil"/>
           <w:left w:val="nil"/>
-          <w:bottom w:val="single" w:sz="18" w:space="0" w:color="auto"/>
+          <w:bottom w:val="single" w:color="auto" w:sz="18" w:space="0"/>
           <w:right w:val="nil"/>
           <w:insideH w:val="nil"/>
           <w:insideV w:val="nil"/>
@@ -6223,9 +6369,9 @@
       <w:tblPr/>
       <w:tcPr>
         <w:tcBorders>
-          <w:top w:val="single" w:sz="18" w:space="0" w:color="auto"/>
-          <w:left w:val="nil"/>
-          <w:bottom w:val="single" w:sz="18" w:space="0" w:color="auto"/>
+          <w:top w:val="single" w:color="auto" w:sz="18" w:space="0"/>
+          <w:left w:val="nil"/>
+          <w:bottom w:val="single" w:color="auto" w:sz="18" w:space="0"/>
           <w:right w:val="nil"/>
           <w:insideH w:val="nil"/>
           <w:insideV w:val="nil"/>
@@ -6239,9 +6385,9 @@
       <w:tblPr/>
       <w:tcPr>
         <w:tcBorders>
-          <w:top w:val="single" w:sz="18" w:space="0" w:color="auto"/>
-          <w:left w:val="nil"/>
-          <w:bottom w:val="single" w:sz="18" w:space="0" w:color="auto"/>
+          <w:top w:val="single" w:color="auto" w:sz="18" w:space="0"/>
+          <w:left w:val="nil"/>
+          <w:bottom w:val="single" w:color="auto" w:sz="18" w:space="0"/>
           <w:right w:val="nil"/>
           <w:insideH w:val="nil"/>
           <w:insideV w:val="nil"/>
@@ -6262,8 +6408,8 @@
       <w:tblStyleColBandSize w:val="1"/>
       <w:tblInd w:w="0" w:type="dxa"/>
       <w:tblBorders>
-        <w:top w:val="single" w:sz="18" w:space="0" w:color="auto"/>
-        <w:bottom w:val="single" w:sz="18" w:space="0" w:color="auto"/>
+        <w:top w:val="single" w:color="auto" w:sz="18" w:space="0"/>
+        <w:bottom w:val="single" w:color="auto" w:sz="18" w:space="0"/>
       </w:tblBorders>
       <w:tblCellMar>
         <w:top w:w="0" w:type="dxa"/>
@@ -6284,9 +6430,9 @@
       <w:tblPr/>
       <w:tcPr>
         <w:tcBorders>
-          <w:top w:val="single" w:sz="18" w:space="0" w:color="auto"/>
-          <w:left w:val="nil"/>
-          <w:bottom w:val="single" w:sz="18" w:space="0" w:color="auto"/>
+          <w:top w:val="single" w:color="auto" w:sz="18" w:space="0"/>
+          <w:left w:val="nil"/>
+          <w:bottom w:val="single" w:color="auto" w:sz="18" w:space="0"/>
           <w:right w:val="nil"/>
           <w:insideH w:val="nil"/>
           <w:insideV w:val="nil"/>
@@ -6304,9 +6450,9 @@
       <w:tblPr/>
       <w:tcPr>
         <w:tcBorders>
-          <w:top w:val="double" w:sz="6" w:space="0" w:color="auto"/>
-          <w:left w:val="nil"/>
-          <w:bottom w:val="single" w:sz="18" w:space="0" w:color="auto"/>
+          <w:top w:val="double" w:color="auto" w:sz="6" w:space="0"/>
+          <w:left w:val="nil"/>
+          <w:bottom w:val="single" w:color="auto" w:sz="18" w:space="0"/>
           <w:right w:val="nil"/>
           <w:insideH w:val="nil"/>
           <w:insideV w:val="nil"/>
@@ -6325,7 +6471,7 @@
         <w:tcBorders>
           <w:top w:val="nil"/>
           <w:left w:val="nil"/>
-          <w:bottom w:val="single" w:sz="18" w:space="0" w:color="auto"/>
+          <w:bottom w:val="single" w:color="auto" w:sz="18" w:space="0"/>
           <w:right w:val="nil"/>
           <w:insideH w:val="nil"/>
           <w:insideV w:val="nil"/>
@@ -6372,9 +6518,9 @@
       <w:tblPr/>
       <w:tcPr>
         <w:tcBorders>
-          <w:top w:val="single" w:sz="18" w:space="0" w:color="auto"/>
-          <w:left w:val="nil"/>
-          <w:bottom w:val="single" w:sz="18" w:space="0" w:color="auto"/>
+          <w:top w:val="single" w:color="auto" w:sz="18" w:space="0"/>
+          <w:left w:val="nil"/>
+          <w:bottom w:val="single" w:color="auto" w:sz="18" w:space="0"/>
           <w:right w:val="nil"/>
           <w:insideH w:val="nil"/>
           <w:insideV w:val="nil"/>
@@ -6388,9 +6534,9 @@
       <w:tblPr/>
       <w:tcPr>
         <w:tcBorders>
-          <w:top w:val="single" w:sz="18" w:space="0" w:color="auto"/>
-          <w:left w:val="nil"/>
-          <w:bottom w:val="single" w:sz="18" w:space="0" w:color="auto"/>
+          <w:top w:val="single" w:color="auto" w:sz="18" w:space="0"/>
+          <w:left w:val="nil"/>
+          <w:bottom w:val="single" w:color="auto" w:sz="18" w:space="0"/>
           <w:right w:val="nil"/>
           <w:insideH w:val="nil"/>
           <w:insideV w:val="nil"/>
@@ -6411,8 +6557,8 @@
       <w:tblStyleColBandSize w:val="1"/>
       <w:tblInd w:w="0" w:type="dxa"/>
       <w:tblBorders>
-        <w:top w:val="single" w:sz="18" w:space="0" w:color="auto"/>
-        <w:bottom w:val="single" w:sz="18" w:space="0" w:color="auto"/>
+        <w:top w:val="single" w:color="auto" w:sz="18" w:space="0"/>
+        <w:bottom w:val="single" w:color="auto" w:sz="18" w:space="0"/>
       </w:tblBorders>
       <w:tblCellMar>
         <w:top w:w="0" w:type="dxa"/>
@@ -6433,9 +6579,9 @@
       <w:tblPr/>
       <w:tcPr>
         <w:tcBorders>
-          <w:top w:val="single" w:sz="18" w:space="0" w:color="auto"/>
-          <w:left w:val="nil"/>
-          <w:bottom w:val="single" w:sz="18" w:space="0" w:color="auto"/>
+          <w:top w:val="single" w:color="auto" w:sz="18" w:space="0"/>
+          <w:left w:val="nil"/>
+          <w:bottom w:val="single" w:color="auto" w:sz="18" w:space="0"/>
           <w:right w:val="nil"/>
           <w:insideH w:val="nil"/>
           <w:insideV w:val="nil"/>
@@ -6453,9 +6599,9 @@
       <w:tblPr/>
       <w:tcPr>
         <w:tcBorders>
-          <w:top w:val="double" w:sz="6" w:space="0" w:color="auto"/>
-          <w:left w:val="nil"/>
-          <w:bottom w:val="single" w:sz="18" w:space="0" w:color="auto"/>
+          <w:top w:val="double" w:color="auto" w:sz="6" w:space="0"/>
+          <w:left w:val="nil"/>
+          <w:bottom w:val="single" w:color="auto" w:sz="18" w:space="0"/>
           <w:right w:val="nil"/>
           <w:insideH w:val="nil"/>
           <w:insideV w:val="nil"/>
@@ -6474,7 +6620,7 @@
         <w:tcBorders>
           <w:top w:val="nil"/>
           <w:left w:val="nil"/>
-          <w:bottom w:val="single" w:sz="18" w:space="0" w:color="auto"/>
+          <w:bottom w:val="single" w:color="auto" w:sz="18" w:space="0"/>
           <w:right w:val="nil"/>
           <w:insideH w:val="nil"/>
           <w:insideV w:val="nil"/>
@@ -6521,9 +6667,9 @@
       <w:tblPr/>
       <w:tcPr>
         <w:tcBorders>
-          <w:top w:val="single" w:sz="18" w:space="0" w:color="auto"/>
-          <w:left w:val="nil"/>
-          <w:bottom w:val="single" w:sz="18" w:space="0" w:color="auto"/>
+          <w:top w:val="single" w:color="auto" w:sz="18" w:space="0"/>
+          <w:left w:val="nil"/>
+          <w:bottom w:val="single" w:color="auto" w:sz="18" w:space="0"/>
           <w:right w:val="nil"/>
           <w:insideH w:val="nil"/>
           <w:insideV w:val="nil"/>
@@ -6537,9 +6683,9 @@
       <w:tblPr/>
       <w:tcPr>
         <w:tcBorders>
-          <w:top w:val="single" w:sz="18" w:space="0" w:color="auto"/>
-          <w:left w:val="nil"/>
-          <w:bottom w:val="single" w:sz="18" w:space="0" w:color="auto"/>
+          <w:top w:val="single" w:color="auto" w:sz="18" w:space="0"/>
+          <w:left w:val="nil"/>
+          <w:bottom w:val="single" w:color="auto" w:sz="18" w:space="0"/>
           <w:right w:val="nil"/>
           <w:insideH w:val="nil"/>
           <w:insideV w:val="nil"/>
@@ -6560,8 +6706,8 @@
       <w:tblStyleColBandSize w:val="1"/>
       <w:tblInd w:w="0" w:type="dxa"/>
       <w:tblBorders>
-        <w:top w:val="single" w:sz="18" w:space="0" w:color="auto"/>
-        <w:bottom w:val="single" w:sz="18" w:space="0" w:color="auto"/>
+        <w:top w:val="single" w:color="auto" w:sz="18" w:space="0"/>
+        <w:bottom w:val="single" w:color="auto" w:sz="18" w:space="0"/>
       </w:tblBorders>
       <w:tblCellMar>
         <w:top w:w="0" w:type="dxa"/>
@@ -6582,9 +6728,9 @@
       <w:tblPr/>
       <w:tcPr>
         <w:tcBorders>
-          <w:top w:val="single" w:sz="18" w:space="0" w:color="auto"/>
-          <w:left w:val="nil"/>
-          <w:bottom w:val="single" w:sz="18" w:space="0" w:color="auto"/>
+          <w:top w:val="single" w:color="auto" w:sz="18" w:space="0"/>
+          <w:left w:val="nil"/>
+          <w:bottom w:val="single" w:color="auto" w:sz="18" w:space="0"/>
           <w:right w:val="nil"/>
           <w:insideH w:val="nil"/>
           <w:insideV w:val="nil"/>
@@ -6602,9 +6748,9 @@
       <w:tblPr/>
       <w:tcPr>
         <w:tcBorders>
-          <w:top w:val="double" w:sz="6" w:space="0" w:color="auto"/>
-          <w:left w:val="nil"/>
-          <w:bottom w:val="single" w:sz="18" w:space="0" w:color="auto"/>
+          <w:top w:val="double" w:color="auto" w:sz="6" w:space="0"/>
+          <w:left w:val="nil"/>
+          <w:bottom w:val="single" w:color="auto" w:sz="18" w:space="0"/>
           <w:right w:val="nil"/>
           <w:insideH w:val="nil"/>
           <w:insideV w:val="nil"/>
@@ -6623,7 +6769,7 @@
         <w:tcBorders>
           <w:top w:val="nil"/>
           <w:left w:val="nil"/>
-          <w:bottom w:val="single" w:sz="18" w:space="0" w:color="auto"/>
+          <w:bottom w:val="single" w:color="auto" w:sz="18" w:space="0"/>
           <w:right w:val="nil"/>
           <w:insideH w:val="nil"/>
           <w:insideV w:val="nil"/>
@@ -6670,9 +6816,9 @@
       <w:tblPr/>
       <w:tcPr>
         <w:tcBorders>
-          <w:top w:val="single" w:sz="18" w:space="0" w:color="auto"/>
-          <w:left w:val="nil"/>
-          <w:bottom w:val="single" w:sz="18" w:space="0" w:color="auto"/>
+          <w:top w:val="single" w:color="auto" w:sz="18" w:space="0"/>
+          <w:left w:val="nil"/>
+          <w:bottom w:val="single" w:color="auto" w:sz="18" w:space="0"/>
           <w:right w:val="nil"/>
           <w:insideH w:val="nil"/>
           <w:insideV w:val="nil"/>
@@ -6686,9 +6832,9 @@
       <w:tblPr/>
       <w:tcPr>
         <w:tcBorders>
-          <w:top w:val="single" w:sz="18" w:space="0" w:color="auto"/>
-          <w:left w:val="nil"/>
-          <w:bottom w:val="single" w:sz="18" w:space="0" w:color="auto"/>
+          <w:top w:val="single" w:color="auto" w:sz="18" w:space="0"/>
+          <w:left w:val="nil"/>
+          <w:bottom w:val="single" w:color="auto" w:sz="18" w:space="0"/>
           <w:right w:val="nil"/>
           <w:insideH w:val="nil"/>
           <w:insideV w:val="nil"/>
@@ -6709,8 +6855,8 @@
       <w:tblStyleColBandSize w:val="1"/>
       <w:tblInd w:w="0" w:type="dxa"/>
       <w:tblBorders>
-        <w:top w:val="single" w:sz="18" w:space="0" w:color="auto"/>
-        <w:bottom w:val="single" w:sz="18" w:space="0" w:color="auto"/>
+        <w:top w:val="single" w:color="auto" w:sz="18" w:space="0"/>
+        <w:bottom w:val="single" w:color="auto" w:sz="18" w:space="0"/>
       </w:tblBorders>
       <w:tblCellMar>
         <w:top w:w="0" w:type="dxa"/>
@@ -6731,9 +6877,9 @@
       <w:tblPr/>
       <w:tcPr>
         <w:tcBorders>
-          <w:top w:val="single" w:sz="18" w:space="0" w:color="auto"/>
-          <w:left w:val="nil"/>
-          <w:bottom w:val="single" w:sz="18" w:space="0" w:color="auto"/>
+          <w:top w:val="single" w:color="auto" w:sz="18" w:space="0"/>
+          <w:left w:val="nil"/>
+          <w:bottom w:val="single" w:color="auto" w:sz="18" w:space="0"/>
           <w:right w:val="nil"/>
           <w:insideH w:val="nil"/>
           <w:insideV w:val="nil"/>
@@ -6751,9 +6897,9 @@
       <w:tblPr/>
       <w:tcPr>
         <w:tcBorders>
-          <w:top w:val="double" w:sz="6" w:space="0" w:color="auto"/>
-          <w:left w:val="nil"/>
-          <w:bottom w:val="single" w:sz="18" w:space="0" w:color="auto"/>
+          <w:top w:val="double" w:color="auto" w:sz="6" w:space="0"/>
+          <w:left w:val="nil"/>
+          <w:bottom w:val="single" w:color="auto" w:sz="18" w:space="0"/>
           <w:right w:val="nil"/>
           <w:insideH w:val="nil"/>
           <w:insideV w:val="nil"/>
@@ -6772,7 +6918,7 @@
         <w:tcBorders>
           <w:top w:val="nil"/>
           <w:left w:val="nil"/>
-          <w:bottom w:val="single" w:sz="18" w:space="0" w:color="auto"/>
+          <w:bottom w:val="single" w:color="auto" w:sz="18" w:space="0"/>
           <w:right w:val="nil"/>
           <w:insideH w:val="nil"/>
           <w:insideV w:val="nil"/>
@@ -6819,9 +6965,9 @@
       <w:tblPr/>
       <w:tcPr>
         <w:tcBorders>
-          <w:top w:val="single" w:sz="18" w:space="0" w:color="auto"/>
-          <w:left w:val="nil"/>
-          <w:bottom w:val="single" w:sz="18" w:space="0" w:color="auto"/>
+          <w:top w:val="single" w:color="auto" w:sz="18" w:space="0"/>
+          <w:left w:val="nil"/>
+          <w:bottom w:val="single" w:color="auto" w:sz="18" w:space="0"/>
           <w:right w:val="nil"/>
           <w:insideH w:val="nil"/>
           <w:insideV w:val="nil"/>
@@ -6835,9 +6981,9 @@
       <w:tblPr/>
       <w:tcPr>
         <w:tcBorders>
-          <w:top w:val="single" w:sz="18" w:space="0" w:color="auto"/>
-          <w:left w:val="nil"/>
-          <w:bottom w:val="single" w:sz="18" w:space="0" w:color="auto"/>
+          <w:top w:val="single" w:color="auto" w:sz="18" w:space="0"/>
+          <w:left w:val="nil"/>
+          <w:bottom w:val="single" w:color="auto" w:sz="18" w:space="0"/>
           <w:right w:val="nil"/>
           <w:insideH w:val="nil"/>
           <w:insideV w:val="nil"/>
@@ -6858,8 +7004,8 @@
       <w:tblStyleColBandSize w:val="1"/>
       <w:tblInd w:w="0" w:type="dxa"/>
       <w:tblBorders>
-        <w:top w:val="single" w:sz="18" w:space="0" w:color="auto"/>
-        <w:bottom w:val="single" w:sz="18" w:space="0" w:color="auto"/>
+        <w:top w:val="single" w:color="auto" w:sz="18" w:space="0"/>
+        <w:bottom w:val="single" w:color="auto" w:sz="18" w:space="0"/>
       </w:tblBorders>
       <w:tblCellMar>
         <w:top w:w="0" w:type="dxa"/>
@@ -6880,9 +7026,9 @@
       <w:tblPr/>
       <w:tcPr>
         <w:tcBorders>
-          <w:top w:val="single" w:sz="18" w:space="0" w:color="auto"/>
-          <w:left w:val="nil"/>
-          <w:bottom w:val="single" w:sz="18" w:space="0" w:color="auto"/>
+          <w:top w:val="single" w:color="auto" w:sz="18" w:space="0"/>
+          <w:left w:val="nil"/>
+          <w:bottom w:val="single" w:color="auto" w:sz="18" w:space="0"/>
           <w:right w:val="nil"/>
           <w:insideH w:val="nil"/>
           <w:insideV w:val="nil"/>
@@ -6900,9 +7046,9 @@
       <w:tblPr/>
       <w:tcPr>
         <w:tcBorders>
-          <w:top w:val="double" w:sz="6" w:space="0" w:color="auto"/>
-          <w:left w:val="nil"/>
-          <w:bottom w:val="single" w:sz="18" w:space="0" w:color="auto"/>
+          <w:top w:val="double" w:color="auto" w:sz="6" w:space="0"/>
+          <w:left w:val="nil"/>
+          <w:bottom w:val="single" w:color="auto" w:sz="18" w:space="0"/>
           <w:right w:val="nil"/>
           <w:insideH w:val="nil"/>
           <w:insideV w:val="nil"/>
@@ -6921,7 +7067,7 @@
         <w:tcBorders>
           <w:top w:val="nil"/>
           <w:left w:val="nil"/>
-          <w:bottom w:val="single" w:sz="18" w:space="0" w:color="auto"/>
+          <w:bottom w:val="single" w:color="auto" w:sz="18" w:space="0"/>
           <w:right w:val="nil"/>
           <w:insideH w:val="nil"/>
           <w:insideV w:val="nil"/>
@@ -6968,9 +7114,9 @@
       <w:tblPr/>
       <w:tcPr>
         <w:tcBorders>
-          <w:top w:val="single" w:sz="18" w:space="0" w:color="auto"/>
-          <w:left w:val="nil"/>
-          <w:bottom w:val="single" w:sz="18" w:space="0" w:color="auto"/>
+          <w:top w:val="single" w:color="auto" w:sz="18" w:space="0"/>
+          <w:left w:val="nil"/>
+          <w:bottom w:val="single" w:color="auto" w:sz="18" w:space="0"/>
           <w:right w:val="nil"/>
           <w:insideH w:val="nil"/>
           <w:insideV w:val="nil"/>
@@ -6984,9 +7130,9 @@
       <w:tblPr/>
       <w:tcPr>
         <w:tcBorders>
-          <w:top w:val="single" w:sz="18" w:space="0" w:color="auto"/>
-          <w:left w:val="nil"/>
-          <w:bottom w:val="single" w:sz="18" w:space="0" w:color="auto"/>
+          <w:top w:val="single" w:color="auto" w:sz="18" w:space="0"/>
+          <w:left w:val="nil"/>
+          <w:bottom w:val="single" w:color="auto" w:sz="18" w:space="0"/>
           <w:right w:val="nil"/>
           <w:insideH w:val="nil"/>
           <w:insideV w:val="nil"/>
@@ -7010,8 +7156,8 @@
       <w:tblStyleColBandSize w:val="1"/>
       <w:tblInd w:w="0" w:type="dxa"/>
       <w:tblBorders>
-        <w:top w:val="single" w:sz="8" w:space="0" w:color="000000" w:themeColor="text1"/>
-        <w:bottom w:val="single" w:sz="8" w:space="0" w:color="000000" w:themeColor="text1"/>
+        <w:top w:val="single" w:color="000000" w:themeColor="text1" w:sz="8" w:space="0"/>
+        <w:bottom w:val="single" w:color="000000" w:themeColor="text1" w:sz="8" w:space="0"/>
       </w:tblBorders>
       <w:tblCellMar>
         <w:top w:w="0" w:type="dxa"/>
@@ -7022,13 +7168,13 @@
     </w:tblPr>
     <w:tblStylePr w:type="firstRow">
       <w:rPr>
-        <w:rFonts w:asciiTheme="majorHAnsi" w:eastAsiaTheme="majorEastAsia" w:hAnsiTheme="majorHAnsi" w:cstheme="majorBidi"/>
-      </w:rPr>
-      <w:tblPr/>
-      <w:tcPr>
-        <w:tcBorders>
-          <w:top w:val="nil"/>
-          <w:bottom w:val="single" w:sz="8" w:space="0" w:color="000000" w:themeColor="text1"/>
+        <w:rFonts w:asciiTheme="majorHAnsi" w:hAnsiTheme="majorHAnsi" w:eastAsiaTheme="majorEastAsia" w:cstheme="majorBidi"/>
+      </w:rPr>
+      <w:tblPr/>
+      <w:tcPr>
+        <w:tcBorders>
+          <w:top w:val="nil"/>
+          <w:bottom w:val="single" w:color="000000" w:themeColor="text1" w:sz="8" w:space="0"/>
         </w:tcBorders>
       </w:tcPr>
     </w:tblStylePr>
@@ -7041,8 +7187,8 @@
       <w:tblPr/>
       <w:tcPr>
         <w:tcBorders>
-          <w:top w:val="single" w:sz="8" w:space="0" w:color="000000" w:themeColor="text1"/>
-          <w:bottom w:val="single" w:sz="8" w:space="0" w:color="000000" w:themeColor="text1"/>
+          <w:top w:val="single" w:color="000000" w:themeColor="text1" w:sz="8" w:space="0"/>
+          <w:bottom w:val="single" w:color="000000" w:themeColor="text1" w:sz="8" w:space="0"/>
         </w:tcBorders>
       </w:tcPr>
     </w:tblStylePr>
@@ -7060,8 +7206,8 @@
       <w:tblPr/>
       <w:tcPr>
         <w:tcBorders>
-          <w:top w:val="single" w:sz="8" w:space="0" w:color="000000" w:themeColor="text1"/>
-          <w:bottom w:val="single" w:sz="8" w:space="0" w:color="000000" w:themeColor="text1"/>
+          <w:top w:val="single" w:color="000000" w:themeColor="text1" w:sz="8" w:space="0"/>
+          <w:bottom w:val="single" w:color="000000" w:themeColor="text1" w:sz="8" w:space="0"/>
         </w:tcBorders>
       </w:tcPr>
     </w:tblStylePr>
@@ -7094,8 +7240,8 @@
       <w:tblStyleColBandSize w:val="1"/>
       <w:tblInd w:w="0" w:type="dxa"/>
       <w:tblBorders>
-        <w:top w:val="single" w:sz="8" w:space="0" w:color="4F81BD" w:themeColor="accent1"/>
-        <w:bottom w:val="single" w:sz="8" w:space="0" w:color="4F81BD" w:themeColor="accent1"/>
+        <w:top w:val="single" w:color="4F81BD" w:themeColor="accent1" w:sz="8" w:space="0"/>
+        <w:bottom w:val="single" w:color="4F81BD" w:themeColor="accent1" w:sz="8" w:space="0"/>
       </w:tblBorders>
       <w:tblCellMar>
         <w:top w:w="0" w:type="dxa"/>
@@ -7106,13 +7252,13 @@
     </w:tblPr>
     <w:tblStylePr w:type="firstRow">
       <w:rPr>
-        <w:rFonts w:asciiTheme="majorHAnsi" w:eastAsiaTheme="majorEastAsia" w:hAnsiTheme="majorHAnsi" w:cstheme="majorBidi"/>
-      </w:rPr>
-      <w:tblPr/>
-      <w:tcPr>
-        <w:tcBorders>
-          <w:top w:val="nil"/>
-          <w:bottom w:val="single" w:sz="8" w:space="0" w:color="4F81BD" w:themeColor="accent1"/>
+        <w:rFonts w:asciiTheme="majorHAnsi" w:hAnsiTheme="majorHAnsi" w:eastAsiaTheme="majorEastAsia" w:cstheme="majorBidi"/>
+      </w:rPr>
+      <w:tblPr/>
+      <w:tcPr>
+        <w:tcBorders>
+          <w:top w:val="nil"/>
+          <w:bottom w:val="single" w:color="4F81BD" w:themeColor="accent1" w:sz="8" w:space="0"/>
         </w:tcBorders>
       </w:tcPr>
     </w:tblStylePr>
@@ -7125,8 +7271,8 @@
       <w:tblPr/>
       <w:tcPr>
         <w:tcBorders>
-          <w:top w:val="single" w:sz="8" w:space="0" w:color="4F81BD" w:themeColor="accent1"/>
-          <w:bottom w:val="single" w:sz="8" w:space="0" w:color="4F81BD" w:themeColor="accent1"/>
+          <w:top w:val="single" w:color="4F81BD" w:themeColor="accent1" w:sz="8" w:space="0"/>
+          <w:bottom w:val="single" w:color="4F81BD" w:themeColor="accent1" w:sz="8" w:space="0"/>
         </w:tcBorders>
       </w:tcPr>
     </w:tblStylePr>
@@ -7144,8 +7290,8 @@
       <w:tblPr/>
       <w:tcPr>
         <w:tcBorders>
-          <w:top w:val="single" w:sz="8" w:space="0" w:color="4F81BD" w:themeColor="accent1"/>
-          <w:bottom w:val="single" w:sz="8" w:space="0" w:color="4F81BD" w:themeColor="accent1"/>
+          <w:top w:val="single" w:color="4F81BD" w:themeColor="accent1" w:sz="8" w:space="0"/>
+          <w:bottom w:val="single" w:color="4F81BD" w:themeColor="accent1" w:sz="8" w:space="0"/>
         </w:tcBorders>
       </w:tcPr>
     </w:tblStylePr>
@@ -7178,8 +7324,8 @@
       <w:tblStyleColBandSize w:val="1"/>
       <w:tblInd w:w="0" w:type="dxa"/>
       <w:tblBorders>
-        <w:top w:val="single" w:sz="8" w:space="0" w:color="C0504D" w:themeColor="accent2"/>
-        <w:bottom w:val="single" w:sz="8" w:space="0" w:color="C0504D" w:themeColor="accent2"/>
+        <w:top w:val="single" w:color="C0504D" w:themeColor="accent2" w:sz="8" w:space="0"/>
+        <w:bottom w:val="single" w:color="C0504D" w:themeColor="accent2" w:sz="8" w:space="0"/>
       </w:tblBorders>
       <w:tblCellMar>
         <w:top w:w="0" w:type="dxa"/>
@@ -7190,13 +7336,13 @@
     </w:tblPr>
     <w:tblStylePr w:type="firstRow">
       <w:rPr>
-        <w:rFonts w:asciiTheme="majorHAnsi" w:eastAsiaTheme="majorEastAsia" w:hAnsiTheme="majorHAnsi" w:cstheme="majorBidi"/>
-      </w:rPr>
-      <w:tblPr/>
-      <w:tcPr>
-        <w:tcBorders>
-          <w:top w:val="nil"/>
-          <w:bottom w:val="single" w:sz="8" w:space="0" w:color="C0504D" w:themeColor="accent2"/>
+        <w:rFonts w:asciiTheme="majorHAnsi" w:hAnsiTheme="majorHAnsi" w:eastAsiaTheme="majorEastAsia" w:cstheme="majorBidi"/>
+      </w:rPr>
+      <w:tblPr/>
+      <w:tcPr>
+        <w:tcBorders>
+          <w:top w:val="nil"/>
+          <w:bottom w:val="single" w:color="C0504D" w:themeColor="accent2" w:sz="8" w:space="0"/>
         </w:tcBorders>
       </w:tcPr>
     </w:tblStylePr>
@@ -7209,8 +7355,8 @@
       <w:tblPr/>
       <w:tcPr>
         <w:tcBorders>
-          <w:top w:val="single" w:sz="8" w:space="0" w:color="C0504D" w:themeColor="accent2"/>
-          <w:bottom w:val="single" w:sz="8" w:space="0" w:color="C0504D" w:themeColor="accent2"/>
+          <w:top w:val="single" w:color="C0504D" w:themeColor="accent2" w:sz="8" w:space="0"/>
+          <w:bottom w:val="single" w:color="C0504D" w:themeColor="accent2" w:sz="8" w:space="0"/>
         </w:tcBorders>
       </w:tcPr>
     </w:tblStylePr>
@@ -7228,8 +7374,8 @@
       <w:tblPr/>
       <w:tcPr>
         <w:tcBorders>
-          <w:top w:val="single" w:sz="8" w:space="0" w:color="C0504D" w:themeColor="accent2"/>
-          <w:bottom w:val="single" w:sz="8" w:space="0" w:color="C0504D" w:themeColor="accent2"/>
+          <w:top w:val="single" w:color="C0504D" w:themeColor="accent2" w:sz="8" w:space="0"/>
+          <w:bottom w:val="single" w:color="C0504D" w:themeColor="accent2" w:sz="8" w:space="0"/>
         </w:tcBorders>
       </w:tcPr>
     </w:tblStylePr>
@@ -7262,8 +7408,8 @@
       <w:tblStyleColBandSize w:val="1"/>
       <w:tblInd w:w="0" w:type="dxa"/>
       <w:tblBorders>
-        <w:top w:val="single" w:sz="8" w:space="0" w:color="9BBB59" w:themeColor="accent3"/>
-        <w:bottom w:val="single" w:sz="8" w:space="0" w:color="9BBB59" w:themeColor="accent3"/>
+        <w:top w:val="single" w:color="9BBB59" w:themeColor="accent3" w:sz="8" w:space="0"/>
+        <w:bottom w:val="single" w:color="9BBB59" w:themeColor="accent3" w:sz="8" w:space="0"/>
       </w:tblBorders>
       <w:tblCellMar>
         <w:top w:w="0" w:type="dxa"/>
@@ -7274,13 +7420,13 @@
     </w:tblPr>
     <w:tblStylePr w:type="firstRow">
       <w:rPr>
-        <w:rFonts w:asciiTheme="majorHAnsi" w:eastAsiaTheme="majorEastAsia" w:hAnsiTheme="majorHAnsi" w:cstheme="majorBidi"/>
-      </w:rPr>
-      <w:tblPr/>
-      <w:tcPr>
-        <w:tcBorders>
-          <w:top w:val="nil"/>
-          <w:bottom w:val="single" w:sz="8" w:space="0" w:color="9BBB59" w:themeColor="accent3"/>
+        <w:rFonts w:asciiTheme="majorHAnsi" w:hAnsiTheme="majorHAnsi" w:eastAsiaTheme="majorEastAsia" w:cstheme="majorBidi"/>
+      </w:rPr>
+      <w:tblPr/>
+      <w:tcPr>
+        <w:tcBorders>
+          <w:top w:val="nil"/>
+          <w:bottom w:val="single" w:color="9BBB59" w:themeColor="accent3" w:sz="8" w:space="0"/>
         </w:tcBorders>
       </w:tcPr>
     </w:tblStylePr>
@@ -7293,8 +7439,8 @@
       <w:tblPr/>
       <w:tcPr>
         <w:tcBorders>
-          <w:top w:val="single" w:sz="8" w:space="0" w:color="9BBB59" w:themeColor="accent3"/>
-          <w:bottom w:val="single" w:sz="8" w:space="0" w:color="9BBB59" w:themeColor="accent3"/>
+          <w:top w:val="single" w:color="9BBB59" w:themeColor="accent3" w:sz="8" w:space="0"/>
+          <w:bottom w:val="single" w:color="9BBB59" w:themeColor="accent3" w:sz="8" w:space="0"/>
         </w:tcBorders>
       </w:tcPr>
     </w:tblStylePr>
@@ -7312,8 +7458,8 @@
       <w:tblPr/>
       <w:tcPr>
         <w:tcBorders>
-          <w:top w:val="single" w:sz="8" w:space="0" w:color="9BBB59" w:themeColor="accent3"/>
-          <w:bottom w:val="single" w:sz="8" w:space="0" w:color="9BBB59" w:themeColor="accent3"/>
+          <w:top w:val="single" w:color="9BBB59" w:themeColor="accent3" w:sz="8" w:space="0"/>
+          <w:bottom w:val="single" w:color="9BBB59" w:themeColor="accent3" w:sz="8" w:space="0"/>
         </w:tcBorders>
       </w:tcPr>
     </w:tblStylePr>
@@ -7346,8 +7492,8 @@
       <w:tblStyleColBandSize w:val="1"/>
       <w:tblInd w:w="0" w:type="dxa"/>
       <w:tblBorders>
-        <w:top w:val="single" w:sz="8" w:space="0" w:color="8064A2" w:themeColor="accent4"/>
-        <w:bottom w:val="single" w:sz="8" w:space="0" w:color="8064A2" w:themeColor="accent4"/>
+        <w:top w:val="single" w:color="8064A2" w:themeColor="accent4" w:sz="8" w:space="0"/>
+        <w:bottom w:val="single" w:color="8064A2" w:themeColor="accent4" w:sz="8" w:space="0"/>
       </w:tblBorders>
       <w:tblCellMar>
         <w:top w:w="0" w:type="dxa"/>
@@ -7358,13 +7504,13 @@
     </w:tblPr>
     <w:tblStylePr w:type="firstRow">
       <w:rPr>
-        <w:rFonts w:asciiTheme="majorHAnsi" w:eastAsiaTheme="majorEastAsia" w:hAnsiTheme="majorHAnsi" w:cstheme="majorBidi"/>
-      </w:rPr>
-      <w:tblPr/>
-      <w:tcPr>
-        <w:tcBorders>
-          <w:top w:val="nil"/>
-          <w:bottom w:val="single" w:sz="8" w:space="0" w:color="8064A2" w:themeColor="accent4"/>
+        <w:rFonts w:asciiTheme="majorHAnsi" w:hAnsiTheme="majorHAnsi" w:eastAsiaTheme="majorEastAsia" w:cstheme="majorBidi"/>
+      </w:rPr>
+      <w:tblPr/>
+      <w:tcPr>
+        <w:tcBorders>
+          <w:top w:val="nil"/>
+          <w:bottom w:val="single" w:color="8064A2" w:themeColor="accent4" w:sz="8" w:space="0"/>
         </w:tcBorders>
       </w:tcPr>
     </w:tblStylePr>
@@ -7377,8 +7523,8 @@
       <w:tblPr/>
       <w:tcPr>
         <w:tcBorders>
-          <w:top w:val="single" w:sz="8" w:space="0" w:color="8064A2" w:themeColor="accent4"/>
-          <w:bottom w:val="single" w:sz="8" w:space="0" w:color="8064A2" w:themeColor="accent4"/>
+          <w:top w:val="single" w:color="8064A2" w:themeColor="accent4" w:sz="8" w:space="0"/>
+          <w:bottom w:val="single" w:color="8064A2" w:themeColor="accent4" w:sz="8" w:space="0"/>
         </w:tcBorders>
       </w:tcPr>
     </w:tblStylePr>
@@ -7396,8 +7542,8 @@
       <w:tblPr/>
       <w:tcPr>
         <w:tcBorders>
-          <w:top w:val="single" w:sz="8" w:space="0" w:color="8064A2" w:themeColor="accent4"/>
-          <w:bottom w:val="single" w:sz="8" w:space="0" w:color="8064A2" w:themeColor="accent4"/>
+          <w:top w:val="single" w:color="8064A2" w:themeColor="accent4" w:sz="8" w:space="0"/>
+          <w:bottom w:val="single" w:color="8064A2" w:themeColor="accent4" w:sz="8" w:space="0"/>
         </w:tcBorders>
       </w:tcPr>
     </w:tblStylePr>
@@ -7430,8 +7576,8 @@
       <w:tblStyleColBandSize w:val="1"/>
       <w:tblInd w:w="0" w:type="dxa"/>
       <w:tblBorders>
-        <w:top w:val="single" w:sz="8" w:space="0" w:color="4BACC6" w:themeColor="accent5"/>
-        <w:bottom w:val="single" w:sz="8" w:space="0" w:color="4BACC6" w:themeColor="accent5"/>
+        <w:top w:val="single" w:color="4BACC6" w:themeColor="accent5" w:sz="8" w:space="0"/>
+        <w:bottom w:val="single" w:color="4BACC6" w:themeColor="accent5" w:sz="8" w:space="0"/>
       </w:tblBorders>
       <w:tblCellMar>
         <w:top w:w="0" w:type="dxa"/>
@@ -7442,13 +7588,13 @@
     </w:tblPr>
     <w:tblStylePr w:type="firstRow">
       <w:rPr>
-        <w:rFonts w:asciiTheme="majorHAnsi" w:eastAsiaTheme="majorEastAsia" w:hAnsiTheme="majorHAnsi" w:cstheme="majorBidi"/>
-      </w:rPr>
-      <w:tblPr/>
-      <w:tcPr>
-        <w:tcBorders>
-          <w:top w:val="nil"/>
-          <w:bottom w:val="single" w:sz="8" w:space="0" w:color="4BACC6" w:themeColor="accent5"/>
+        <w:rFonts w:asciiTheme="majorHAnsi" w:hAnsiTheme="majorHAnsi" w:eastAsiaTheme="majorEastAsia" w:cstheme="majorBidi"/>
+      </w:rPr>
+      <w:tblPr/>
+      <w:tcPr>
+        <w:tcBorders>
+          <w:top w:val="nil"/>
+          <w:bottom w:val="single" w:color="4BACC6" w:themeColor="accent5" w:sz="8" w:space="0"/>
         </w:tcBorders>
       </w:tcPr>
     </w:tblStylePr>
@@ -7461,8 +7607,8 @@
       <w:tblPr/>
       <w:tcPr>
         <w:tcBorders>
-          <w:top w:val="single" w:sz="8" w:space="0" w:color="4BACC6" w:themeColor="accent5"/>
-          <w:bottom w:val="single" w:sz="8" w:space="0" w:color="4BACC6" w:themeColor="accent5"/>
+          <w:top w:val="single" w:color="4BACC6" w:themeColor="accent5" w:sz="8" w:space="0"/>
+          <w:bottom w:val="single" w:color="4BACC6" w:themeColor="accent5" w:sz="8" w:space="0"/>
         </w:tcBorders>
       </w:tcPr>
     </w:tblStylePr>
@@ -7480,8 +7626,8 @@
       <w:tblPr/>
       <w:tcPr>
         <w:tcBorders>
-          <w:top w:val="single" w:sz="8" w:space="0" w:color="4BACC6" w:themeColor="accent5"/>
-          <w:bottom w:val="single" w:sz="8" w:space="0" w:color="4BACC6" w:themeColor="accent5"/>
+          <w:top w:val="single" w:color="4BACC6" w:themeColor="accent5" w:sz="8" w:space="0"/>
+          <w:bottom w:val="single" w:color="4BACC6" w:themeColor="accent5" w:sz="8" w:space="0"/>
         </w:tcBorders>
       </w:tcPr>
     </w:tblStylePr>
@@ -7514,8 +7660,8 @@
       <w:tblStyleColBandSize w:val="1"/>
       <w:tblInd w:w="0" w:type="dxa"/>
       <w:tblBorders>
-        <w:top w:val="single" w:sz="8" w:space="0" w:color="F79646" w:themeColor="accent6"/>
-        <w:bottom w:val="single" w:sz="8" w:space="0" w:color="F79646" w:themeColor="accent6"/>
+        <w:top w:val="single" w:color="F79646" w:themeColor="accent6" w:sz="8" w:space="0"/>
+        <w:bottom w:val="single" w:color="F79646" w:themeColor="accent6" w:sz="8" w:space="0"/>
       </w:tblBorders>
       <w:tblCellMar>
         <w:top w:w="0" w:type="dxa"/>
@@ -7526,13 +7672,13 @@
     </w:tblPr>
     <w:tblStylePr w:type="firstRow">
       <w:rPr>
-        <w:rFonts w:asciiTheme="majorHAnsi" w:eastAsiaTheme="majorEastAsia" w:hAnsiTheme="majorHAnsi" w:cstheme="majorBidi"/>
-      </w:rPr>
-      <w:tblPr/>
-      <w:tcPr>
-        <w:tcBorders>
-          <w:top w:val="nil"/>
-          <w:bottom w:val="single" w:sz="8" w:space="0" w:color="F79646" w:themeColor="accent6"/>
+        <w:rFonts w:asciiTheme="majorHAnsi" w:hAnsiTheme="majorHAnsi" w:eastAsiaTheme="majorEastAsia" w:cstheme="majorBidi"/>
+      </w:rPr>
+      <w:tblPr/>
+      <w:tcPr>
+        <w:tcBorders>
+          <w:top w:val="nil"/>
+          <w:bottom w:val="single" w:color="F79646" w:themeColor="accent6" w:sz="8" w:space="0"/>
         </w:tcBorders>
       </w:tcPr>
     </w:tblStylePr>
@@ -7545,8 +7691,8 @@
       <w:tblPr/>
       <w:tcPr>
         <w:tcBorders>
-          <w:top w:val="single" w:sz="8" w:space="0" w:color="F79646" w:themeColor="accent6"/>
-          <w:bottom w:val="single" w:sz="8" w:space="0" w:color="F79646" w:themeColor="accent6"/>
+          <w:top w:val="single" w:color="F79646" w:themeColor="accent6" w:sz="8" w:space="0"/>
+          <w:bottom w:val="single" w:color="F79646" w:themeColor="accent6" w:sz="8" w:space="0"/>
         </w:tcBorders>
       </w:tcPr>
     </w:tblStylePr>
@@ -7564,8 +7710,8 @@
       <w:tblPr/>
       <w:tcPr>
         <w:tcBorders>
-          <w:top w:val="single" w:sz="8" w:space="0" w:color="F79646" w:themeColor="accent6"/>
-          <w:bottom w:val="single" w:sz="8" w:space="0" w:color="F79646" w:themeColor="accent6"/>
+          <w:top w:val="single" w:color="F79646" w:themeColor="accent6" w:sz="8" w:space="0"/>
+          <w:bottom w:val="single" w:color="F79646" w:themeColor="accent6" w:sz="8" w:space="0"/>
         </w:tcBorders>
       </w:tcPr>
     </w:tblStylePr>
@@ -7591,7 +7737,7 @@
       <w:spacing w:after="0" w:line="240" w:lineRule="auto"/>
     </w:pPr>
     <w:rPr>
-      <w:rFonts w:asciiTheme="majorHAnsi" w:eastAsiaTheme="majorEastAsia" w:hAnsiTheme="majorHAnsi" w:cstheme="majorBidi"/>
+      <w:rFonts w:asciiTheme="majorHAnsi" w:hAnsiTheme="majorHAnsi" w:eastAsiaTheme="majorEastAsia" w:cstheme="majorBidi"/>
       <w:color w:val="000000" w:themeColor="text1"/>
     </w:rPr>
     <w:tblPr>
@@ -7599,10 +7745,10 @@
       <w:tblStyleColBandSize w:val="1"/>
       <w:tblInd w:w="0" w:type="dxa"/>
       <w:tblBorders>
-        <w:top w:val="single" w:sz="8" w:space="0" w:color="000000" w:themeColor="text1"/>
-        <w:left w:val="single" w:sz="8" w:space="0" w:color="000000" w:themeColor="text1"/>
-        <w:bottom w:val="single" w:sz="8" w:space="0" w:color="000000" w:themeColor="text1"/>
-        <w:right w:val="single" w:sz="8" w:space="0" w:color="000000" w:themeColor="text1"/>
+        <w:top w:val="single" w:color="000000" w:themeColor="text1" w:sz="8" w:space="0"/>
+        <w:left w:val="single" w:color="000000" w:themeColor="text1" w:sz="8" w:space="0"/>
+        <w:bottom w:val="single" w:color="000000" w:themeColor="text1" w:sz="8" w:space="0"/>
+        <w:right w:val="single" w:color="000000" w:themeColor="text1" w:sz="8" w:space="0"/>
       </w:tblBorders>
       <w:tblCellMar>
         <w:top w:w="0" w:type="dxa"/>
@@ -7621,7 +7767,7 @@
         <w:tcBorders>
           <w:top w:val="nil"/>
           <w:left w:val="nil"/>
-          <w:bottom w:val="single" w:sz="24" w:space="0" w:color="000000" w:themeColor="text1"/>
+          <w:bottom w:val="single" w:color="000000" w:themeColor="text1" w:sz="24" w:space="0"/>
           <w:right w:val="nil"/>
           <w:insideH w:val="nil"/>
           <w:insideV w:val="nil"/>
@@ -7633,7 +7779,7 @@
       <w:tblPr/>
       <w:tcPr>
         <w:tcBorders>
-          <w:top w:val="single" w:sz="8" w:space="0" w:color="000000" w:themeColor="text1"/>
+          <w:top w:val="single" w:color="000000" w:themeColor="text1" w:sz="8" w:space="0"/>
           <w:left w:val="nil"/>
           <w:bottom w:val="nil"/>
           <w:right w:val="nil"/>
@@ -7650,7 +7796,7 @@
           <w:top w:val="nil"/>
           <w:left w:val="nil"/>
           <w:bottom w:val="nil"/>
-          <w:right w:val="single" w:sz="8" w:space="0" w:color="000000" w:themeColor="text1"/>
+          <w:right w:val="single" w:color="000000" w:themeColor="text1" w:sz="8" w:space="0"/>
           <w:insideH w:val="nil"/>
           <w:insideV w:val="nil"/>
         </w:tcBorders>
@@ -7662,7 +7808,7 @@
       <w:tcPr>
         <w:tcBorders>
           <w:top w:val="nil"/>
-          <w:left w:val="single" w:sz="8" w:space="0" w:color="000000" w:themeColor="text1"/>
+          <w:left w:val="single" w:color="000000" w:themeColor="text1" w:sz="8" w:space="0"/>
           <w:bottom w:val="nil"/>
           <w:right w:val="nil"/>
           <w:insideH w:val="nil"/>
@@ -7719,7 +7865,7 @@
       <w:spacing w:after="0" w:line="240" w:lineRule="auto"/>
     </w:pPr>
     <w:rPr>
-      <w:rFonts w:asciiTheme="majorHAnsi" w:eastAsiaTheme="majorEastAsia" w:hAnsiTheme="majorHAnsi" w:cstheme="majorBidi"/>
+      <w:rFonts w:asciiTheme="majorHAnsi" w:hAnsiTheme="majorHAnsi" w:eastAsiaTheme="majorEastAsia" w:cstheme="majorBidi"/>
       <w:color w:val="000000" w:themeColor="text1"/>
     </w:rPr>
     <w:tblPr>
@@ -7727,10 +7873,10 @@
       <w:tblStyleColBandSize w:val="1"/>
       <w:tblInd w:w="0" w:type="dxa"/>
       <w:tblBorders>
-        <w:top w:val="single" w:sz="8" w:space="0" w:color="4F81BD" w:themeColor="accent1"/>
-        <w:left w:val="single" w:sz="8" w:space="0" w:color="4F81BD" w:themeColor="accent1"/>
-        <w:bottom w:val="single" w:sz="8" w:space="0" w:color="4F81BD" w:themeColor="accent1"/>
-        <w:right w:val="single" w:sz="8" w:space="0" w:color="4F81BD" w:themeColor="accent1"/>
+        <w:top w:val="single" w:color="4F81BD" w:themeColor="accent1" w:sz="8" w:space="0"/>
+        <w:left w:val="single" w:color="4F81BD" w:themeColor="accent1" w:sz="8" w:space="0"/>
+        <w:bottom w:val="single" w:color="4F81BD" w:themeColor="accent1" w:sz="8" w:space="0"/>
+        <w:right w:val="single" w:color="4F81BD" w:themeColor="accent1" w:sz="8" w:space="0"/>
       </w:tblBorders>
       <w:tblCellMar>
         <w:top w:w="0" w:type="dxa"/>
@@ -7749,7 +7895,7 @@
         <w:tcBorders>
           <w:top w:val="nil"/>
           <w:left w:val="nil"/>
-          <w:bottom w:val="single" w:sz="24" w:space="0" w:color="4F81BD" w:themeColor="accent1"/>
+          <w:bottom w:val="single" w:color="4F81BD" w:themeColor="accent1" w:sz="24" w:space="0"/>
           <w:right w:val="nil"/>
           <w:insideH w:val="nil"/>
           <w:insideV w:val="nil"/>
@@ -7761,7 +7907,7 @@
       <w:tblPr/>
       <w:tcPr>
         <w:tcBorders>
-          <w:top w:val="single" w:sz="8" w:space="0" w:color="4F81BD" w:themeColor="accent1"/>
+          <w:top w:val="single" w:color="4F81BD" w:themeColor="accent1" w:sz="8" w:space="0"/>
           <w:left w:val="nil"/>
           <w:bottom w:val="nil"/>
           <w:right w:val="nil"/>
@@ -7778,7 +7924,7 @@
           <w:top w:val="nil"/>
           <w:left w:val="nil"/>
           <w:bottom w:val="nil"/>
-          <w:right w:val="single" w:sz="8" w:space="0" w:color="4F81BD" w:themeColor="accent1"/>
+          <w:right w:val="single" w:color="4F81BD" w:themeColor="accent1" w:sz="8" w:space="0"/>
           <w:insideH w:val="nil"/>
           <w:insideV w:val="nil"/>
         </w:tcBorders>
@@ -7790,7 +7936,7 @@
       <w:tcPr>
         <w:tcBorders>
           <w:top w:val="nil"/>
-          <w:left w:val="single" w:sz="8" w:space="0" w:color="4F81BD" w:themeColor="accent1"/>
+          <w:left w:val="single" w:color="4F81BD" w:themeColor="accent1" w:sz="8" w:space="0"/>
           <w:bottom w:val="nil"/>
           <w:right w:val="nil"/>
           <w:insideH w:val="nil"/>
@@ -7847,7 +7993,7 @@
       <w:spacing w:after="0" w:line="240" w:lineRule="auto"/>
     </w:pPr>
     <w:rPr>
-      <w:rFonts w:asciiTheme="majorHAnsi" w:eastAsiaTheme="majorEastAsia" w:hAnsiTheme="majorHAnsi" w:cstheme="majorBidi"/>
+      <w:rFonts w:asciiTheme="majorHAnsi" w:hAnsiTheme="majorHAnsi" w:eastAsiaTheme="majorEastAsia" w:cstheme="majorBidi"/>
       <w:color w:val="000000" w:themeColor="text1"/>
     </w:rPr>
     <w:tblPr>
@@ -7855,10 +8001,10 @@
       <w:tblStyleColBandSize w:val="1"/>
       <w:tblInd w:w="0" w:type="dxa"/>
       <w:tblBorders>
-        <w:top w:val="single" w:sz="8" w:space="0" w:color="C0504D" w:themeColor="accent2"/>
-        <w:left w:val="single" w:sz="8" w:space="0" w:color="C0504D" w:themeColor="accent2"/>
-        <w:bottom w:val="single" w:sz="8" w:space="0" w:color="C0504D" w:themeColor="accent2"/>
-        <w:right w:val="single" w:sz="8" w:space="0" w:color="C0504D" w:themeColor="accent2"/>
+        <w:top w:val="single" w:color="C0504D" w:themeColor="accent2" w:sz="8" w:space="0"/>
+        <w:left w:val="single" w:color="C0504D" w:themeColor="accent2" w:sz="8" w:space="0"/>
+        <w:bottom w:val="single" w:color="C0504D" w:themeColor="accent2" w:sz="8" w:space="0"/>
+        <w:right w:val="single" w:color="C0504D" w:themeColor="accent2" w:sz="8" w:space="0"/>
       </w:tblBorders>
       <w:tblCellMar>
         <w:top w:w="0" w:type="dxa"/>
@@ -7877,7 +8023,7 @@
         <w:tcBorders>
           <w:top w:val="nil"/>
           <w:left w:val="nil"/>
-          <w:bottom w:val="single" w:sz="24" w:space="0" w:color="C0504D" w:themeColor="accent2"/>
+          <w:bottom w:val="single" w:color="C0504D" w:themeColor="accent2" w:sz="24" w:space="0"/>
           <w:right w:val="nil"/>
           <w:insideH w:val="nil"/>
           <w:insideV w:val="nil"/>
@@ -7889,7 +8035,7 @@
       <w:tblPr/>
       <w:tcPr>
         <w:tcBorders>
-          <w:top w:val="single" w:sz="8" w:space="0" w:color="C0504D" w:themeColor="accent2"/>
+          <w:top w:val="single" w:color="C0504D" w:themeColor="accent2" w:sz="8" w:space="0"/>
           <w:left w:val="nil"/>
           <w:bottom w:val="nil"/>
           <w:right w:val="nil"/>
@@ -7906,7 +8052,7 @@
           <w:top w:val="nil"/>
           <w:left w:val="nil"/>
           <w:bottom w:val="nil"/>
-          <w:right w:val="single" w:sz="8" w:space="0" w:color="C0504D" w:themeColor="accent2"/>
+          <w:right w:val="single" w:color="C0504D" w:themeColor="accent2" w:sz="8" w:space="0"/>
           <w:insideH w:val="nil"/>
           <w:insideV w:val="nil"/>
         </w:tcBorders>
@@ -7918,7 +8064,7 @@
       <w:tcPr>
         <w:tcBorders>
           <w:top w:val="nil"/>
-          <w:left w:val="single" w:sz="8" w:space="0" w:color="C0504D" w:themeColor="accent2"/>
+          <w:left w:val="single" w:color="C0504D" w:themeColor="accent2" w:sz="8" w:space="0"/>
           <w:bottom w:val="nil"/>
           <w:right w:val="nil"/>
           <w:insideH w:val="nil"/>
@@ -7975,7 +8121,7 @@
       <w:spacing w:after="0" w:line="240" w:lineRule="auto"/>
     </w:pPr>
     <w:rPr>
-      <w:rFonts w:asciiTheme="majorHAnsi" w:eastAsiaTheme="majorEastAsia" w:hAnsiTheme="majorHAnsi" w:cstheme="majorBidi"/>
+      <w:rFonts w:asciiTheme="majorHAnsi" w:hAnsiTheme="majorHAnsi" w:eastAsiaTheme="majorEastAsia" w:cstheme="majorBidi"/>
       <w:color w:val="000000" w:themeColor="text1"/>
     </w:rPr>
     <w:tblPr>
@@ -7983,10 +8129,10 @@
       <w:tblStyleColBandSize w:val="1"/>
       <w:tblInd w:w="0" w:type="dxa"/>
       <w:tblBorders>
-        <w:top w:val="single" w:sz="8" w:space="0" w:color="9BBB59" w:themeColor="accent3"/>
-        <w:left w:val="single" w:sz="8" w:space="0" w:color="9BBB59" w:themeColor="accent3"/>
-        <w:bottom w:val="single" w:sz="8" w:space="0" w:color="9BBB59" w:themeColor="accent3"/>
-        <w:right w:val="single" w:sz="8" w:space="0" w:color="9BBB59" w:themeColor="accent3"/>
+        <w:top w:val="single" w:color="9BBB59" w:themeColor="accent3" w:sz="8" w:space="0"/>
+        <w:left w:val="single" w:color="9BBB59" w:themeColor="accent3" w:sz="8" w:space="0"/>
+        <w:bottom w:val="single" w:color="9BBB59" w:themeColor="accent3" w:sz="8" w:space="0"/>
+        <w:right w:val="single" w:color="9BBB59" w:themeColor="accent3" w:sz="8" w:space="0"/>
       </w:tblBorders>
       <w:tblCellMar>
         <w:top w:w="0" w:type="dxa"/>
@@ -8005,7 +8151,7 @@
         <w:tcBorders>
           <w:top w:val="nil"/>
           <w:left w:val="nil"/>
-          <w:bottom w:val="single" w:sz="24" w:space="0" w:color="9BBB59" w:themeColor="accent3"/>
+          <w:bottom w:val="single" w:color="9BBB59" w:themeColor="accent3" w:sz="24" w:space="0"/>
           <w:right w:val="nil"/>
           <w:insideH w:val="nil"/>
           <w:insideV w:val="nil"/>
@@ -8017,7 +8163,7 @@
       <w:tblPr/>
       <w:tcPr>
         <w:tcBorders>
-          <w:top w:val="single" w:sz="8" w:space="0" w:color="9BBB59" w:themeColor="accent3"/>
+          <w:top w:val="single" w:color="9BBB59" w:themeColor="accent3" w:sz="8" w:space="0"/>
           <w:left w:val="nil"/>
           <w:bottom w:val="nil"/>
           <w:right w:val="nil"/>
@@ -8034,7 +8180,7 @@
           <w:top w:val="nil"/>
           <w:left w:val="nil"/>
           <w:bottom w:val="nil"/>
-          <w:right w:val="single" w:sz="8" w:space="0" w:color="9BBB59" w:themeColor="accent3"/>
+          <w:right w:val="single" w:color="9BBB59" w:themeColor="accent3" w:sz="8" w:space="0"/>
           <w:insideH w:val="nil"/>
           <w:insideV w:val="nil"/>
         </w:tcBorders>
@@ -8046,7 +8192,7 @@
       <w:tcPr>
         <w:tcBorders>
           <w:top w:val="nil"/>
-          <w:left w:val="single" w:sz="8" w:space="0" w:color="9BBB59" w:themeColor="accent3"/>
+          <w:left w:val="single" w:color="9BBB59" w:themeColor="accent3" w:sz="8" w:space="0"/>
           <w:bottom w:val="nil"/>
           <w:right w:val="nil"/>
           <w:insideH w:val="nil"/>
@@ -8103,7 +8249,7 @@
       <w:spacing w:after="0" w:line="240" w:lineRule="auto"/>
     </w:pPr>
     <w:rPr>
-      <w:rFonts w:asciiTheme="majorHAnsi" w:eastAsiaTheme="majorEastAsia" w:hAnsiTheme="majorHAnsi" w:cstheme="majorBidi"/>
+      <w:rFonts w:asciiTheme="majorHAnsi" w:hAnsiTheme="majorHAnsi" w:eastAsiaTheme="majorEastAsia" w:cstheme="majorBidi"/>
       <w:color w:val="000000" w:themeColor="text1"/>
     </w:rPr>
     <w:tblPr>
@@ -8111,10 +8257,10 @@
       <w:tblStyleColBandSize w:val="1"/>
       <w:tblInd w:w="0" w:type="dxa"/>
       <w:tblBorders>
-        <w:top w:val="single" w:sz="8" w:space="0" w:color="8064A2" w:themeColor="accent4"/>
-        <w:left w:val="single" w:sz="8" w:space="0" w:color="8064A2" w:themeColor="accent4"/>
-        <w:bottom w:val="single" w:sz="8" w:space="0" w:color="8064A2" w:themeColor="accent4"/>
-        <w:right w:val="single" w:sz="8" w:space="0" w:color="8064A2" w:themeColor="accent4"/>
+        <w:top w:val="single" w:color="8064A2" w:themeColor="accent4" w:sz="8" w:space="0"/>
+        <w:left w:val="single" w:color="8064A2" w:themeColor="accent4" w:sz="8" w:space="0"/>
+        <w:bottom w:val="single" w:color="8064A2" w:themeColor="accent4" w:sz="8" w:space="0"/>
+        <w:right w:val="single" w:color="8064A2" w:themeColor="accent4" w:sz="8" w:space="0"/>
       </w:tblBorders>
       <w:tblCellMar>
         <w:top w:w="0" w:type="dxa"/>
@@ -8133,7 +8279,7 @@
         <w:tcBorders>
           <w:top w:val="nil"/>
           <w:left w:val="nil"/>
-          <w:bottom w:val="single" w:sz="24" w:space="0" w:color="8064A2" w:themeColor="accent4"/>
+          <w:bottom w:val="single" w:color="8064A2" w:themeColor="accent4" w:sz="24" w:space="0"/>
           <w:right w:val="nil"/>
           <w:insideH w:val="nil"/>
           <w:insideV w:val="nil"/>
@@ -8145,7 +8291,7 @@
       <w:tblPr/>
       <w:tcPr>
         <w:tcBorders>
-          <w:top w:val="single" w:sz="8" w:space="0" w:color="8064A2" w:themeColor="accent4"/>
+          <w:top w:val="single" w:color="8064A2" w:themeColor="accent4" w:sz="8" w:space="0"/>
           <w:left w:val="nil"/>
           <w:bottom w:val="nil"/>
           <w:right w:val="nil"/>
@@ -8162,7 +8308,7 @@
           <w:top w:val="nil"/>
           <w:left w:val="nil"/>
           <w:bottom w:val="nil"/>
-          <w:right w:val="single" w:sz="8" w:space="0" w:color="8064A2" w:themeColor="accent4"/>
+          <w:right w:val="single" w:color="8064A2" w:themeColor="accent4" w:sz="8" w:space="0"/>
           <w:insideH w:val="nil"/>
           <w:insideV w:val="nil"/>
         </w:tcBorders>
@@ -8174,7 +8320,7 @@
       <w:tcPr>
         <w:tcBorders>
           <w:top w:val="nil"/>
-          <w:left w:val="single" w:sz="8" w:space="0" w:color="8064A2" w:themeColor="accent4"/>
+          <w:left w:val="single" w:color="8064A2" w:themeColor="accent4" w:sz="8" w:space="0"/>
           <w:bottom w:val="nil"/>
           <w:right w:val="nil"/>
           <w:insideH w:val="nil"/>
@@ -8231,7 +8377,7 @@
       <w:spacing w:after="0" w:line="240" w:lineRule="auto"/>
     </w:pPr>
     <w:rPr>
-      <w:rFonts w:asciiTheme="majorHAnsi" w:eastAsiaTheme="majorEastAsia" w:hAnsiTheme="majorHAnsi" w:cstheme="majorBidi"/>
+      <w:rFonts w:asciiTheme="majorHAnsi" w:hAnsiTheme="majorHAnsi" w:eastAsiaTheme="majorEastAsia" w:cstheme="majorBidi"/>
       <w:color w:val="000000" w:themeColor="text1"/>
     </w:rPr>
     <w:tblPr>
@@ -8239,10 +8385,10 @@
       <w:tblStyleColBandSize w:val="1"/>
       <w:tblInd w:w="0" w:type="dxa"/>
       <w:tblBorders>
-        <w:top w:val="single" w:sz="8" w:space="0" w:color="4BACC6" w:themeColor="accent5"/>
-        <w:left w:val="single" w:sz="8" w:space="0" w:color="4BACC6" w:themeColor="accent5"/>
-        <w:bottom w:val="single" w:sz="8" w:space="0" w:color="4BACC6" w:themeColor="accent5"/>
-        <w:right w:val="single" w:sz="8" w:space="0" w:color="4BACC6" w:themeColor="accent5"/>
+        <w:top w:val="single" w:color="4BACC6" w:themeColor="accent5" w:sz="8" w:space="0"/>
+        <w:left w:val="single" w:color="4BACC6" w:themeColor="accent5" w:sz="8" w:space="0"/>
+        <w:bottom w:val="single" w:color="4BACC6" w:themeColor="accent5" w:sz="8" w:space="0"/>
+        <w:right w:val="single" w:color="4BACC6" w:themeColor="accent5" w:sz="8" w:space="0"/>
       </w:tblBorders>
       <w:tblCellMar>
         <w:top w:w="0" w:type="dxa"/>
@@ -8261,7 +8407,7 @@
         <w:tcBorders>
           <w:top w:val="nil"/>
           <w:left w:val="nil"/>
-          <w:bottom w:val="single" w:sz="24" w:space="0" w:color="4BACC6" w:themeColor="accent5"/>
+          <w:bottom w:val="single" w:color="4BACC6" w:themeColor="accent5" w:sz="24" w:space="0"/>
           <w:right w:val="nil"/>
           <w:insideH w:val="nil"/>
           <w:insideV w:val="nil"/>
@@ -8273,7 +8419,7 @@
       <w:tblPr/>
       <w:tcPr>
         <w:tcBorders>
-          <w:top w:val="single" w:sz="8" w:space="0" w:color="4BACC6" w:themeColor="accent5"/>
+          <w:top w:val="single" w:color="4BACC6" w:themeColor="accent5" w:sz="8" w:space="0"/>
           <w:left w:val="nil"/>
           <w:bottom w:val="nil"/>
           <w:right w:val="nil"/>
@@ -8290,7 +8436,7 @@
           <w:top w:val="nil"/>
           <w:left w:val="nil"/>
           <w:bottom w:val="nil"/>
-          <w:right w:val="single" w:sz="8" w:space="0" w:color="4BACC6" w:themeColor="accent5"/>
+          <w:right w:val="single" w:color="4BACC6" w:themeColor="accent5" w:sz="8" w:space="0"/>
           <w:insideH w:val="nil"/>
           <w:insideV w:val="nil"/>
         </w:tcBorders>
@@ -8302,7 +8448,7 @@
       <w:tcPr>
         <w:tcBorders>
           <w:top w:val="nil"/>
-          <w:left w:val="single" w:sz="8" w:space="0" w:color="4BACC6" w:themeColor="accent5"/>
+          <w:left w:val="single" w:color="4BACC6" w:themeColor="accent5" w:sz="8" w:space="0"/>
           <w:bottom w:val="nil"/>
           <w:right w:val="nil"/>
           <w:insideH w:val="nil"/>
@@ -8359,7 +8505,7 @@
       <w:spacing w:after="0" w:line="240" w:lineRule="auto"/>
     </w:pPr>
     <w:rPr>
-      <w:rFonts w:asciiTheme="majorHAnsi" w:eastAsiaTheme="majorEastAsia" w:hAnsiTheme="majorHAnsi" w:cstheme="majorBidi"/>
+      <w:rFonts w:asciiTheme="majorHAnsi" w:hAnsiTheme="majorHAnsi" w:eastAsiaTheme="majorEastAsia" w:cstheme="majorBidi"/>
       <w:color w:val="000000" w:themeColor="text1"/>
     </w:rPr>
     <w:tblPr>
@@ -8367,10 +8513,10 @@
       <w:tblStyleColBandSize w:val="1"/>
       <w:tblInd w:w="0" w:type="dxa"/>
       <w:tblBorders>
-        <w:top w:val="single" w:sz="8" w:space="0" w:color="F79646" w:themeColor="accent6"/>
-        <w:left w:val="single" w:sz="8" w:space="0" w:color="F79646" w:themeColor="accent6"/>
-        <w:bottom w:val="single" w:sz="8" w:space="0" w:color="F79646" w:themeColor="accent6"/>
-        <w:right w:val="single" w:sz="8" w:space="0" w:color="F79646" w:themeColor="accent6"/>
+        <w:top w:val="single" w:color="F79646" w:themeColor="accent6" w:sz="8" w:space="0"/>
+        <w:left w:val="single" w:color="F79646" w:themeColor="accent6" w:sz="8" w:space="0"/>
+        <w:bottom w:val="single" w:color="F79646" w:themeColor="accent6" w:sz="8" w:space="0"/>
+        <w:right w:val="single" w:color="F79646" w:themeColor="accent6" w:sz="8" w:space="0"/>
       </w:tblBorders>
       <w:tblCellMar>
         <w:top w:w="0" w:type="dxa"/>
@@ -8389,7 +8535,7 @@
         <w:tcBorders>
           <w:top w:val="nil"/>
           <w:left w:val="nil"/>
-          <w:bottom w:val="single" w:sz="24" w:space="0" w:color="F79646" w:themeColor="accent6"/>
+          <w:bottom w:val="single" w:color="F79646" w:themeColor="accent6" w:sz="24" w:space="0"/>
           <w:right w:val="nil"/>
           <w:insideH w:val="nil"/>
           <w:insideV w:val="nil"/>
@@ -8401,7 +8547,7 @@
       <w:tblPr/>
       <w:tcPr>
         <w:tcBorders>
-          <w:top w:val="single" w:sz="8" w:space="0" w:color="F79646" w:themeColor="accent6"/>
+          <w:top w:val="single" w:color="F79646" w:themeColor="accent6" w:sz="8" w:space="0"/>
           <w:left w:val="nil"/>
           <w:bottom w:val="nil"/>
           <w:right w:val="nil"/>
@@ -8418,7 +8564,7 @@
           <w:top w:val="nil"/>
           <w:left w:val="nil"/>
           <w:bottom w:val="nil"/>
-          <w:right w:val="single" w:sz="8" w:space="0" w:color="F79646" w:themeColor="accent6"/>
+          <w:right w:val="single" w:color="F79646" w:themeColor="accent6" w:sz="8" w:space="0"/>
           <w:insideH w:val="nil"/>
           <w:insideV w:val="nil"/>
         </w:tcBorders>
@@ -8430,7 +8576,7 @@
       <w:tcPr>
         <w:tcBorders>
           <w:top w:val="nil"/>
-          <w:left w:val="single" w:sz="8" w:space="0" w:color="F79646" w:themeColor="accent6"/>
+          <w:left w:val="single" w:color="F79646" w:themeColor="accent6" w:sz="8" w:space="0"/>
           <w:bottom w:val="nil"/>
           <w:right w:val="nil"/>
           <w:insideH w:val="nil"/>
@@ -8491,12 +8637,12 @@
       <w:tblStyleColBandSize w:val="1"/>
       <w:tblInd w:w="0" w:type="dxa"/>
       <w:tblBorders>
-        <w:top w:val="single" w:sz="8" w:space="0" w:color="404040" w:themeColor="text1" w:themeTint="BF"/>
-        <w:left w:val="single" w:sz="8" w:space="0" w:color="404040" w:themeColor="text1" w:themeTint="BF"/>
-        <w:bottom w:val="single" w:sz="8" w:space="0" w:color="404040" w:themeColor="text1" w:themeTint="BF"/>
-        <w:right w:val="single" w:sz="8" w:space="0" w:color="404040" w:themeColor="text1" w:themeTint="BF"/>
-        <w:insideH w:val="single" w:sz="8" w:space="0" w:color="404040" w:themeColor="text1" w:themeTint="BF"/>
-        <w:insideV w:val="single" w:sz="8" w:space="0" w:color="404040" w:themeColor="text1" w:themeTint="BF"/>
+        <w:top w:val="single" w:color="404040" w:themeColor="text1" w:themeTint="BF" w:sz="8" w:space="0"/>
+        <w:left w:val="single" w:color="404040" w:themeColor="text1" w:themeTint="BF" w:sz="8" w:space="0"/>
+        <w:bottom w:val="single" w:color="404040" w:themeColor="text1" w:themeTint="BF" w:sz="8" w:space="0"/>
+        <w:right w:val="single" w:color="404040" w:themeColor="text1" w:themeTint="BF" w:sz="8" w:space="0"/>
+        <w:insideH w:val="single" w:color="404040" w:themeColor="text1" w:themeTint="BF" w:sz="8" w:space="0"/>
+        <w:insideV w:val="single" w:color="404040" w:themeColor="text1" w:themeTint="BF" w:sz="8" w:space="0"/>
       </w:tblBorders>
       <w:tblCellMar>
         <w:top w:w="0" w:type="dxa"/>
@@ -8522,7 +8668,7 @@
       <w:tblPr/>
       <w:tcPr>
         <w:tcBorders>
-          <w:top w:val="single" w:sz="18" w:space="0" w:color="404040" w:themeColor="text1" w:themeTint="BF"/>
+          <w:top w:val="single" w:color="404040" w:themeColor="text1" w:themeTint="BF" w:sz="18" w:space="0"/>
         </w:tcBorders>
       </w:tcPr>
     </w:tblStylePr>
@@ -8564,12 +8710,12 @@
       <w:tblStyleColBandSize w:val="1"/>
       <w:tblInd w:w="0" w:type="dxa"/>
       <w:tblBorders>
-        <w:top w:val="single" w:sz="8" w:space="0" w:color="7BA0CD" w:themeColor="accent1" w:themeTint="BF"/>
-        <w:left w:val="single" w:sz="8" w:space="0" w:color="7BA0CD" w:themeColor="accent1" w:themeTint="BF"/>
-        <w:bottom w:val="single" w:sz="8" w:space="0" w:color="7BA0CD" w:themeColor="accent1" w:themeTint="BF"/>
-        <w:right w:val="single" w:sz="8" w:space="0" w:color="7BA0CD" w:themeColor="accent1" w:themeTint="BF"/>
-        <w:insideH w:val="single" w:sz="8" w:space="0" w:color="7BA0CD" w:themeColor="accent1" w:themeTint="BF"/>
-        <w:insideV w:val="single" w:sz="8" w:space="0" w:color="7BA0CD" w:themeColor="accent1" w:themeTint="BF"/>
+        <w:top w:val="single" w:color="7BA0CD" w:themeColor="accent1" w:themeTint="BF" w:sz="8" w:space="0"/>
+        <w:left w:val="single" w:color="7BA0CD" w:themeColor="accent1" w:themeTint="BF" w:sz="8" w:space="0"/>
+        <w:bottom w:val="single" w:color="7BA0CD" w:themeColor="accent1" w:themeTint="BF" w:sz="8" w:space="0"/>
+        <w:right w:val="single" w:color="7BA0CD" w:themeColor="accent1" w:themeTint="BF" w:sz="8" w:space="0"/>
+        <w:insideH w:val="single" w:color="7BA0CD" w:themeColor="accent1" w:themeTint="BF" w:sz="8" w:space="0"/>
+        <w:insideV w:val="single" w:color="7BA0CD" w:themeColor="accent1" w:themeTint="BF" w:sz="8" w:space="0"/>
       </w:tblBorders>
       <w:tblCellMar>
         <w:top w:w="0" w:type="dxa"/>
@@ -8595,7 +8741,7 @@
       <w:tblPr/>
       <w:tcPr>
         <w:tcBorders>
-          <w:top w:val="single" w:sz="18" w:space="0" w:color="7BA0CD" w:themeColor="accent1" w:themeTint="BF"/>
+          <w:top w:val="single" w:color="7BA0CD" w:themeColor="accent1" w:themeTint="BF" w:sz="18" w:space="0"/>
         </w:tcBorders>
       </w:tcPr>
     </w:tblStylePr>
@@ -8637,12 +8783,12 @@
       <w:tblStyleColBandSize w:val="1"/>
       <w:tblInd w:w="0" w:type="dxa"/>
       <w:tblBorders>
-        <w:top w:val="single" w:sz="8" w:space="0" w:color="CF7B79" w:themeColor="accent2" w:themeTint="BF"/>
-        <w:left w:val="single" w:sz="8" w:space="0" w:color="CF7B79" w:themeColor="accent2" w:themeTint="BF"/>
-        <w:bottom w:val="single" w:sz="8" w:space="0" w:color="CF7B79" w:themeColor="accent2" w:themeTint="BF"/>
-        <w:right w:val="single" w:sz="8" w:space="0" w:color="CF7B79" w:themeColor="accent2" w:themeTint="BF"/>
-        <w:insideH w:val="single" w:sz="8" w:space="0" w:color="CF7B79" w:themeColor="accent2" w:themeTint="BF"/>
-        <w:insideV w:val="single" w:sz="8" w:space="0" w:color="CF7B79" w:themeColor="accent2" w:themeTint="BF"/>
+        <w:top w:val="single" w:color="CF7B79" w:themeColor="accent2" w:themeTint="BF" w:sz="8" w:space="0"/>
+        <w:left w:val="single" w:color="CF7B79" w:themeColor="accent2" w:themeTint="BF" w:sz="8" w:space="0"/>
+        <w:bottom w:val="single" w:color="CF7B79" w:themeColor="accent2" w:themeTint="BF" w:sz="8" w:space="0"/>
+        <w:right w:val="single" w:color="CF7B79" w:themeColor="accent2" w:themeTint="BF" w:sz="8" w:space="0"/>
+        <w:insideH w:val="single" w:color="CF7B79" w:themeColor="accent2" w:themeTint="BF" w:sz="8" w:space="0"/>
+        <w:insideV w:val="single" w:color="CF7B79" w:themeColor="accent2" w:themeTint="BF" w:sz="8" w:space="0"/>
       </w:tblBorders>
       <w:tblCellMar>
         <w:top w:w="0" w:type="dxa"/>
@@ -8668,7 +8814,7 @@
       <w:tblPr/>
       <w:tcPr>
         <w:tcBorders>
-          <w:top w:val="single" w:sz="18" w:space="0" w:color="CF7B79" w:themeColor="accent2" w:themeTint="BF"/>
+          <w:top w:val="single" w:color="CF7B79" w:themeColor="accent2" w:themeTint="BF" w:sz="18" w:space="0"/>
         </w:tcBorders>
       </w:tcPr>
     </w:tblStylePr>
@@ -8710,12 +8856,12 @@
       <w:tblStyleColBandSize w:val="1"/>
       <w:tblInd w:w="0" w:type="dxa"/>
       <w:tblBorders>
-        <w:top w:val="single" w:sz="8" w:space="0" w:color="B3CC82" w:themeColor="accent3" w:themeTint="BF"/>
-        <w:left w:val="single" w:sz="8" w:space="0" w:color="B3CC82" w:themeColor="accent3" w:themeTint="BF"/>
-        <w:bottom w:val="single" w:sz="8" w:space="0" w:color="B3CC82" w:themeColor="accent3" w:themeTint="BF"/>
-        <w:right w:val="single" w:sz="8" w:space="0" w:color="B3CC82" w:themeColor="accent3" w:themeTint="BF"/>
-        <w:insideH w:val="single" w:sz="8" w:space="0" w:color="B3CC82" w:themeColor="accent3" w:themeTint="BF"/>
-        <w:insideV w:val="single" w:sz="8" w:space="0" w:color="B3CC82" w:themeColor="accent3" w:themeTint="BF"/>
+        <w:top w:val="single" w:color="B3CC82" w:themeColor="accent3" w:themeTint="BF" w:sz="8" w:space="0"/>
+        <w:left w:val="single" w:color="B3CC82" w:themeColor="accent3" w:themeTint="BF" w:sz="8" w:space="0"/>
+        <w:bottom w:val="single" w:color="B3CC82" w:themeColor="accent3" w:themeTint="BF" w:sz="8" w:space="0"/>
+        <w:right w:val="single" w:color="B3CC82" w:themeColor="accent3" w:themeTint="BF" w:sz="8" w:space="0"/>
+        <w:insideH w:val="single" w:color="B3CC82" w:themeColor="accent3" w:themeTint="BF" w:sz="8" w:space="0"/>
+        <w:insideV w:val="single" w:color="B3CC82" w:themeColor="accent3" w:themeTint="BF" w:sz="8" w:space="0"/>
       </w:tblBorders>
       <w:tblCellMar>
         <w:top w:w="0" w:type="dxa"/>
@@ -8741,7 +8887,7 @@
       <w:tblPr/>
       <w:tcPr>
         <w:tcBorders>
-          <w:top w:val="single" w:sz="18" w:space="0" w:color="B3CC82" w:themeColor="accent3" w:themeTint="BF"/>
+          <w:top w:val="single" w:color="B3CC82" w:themeColor="accent3" w:themeTint="BF" w:sz="18" w:space="0"/>
         </w:tcBorders>
       </w:tcPr>
     </w:tblStylePr>
@@ -8783,12 +8929,12 @@
       <w:tblStyleColBandSize w:val="1"/>
       <w:tblInd w:w="0" w:type="dxa"/>
       <w:tblBorders>
-        <w:top w:val="single" w:sz="8" w:space="0" w:color="9F8AB9" w:themeColor="accent4" w:themeTint="BF"/>
-        <w:left w:val="single" w:sz="8" w:space="0" w:color="9F8AB9" w:themeColor="accent4" w:themeTint="BF"/>
-        <w:bottom w:val="single" w:sz="8" w:space="0" w:color="9F8AB9" w:themeColor="accent4" w:themeTint="BF"/>
-        <w:right w:val="single" w:sz="8" w:space="0" w:color="9F8AB9" w:themeColor="accent4" w:themeTint="BF"/>
-        <w:insideH w:val="single" w:sz="8" w:space="0" w:color="9F8AB9" w:themeColor="accent4" w:themeTint="BF"/>
-        <w:insideV w:val="single" w:sz="8" w:space="0" w:color="9F8AB9" w:themeColor="accent4" w:themeTint="BF"/>
+        <w:top w:val="single" w:color="9F8AB9" w:themeColor="accent4" w:themeTint="BF" w:sz="8" w:space="0"/>
+        <w:left w:val="single" w:color="9F8AB9" w:themeColor="accent4" w:themeTint="BF" w:sz="8" w:space="0"/>
+        <w:bottom w:val="single" w:color="9F8AB9" w:themeColor="accent4" w:themeTint="BF" w:sz="8" w:space="0"/>
+        <w:right w:val="single" w:color="9F8AB9" w:themeColor="accent4" w:themeTint="BF" w:sz="8" w:space="0"/>
+        <w:insideH w:val="single" w:color="9F8AB9" w:themeColor="accent4" w:themeTint="BF" w:sz="8" w:space="0"/>
+        <w:insideV w:val="single" w:color="9F8AB9" w:themeColor="accent4" w:themeTint="BF" w:sz="8" w:space="0"/>
       </w:tblBorders>
       <w:tblCellMar>
         <w:top w:w="0" w:type="dxa"/>
@@ -8814,7 +8960,7 @@
       <w:tblPr/>
       <w:tcPr>
         <w:tcBorders>
-          <w:top w:val="single" w:sz="18" w:space="0" w:color="9F8AB9" w:themeColor="accent4" w:themeTint="BF"/>
+          <w:top w:val="single" w:color="9F8AB9" w:themeColor="accent4" w:themeTint="BF" w:sz="18" w:space="0"/>
         </w:tcBorders>
       </w:tcPr>
     </w:tblStylePr>
@@ -8856,12 +9002,12 @@
       <w:tblStyleColBandSize w:val="1"/>
       <w:tblInd w:w="0" w:type="dxa"/>
       <w:tblBorders>
-        <w:top w:val="single" w:sz="8" w:space="0" w:color="78C0D4" w:themeColor="accent5" w:themeTint="BF"/>
-        <w:left w:val="single" w:sz="8" w:space="0" w:color="78C0D4" w:themeColor="accent5" w:themeTint="BF"/>
-        <w:bottom w:val="single" w:sz="8" w:space="0" w:color="78C0D4" w:themeColor="accent5" w:themeTint="BF"/>
-        <w:right w:val="single" w:sz="8" w:space="0" w:color="78C0D4" w:themeColor="accent5" w:themeTint="BF"/>
-        <w:insideH w:val="single" w:sz="8" w:space="0" w:color="78C0D4" w:themeColor="accent5" w:themeTint="BF"/>
-        <w:insideV w:val="single" w:sz="8" w:space="0" w:color="78C0D4" w:themeColor="accent5" w:themeTint="BF"/>
+        <w:top w:val="single" w:color="78C0D4" w:themeColor="accent5" w:themeTint="BF" w:sz="8" w:space="0"/>
+        <w:left w:val="single" w:color="78C0D4" w:themeColor="accent5" w:themeTint="BF" w:sz="8" w:space="0"/>
+        <w:bottom w:val="single" w:color="78C0D4" w:themeColor="accent5" w:themeTint="BF" w:sz="8" w:space="0"/>
+        <w:right w:val="single" w:color="78C0D4" w:themeColor="accent5" w:themeTint="BF" w:sz="8" w:space="0"/>
+        <w:insideH w:val="single" w:color="78C0D4" w:themeColor="accent5" w:themeTint="BF" w:sz="8" w:space="0"/>
+        <w:insideV w:val="single" w:color="78C0D4" w:themeColor="accent5" w:themeTint="BF" w:sz="8" w:space="0"/>
       </w:tblBorders>
       <w:tblCellMar>
         <w:top w:w="0" w:type="dxa"/>
@@ -8887,7 +9033,7 @@
       <w:tblPr/>
       <w:tcPr>
         <w:tcBorders>
-          <w:top w:val="single" w:sz="18" w:space="0" w:color="78C0D4" w:themeColor="accent5" w:themeTint="BF"/>
+          <w:top w:val="single" w:color="78C0D4" w:themeColor="accent5" w:themeTint="BF" w:sz="18" w:space="0"/>
         </w:tcBorders>
       </w:tcPr>
     </w:tblStylePr>
@@ -8929,12 +9075,12 @@
       <w:tblStyleColBandSize w:val="1"/>
       <w:tblInd w:w="0" w:type="dxa"/>
       <w:tblBorders>
-        <w:top w:val="single" w:sz="8" w:space="0" w:color="F9B074" w:themeColor="accent6" w:themeTint="BF"/>
-        <w:left w:val="single" w:sz="8" w:space="0" w:color="F9B074" w:themeColor="accent6" w:themeTint="BF"/>
-        <w:bottom w:val="single" w:sz="8" w:space="0" w:color="F9B074" w:themeColor="accent6" w:themeTint="BF"/>
-        <w:right w:val="single" w:sz="8" w:space="0" w:color="F9B074" w:themeColor="accent6" w:themeTint="BF"/>
-        <w:insideH w:val="single" w:sz="8" w:space="0" w:color="F9B074" w:themeColor="accent6" w:themeTint="BF"/>
-        <w:insideV w:val="single" w:sz="8" w:space="0" w:color="F9B074" w:themeColor="accent6" w:themeTint="BF"/>
+        <w:top w:val="single" w:color="F9B074" w:themeColor="accent6" w:themeTint="BF" w:sz="8" w:space="0"/>
+        <w:left w:val="single" w:color="F9B074" w:themeColor="accent6" w:themeTint="BF" w:sz="8" w:space="0"/>
+        <w:bottom w:val="single" w:color="F9B074" w:themeColor="accent6" w:themeTint="BF" w:sz="8" w:space="0"/>
+        <w:right w:val="single" w:color="F9B074" w:themeColor="accent6" w:themeTint="BF" w:sz="8" w:space="0"/>
+        <w:insideH w:val="single" w:color="F9B074" w:themeColor="accent6" w:themeTint="BF" w:sz="8" w:space="0"/>
+        <w:insideV w:val="single" w:color="F9B074" w:themeColor="accent6" w:themeTint="BF" w:sz="8" w:space="0"/>
       </w:tblBorders>
       <w:tblCellMar>
         <w:top w:w="0" w:type="dxa"/>
@@ -8960,7 +9106,7 @@
       <w:tblPr/>
       <w:tcPr>
         <w:tcBorders>
-          <w:top w:val="single" w:sz="18" w:space="0" w:color="F9B074" w:themeColor="accent6" w:themeTint="BF"/>
+          <w:top w:val="single" w:color="F9B074" w:themeColor="accent6" w:themeTint="BF" w:sz="18" w:space="0"/>
         </w:tcBorders>
       </w:tcPr>
     </w:tblStylePr>
@@ -8998,7 +9144,7 @@
       <w:spacing w:after="0" w:line="240" w:lineRule="auto"/>
     </w:pPr>
     <w:rPr>
-      <w:rFonts w:asciiTheme="majorHAnsi" w:eastAsiaTheme="majorEastAsia" w:hAnsiTheme="majorHAnsi" w:cstheme="majorBidi"/>
+      <w:rFonts w:asciiTheme="majorHAnsi" w:hAnsiTheme="majorHAnsi" w:eastAsiaTheme="majorEastAsia" w:cstheme="majorBidi"/>
       <w:color w:val="000000" w:themeColor="text1"/>
     </w:rPr>
     <w:tblPr>
@@ -9006,12 +9152,12 @@
       <w:tblStyleColBandSize w:val="1"/>
       <w:tblInd w:w="0" w:type="dxa"/>
       <w:tblBorders>
-        <w:top w:val="single" w:sz="8" w:space="0" w:color="000000" w:themeColor="text1"/>
-        <w:left w:val="single" w:sz="8" w:space="0" w:color="000000" w:themeColor="text1"/>
-        <w:bottom w:val="single" w:sz="8" w:space="0" w:color="000000" w:themeColor="text1"/>
-        <w:right w:val="single" w:sz="8" w:space="0" w:color="000000" w:themeColor="text1"/>
-        <w:insideH w:val="single" w:sz="8" w:space="0" w:color="000000" w:themeColor="text1"/>
-        <w:insideV w:val="single" w:sz="8" w:space="0" w:color="000000" w:themeColor="text1"/>
+        <w:top w:val="single" w:color="000000" w:themeColor="text1" w:sz="8" w:space="0"/>
+        <w:left w:val="single" w:color="000000" w:themeColor="text1" w:sz="8" w:space="0"/>
+        <w:bottom w:val="single" w:color="000000" w:themeColor="text1" w:sz="8" w:space="0"/>
+        <w:right w:val="single" w:color="000000" w:themeColor="text1" w:sz="8" w:space="0"/>
+        <w:insideH w:val="single" w:color="000000" w:themeColor="text1" w:sz="8" w:space="0"/>
+        <w:insideV w:val="single" w:color="000000" w:themeColor="text1" w:sz="8" w:space="0"/>
       </w:tblBorders>
       <w:tblCellMar>
         <w:top w:w="0" w:type="dxa"/>
@@ -9043,7 +9189,7 @@
       <w:tblPr/>
       <w:tcPr>
         <w:tcBorders>
-          <w:top w:val="single" w:sz="12" w:space="0" w:color="000000" w:themeColor="text1"/>
+          <w:top w:val="single" w:color="000000" w:themeColor="text1" w:sz="12" w:space="0"/>
           <w:left w:val="nil"/>
           <w:bottom w:val="nil"/>
           <w:right w:val="nil"/>
@@ -9101,8 +9247,8 @@
       <w:tblPr/>
       <w:tcPr>
         <w:tcBorders>
-          <w:insideH w:val="single" w:sz="6" w:space="0" w:color="000000" w:themeColor="text1"/>
-          <w:insideV w:val="single" w:sz="6" w:space="0" w:color="000000" w:themeColor="text1"/>
+          <w:insideH w:val="single" w:color="000000" w:themeColor="text1" w:sz="6" w:space="0"/>
+          <w:insideV w:val="single" w:color="000000" w:themeColor="text1" w:sz="6" w:space="0"/>
         </w:tcBorders>
         <w:shd w:val="clear" w:color="auto" w:fill="808080" w:themeFill="text1" w:themeFillTint="7F"/>
       </w:tcPr>
@@ -9123,7 +9269,7 @@
       <w:spacing w:after="0" w:line="240" w:lineRule="auto"/>
     </w:pPr>
     <w:rPr>
-      <w:rFonts w:asciiTheme="majorHAnsi" w:eastAsiaTheme="majorEastAsia" w:hAnsiTheme="majorHAnsi" w:cstheme="majorBidi"/>
+      <w:rFonts w:asciiTheme="majorHAnsi" w:hAnsiTheme="majorHAnsi" w:eastAsiaTheme="majorEastAsia" w:cstheme="majorBidi"/>
       <w:color w:val="000000" w:themeColor="text1"/>
     </w:rPr>
     <w:tblPr>
@@ -9131,12 +9277,12 @@
       <w:tblStyleColBandSize w:val="1"/>
       <w:tblInd w:w="0" w:type="dxa"/>
       <w:tblBorders>
-        <w:top w:val="single" w:sz="8" w:space="0" w:color="4F81BD" w:themeColor="accent1"/>
-        <w:left w:val="single" w:sz="8" w:space="0" w:color="4F81BD" w:themeColor="accent1"/>
-        <w:bottom w:val="single" w:sz="8" w:space="0" w:color="4F81BD" w:themeColor="accent1"/>
-        <w:right w:val="single" w:sz="8" w:space="0" w:color="4F81BD" w:themeColor="accent1"/>
-        <w:insideH w:val="single" w:sz="8" w:space="0" w:color="4F81BD" w:themeColor="accent1"/>
-        <w:insideV w:val="single" w:sz="8" w:space="0" w:color="4F81BD" w:themeColor="accent1"/>
+        <w:top w:val="single" w:color="4F81BD" w:themeColor="accent1" w:sz="8" w:space="0"/>
+        <w:left w:val="single" w:color="4F81BD" w:themeColor="accent1" w:sz="8" w:space="0"/>
+        <w:bottom w:val="single" w:color="4F81BD" w:themeColor="accent1" w:sz="8" w:space="0"/>
+        <w:right w:val="single" w:color="4F81BD" w:themeColor="accent1" w:sz="8" w:space="0"/>
+        <w:insideH w:val="single" w:color="4F81BD" w:themeColor="accent1" w:sz="8" w:space="0"/>
+        <w:insideV w:val="single" w:color="4F81BD" w:themeColor="accent1" w:sz="8" w:space="0"/>
       </w:tblBorders>
       <w:tblCellMar>
         <w:top w:w="0" w:type="dxa"/>
@@ -9168,7 +9314,7 @@
       <w:tblPr/>
       <w:tcPr>
         <w:tcBorders>
-          <w:top w:val="single" w:sz="12" w:space="0" w:color="000000" w:themeColor="text1"/>
+          <w:top w:val="single" w:color="000000" w:themeColor="text1" w:sz="12" w:space="0"/>
           <w:left w:val="nil"/>
           <w:bottom w:val="nil"/>
           <w:right w:val="nil"/>
@@ -9226,8 +9372,8 @@
       <w:tblPr/>
       <w:tcPr>
         <w:tcBorders>
-          <w:insideH w:val="single" w:sz="6" w:space="0" w:color="4F81BD" w:themeColor="accent1"/>
-          <w:insideV w:val="single" w:sz="6" w:space="0" w:color="4F81BD" w:themeColor="accent1"/>
+          <w:insideH w:val="single" w:color="4F81BD" w:themeColor="accent1" w:sz="6" w:space="0"/>
+          <w:insideV w:val="single" w:color="4F81BD" w:themeColor="accent1" w:sz="6" w:space="0"/>
         </w:tcBorders>
         <w:shd w:val="clear" w:color="auto" w:fill="A7BFDE" w:themeFill="accent1" w:themeFillTint="7F"/>
       </w:tcPr>
@@ -9248,7 +9394,7 @@
       <w:spacing w:after="0" w:line="240" w:lineRule="auto"/>
     </w:pPr>
     <w:rPr>
-      <w:rFonts w:asciiTheme="majorHAnsi" w:eastAsiaTheme="majorEastAsia" w:hAnsiTheme="majorHAnsi" w:cstheme="majorBidi"/>
+      <w:rFonts w:asciiTheme="majorHAnsi" w:hAnsiTheme="majorHAnsi" w:eastAsiaTheme="majorEastAsia" w:cstheme="majorBidi"/>
       <w:color w:val="000000" w:themeColor="text1"/>
     </w:rPr>
     <w:tblPr>
@@ -9256,12 +9402,12 @@
       <w:tblStyleColBandSize w:val="1"/>
       <w:tblInd w:w="0" w:type="dxa"/>
       <w:tblBorders>
-        <w:top w:val="single" w:sz="8" w:space="0" w:color="C0504D" w:themeColor="accent2"/>
-        <w:left w:val="single" w:sz="8" w:space="0" w:color="C0504D" w:themeColor="accent2"/>
-        <w:bottom w:val="single" w:sz="8" w:space="0" w:color="C0504D" w:themeColor="accent2"/>
-        <w:right w:val="single" w:sz="8" w:space="0" w:color="C0504D" w:themeColor="accent2"/>
-        <w:insideH w:val="single" w:sz="8" w:space="0" w:color="C0504D" w:themeColor="accent2"/>
-        <w:insideV w:val="single" w:sz="8" w:space="0" w:color="C0504D" w:themeColor="accent2"/>
+        <w:top w:val="single" w:color="C0504D" w:themeColor="accent2" w:sz="8" w:space="0"/>
+        <w:left w:val="single" w:color="C0504D" w:themeColor="accent2" w:sz="8" w:space="0"/>
+        <w:bottom w:val="single" w:color="C0504D" w:themeColor="accent2" w:sz="8" w:space="0"/>
+        <w:right w:val="single" w:color="C0504D" w:themeColor="accent2" w:sz="8" w:space="0"/>
+        <w:insideH w:val="single" w:color="C0504D" w:themeColor="accent2" w:sz="8" w:space="0"/>
+        <w:insideV w:val="single" w:color="C0504D" w:themeColor="accent2" w:sz="8" w:space="0"/>
       </w:tblBorders>
       <w:tblCellMar>
         <w:top w:w="0" w:type="dxa"/>
@@ -9293,7 +9439,7 @@
       <w:tblPr/>
       <w:tcPr>
         <w:tcBorders>
-          <w:top w:val="single" w:sz="12" w:space="0" w:color="000000" w:themeColor="text1"/>
+          <w:top w:val="single" w:color="000000" w:themeColor="text1" w:sz="12" w:space="0"/>
           <w:left w:val="nil"/>
           <w:bottom w:val="nil"/>
           <w:right w:val="nil"/>
@@ -9351,8 +9497,8 @@
       <w:tblPr/>
       <w:tcPr>
         <w:tcBorders>
-          <w:insideH w:val="single" w:sz="6" w:space="0" w:color="C0504D" w:themeColor="accent2"/>
-          <w:insideV w:val="single" w:sz="6" w:space="0" w:color="C0504D" w:themeColor="accent2"/>
+          <w:insideH w:val="single" w:color="C0504D" w:themeColor="accent2" w:sz="6" w:space="0"/>
+          <w:insideV w:val="single" w:color="C0504D" w:themeColor="accent2" w:sz="6" w:space="0"/>
         </w:tcBorders>
         <w:shd w:val="clear" w:color="auto" w:fill="DFA7A6" w:themeFill="accent2" w:themeFillTint="7F"/>
       </w:tcPr>
@@ -9373,7 +9519,7 @@
       <w:spacing w:after="0" w:line="240" w:lineRule="auto"/>
     </w:pPr>
     <w:rPr>
-      <w:rFonts w:asciiTheme="majorHAnsi" w:eastAsiaTheme="majorEastAsia" w:hAnsiTheme="majorHAnsi" w:cstheme="majorBidi"/>
+      <w:rFonts w:asciiTheme="majorHAnsi" w:hAnsiTheme="majorHAnsi" w:eastAsiaTheme="majorEastAsia" w:cstheme="majorBidi"/>
       <w:color w:val="000000" w:themeColor="text1"/>
     </w:rPr>
     <w:tblPr>
@@ -9381,12 +9527,12 @@
       <w:tblStyleColBandSize w:val="1"/>
       <w:tblInd w:w="0" w:type="dxa"/>
       <w:tblBorders>
-        <w:top w:val="single" w:sz="8" w:space="0" w:color="9BBB59" w:themeColor="accent3"/>
-        <w:left w:val="single" w:sz="8" w:space="0" w:color="9BBB59" w:themeColor="accent3"/>
-        <w:bottom w:val="single" w:sz="8" w:space="0" w:color="9BBB59" w:themeColor="accent3"/>
-        <w:right w:val="single" w:sz="8" w:space="0" w:color="9BBB59" w:themeColor="accent3"/>
-        <w:insideH w:val="single" w:sz="8" w:space="0" w:color="9BBB59" w:themeColor="accent3"/>
-        <w:insideV w:val="single" w:sz="8" w:space="0" w:color="9BBB59" w:themeColor="accent3"/>
+        <w:top w:val="single" w:color="9BBB59" w:themeColor="accent3" w:sz="8" w:space="0"/>
+        <w:left w:val="single" w:color="9BBB59" w:themeColor="accent3" w:sz="8" w:space="0"/>
+        <w:bottom w:val="single" w:color="9BBB59" w:themeColor="accent3" w:sz="8" w:space="0"/>
+        <w:right w:val="single" w:color="9BBB59" w:themeColor="accent3" w:sz="8" w:space="0"/>
+        <w:insideH w:val="single" w:color="9BBB59" w:themeColor="accent3" w:sz="8" w:space="0"/>
+        <w:insideV w:val="single" w:color="9BBB59" w:themeColor="accent3" w:sz="8" w:space="0"/>
       </w:tblBorders>
       <w:tblCellMar>
         <w:top w:w="0" w:type="dxa"/>
@@ -9418,7 +9564,7 @@
       <w:tblPr/>
       <w:tcPr>
         <w:tcBorders>
-          <w:top w:val="single" w:sz="12" w:space="0" w:color="000000" w:themeColor="text1"/>
+          <w:top w:val="single" w:color="000000" w:themeColor="text1" w:sz="12" w:space="0"/>
           <w:left w:val="nil"/>
           <w:bottom w:val="nil"/>
           <w:right w:val="nil"/>
@@ -9476,8 +9622,8 @@
       <w:tblPr/>
       <w:tcPr>
         <w:tcBorders>
-          <w:insideH w:val="single" w:sz="6" w:space="0" w:color="9BBB59" w:themeColor="accent3"/>
-          <w:insideV w:val="single" w:sz="6" w:space="0" w:color="9BBB59" w:themeColor="accent3"/>
+          <w:insideH w:val="single" w:color="9BBB59" w:themeColor="accent3" w:sz="6" w:space="0"/>
+          <w:insideV w:val="single" w:color="9BBB59" w:themeColor="accent3" w:sz="6" w:space="0"/>
         </w:tcBorders>
         <w:shd w:val="clear" w:color="auto" w:fill="CDDDAC" w:themeFill="accent3" w:themeFillTint="7F"/>
       </w:tcPr>
@@ -9498,7 +9644,7 @@
       <w:spacing w:after="0" w:line="240" w:lineRule="auto"/>
     </w:pPr>
     <w:rPr>
-      <w:rFonts w:asciiTheme="majorHAnsi" w:eastAsiaTheme="majorEastAsia" w:hAnsiTheme="majorHAnsi" w:cstheme="majorBidi"/>
+      <w:rFonts w:asciiTheme="majorHAnsi" w:hAnsiTheme="majorHAnsi" w:eastAsiaTheme="majorEastAsia" w:cstheme="majorBidi"/>
       <w:color w:val="000000" w:themeColor="text1"/>
     </w:rPr>
     <w:tblPr>
@@ -9506,12 +9652,12 @@
       <w:tblStyleColBandSize w:val="1"/>
       <w:tblInd w:w="0" w:type="dxa"/>
       <w:tblBorders>
-        <w:top w:val="single" w:sz="8" w:space="0" w:color="8064A2" w:themeColor="accent4"/>
-        <w:left w:val="single" w:sz="8" w:space="0" w:color="8064A2" w:themeColor="accent4"/>
-        <w:bottom w:val="single" w:sz="8" w:space="0" w:color="8064A2" w:themeColor="accent4"/>
-        <w:right w:val="single" w:sz="8" w:space="0" w:color="8064A2" w:themeColor="accent4"/>
-        <w:insideH w:val="single" w:sz="8" w:space="0" w:color="8064A2" w:themeColor="accent4"/>
-        <w:insideV w:val="single" w:sz="8" w:space="0" w:color="8064A2" w:themeColor="accent4"/>
+        <w:top w:val="single" w:color="8064A2" w:themeColor="accent4" w:sz="8" w:space="0"/>
+        <w:left w:val="single" w:color="8064A2" w:themeColor="accent4" w:sz="8" w:space="0"/>
+        <w:bottom w:val="single" w:color="8064A2" w:themeColor="accent4" w:sz="8" w:space="0"/>
+        <w:right w:val="single" w:color="8064A2" w:themeColor="accent4" w:sz="8" w:space="0"/>
+        <w:insideH w:val="single" w:color="8064A2" w:themeColor="accent4" w:sz="8" w:space="0"/>
+        <w:insideV w:val="single" w:color="8064A2" w:themeColor="accent4" w:sz="8" w:space="0"/>
       </w:tblBorders>
       <w:tblCellMar>
         <w:top w:w="0" w:type="dxa"/>
@@ -9543,7 +9689,7 @@
       <w:tblPr/>
       <w:tcPr>
         <w:tcBorders>
-          <w:top w:val="single" w:sz="12" w:space="0" w:color="000000" w:themeColor="text1"/>
+          <w:top w:val="single" w:color="000000" w:themeColor="text1" w:sz="12" w:space="0"/>
           <w:left w:val="nil"/>
           <w:bottom w:val="nil"/>
           <w:right w:val="nil"/>
@@ -9601,8 +9747,8 @@
       <w:tblPr/>
       <w:tcPr>
         <w:tcBorders>
-          <w:insideH w:val="single" w:sz="6" w:space="0" w:color="8064A2" w:themeColor="accent4"/>
-          <w:insideV w:val="single" w:sz="6" w:space="0" w:color="8064A2" w:themeColor="accent4"/>
+          <w:insideH w:val="single" w:color="8064A2" w:themeColor="accent4" w:sz="6" w:space="0"/>
+          <w:insideV w:val="single" w:color="8064A2" w:themeColor="accent4" w:sz="6" w:space="0"/>
         </w:tcBorders>
         <w:shd w:val="clear" w:color="auto" w:fill="BFB1D0" w:themeFill="accent4" w:themeFillTint="7F"/>
       </w:tcPr>
@@ -9623,7 +9769,7 @@
       <w:spacing w:after="0" w:line="240" w:lineRule="auto"/>
     </w:pPr>
     <w:rPr>
-      <w:rFonts w:asciiTheme="majorHAnsi" w:eastAsiaTheme="majorEastAsia" w:hAnsiTheme="majorHAnsi" w:cstheme="majorBidi"/>
+      <w:rFonts w:asciiTheme="majorHAnsi" w:hAnsiTheme="majorHAnsi" w:eastAsiaTheme="majorEastAsia" w:cstheme="majorBidi"/>
       <w:color w:val="000000" w:themeColor="text1"/>
     </w:rPr>
     <w:tblPr>
@@ -9631,12 +9777,12 @@
       <w:tblStyleColBandSize w:val="1"/>
       <w:tblInd w:w="0" w:type="dxa"/>
       <w:tblBorders>
-        <w:top w:val="single" w:sz="8" w:space="0" w:color="4BACC6" w:themeColor="accent5"/>
-        <w:left w:val="single" w:sz="8" w:space="0" w:color="4BACC6" w:themeColor="accent5"/>
-        <w:bottom w:val="single" w:sz="8" w:space="0" w:color="4BACC6" w:themeColor="accent5"/>
-        <w:right w:val="single" w:sz="8" w:space="0" w:color="4BACC6" w:themeColor="accent5"/>
-        <w:insideH w:val="single" w:sz="8" w:space="0" w:color="4BACC6" w:themeColor="accent5"/>
-        <w:insideV w:val="single" w:sz="8" w:space="0" w:color="4BACC6" w:themeColor="accent5"/>
+        <w:top w:val="single" w:color="4BACC6" w:themeColor="accent5" w:sz="8" w:space="0"/>
+        <w:left w:val="single" w:color="4BACC6" w:themeColor="accent5" w:sz="8" w:space="0"/>
+        <w:bottom w:val="single" w:color="4BACC6" w:themeColor="accent5" w:sz="8" w:space="0"/>
+        <w:right w:val="single" w:color="4BACC6" w:themeColor="accent5" w:sz="8" w:space="0"/>
+        <w:insideH w:val="single" w:color="4BACC6" w:themeColor="accent5" w:sz="8" w:space="0"/>
+        <w:insideV w:val="single" w:color="4BACC6" w:themeColor="accent5" w:sz="8" w:space="0"/>
       </w:tblBorders>
       <w:tblCellMar>
         <w:top w:w="0" w:type="dxa"/>
@@ -9668,7 +9814,7 @@
       <w:tblPr/>
       <w:tcPr>
         <w:tcBorders>
-          <w:top w:val="single" w:sz="12" w:space="0" w:color="000000" w:themeColor="text1"/>
+          <w:top w:val="single" w:color="000000" w:themeColor="text1" w:sz="12" w:space="0"/>
           <w:left w:val="nil"/>
           <w:bottom w:val="nil"/>
           <w:right w:val="nil"/>
@@ -9726,8 +9872,8 @@
       <w:tblPr/>
       <w:tcPr>
         <w:tcBorders>
-          <w:insideH w:val="single" w:sz="6" w:space="0" w:color="4BACC6" w:themeColor="accent5"/>
-          <w:insideV w:val="single" w:sz="6" w:space="0" w:color="4BACC6" w:themeColor="accent5"/>
+          <w:insideH w:val="single" w:color="4BACC6" w:themeColor="accent5" w:sz="6" w:space="0"/>
+          <w:insideV w:val="single" w:color="4BACC6" w:themeColor="accent5" w:sz="6" w:space="0"/>
         </w:tcBorders>
         <w:shd w:val="clear" w:color="auto" w:fill="A5D5E2" w:themeFill="accent5" w:themeFillTint="7F"/>
       </w:tcPr>
@@ -9748,7 +9894,7 @@
       <w:spacing w:after="0" w:line="240" w:lineRule="auto"/>
     </w:pPr>
     <w:rPr>
-      <w:rFonts w:asciiTheme="majorHAnsi" w:eastAsiaTheme="majorEastAsia" w:hAnsiTheme="majorHAnsi" w:cstheme="majorBidi"/>
+      <w:rFonts w:asciiTheme="majorHAnsi" w:hAnsiTheme="majorHAnsi" w:eastAsiaTheme="majorEastAsia" w:cstheme="majorBidi"/>
       <w:color w:val="000000" w:themeColor="text1"/>
     </w:rPr>
     <w:tblPr>
@@ -9756,12 +9902,12 @@
       <w:tblStyleColBandSize w:val="1"/>
       <w:tblInd w:w="0" w:type="dxa"/>
       <w:tblBorders>
-        <w:top w:val="single" w:sz="8" w:space="0" w:color="F79646" w:themeColor="accent6"/>
-        <w:left w:val="single" w:sz="8" w:space="0" w:color="F79646" w:themeColor="accent6"/>
-        <w:bottom w:val="single" w:sz="8" w:space="0" w:color="F79646" w:themeColor="accent6"/>
-        <w:right w:val="single" w:sz="8" w:space="0" w:color="F79646" w:themeColor="accent6"/>
-        <w:insideH w:val="single" w:sz="8" w:space="0" w:color="F79646" w:themeColor="accent6"/>
-        <w:insideV w:val="single" w:sz="8" w:space="0" w:color="F79646" w:themeColor="accent6"/>
+        <w:top w:val="single" w:color="F79646" w:themeColor="accent6" w:sz="8" w:space="0"/>
+        <w:left w:val="single" w:color="F79646" w:themeColor="accent6" w:sz="8" w:space="0"/>
+        <w:bottom w:val="single" w:color="F79646" w:themeColor="accent6" w:sz="8" w:space="0"/>
+        <w:right w:val="single" w:color="F79646" w:themeColor="accent6" w:sz="8" w:space="0"/>
+        <w:insideH w:val="single" w:color="F79646" w:themeColor="accent6" w:sz="8" w:space="0"/>
+        <w:insideV w:val="single" w:color="F79646" w:themeColor="accent6" w:sz="8" w:space="0"/>
       </w:tblBorders>
       <w:tblCellMar>
         <w:top w:w="0" w:type="dxa"/>
@@ -9793,7 +9939,7 @@
       <w:tblPr/>
       <w:tcPr>
         <w:tcBorders>
-          <w:top w:val="single" w:sz="12" w:space="0" w:color="000000" w:themeColor="text1"/>
+          <w:top w:val="single" w:color="000000" w:themeColor="text1" w:sz="12" w:space="0"/>
           <w:left w:val="nil"/>
           <w:bottom w:val="nil"/>
           <w:right w:val="nil"/>
@@ -9851,8 +9997,8 @@
       <w:tblPr/>
       <w:tcPr>
         <w:tcBorders>
-          <w:insideH w:val="single" w:sz="6" w:space="0" w:color="F79646" w:themeColor="accent6"/>
-          <w:insideV w:val="single" w:sz="6" w:space="0" w:color="F79646" w:themeColor="accent6"/>
+          <w:insideH w:val="single" w:color="F79646" w:themeColor="accent6" w:sz="6" w:space="0"/>
+          <w:insideV w:val="single" w:color="F79646" w:themeColor="accent6" w:sz="6" w:space="0"/>
         </w:tcBorders>
         <w:shd w:val="clear" w:color="auto" w:fill="FBCAA2" w:themeFill="accent6" w:themeFillTint="7F"/>
       </w:tcPr>
@@ -9877,12 +10023,12 @@
       <w:tblStyleColBandSize w:val="1"/>
       <w:tblInd w:w="0" w:type="dxa"/>
       <w:tblBorders>
-        <w:top w:val="single" w:sz="8" w:space="0" w:color="FFFFFF" w:themeColor="background1"/>
-        <w:left w:val="single" w:sz="8" w:space="0" w:color="FFFFFF" w:themeColor="background1"/>
-        <w:bottom w:val="single" w:sz="8" w:space="0" w:color="FFFFFF" w:themeColor="background1"/>
-        <w:right w:val="single" w:sz="8" w:space="0" w:color="FFFFFF" w:themeColor="background1"/>
-        <w:insideH w:val="single" w:sz="6" w:space="0" w:color="FFFFFF" w:themeColor="background1"/>
-        <w:insideV w:val="single" w:sz="6" w:space="0" w:color="FFFFFF" w:themeColor="background1"/>
+        <w:top w:val="single" w:color="FFFFFF" w:themeColor="background1" w:sz="8" w:space="0"/>
+        <w:left w:val="single" w:color="FFFFFF" w:themeColor="background1" w:sz="8" w:space="0"/>
+        <w:bottom w:val="single" w:color="FFFFFF" w:themeColor="background1" w:sz="8" w:space="0"/>
+        <w:right w:val="single" w:color="FFFFFF" w:themeColor="background1" w:sz="8" w:space="0"/>
+        <w:insideH w:val="single" w:color="FFFFFF" w:themeColor="background1" w:sz="6" w:space="0"/>
+        <w:insideV w:val="single" w:color="FFFFFF" w:themeColor="background1" w:sz="6" w:space="0"/>
       </w:tblBorders>
       <w:tblCellMar>
         <w:top w:w="0" w:type="dxa"/>
@@ -9905,12 +10051,12 @@
       <w:tblPr/>
       <w:tcPr>
         <w:tcBorders>
-          <w:top w:val="single" w:sz="8" w:space="0" w:color="FFFFFF" w:themeColor="background1"/>
-          <w:left w:val="single" w:sz="8" w:space="0" w:color="FFFFFF" w:themeColor="background1"/>
-          <w:bottom w:val="single" w:sz="24" w:space="0" w:color="FFFFFF" w:themeColor="background1"/>
-          <w:right w:val="single" w:sz="8" w:space="0" w:color="FFFFFF" w:themeColor="background1"/>
-          <w:insideH w:val="nil"/>
-          <w:insideV w:val="single" w:sz="8" w:space="0" w:color="FFFFFF" w:themeColor="background1"/>
+          <w:top w:val="single" w:color="FFFFFF" w:themeColor="background1" w:sz="8" w:space="0"/>
+          <w:left w:val="single" w:color="FFFFFF" w:themeColor="background1" w:sz="8" w:space="0"/>
+          <w:bottom w:val="single" w:color="FFFFFF" w:themeColor="background1" w:sz="24" w:space="0"/>
+          <w:right w:val="single" w:color="FFFFFF" w:themeColor="background1" w:sz="8" w:space="0"/>
+          <w:insideH w:val="nil"/>
+          <w:insideV w:val="single" w:color="FFFFFF" w:themeColor="background1" w:sz="8" w:space="0"/>
         </w:tcBorders>
         <w:shd w:val="clear" w:color="auto" w:fill="000000" w:themeFill="text1"/>
       </w:tcPr>
@@ -9926,12 +10072,12 @@
       <w:tblPr/>
       <w:tcPr>
         <w:tcBorders>
-          <w:top w:val="single" w:sz="24" w:space="0" w:color="FFFFFF" w:themeColor="background1"/>
-          <w:left w:val="single" w:sz="8" w:space="0" w:color="FFFFFF" w:themeColor="background1"/>
-          <w:bottom w:val="single" w:sz="8" w:space="0" w:color="FFFFFF" w:themeColor="background1"/>
-          <w:right w:val="single" w:sz="8" w:space="0" w:color="FFFFFF" w:themeColor="background1"/>
-          <w:insideH w:val="nil"/>
-          <w:insideV w:val="single" w:sz="8" w:space="0" w:color="FFFFFF" w:themeColor="background1"/>
+          <w:top w:val="single" w:color="FFFFFF" w:themeColor="background1" w:sz="24" w:space="0"/>
+          <w:left w:val="single" w:color="FFFFFF" w:themeColor="background1" w:sz="8" w:space="0"/>
+          <w:bottom w:val="single" w:color="FFFFFF" w:themeColor="background1" w:sz="8" w:space="0"/>
+          <w:right w:val="single" w:color="FFFFFF" w:themeColor="background1" w:sz="8" w:space="0"/>
+          <w:insideH w:val="nil"/>
+          <w:insideV w:val="single" w:color="FFFFFF" w:themeColor="background1" w:sz="8" w:space="0"/>
         </w:tcBorders>
         <w:shd w:val="clear" w:color="auto" w:fill="000000" w:themeFill="text1"/>
       </w:tcPr>
@@ -9947,8 +10093,8 @@
       <w:tblPr/>
       <w:tcPr>
         <w:tcBorders>
-          <w:left w:val="single" w:sz="8" w:space="0" w:color="FFFFFF" w:themeColor="background1"/>
-          <w:right w:val="single" w:sz="24" w:space="0" w:color="FFFFFF" w:themeColor="background1"/>
+          <w:left w:val="single" w:color="FFFFFF" w:themeColor="background1" w:sz="8" w:space="0"/>
+          <w:right w:val="single" w:color="FFFFFF" w:themeColor="background1" w:sz="24" w:space="0"/>
           <w:insideH w:val="nil"/>
           <w:insideV w:val="nil"/>
         </w:tcBorders>
@@ -9967,7 +10113,7 @@
       <w:tcPr>
         <w:tcBorders>
           <w:top w:val="nil"/>
-          <w:left w:val="single" w:sz="24" w:space="0" w:color="FFFFFF" w:themeColor="background1"/>
+          <w:left w:val="single" w:color="FFFFFF" w:themeColor="background1" w:sz="24" w:space="0"/>
           <w:bottom w:val="nil"/>
           <w:right w:val="nil"/>
           <w:insideH w:val="nil"/>
@@ -9980,10 +10126,10 @@
       <w:tblPr/>
       <w:tcPr>
         <w:tcBorders>
-          <w:top w:val="single" w:sz="8" w:space="0" w:color="FFFFFF" w:themeColor="background1"/>
-          <w:left w:val="single" w:sz="8" w:space="0" w:color="FFFFFF" w:themeColor="background1"/>
-          <w:bottom w:val="single" w:sz="8" w:space="0" w:color="FFFFFF" w:themeColor="background1"/>
-          <w:right w:val="single" w:sz="8" w:space="0" w:color="FFFFFF" w:themeColor="background1"/>
+          <w:top w:val="single" w:color="FFFFFF" w:themeColor="background1" w:sz="8" w:space="0"/>
+          <w:left w:val="single" w:color="FFFFFF" w:themeColor="background1" w:sz="8" w:space="0"/>
+          <w:bottom w:val="single" w:color="FFFFFF" w:themeColor="background1" w:sz="8" w:space="0"/>
+          <w:right w:val="single" w:color="FFFFFF" w:themeColor="background1" w:sz="8" w:space="0"/>
           <w:insideH w:val="nil"/>
           <w:insideV w:val="nil"/>
         </w:tcBorders>
@@ -9994,12 +10140,12 @@
       <w:tblPr/>
       <w:tcPr>
         <w:tcBorders>
-          <w:top w:val="single" w:sz="8" w:space="0" w:color="FFFFFF" w:themeColor="background1"/>
-          <w:left w:val="single" w:sz="8" w:space="0" w:color="FFFFFF" w:themeColor="background1"/>
-          <w:bottom w:val="single" w:sz="8" w:space="0" w:color="FFFFFF" w:themeColor="background1"/>
-          <w:right w:val="single" w:sz="8" w:space="0" w:color="FFFFFF" w:themeColor="background1"/>
-          <w:insideH w:val="single" w:sz="8" w:space="0" w:color="FFFFFF" w:themeColor="background1"/>
-          <w:insideV w:val="single" w:sz="8" w:space="0" w:color="FFFFFF" w:themeColor="background1"/>
+          <w:top w:val="single" w:color="FFFFFF" w:themeColor="background1" w:sz="8" w:space="0"/>
+          <w:left w:val="single" w:color="FFFFFF" w:themeColor="background1" w:sz="8" w:space="0"/>
+          <w:bottom w:val="single" w:color="FFFFFF" w:themeColor="background1" w:sz="8" w:space="0"/>
+          <w:right w:val="single" w:color="FFFFFF" w:themeColor="background1" w:sz="8" w:space="0"/>
+          <w:insideH w:val="single" w:color="FFFFFF" w:themeColor="background1" w:sz="8" w:space="0"/>
+          <w:insideV w:val="single" w:color="FFFFFF" w:themeColor="background1" w:sz="8" w:space="0"/>
         </w:tcBorders>
         <w:shd w:val="clear" w:color="auto" w:fill="808080" w:themeFill="text1" w:themeFillTint="7F"/>
       </w:tcPr>
@@ -10018,12 +10164,12 @@
       <w:tblStyleColBandSize w:val="1"/>
       <w:tblInd w:w="0" w:type="dxa"/>
       <w:tblBorders>
-        <w:top w:val="single" w:sz="8" w:space="0" w:color="FFFFFF" w:themeColor="background1"/>
-        <w:left w:val="single" w:sz="8" w:space="0" w:color="FFFFFF" w:themeColor="background1"/>
-        <w:bottom w:val="single" w:sz="8" w:space="0" w:color="FFFFFF" w:themeColor="background1"/>
-        <w:right w:val="single" w:sz="8" w:space="0" w:color="FFFFFF" w:themeColor="background1"/>
-        <w:insideH w:val="single" w:sz="6" w:space="0" w:color="FFFFFF" w:themeColor="background1"/>
-        <w:insideV w:val="single" w:sz="6" w:space="0" w:color="FFFFFF" w:themeColor="background1"/>
+        <w:top w:val="single" w:color="FFFFFF" w:themeColor="background1" w:sz="8" w:space="0"/>
+        <w:left w:val="single" w:color="FFFFFF" w:themeColor="background1" w:sz="8" w:space="0"/>
+        <w:bottom w:val="single" w:color="FFFFFF" w:themeColor="background1" w:sz="8" w:space="0"/>
+        <w:right w:val="single" w:color="FFFFFF" w:themeColor="background1" w:sz="8" w:space="0"/>
+        <w:insideH w:val="single" w:color="FFFFFF" w:themeColor="background1" w:sz="6" w:space="0"/>
+        <w:insideV w:val="single" w:color="FFFFFF" w:themeColor="background1" w:sz="6" w:space="0"/>
       </w:tblBorders>
       <w:tblCellMar>
         <w:top w:w="0" w:type="dxa"/>
@@ -10046,12 +10192,12 @@
       <w:tblPr/>
       <w:tcPr>
         <w:tcBorders>
-          <w:top w:val="single" w:sz="8" w:space="0" w:color="FFFFFF" w:themeColor="background1"/>
-          <w:left w:val="single" w:sz="8" w:space="0" w:color="FFFFFF" w:themeColor="background1"/>
-          <w:bottom w:val="single" w:sz="24" w:space="0" w:color="FFFFFF" w:themeColor="background1"/>
-          <w:right w:val="single" w:sz="8" w:space="0" w:color="FFFFFF" w:themeColor="background1"/>
-          <w:insideH w:val="nil"/>
-          <w:insideV w:val="single" w:sz="8" w:space="0" w:color="FFFFFF" w:themeColor="background1"/>
+          <w:top w:val="single" w:color="FFFFFF" w:themeColor="background1" w:sz="8" w:space="0"/>
+          <w:left w:val="single" w:color="FFFFFF" w:themeColor="background1" w:sz="8" w:space="0"/>
+          <w:bottom w:val="single" w:color="FFFFFF" w:themeColor="background1" w:sz="24" w:space="0"/>
+          <w:right w:val="single" w:color="FFFFFF" w:themeColor="background1" w:sz="8" w:space="0"/>
+          <w:insideH w:val="nil"/>
+          <w:insideV w:val="single" w:color="FFFFFF" w:themeColor="background1" w:sz="8" w:space="0"/>
         </w:tcBorders>
         <w:shd w:val="clear" w:color="auto" w:fill="4F81BD" w:themeFill="accent1"/>
       </w:tcPr>
@@ -10067,12 +10213,12 @@
       <w:tblPr/>
       <w:tcPr>
         <w:tcBorders>
-          <w:top w:val="single" w:sz="24" w:space="0" w:color="FFFFFF" w:themeColor="background1"/>
-          <w:left w:val="single" w:sz="8" w:space="0" w:color="FFFFFF" w:themeColor="background1"/>
-          <w:bottom w:val="single" w:sz="8" w:space="0" w:color="FFFFFF" w:themeColor="background1"/>
-          <w:right w:val="single" w:sz="8" w:space="0" w:color="FFFFFF" w:themeColor="background1"/>
-          <w:insideH w:val="nil"/>
-          <w:insideV w:val="single" w:sz="8" w:space="0" w:color="FFFFFF" w:themeColor="background1"/>
+          <w:top w:val="single" w:color="FFFFFF" w:themeColor="background1" w:sz="24" w:space="0"/>
+          <w:left w:val="single" w:color="FFFFFF" w:themeColor="background1" w:sz="8" w:space="0"/>
+          <w:bottom w:val="single" w:color="FFFFFF" w:themeColor="background1" w:sz="8" w:space="0"/>
+          <w:right w:val="single" w:color="FFFFFF" w:themeColor="background1" w:sz="8" w:space="0"/>
+          <w:insideH w:val="nil"/>
+          <w:insideV w:val="single" w:color="FFFFFF" w:themeColor="background1" w:sz="8" w:space="0"/>
         </w:tcBorders>
         <w:shd w:val="clear" w:color="auto" w:fill="4F81BD" w:themeFill="accent1"/>
       </w:tcPr>
@@ -10088,8 +10234,8 @@
       <w:tblPr/>
       <w:tcPr>
         <w:tcBorders>
-          <w:left w:val="single" w:sz="8" w:space="0" w:color="FFFFFF" w:themeColor="background1"/>
-          <w:right w:val="single" w:sz="24" w:space="0" w:color="FFFFFF" w:themeColor="background1"/>
+          <w:left w:val="single" w:color="FFFFFF" w:themeColor="background1" w:sz="8" w:space="0"/>
+          <w:right w:val="single" w:color="FFFFFF" w:themeColor="background1" w:sz="24" w:space="0"/>
           <w:insideH w:val="nil"/>
           <w:insideV w:val="nil"/>
         </w:tcBorders>
@@ -10108,7 +10254,7 @@
       <w:tcPr>
         <w:tcBorders>
           <w:top w:val="nil"/>
-          <w:left w:val="single" w:sz="24" w:space="0" w:color="FFFFFF" w:themeColor="background1"/>
+          <w:left w:val="single" w:color="FFFFFF" w:themeColor="background1" w:sz="24" w:space="0"/>
           <w:bottom w:val="nil"/>
           <w:right w:val="nil"/>
           <w:insideH w:val="nil"/>
@@ -10121,10 +10267,10 @@
       <w:tblPr/>
       <w:tcPr>
         <w:tcBorders>
-          <w:top w:val="single" w:sz="8" w:space="0" w:color="FFFFFF" w:themeColor="background1"/>
-          <w:left w:val="single" w:sz="8" w:space="0" w:color="FFFFFF" w:themeColor="background1"/>
-          <w:bottom w:val="single" w:sz="8" w:space="0" w:color="FFFFFF" w:themeColor="background1"/>
-          <w:right w:val="single" w:sz="8" w:space="0" w:color="FFFFFF" w:themeColor="background1"/>
+          <w:top w:val="single" w:color="FFFFFF" w:themeColor="background1" w:sz="8" w:space="0"/>
+          <w:left w:val="single" w:color="FFFFFF" w:themeColor="background1" w:sz="8" w:space="0"/>
+          <w:bottom w:val="single" w:color="FFFFFF" w:themeColor="background1" w:sz="8" w:space="0"/>
+          <w:right w:val="single" w:color="FFFFFF" w:themeColor="background1" w:sz="8" w:space="0"/>
           <w:insideH w:val="nil"/>
           <w:insideV w:val="nil"/>
         </w:tcBorders>
@@ -10135,12 +10281,12 @@
       <w:tblPr/>
       <w:tcPr>
         <w:tcBorders>
-          <w:top w:val="single" w:sz="8" w:space="0" w:color="FFFFFF" w:themeColor="background1"/>
-          <w:left w:val="single" w:sz="8" w:space="0" w:color="FFFFFF" w:themeColor="background1"/>
-          <w:bottom w:val="single" w:sz="8" w:space="0" w:color="FFFFFF" w:themeColor="background1"/>
-          <w:right w:val="single" w:sz="8" w:space="0" w:color="FFFFFF" w:themeColor="background1"/>
-          <w:insideH w:val="single" w:sz="8" w:space="0" w:color="FFFFFF" w:themeColor="background1"/>
-          <w:insideV w:val="single" w:sz="8" w:space="0" w:color="FFFFFF" w:themeColor="background1"/>
+          <w:top w:val="single" w:color="FFFFFF" w:themeColor="background1" w:sz="8" w:space="0"/>
+          <w:left w:val="single" w:color="FFFFFF" w:themeColor="background1" w:sz="8" w:space="0"/>
+          <w:bottom w:val="single" w:color="FFFFFF" w:themeColor="background1" w:sz="8" w:space="0"/>
+          <w:right w:val="single" w:color="FFFFFF" w:themeColor="background1" w:sz="8" w:space="0"/>
+          <w:insideH w:val="single" w:color="FFFFFF" w:themeColor="background1" w:sz="8" w:space="0"/>
+          <w:insideV w:val="single" w:color="FFFFFF" w:themeColor="background1" w:sz="8" w:space="0"/>
         </w:tcBorders>
         <w:shd w:val="clear" w:color="auto" w:fill="A7BFDE" w:themeFill="accent1" w:themeFillTint="7F"/>
       </w:tcPr>
@@ -10159,12 +10305,12 @@
       <w:tblStyleColBandSize w:val="1"/>
       <w:tblInd w:w="0" w:type="dxa"/>
       <w:tblBorders>
-        <w:top w:val="single" w:sz="8" w:space="0" w:color="FFFFFF" w:themeColor="background1"/>
-        <w:left w:val="single" w:sz="8" w:space="0" w:color="FFFFFF" w:themeColor="background1"/>
-        <w:bottom w:val="single" w:sz="8" w:space="0" w:color="FFFFFF" w:themeColor="background1"/>
-        <w:right w:val="single" w:sz="8" w:space="0" w:color="FFFFFF" w:themeColor="background1"/>
-        <w:insideH w:val="single" w:sz="6" w:space="0" w:color="FFFFFF" w:themeColor="background1"/>
-        <w:insideV w:val="single" w:sz="6" w:space="0" w:color="FFFFFF" w:themeColor="background1"/>
+        <w:top w:val="single" w:color="FFFFFF" w:themeColor="background1" w:sz="8" w:space="0"/>
+        <w:left w:val="single" w:color="FFFFFF" w:themeColor="background1" w:sz="8" w:space="0"/>
+        <w:bottom w:val="single" w:color="FFFFFF" w:themeColor="background1" w:sz="8" w:space="0"/>
+        <w:right w:val="single" w:color="FFFFFF" w:themeColor="background1" w:sz="8" w:space="0"/>
+        <w:insideH w:val="single" w:color="FFFFFF" w:themeColor="background1" w:sz="6" w:space="0"/>
+        <w:insideV w:val="single" w:color="FFFFFF" w:themeColor="background1" w:sz="6" w:space="0"/>
       </w:tblBorders>
       <w:tblCellMar>
         <w:top w:w="0" w:type="dxa"/>
@@ -10187,12 +10333,12 @@
       <w:tblPr/>
       <w:tcPr>
         <w:tcBorders>
-          <w:top w:val="single" w:sz="8" w:space="0" w:color="FFFFFF" w:themeColor="background1"/>
-          <w:left w:val="single" w:sz="8" w:space="0" w:color="FFFFFF" w:themeColor="background1"/>
-          <w:bottom w:val="single" w:sz="24" w:space="0" w:color="FFFFFF" w:themeColor="background1"/>
-          <w:right w:val="single" w:sz="8" w:space="0" w:color="FFFFFF" w:themeColor="background1"/>
-          <w:insideH w:val="nil"/>
-          <w:insideV w:val="single" w:sz="8" w:space="0" w:color="FFFFFF" w:themeColor="background1"/>
+          <w:top w:val="single" w:color="FFFFFF" w:themeColor="background1" w:sz="8" w:space="0"/>
+          <w:left w:val="single" w:color="FFFFFF" w:themeColor="background1" w:sz="8" w:space="0"/>
+          <w:bottom w:val="single" w:color="FFFFFF" w:themeColor="background1" w:sz="24" w:space="0"/>
+          <w:right w:val="single" w:color="FFFFFF" w:themeColor="background1" w:sz="8" w:space="0"/>
+          <w:insideH w:val="nil"/>
+          <w:insideV w:val="single" w:color="FFFFFF" w:themeColor="background1" w:sz="8" w:space="0"/>
         </w:tcBorders>
         <w:shd w:val="clear" w:color="auto" w:fill="C0504D" w:themeFill="accent2"/>
       </w:tcPr>
@@ -10208,12 +10354,12 @@
       <w:tblPr/>
       <w:tcPr>
         <w:tcBorders>
-          <w:top w:val="single" w:sz="24" w:space="0" w:color="FFFFFF" w:themeColor="background1"/>
-          <w:left w:val="single" w:sz="8" w:space="0" w:color="FFFFFF" w:themeColor="background1"/>
-          <w:bottom w:val="single" w:sz="8" w:space="0" w:color="FFFFFF" w:themeColor="background1"/>
-          <w:right w:val="single" w:sz="8" w:space="0" w:color="FFFFFF" w:themeColor="background1"/>
-          <w:insideH w:val="nil"/>
-          <w:insideV w:val="single" w:sz="8" w:space="0" w:color="FFFFFF" w:themeColor="background1"/>
+          <w:top w:val="single" w:color="FFFFFF" w:themeColor="background1" w:sz="24" w:space="0"/>
+          <w:left w:val="single" w:color="FFFFFF" w:themeColor="background1" w:sz="8" w:space="0"/>
+          <w:bottom w:val="single" w:color="FFFFFF" w:themeColor="background1" w:sz="8" w:space="0"/>
+          <w:right w:val="single" w:color="FFFFFF" w:themeColor="background1" w:sz="8" w:space="0"/>
+          <w:insideH w:val="nil"/>
+          <w:insideV w:val="single" w:color="FFFFFF" w:themeColor="background1" w:sz="8" w:space="0"/>
         </w:tcBorders>
         <w:shd w:val="clear" w:color="auto" w:fill="C0504D" w:themeFill="accent2"/>
       </w:tcPr>
@@ -10229,8 +10375,8 @@
       <w:tblPr/>
       <w:tcPr>
         <w:tcBorders>
-          <w:left w:val="single" w:sz="8" w:space="0" w:color="FFFFFF" w:themeColor="background1"/>
-          <w:right w:val="single" w:sz="24" w:space="0" w:color="FFFFFF" w:themeColor="background1"/>
+          <w:left w:val="single" w:color="FFFFFF" w:themeColor="background1" w:sz="8" w:space="0"/>
+          <w:right w:val="single" w:color="FFFFFF" w:themeColor="background1" w:sz="24" w:space="0"/>
           <w:insideH w:val="nil"/>
           <w:insideV w:val="nil"/>
         </w:tcBorders>
@@ -10249,7 +10395,7 @@
       <w:tcPr>
         <w:tcBorders>
           <w:top w:val="nil"/>
-          <w:left w:val="single" w:sz="24" w:space="0" w:color="FFFFFF" w:themeColor="background1"/>
+          <w:left w:val="single" w:color="FFFFFF" w:themeColor="background1" w:sz="24" w:space="0"/>
           <w:bottom w:val="nil"/>
           <w:right w:val="nil"/>
           <w:insideH w:val="nil"/>
@@ -10262,10 +10408,10 @@
       <w:tblPr/>
       <w:tcPr>
         <w:tcBorders>
-          <w:top w:val="single" w:sz="8" w:space="0" w:color="FFFFFF" w:themeColor="background1"/>
-          <w:left w:val="single" w:sz="8" w:space="0" w:color="FFFFFF" w:themeColor="background1"/>
-          <w:bottom w:val="single" w:sz="8" w:space="0" w:color="FFFFFF" w:themeColor="background1"/>
-          <w:right w:val="single" w:sz="8" w:space="0" w:color="FFFFFF" w:themeColor="background1"/>
+          <w:top w:val="single" w:color="FFFFFF" w:themeColor="background1" w:sz="8" w:space="0"/>
+          <w:left w:val="single" w:color="FFFFFF" w:themeColor="background1" w:sz="8" w:space="0"/>
+          <w:bottom w:val="single" w:color="FFFFFF" w:themeColor="background1" w:sz="8" w:space="0"/>
+          <w:right w:val="single" w:color="FFFFFF" w:themeColor="background1" w:sz="8" w:space="0"/>
           <w:insideH w:val="nil"/>
           <w:insideV w:val="nil"/>
         </w:tcBorders>
@@ -10276,12 +10422,12 @@
       <w:tblPr/>
       <w:tcPr>
         <w:tcBorders>
-          <w:top w:val="single" w:sz="8" w:space="0" w:color="FFFFFF" w:themeColor="background1"/>
-          <w:left w:val="single" w:sz="8" w:space="0" w:color="FFFFFF" w:themeColor="background1"/>
-          <w:bottom w:val="single" w:sz="8" w:space="0" w:color="FFFFFF" w:themeColor="background1"/>
-          <w:right w:val="single" w:sz="8" w:space="0" w:color="FFFFFF" w:themeColor="background1"/>
-          <w:insideH w:val="single" w:sz="8" w:space="0" w:color="FFFFFF" w:themeColor="background1"/>
-          <w:insideV w:val="single" w:sz="8" w:space="0" w:color="FFFFFF" w:themeColor="background1"/>
+          <w:top w:val="single" w:color="FFFFFF" w:themeColor="background1" w:sz="8" w:space="0"/>
+          <w:left w:val="single" w:color="FFFFFF" w:themeColor="background1" w:sz="8" w:space="0"/>
+          <w:bottom w:val="single" w:color="FFFFFF" w:themeColor="background1" w:sz="8" w:space="0"/>
+          <w:right w:val="single" w:color="FFFFFF" w:themeColor="background1" w:sz="8" w:space="0"/>
+          <w:insideH w:val="single" w:color="FFFFFF" w:themeColor="background1" w:sz="8" w:space="0"/>
+          <w:insideV w:val="single" w:color="FFFFFF" w:themeColor="background1" w:sz="8" w:space="0"/>
         </w:tcBorders>
         <w:shd w:val="clear" w:color="auto" w:fill="DFA7A6" w:themeFill="accent2" w:themeFillTint="7F"/>
       </w:tcPr>
@@ -10300,12 +10446,12 @@
       <w:tblStyleColBandSize w:val="1"/>
       <w:tblInd w:w="0" w:type="dxa"/>
       <w:tblBorders>
-        <w:top w:val="single" w:sz="8" w:space="0" w:color="FFFFFF" w:themeColor="background1"/>
-        <w:left w:val="single" w:sz="8" w:space="0" w:color="FFFFFF" w:themeColor="background1"/>
-        <w:bottom w:val="single" w:sz="8" w:space="0" w:color="FFFFFF" w:themeColor="background1"/>
-        <w:right w:val="single" w:sz="8" w:space="0" w:color="FFFFFF" w:themeColor="background1"/>
-        <w:insideH w:val="single" w:sz="6" w:space="0" w:color="FFFFFF" w:themeColor="background1"/>
-        <w:insideV w:val="single" w:sz="6" w:space="0" w:color="FFFFFF" w:themeColor="background1"/>
+        <w:top w:val="single" w:color="FFFFFF" w:themeColor="background1" w:sz="8" w:space="0"/>
+        <w:left w:val="single" w:color="FFFFFF" w:themeColor="background1" w:sz="8" w:space="0"/>
+        <w:bottom w:val="single" w:color="FFFFFF" w:themeColor="background1" w:sz="8" w:space="0"/>
+        <w:right w:val="single" w:color="FFFFFF" w:themeColor="background1" w:sz="8" w:space="0"/>
+        <w:insideH w:val="single" w:color="FFFFFF" w:themeColor="background1" w:sz="6" w:space="0"/>
+        <w:insideV w:val="single" w:color="FFFFFF" w:themeColor="background1" w:sz="6" w:space="0"/>
       </w:tblBorders>
       <w:tblCellMar>
         <w:top w:w="0" w:type="dxa"/>
@@ -10328,12 +10474,12 @@
       <w:tblPr/>
       <w:tcPr>
         <w:tcBorders>
-          <w:top w:val="single" w:sz="8" w:space="0" w:color="FFFFFF" w:themeColor="background1"/>
-          <w:left w:val="single" w:sz="8" w:space="0" w:color="FFFFFF" w:themeColor="background1"/>
-          <w:bottom w:val="single" w:sz="24" w:space="0" w:color="FFFFFF" w:themeColor="background1"/>
-          <w:right w:val="single" w:sz="8" w:space="0" w:color="FFFFFF" w:themeColor="background1"/>
-          <w:insideH w:val="nil"/>
-          <w:insideV w:val="single" w:sz="8" w:space="0" w:color="FFFFFF" w:themeColor="background1"/>
+          <w:top w:val="single" w:color="FFFFFF" w:themeColor="background1" w:sz="8" w:space="0"/>
+          <w:left w:val="single" w:color="FFFFFF" w:themeColor="background1" w:sz="8" w:space="0"/>
+          <w:bottom w:val="single" w:color="FFFFFF" w:themeColor="background1" w:sz="24" w:space="0"/>
+          <w:right w:val="single" w:color="FFFFFF" w:themeColor="background1" w:sz="8" w:space="0"/>
+          <w:insideH w:val="nil"/>
+          <w:insideV w:val="single" w:color="FFFFFF" w:themeColor="background1" w:sz="8" w:space="0"/>
         </w:tcBorders>
         <w:shd w:val="clear" w:color="auto" w:fill="9BBB59" w:themeFill="accent3"/>
       </w:tcPr>
@@ -10349,12 +10495,12 @@
       <w:tblPr/>
       <w:tcPr>
         <w:tcBorders>
-          <w:top w:val="single" w:sz="24" w:space="0" w:color="FFFFFF" w:themeColor="background1"/>
-          <w:left w:val="single" w:sz="8" w:space="0" w:color="FFFFFF" w:themeColor="background1"/>
-          <w:bottom w:val="single" w:sz="8" w:space="0" w:color="FFFFFF" w:themeColor="background1"/>
-          <w:right w:val="single" w:sz="8" w:space="0" w:color="FFFFFF" w:themeColor="background1"/>
-          <w:insideH w:val="nil"/>
-          <w:insideV w:val="single" w:sz="8" w:space="0" w:color="FFFFFF" w:themeColor="background1"/>
+          <w:top w:val="single" w:color="FFFFFF" w:themeColor="background1" w:sz="24" w:space="0"/>
+          <w:left w:val="single" w:color="FFFFFF" w:themeColor="background1" w:sz="8" w:space="0"/>
+          <w:bottom w:val="single" w:color="FFFFFF" w:themeColor="background1" w:sz="8" w:space="0"/>
+          <w:right w:val="single" w:color="FFFFFF" w:themeColor="background1" w:sz="8" w:space="0"/>
+          <w:insideH w:val="nil"/>
+          <w:insideV w:val="single" w:color="FFFFFF" w:themeColor="background1" w:sz="8" w:space="0"/>
         </w:tcBorders>
         <w:shd w:val="clear" w:color="auto" w:fill="9BBB59" w:themeFill="accent3"/>
       </w:tcPr>
@@ -10370,8 +10516,8 @@
       <w:tblPr/>
       <w:tcPr>
         <w:tcBorders>
-          <w:left w:val="single" w:sz="8" w:space="0" w:color="FFFFFF" w:themeColor="background1"/>
-          <w:right w:val="single" w:sz="24" w:space="0" w:color="FFFFFF" w:themeColor="background1"/>
+          <w:left w:val="single" w:color="FFFFFF" w:themeColor="background1" w:sz="8" w:space="0"/>
+          <w:right w:val="single" w:color="FFFFFF" w:themeColor="background1" w:sz="24" w:space="0"/>
           <w:insideH w:val="nil"/>
           <w:insideV w:val="nil"/>
         </w:tcBorders>
@@ -10390,7 +10536,7 @@
       <w:tcPr>
         <w:tcBorders>
           <w:top w:val="nil"/>
-          <w:left w:val="single" w:sz="24" w:space="0" w:color="FFFFFF" w:themeColor="background1"/>
+          <w:left w:val="single" w:color="FFFFFF" w:themeColor="background1" w:sz="24" w:space="0"/>
           <w:bottom w:val="nil"/>
           <w:right w:val="nil"/>
           <w:insideH w:val="nil"/>
@@ -10403,10 +10549,10 @@
       <w:tblPr/>
       <w:tcPr>
         <w:tcBorders>
-          <w:top w:val="single" w:sz="8" w:space="0" w:color="FFFFFF" w:themeColor="background1"/>
-          <w:left w:val="single" w:sz="8" w:space="0" w:color="FFFFFF" w:themeColor="background1"/>
-          <w:bottom w:val="single" w:sz="8" w:space="0" w:color="FFFFFF" w:themeColor="background1"/>
-          <w:right w:val="single" w:sz="8" w:space="0" w:color="FFFFFF" w:themeColor="background1"/>
+          <w:top w:val="single" w:color="FFFFFF" w:themeColor="background1" w:sz="8" w:space="0"/>
+          <w:left w:val="single" w:color="FFFFFF" w:themeColor="background1" w:sz="8" w:space="0"/>
+          <w:bottom w:val="single" w:color="FFFFFF" w:themeColor="background1" w:sz="8" w:space="0"/>
+          <w:right w:val="single" w:color="FFFFFF" w:themeColor="background1" w:sz="8" w:space="0"/>
           <w:insideH w:val="nil"/>
           <w:insideV w:val="nil"/>
         </w:tcBorders>
@@ -10417,12 +10563,12 @@
       <w:tblPr/>
       <w:tcPr>
         <w:tcBorders>
-          <w:top w:val="single" w:sz="8" w:space="0" w:color="FFFFFF" w:themeColor="background1"/>
-          <w:left w:val="single" w:sz="8" w:space="0" w:color="FFFFFF" w:themeColor="background1"/>
-          <w:bottom w:val="single" w:sz="8" w:space="0" w:color="FFFFFF" w:themeColor="background1"/>
-          <w:right w:val="single" w:sz="8" w:space="0" w:color="FFFFFF" w:themeColor="background1"/>
-          <w:insideH w:val="single" w:sz="8" w:space="0" w:color="FFFFFF" w:themeColor="background1"/>
-          <w:insideV w:val="single" w:sz="8" w:space="0" w:color="FFFFFF" w:themeColor="background1"/>
+          <w:top w:val="single" w:color="FFFFFF" w:themeColor="background1" w:sz="8" w:space="0"/>
+          <w:left w:val="single" w:color="FFFFFF" w:themeColor="background1" w:sz="8" w:space="0"/>
+          <w:bottom w:val="single" w:color="FFFFFF" w:themeColor="background1" w:sz="8" w:space="0"/>
+          <w:right w:val="single" w:color="FFFFFF" w:themeColor="background1" w:sz="8" w:space="0"/>
+          <w:insideH w:val="single" w:color="FFFFFF" w:themeColor="background1" w:sz="8" w:space="0"/>
+          <w:insideV w:val="single" w:color="FFFFFF" w:themeColor="background1" w:sz="8" w:space="0"/>
         </w:tcBorders>
         <w:shd w:val="clear" w:color="auto" w:fill="CDDDAC" w:themeFill="accent3" w:themeFillTint="7F"/>
       </w:tcPr>
@@ -10441,12 +10587,12 @@
       <w:tblStyleColBandSize w:val="1"/>
       <w:tblInd w:w="0" w:type="dxa"/>
       <w:tblBorders>
-        <w:top w:val="single" w:sz="8" w:space="0" w:color="FFFFFF" w:themeColor="background1"/>
-        <w:left w:val="single" w:sz="8" w:space="0" w:color="FFFFFF" w:themeColor="background1"/>
-        <w:bottom w:val="single" w:sz="8" w:space="0" w:color="FFFFFF" w:themeColor="background1"/>
-        <w:right w:val="single" w:sz="8" w:space="0" w:color="FFFFFF" w:themeColor="background1"/>
-        <w:insideH w:val="single" w:sz="6" w:space="0" w:color="FFFFFF" w:themeColor="background1"/>
-        <w:insideV w:val="single" w:sz="6" w:space="0" w:color="FFFFFF" w:themeColor="background1"/>
+        <w:top w:val="single" w:color="FFFFFF" w:themeColor="background1" w:sz="8" w:space="0"/>
+        <w:left w:val="single" w:color="FFFFFF" w:themeColor="background1" w:sz="8" w:space="0"/>
+        <w:bottom w:val="single" w:color="FFFFFF" w:themeColor="background1" w:sz="8" w:space="0"/>
+        <w:right w:val="single" w:color="FFFFFF" w:themeColor="background1" w:sz="8" w:space="0"/>
+        <w:insideH w:val="single" w:color="FFFFFF" w:themeColor="background1" w:sz="6" w:space="0"/>
+        <w:insideV w:val="single" w:color="FFFFFF" w:themeColor="background1" w:sz="6" w:space="0"/>
       </w:tblBorders>
       <w:tblCellMar>
         <w:top w:w="0" w:type="dxa"/>
@@ -10469,12 +10615,12 @@
       <w:tblPr/>
       <w:tcPr>
         <w:tcBorders>
-          <w:top w:val="single" w:sz="8" w:space="0" w:color="FFFFFF" w:themeColor="background1"/>
-          <w:left w:val="single" w:sz="8" w:space="0" w:color="FFFFFF" w:themeColor="background1"/>
-          <w:bottom w:val="single" w:sz="24" w:space="0" w:color="FFFFFF" w:themeColor="background1"/>
-          <w:right w:val="single" w:sz="8" w:space="0" w:color="FFFFFF" w:themeColor="background1"/>
-          <w:insideH w:val="nil"/>
-          <w:insideV w:val="single" w:sz="8" w:space="0" w:color="FFFFFF" w:themeColor="background1"/>
+          <w:top w:val="single" w:color="FFFFFF" w:themeColor="background1" w:sz="8" w:space="0"/>
+          <w:left w:val="single" w:color="FFFFFF" w:themeColor="background1" w:sz="8" w:space="0"/>
+          <w:bottom w:val="single" w:color="FFFFFF" w:themeColor="background1" w:sz="24" w:space="0"/>
+          <w:right w:val="single" w:color="FFFFFF" w:themeColor="background1" w:sz="8" w:space="0"/>
+          <w:insideH w:val="nil"/>
+          <w:insideV w:val="single" w:color="FFFFFF" w:themeColor="background1" w:sz="8" w:space="0"/>
         </w:tcBorders>
         <w:shd w:val="clear" w:color="auto" w:fill="8064A2" w:themeFill="accent4"/>
       </w:tcPr>
@@ -10490,12 +10636,12 @@
       <w:tblPr/>
       <w:tcPr>
         <w:tcBorders>
-          <w:top w:val="single" w:sz="24" w:space="0" w:color="FFFFFF" w:themeColor="background1"/>
-          <w:left w:val="single" w:sz="8" w:space="0" w:color="FFFFFF" w:themeColor="background1"/>
-          <w:bottom w:val="single" w:sz="8" w:space="0" w:color="FFFFFF" w:themeColor="background1"/>
-          <w:right w:val="single" w:sz="8" w:space="0" w:color="FFFFFF" w:themeColor="background1"/>
-          <w:insideH w:val="nil"/>
-          <w:insideV w:val="single" w:sz="8" w:space="0" w:color="FFFFFF" w:themeColor="background1"/>
+          <w:top w:val="single" w:color="FFFFFF" w:themeColor="background1" w:sz="24" w:space="0"/>
+          <w:left w:val="single" w:color="FFFFFF" w:themeColor="background1" w:sz="8" w:space="0"/>
+          <w:bottom w:val="single" w:color="FFFFFF" w:themeColor="background1" w:sz="8" w:space="0"/>
+          <w:right w:val="single" w:color="FFFFFF" w:themeColor="background1" w:sz="8" w:space="0"/>
+          <w:insideH w:val="nil"/>
+          <w:insideV w:val="single" w:color="FFFFFF" w:themeColor="background1" w:sz="8" w:space="0"/>
         </w:tcBorders>
         <w:shd w:val="clear" w:color="auto" w:fill="8064A2" w:themeFill="accent4"/>
       </w:tcPr>
@@ -10511,8 +10657,8 @@
       <w:tblPr/>
       <w:tcPr>
         <w:tcBorders>
-          <w:left w:val="single" w:sz="8" w:space="0" w:color="FFFFFF" w:themeColor="background1"/>
-          <w:right w:val="single" w:sz="24" w:space="0" w:color="FFFFFF" w:themeColor="background1"/>
+          <w:left w:val="single" w:color="FFFFFF" w:themeColor="background1" w:sz="8" w:space="0"/>
+          <w:right w:val="single" w:color="FFFFFF" w:themeColor="background1" w:sz="24" w:space="0"/>
           <w:insideH w:val="nil"/>
           <w:insideV w:val="nil"/>
         </w:tcBorders>
@@ -10531,7 +10677,7 @@
       <w:tcPr>
         <w:tcBorders>
           <w:top w:val="nil"/>
-          <w:left w:val="single" w:sz="24" w:space="0" w:color="FFFFFF" w:themeColor="background1"/>
+          <w:left w:val="single" w:color="FFFFFF" w:themeColor="background1" w:sz="24" w:space="0"/>
           <w:bottom w:val="nil"/>
           <w:right w:val="nil"/>
           <w:insideH w:val="nil"/>
@@ -10544,10 +10690,10 @@
       <w:tblPr/>
       <w:tcPr>
         <w:tcBorders>
-          <w:top w:val="single" w:sz="8" w:space="0" w:color="FFFFFF" w:themeColor="background1"/>
-          <w:left w:val="single" w:sz="8" w:space="0" w:color="FFFFFF" w:themeColor="background1"/>
-          <w:bottom w:val="single" w:sz="8" w:space="0" w:color="FFFFFF" w:themeColor="background1"/>
-          <w:right w:val="single" w:sz="8" w:space="0" w:color="FFFFFF" w:themeColor="background1"/>
+          <w:top w:val="single" w:color="FFFFFF" w:themeColor="background1" w:sz="8" w:space="0"/>
+          <w:left w:val="single" w:color="FFFFFF" w:themeColor="background1" w:sz="8" w:space="0"/>
+          <w:bottom w:val="single" w:color="FFFFFF" w:themeColor="background1" w:sz="8" w:space="0"/>
+          <w:right w:val="single" w:color="FFFFFF" w:themeColor="background1" w:sz="8" w:space="0"/>
           <w:insideH w:val="nil"/>
           <w:insideV w:val="nil"/>
         </w:tcBorders>
@@ -10558,12 +10704,12 @@
       <w:tblPr/>
       <w:tcPr>
         <w:tcBorders>
-          <w:top w:val="single" w:sz="8" w:space="0" w:color="FFFFFF" w:themeColor="background1"/>
-          <w:left w:val="single" w:sz="8" w:space="0" w:color="FFFFFF" w:themeColor="background1"/>
-          <w:bottom w:val="single" w:sz="8" w:space="0" w:color="FFFFFF" w:themeColor="background1"/>
-          <w:right w:val="single" w:sz="8" w:space="0" w:color="FFFFFF" w:themeColor="background1"/>
-          <w:insideH w:val="single" w:sz="8" w:space="0" w:color="FFFFFF" w:themeColor="background1"/>
-          <w:insideV w:val="single" w:sz="8" w:space="0" w:color="FFFFFF" w:themeColor="background1"/>
+          <w:top w:val="single" w:color="FFFFFF" w:themeColor="background1" w:sz="8" w:space="0"/>
+          <w:left w:val="single" w:color="FFFFFF" w:themeColor="background1" w:sz="8" w:space="0"/>
+          <w:bottom w:val="single" w:color="FFFFFF" w:themeColor="background1" w:sz="8" w:space="0"/>
+          <w:right w:val="single" w:color="FFFFFF" w:themeColor="background1" w:sz="8" w:space="0"/>
+          <w:insideH w:val="single" w:color="FFFFFF" w:themeColor="background1" w:sz="8" w:space="0"/>
+          <w:insideV w:val="single" w:color="FFFFFF" w:themeColor="background1" w:sz="8" w:space="0"/>
         </w:tcBorders>
         <w:shd w:val="clear" w:color="auto" w:fill="BFB1D0" w:themeFill="accent4" w:themeFillTint="7F"/>
       </w:tcPr>
@@ -10582,12 +10728,12 @@
       <w:tblStyleColBandSize w:val="1"/>
       <w:tblInd w:w="0" w:type="dxa"/>
       <w:tblBorders>
-        <w:top w:val="single" w:sz="8" w:space="0" w:color="FFFFFF" w:themeColor="background1"/>
-        <w:left w:val="single" w:sz="8" w:space="0" w:color="FFFFFF" w:themeColor="background1"/>
-        <w:bottom w:val="single" w:sz="8" w:space="0" w:color="FFFFFF" w:themeColor="background1"/>
-        <w:right w:val="single" w:sz="8" w:space="0" w:color="FFFFFF" w:themeColor="background1"/>
-        <w:insideH w:val="single" w:sz="6" w:space="0" w:color="FFFFFF" w:themeColor="background1"/>
-        <w:insideV w:val="single" w:sz="6" w:space="0" w:color="FFFFFF" w:themeColor="background1"/>
+        <w:top w:val="single" w:color="FFFFFF" w:themeColor="background1" w:sz="8" w:space="0"/>
+        <w:left w:val="single" w:color="FFFFFF" w:themeColor="background1" w:sz="8" w:space="0"/>
+        <w:bottom w:val="single" w:color="FFFFFF" w:themeColor="background1" w:sz="8" w:space="0"/>
+        <w:right w:val="single" w:color="FFFFFF" w:themeColor="background1" w:sz="8" w:space="0"/>
+        <w:insideH w:val="single" w:color="FFFFFF" w:themeColor="background1" w:sz="6" w:space="0"/>
+        <w:insideV w:val="single" w:color="FFFFFF" w:themeColor="background1" w:sz="6" w:space="0"/>
       </w:tblBorders>
       <w:tblCellMar>
         <w:top w:w="0" w:type="dxa"/>
@@ -10610,12 +10756,12 @@
       <w:tblPr/>
       <w:tcPr>
         <w:tcBorders>
-          <w:top w:val="single" w:sz="8" w:space="0" w:color="FFFFFF" w:themeColor="background1"/>
-          <w:left w:val="single" w:sz="8" w:space="0" w:color="FFFFFF" w:themeColor="background1"/>
-          <w:bottom w:val="single" w:sz="24" w:space="0" w:color="FFFFFF" w:themeColor="background1"/>
-          <w:right w:val="single" w:sz="8" w:space="0" w:color="FFFFFF" w:themeColor="background1"/>
-          <w:insideH w:val="nil"/>
-          <w:insideV w:val="single" w:sz="8" w:space="0" w:color="FFFFFF" w:themeColor="background1"/>
+          <w:top w:val="single" w:color="FFFFFF" w:themeColor="background1" w:sz="8" w:space="0"/>
+          <w:left w:val="single" w:color="FFFFFF" w:themeColor="background1" w:sz="8" w:space="0"/>
+          <w:bottom w:val="single" w:color="FFFFFF" w:themeColor="background1" w:sz="24" w:space="0"/>
+          <w:right w:val="single" w:color="FFFFFF" w:themeColor="background1" w:sz="8" w:space="0"/>
+          <w:insideH w:val="nil"/>
+          <w:insideV w:val="single" w:color="FFFFFF" w:themeColor="background1" w:sz="8" w:space="0"/>
         </w:tcBorders>
         <w:shd w:val="clear" w:color="auto" w:fill="4BACC6" w:themeFill="accent5"/>
       </w:tcPr>
@@ -10631,12 +10777,12 @@
       <w:tblPr/>
       <w:tcPr>
         <w:tcBorders>
-          <w:top w:val="single" w:sz="24" w:space="0" w:color="FFFFFF" w:themeColor="background1"/>
-          <w:left w:val="single" w:sz="8" w:space="0" w:color="FFFFFF" w:themeColor="background1"/>
-          <w:bottom w:val="single" w:sz="8" w:space="0" w:color="FFFFFF" w:themeColor="background1"/>
-          <w:right w:val="single" w:sz="8" w:space="0" w:color="FFFFFF" w:themeColor="background1"/>
-          <w:insideH w:val="nil"/>
-          <w:insideV w:val="single" w:sz="8" w:space="0" w:color="FFFFFF" w:themeColor="background1"/>
+          <w:top w:val="single" w:color="FFFFFF" w:themeColor="background1" w:sz="24" w:space="0"/>
+          <w:left w:val="single" w:color="FFFFFF" w:themeColor="background1" w:sz="8" w:space="0"/>
+          <w:bottom w:val="single" w:color="FFFFFF" w:themeColor="background1" w:sz="8" w:space="0"/>
+          <w:right w:val="single" w:color="FFFFFF" w:themeColor="background1" w:sz="8" w:space="0"/>
+          <w:insideH w:val="nil"/>
+          <w:insideV w:val="single" w:color="FFFFFF" w:themeColor="background1" w:sz="8" w:space="0"/>
         </w:tcBorders>
         <w:shd w:val="clear" w:color="auto" w:fill="4BACC6" w:themeFill="accent5"/>
       </w:tcPr>
@@ -10652,8 +10798,8 @@
       <w:tblPr/>
       <w:tcPr>
         <w:tcBorders>
-          <w:left w:val="single" w:sz="8" w:space="0" w:color="FFFFFF" w:themeColor="background1"/>
-          <w:right w:val="single" w:sz="24" w:space="0" w:color="FFFFFF" w:themeColor="background1"/>
+          <w:left w:val="single" w:color="FFFFFF" w:themeColor="background1" w:sz="8" w:space="0"/>
+          <w:right w:val="single" w:color="FFFFFF" w:themeColor="background1" w:sz="24" w:space="0"/>
           <w:insideH w:val="nil"/>
           <w:insideV w:val="nil"/>
         </w:tcBorders>
@@ -10672,7 +10818,7 @@
       <w:tcPr>
         <w:tcBorders>
           <w:top w:val="nil"/>
-          <w:left w:val="single" w:sz="24" w:space="0" w:color="FFFFFF" w:themeColor="background1"/>
+          <w:left w:val="single" w:color="FFFFFF" w:themeColor="background1" w:sz="24" w:space="0"/>
           <w:bottom w:val="nil"/>
           <w:right w:val="nil"/>
           <w:insideH w:val="nil"/>
@@ -10685,10 +10831,10 @@
       <w:tblPr/>
       <w:tcPr>
         <w:tcBorders>
-          <w:top w:val="single" w:sz="8" w:space="0" w:color="FFFFFF" w:themeColor="background1"/>
-          <w:left w:val="single" w:sz="8" w:space="0" w:color="FFFFFF" w:themeColor="background1"/>
-          <w:bottom w:val="single" w:sz="8" w:space="0" w:color="FFFFFF" w:themeColor="background1"/>
-          <w:right w:val="single" w:sz="8" w:space="0" w:color="FFFFFF" w:themeColor="background1"/>
+          <w:top w:val="single" w:color="FFFFFF" w:themeColor="background1" w:sz="8" w:space="0"/>
+          <w:left w:val="single" w:color="FFFFFF" w:themeColor="background1" w:sz="8" w:space="0"/>
+          <w:bottom w:val="single" w:color="FFFFFF" w:themeColor="background1" w:sz="8" w:space="0"/>
+          <w:right w:val="single" w:color="FFFFFF" w:themeColor="background1" w:sz="8" w:space="0"/>
           <w:insideH w:val="nil"/>
           <w:insideV w:val="nil"/>
         </w:tcBorders>
@@ -10699,12 +10845,12 @@
       <w:tblPr/>
       <w:tcPr>
         <w:tcBorders>
-          <w:top w:val="single" w:sz="8" w:space="0" w:color="FFFFFF" w:themeColor="background1"/>
-          <w:left w:val="single" w:sz="8" w:space="0" w:color="FFFFFF" w:themeColor="background1"/>
-          <w:bottom w:val="single" w:sz="8" w:space="0" w:color="FFFFFF" w:themeColor="background1"/>
-          <w:right w:val="single" w:sz="8" w:space="0" w:color="FFFFFF" w:themeColor="background1"/>
-          <w:insideH w:val="single" w:sz="8" w:space="0" w:color="FFFFFF" w:themeColor="background1"/>
-          <w:insideV w:val="single" w:sz="8" w:space="0" w:color="FFFFFF" w:themeColor="background1"/>
+          <w:top w:val="single" w:color="FFFFFF" w:themeColor="background1" w:sz="8" w:space="0"/>
+          <w:left w:val="single" w:color="FFFFFF" w:themeColor="background1" w:sz="8" w:space="0"/>
+          <w:bottom w:val="single" w:color="FFFFFF" w:themeColor="background1" w:sz="8" w:space="0"/>
+          <w:right w:val="single" w:color="FFFFFF" w:themeColor="background1" w:sz="8" w:space="0"/>
+          <w:insideH w:val="single" w:color="FFFFFF" w:themeColor="background1" w:sz="8" w:space="0"/>
+          <w:insideV w:val="single" w:color="FFFFFF" w:themeColor="background1" w:sz="8" w:space="0"/>
         </w:tcBorders>
         <w:shd w:val="clear" w:color="auto" w:fill="A5D5E2" w:themeFill="accent5" w:themeFillTint="7F"/>
       </w:tcPr>
@@ -10723,12 +10869,12 @@
       <w:tblStyleColBandSize w:val="1"/>
       <w:tblInd w:w="0" w:type="dxa"/>
       <w:tblBorders>
-        <w:top w:val="single" w:sz="8" w:space="0" w:color="FFFFFF" w:themeColor="background1"/>
-        <w:left w:val="single" w:sz="8" w:space="0" w:color="FFFFFF" w:themeColor="background1"/>
-        <w:bottom w:val="single" w:sz="8" w:space="0" w:color="FFFFFF" w:themeColor="background1"/>
-        <w:right w:val="single" w:sz="8" w:space="0" w:color="FFFFFF" w:themeColor="background1"/>
-        <w:insideH w:val="single" w:sz="6" w:space="0" w:color="FFFFFF" w:themeColor="background1"/>
-        <w:insideV w:val="single" w:sz="6" w:space="0" w:color="FFFFFF" w:themeColor="background1"/>
+        <w:top w:val="single" w:color="FFFFFF" w:themeColor="background1" w:sz="8" w:space="0"/>
+        <w:left w:val="single" w:color="FFFFFF" w:themeColor="background1" w:sz="8" w:space="0"/>
+        <w:bottom w:val="single" w:color="FFFFFF" w:themeColor="background1" w:sz="8" w:space="0"/>
+        <w:right w:val="single" w:color="FFFFFF" w:themeColor="background1" w:sz="8" w:space="0"/>
+        <w:insideH w:val="single" w:color="FFFFFF" w:themeColor="background1" w:sz="6" w:space="0"/>
+        <w:insideV w:val="single" w:color="FFFFFF" w:themeColor="background1" w:sz="6" w:space="0"/>
       </w:tblBorders>
       <w:tblCellMar>
         <w:top w:w="0" w:type="dxa"/>
@@ -10751,12 +10897,12 @@
       <w:tblPr/>
       <w:tcPr>
         <w:tcBorders>
-          <w:top w:val="single" w:sz="8" w:space="0" w:color="FFFFFF" w:themeColor="background1"/>
-          <w:left w:val="single" w:sz="8" w:space="0" w:color="FFFFFF" w:themeColor="background1"/>
-          <w:bottom w:val="single" w:sz="24" w:space="0" w:color="FFFFFF" w:themeColor="background1"/>
-          <w:right w:val="single" w:sz="8" w:space="0" w:color="FFFFFF" w:themeColor="background1"/>
-          <w:insideH w:val="nil"/>
-          <w:insideV w:val="single" w:sz="8" w:space="0" w:color="FFFFFF" w:themeColor="background1"/>
+          <w:top w:val="single" w:color="FFFFFF" w:themeColor="background1" w:sz="8" w:space="0"/>
+          <w:left w:val="single" w:color="FFFFFF" w:themeColor="background1" w:sz="8" w:space="0"/>
+          <w:bottom w:val="single" w:color="FFFFFF" w:themeColor="background1" w:sz="24" w:space="0"/>
+          <w:right w:val="single" w:color="FFFFFF" w:themeColor="background1" w:sz="8" w:space="0"/>
+          <w:insideH w:val="nil"/>
+          <w:insideV w:val="single" w:color="FFFFFF" w:themeColor="background1" w:sz="8" w:space="0"/>
         </w:tcBorders>
         <w:shd w:val="clear" w:color="auto" w:fill="F79646" w:themeFill="accent6"/>
       </w:tcPr>
@@ -10772,12 +10918,12 @@
       <w:tblPr/>
       <w:tcPr>
         <w:tcBorders>
-          <w:top w:val="single" w:sz="24" w:space="0" w:color="FFFFFF" w:themeColor="background1"/>
-          <w:left w:val="single" w:sz="8" w:space="0" w:color="FFFFFF" w:themeColor="background1"/>
-          <w:bottom w:val="single" w:sz="8" w:space="0" w:color="FFFFFF" w:themeColor="background1"/>
-          <w:right w:val="single" w:sz="8" w:space="0" w:color="FFFFFF" w:themeColor="background1"/>
-          <w:insideH w:val="nil"/>
-          <w:insideV w:val="single" w:sz="8" w:space="0" w:color="FFFFFF" w:themeColor="background1"/>
+          <w:top w:val="single" w:color="FFFFFF" w:themeColor="background1" w:sz="24" w:space="0"/>
+          <w:left w:val="single" w:color="FFFFFF" w:themeColor="background1" w:sz="8" w:space="0"/>
+          <w:bottom w:val="single" w:color="FFFFFF" w:themeColor="background1" w:sz="8" w:space="0"/>
+          <w:right w:val="single" w:color="FFFFFF" w:themeColor="background1" w:sz="8" w:space="0"/>
+          <w:insideH w:val="nil"/>
+          <w:insideV w:val="single" w:color="FFFFFF" w:themeColor="background1" w:sz="8" w:space="0"/>
         </w:tcBorders>
         <w:shd w:val="clear" w:color="auto" w:fill="F79646" w:themeFill="accent6"/>
       </w:tcPr>
@@ -10793,8 +10939,8 @@
       <w:tblPr/>
       <w:tcPr>
         <w:tcBorders>
-          <w:left w:val="single" w:sz="8" w:space="0" w:color="FFFFFF" w:themeColor="background1"/>
-          <w:right w:val="single" w:sz="24" w:space="0" w:color="FFFFFF" w:themeColor="background1"/>
+          <w:left w:val="single" w:color="FFFFFF" w:themeColor="background1" w:sz="8" w:space="0"/>
+          <w:right w:val="single" w:color="FFFFFF" w:themeColor="background1" w:sz="24" w:space="0"/>
           <w:insideH w:val="nil"/>
           <w:insideV w:val="nil"/>
         </w:tcBorders>
@@ -10813,7 +10959,7 @@
       <w:tcPr>
         <w:tcBorders>
           <w:top w:val="nil"/>
-          <w:left w:val="single" w:sz="24" w:space="0" w:color="FFFFFF" w:themeColor="background1"/>
+          <w:left w:val="single" w:color="FFFFFF" w:themeColor="background1" w:sz="24" w:space="0"/>
           <w:bottom w:val="nil"/>
           <w:right w:val="nil"/>
           <w:insideH w:val="nil"/>
@@ -10826,10 +10972,10 @@
       <w:tblPr/>
       <w:tcPr>
         <w:tcBorders>
-          <w:top w:val="single" w:sz="8" w:space="0" w:color="FFFFFF" w:themeColor="background1"/>
-          <w:left w:val="single" w:sz="8" w:space="0" w:color="FFFFFF" w:themeColor="background1"/>
-          <w:bottom w:val="single" w:sz="8" w:space="0" w:color="FFFFFF" w:themeColor="background1"/>
-          <w:right w:val="single" w:sz="8" w:space="0" w:color="FFFFFF" w:themeColor="background1"/>
+          <w:top w:val="single" w:color="FFFFFF" w:themeColor="background1" w:sz="8" w:space="0"/>
+          <w:left w:val="single" w:color="FFFFFF" w:themeColor="background1" w:sz="8" w:space="0"/>
+          <w:bottom w:val="single" w:color="FFFFFF" w:themeColor="background1" w:sz="8" w:space="0"/>
+          <w:right w:val="single" w:color="FFFFFF" w:themeColor="background1" w:sz="8" w:space="0"/>
           <w:insideH w:val="nil"/>
           <w:insideV w:val="nil"/>
         </w:tcBorders>
@@ -10840,12 +10986,12 @@
       <w:tblPr/>
       <w:tcPr>
         <w:tcBorders>
-          <w:top w:val="single" w:sz="8" w:space="0" w:color="FFFFFF" w:themeColor="background1"/>
-          <w:left w:val="single" w:sz="8" w:space="0" w:color="FFFFFF" w:themeColor="background1"/>
-          <w:bottom w:val="single" w:sz="8" w:space="0" w:color="FFFFFF" w:themeColor="background1"/>
-          <w:right w:val="single" w:sz="8" w:space="0" w:color="FFFFFF" w:themeColor="background1"/>
-          <w:insideH w:val="single" w:sz="8" w:space="0" w:color="FFFFFF" w:themeColor="background1"/>
-          <w:insideV w:val="single" w:sz="8" w:space="0" w:color="FFFFFF" w:themeColor="background1"/>
+          <w:top w:val="single" w:color="FFFFFF" w:themeColor="background1" w:sz="8" w:space="0"/>
+          <w:left w:val="single" w:color="FFFFFF" w:themeColor="background1" w:sz="8" w:space="0"/>
+          <w:bottom w:val="single" w:color="FFFFFF" w:themeColor="background1" w:sz="8" w:space="0"/>
+          <w:right w:val="single" w:color="FFFFFF" w:themeColor="background1" w:sz="8" w:space="0"/>
+          <w:insideH w:val="single" w:color="FFFFFF" w:themeColor="background1" w:sz="8" w:space="0"/>
+          <w:insideV w:val="single" w:color="FFFFFF" w:themeColor="background1" w:sz="8" w:space="0"/>
         </w:tcBorders>
         <w:shd w:val="clear" w:color="auto" w:fill="FBCAA2" w:themeFill="accent6" w:themeFillTint="7F"/>
       </w:tcPr>
@@ -10886,7 +11032,7 @@
         <w:tcBorders>
           <w:top w:val="nil"/>
           <w:left w:val="nil"/>
-          <w:bottom w:val="single" w:sz="18" w:space="0" w:color="FFFFFF" w:themeColor="background1"/>
+          <w:bottom w:val="single" w:color="FFFFFF" w:themeColor="background1" w:sz="18" w:space="0"/>
           <w:right w:val="nil"/>
           <w:insideH w:val="nil"/>
           <w:insideV w:val="nil"/>
@@ -10898,7 +11044,7 @@
       <w:tblPr/>
       <w:tcPr>
         <w:tcBorders>
-          <w:top w:val="single" w:sz="18" w:space="0" w:color="FFFFFF" w:themeColor="background1"/>
+          <w:top w:val="single" w:color="FFFFFF" w:themeColor="background1" w:sz="18" w:space="0"/>
           <w:left w:val="nil"/>
           <w:bottom w:val="nil"/>
           <w:right w:val="nil"/>
@@ -10915,7 +11061,7 @@
           <w:top w:val="nil"/>
           <w:left w:val="nil"/>
           <w:bottom w:val="nil"/>
-          <w:right w:val="single" w:sz="18" w:space="0" w:color="FFFFFF" w:themeColor="background1"/>
+          <w:right w:val="single" w:color="FFFFFF" w:themeColor="background1" w:sz="18" w:space="0"/>
           <w:insideH w:val="nil"/>
           <w:insideV w:val="nil"/>
         </w:tcBorders>
@@ -10927,7 +11073,7 @@
       <w:tcPr>
         <w:tcBorders>
           <w:top w:val="nil"/>
-          <w:left w:val="single" w:sz="18" w:space="0" w:color="FFFFFF" w:themeColor="background1"/>
+          <w:left w:val="single" w:color="FFFFFF" w:themeColor="background1" w:sz="18" w:space="0"/>
           <w:bottom w:val="nil"/>
           <w:right w:val="nil"/>
           <w:insideH w:val="nil"/>
@@ -11000,7 +11146,7 @@
         <w:tcBorders>
           <w:top w:val="nil"/>
           <w:left w:val="nil"/>
-          <w:bottom w:val="single" w:sz="18" w:space="0" w:color="FFFFFF" w:themeColor="background1"/>
+          <w:bottom w:val="single" w:color="FFFFFF" w:themeColor="background1" w:sz="18" w:space="0"/>
           <w:right w:val="nil"/>
           <w:insideH w:val="nil"/>
           <w:insideV w:val="nil"/>
@@ -11012,7 +11158,7 @@
       <w:tblPr/>
       <w:tcPr>
         <w:tcBorders>
-          <w:top w:val="single" w:sz="18" w:space="0" w:color="FFFFFF" w:themeColor="background1"/>
+          <w:top w:val="single" w:color="FFFFFF" w:themeColor="background1" w:sz="18" w:space="0"/>
           <w:left w:val="nil"/>
           <w:bottom w:val="nil"/>
           <w:right w:val="nil"/>
@@ -11029,7 +11175,7 @@
           <w:top w:val="nil"/>
           <w:left w:val="nil"/>
           <w:bottom w:val="nil"/>
-          <w:right w:val="single" w:sz="18" w:space="0" w:color="FFFFFF" w:themeColor="background1"/>
+          <w:right w:val="single" w:color="FFFFFF" w:themeColor="background1" w:sz="18" w:space="0"/>
           <w:insideH w:val="nil"/>
           <w:insideV w:val="nil"/>
         </w:tcBorders>
@@ -11041,7 +11187,7 @@
       <w:tcPr>
         <w:tcBorders>
           <w:top w:val="nil"/>
-          <w:left w:val="single" w:sz="18" w:space="0" w:color="FFFFFF" w:themeColor="background1"/>
+          <w:left w:val="single" w:color="FFFFFF" w:themeColor="background1" w:sz="18" w:space="0"/>
           <w:bottom w:val="nil"/>
           <w:right w:val="nil"/>
           <w:insideH w:val="nil"/>
@@ -11114,7 +11260,7 @@
         <w:tcBorders>
           <w:top w:val="nil"/>
           <w:left w:val="nil"/>
-          <w:bottom w:val="single" w:sz="18" w:space="0" w:color="FFFFFF" w:themeColor="background1"/>
+          <w:bottom w:val="single" w:color="FFFFFF" w:themeColor="background1" w:sz="18" w:space="0"/>
           <w:right w:val="nil"/>
           <w:insideH w:val="nil"/>
           <w:insideV w:val="nil"/>
@@ -11126,7 +11272,7 @@
       <w:tblPr/>
       <w:tcPr>
         <w:tcBorders>
-          <w:top w:val="single" w:sz="18" w:space="0" w:color="FFFFFF" w:themeColor="background1"/>
+          <w:top w:val="single" w:color="FFFFFF" w:themeColor="background1" w:sz="18" w:space="0"/>
           <w:left w:val="nil"/>
           <w:bottom w:val="nil"/>
           <w:right w:val="nil"/>
@@ -11143,7 +11289,7 @@
           <w:top w:val="nil"/>
           <w:left w:val="nil"/>
           <w:bottom w:val="nil"/>
-          <w:right w:val="single" w:sz="18" w:space="0" w:color="FFFFFF" w:themeColor="background1"/>
+          <w:right w:val="single" w:color="FFFFFF" w:themeColor="background1" w:sz="18" w:space="0"/>
           <w:insideH w:val="nil"/>
           <w:insideV w:val="nil"/>
         </w:tcBorders>
@@ -11155,7 +11301,7 @@
       <w:tcPr>
         <w:tcBorders>
           <w:top w:val="nil"/>
-          <w:left w:val="single" w:sz="18" w:space="0" w:color="FFFFFF" w:themeColor="background1"/>
+          <w:left w:val="single" w:color="FFFFFF" w:themeColor="background1" w:sz="18" w:space="0"/>
           <w:bottom w:val="nil"/>
           <w:right w:val="nil"/>
           <w:insideH w:val="nil"/>
@@ -11228,7 +11374,7 @@
         <w:tcBorders>
           <w:top w:val="nil"/>
           <w:left w:val="nil"/>
-          <w:bottom w:val="single" w:sz="18" w:space="0" w:color="FFFFFF" w:themeColor="background1"/>
+          <w:bottom w:val="single" w:color="FFFFFF" w:themeColor="background1" w:sz="18" w:space="0"/>
           <w:right w:val="nil"/>
           <w:insideH w:val="nil"/>
           <w:insideV w:val="nil"/>
@@ -11240,7 +11386,7 @@
       <w:tblPr/>
       <w:tcPr>
         <w:tcBorders>
-          <w:top w:val="single" w:sz="18" w:space="0" w:color="FFFFFF" w:themeColor="background1"/>
+          <w:top w:val="single" w:color="FFFFFF" w:themeColor="background1" w:sz="18" w:space="0"/>
           <w:left w:val="nil"/>
           <w:bottom w:val="nil"/>
           <w:right w:val="nil"/>
@@ -11257,7 +11403,7 @@
           <w:top w:val="nil"/>
           <w:left w:val="nil"/>
           <w:bottom w:val="nil"/>
-          <w:right w:val="single" w:sz="18" w:space="0" w:color="FFFFFF" w:themeColor="background1"/>
+          <w:right w:val="single" w:color="FFFFFF" w:themeColor="background1" w:sz="18" w:space="0"/>
           <w:insideH w:val="nil"/>
           <w:insideV w:val="nil"/>
         </w:tcBorders>
@@ -11269,7 +11415,7 @@
       <w:tcPr>
         <w:tcBorders>
           <w:top w:val="nil"/>
-          <w:left w:val="single" w:sz="18" w:space="0" w:color="FFFFFF" w:themeColor="background1"/>
+          <w:left w:val="single" w:color="FFFFFF" w:themeColor="background1" w:sz="18" w:space="0"/>
           <w:bottom w:val="nil"/>
           <w:right w:val="nil"/>
           <w:insideH w:val="nil"/>
@@ -11342,7 +11488,7 @@
         <w:tcBorders>
           <w:top w:val="nil"/>
           <w:left w:val="nil"/>
-          <w:bottom w:val="single" w:sz="18" w:space="0" w:color="FFFFFF" w:themeColor="background1"/>
+          <w:bottom w:val="single" w:color="FFFFFF" w:themeColor="background1" w:sz="18" w:space="0"/>
           <w:right w:val="nil"/>
           <w:insideH w:val="nil"/>
           <w:insideV w:val="nil"/>
@@ -11354,7 +11500,7 @@
       <w:tblPr/>
       <w:tcPr>
         <w:tcBorders>
-          <w:top w:val="single" w:sz="18" w:space="0" w:color="FFFFFF" w:themeColor="background1"/>
+          <w:top w:val="single" w:color="FFFFFF" w:themeColor="background1" w:sz="18" w:space="0"/>
           <w:left w:val="nil"/>
           <w:bottom w:val="nil"/>
           <w:right w:val="nil"/>
@@ -11371,7 +11517,7 @@
           <w:top w:val="nil"/>
           <w:left w:val="nil"/>
           <w:bottom w:val="nil"/>
-          <w:right w:val="single" w:sz="18" w:space="0" w:color="FFFFFF" w:themeColor="background1"/>
+          <w:right w:val="single" w:color="FFFFFF" w:themeColor="background1" w:sz="18" w:space="0"/>
           <w:insideH w:val="nil"/>
           <w:insideV w:val="nil"/>
         </w:tcBorders>
@@ -11383,7 +11529,7 @@
       <w:tcPr>
         <w:tcBorders>
           <w:top w:val="nil"/>
-          <w:left w:val="single" w:sz="18" w:space="0" w:color="FFFFFF" w:themeColor="background1"/>
+          <w:left w:val="single" w:color="FFFFFF" w:themeColor="background1" w:sz="18" w:space="0"/>
           <w:bottom w:val="nil"/>
           <w:right w:val="nil"/>
           <w:insideH w:val="nil"/>
@@ -11456,7 +11602,7 @@
         <w:tcBorders>
           <w:top w:val="nil"/>
           <w:left w:val="nil"/>
-          <w:bottom w:val="single" w:sz="18" w:space="0" w:color="FFFFFF" w:themeColor="background1"/>
+          <w:bottom w:val="single" w:color="FFFFFF" w:themeColor="background1" w:sz="18" w:space="0"/>
           <w:right w:val="nil"/>
           <w:insideH w:val="nil"/>
           <w:insideV w:val="nil"/>
@@ -11468,7 +11614,7 @@
       <w:tblPr/>
       <w:tcPr>
         <w:tcBorders>
-          <w:top w:val="single" w:sz="18" w:space="0" w:color="FFFFFF" w:themeColor="background1"/>
+          <w:top w:val="single" w:color="FFFFFF" w:themeColor="background1" w:sz="18" w:space="0"/>
           <w:left w:val="nil"/>
           <w:bottom w:val="nil"/>
           <w:right w:val="nil"/>
@@ -11485,7 +11631,7 @@
           <w:top w:val="nil"/>
           <w:left w:val="nil"/>
           <w:bottom w:val="nil"/>
-          <w:right w:val="single" w:sz="18" w:space="0" w:color="FFFFFF" w:themeColor="background1"/>
+          <w:right w:val="single" w:color="FFFFFF" w:themeColor="background1" w:sz="18" w:space="0"/>
           <w:insideH w:val="nil"/>
           <w:insideV w:val="nil"/>
         </w:tcBorders>
@@ -11497,7 +11643,7 @@
       <w:tcPr>
         <w:tcBorders>
           <w:top w:val="nil"/>
-          <w:left w:val="single" w:sz="18" w:space="0" w:color="FFFFFF" w:themeColor="background1"/>
+          <w:left w:val="single" w:color="FFFFFF" w:themeColor="background1" w:sz="18" w:space="0"/>
           <w:bottom w:val="nil"/>
           <w:right w:val="nil"/>
           <w:insideH w:val="nil"/>
@@ -11570,7 +11716,7 @@
         <w:tcBorders>
           <w:top w:val="nil"/>
           <w:left w:val="nil"/>
-          <w:bottom w:val="single" w:sz="18" w:space="0" w:color="FFFFFF" w:themeColor="background1"/>
+          <w:bottom w:val="single" w:color="FFFFFF" w:themeColor="background1" w:sz="18" w:space="0"/>
           <w:right w:val="nil"/>
           <w:insideH w:val="nil"/>
           <w:insideV w:val="nil"/>
@@ -11582,7 +11728,7 @@
       <w:tblPr/>
       <w:tcPr>
         <w:tcBorders>
-          <w:top w:val="single" w:sz="18" w:space="0" w:color="FFFFFF" w:themeColor="background1"/>
+          <w:top w:val="single" w:color="FFFFFF" w:themeColor="background1" w:sz="18" w:space="0"/>
           <w:left w:val="nil"/>
           <w:bottom w:val="nil"/>
           <w:right w:val="nil"/>
@@ -11599,7 +11745,7 @@
           <w:top w:val="nil"/>
           <w:left w:val="nil"/>
           <w:bottom w:val="nil"/>
-          <w:right w:val="single" w:sz="18" w:space="0" w:color="FFFFFF" w:themeColor="background1"/>
+          <w:right w:val="single" w:color="FFFFFF" w:themeColor="background1" w:sz="18" w:space="0"/>
           <w:insideH w:val="nil"/>
           <w:insideV w:val="nil"/>
         </w:tcBorders>
@@ -11611,7 +11757,7 @@
       <w:tcPr>
         <w:tcBorders>
           <w:top w:val="nil"/>
-          <w:left w:val="single" w:sz="18" w:space="0" w:color="FFFFFF" w:themeColor="background1"/>
+          <w:left w:val="single" w:color="FFFFFF" w:themeColor="background1" w:sz="18" w:space="0"/>
           <w:bottom w:val="nil"/>
           <w:right w:val="nil"/>
           <w:insideH w:val="nil"/>
@@ -11665,12 +11811,12 @@
       <w:tblStyleColBandSize w:val="1"/>
       <w:tblInd w:w="0" w:type="dxa"/>
       <w:tblBorders>
-        <w:top w:val="single" w:sz="24" w:space="0" w:color="C0504D" w:themeColor="accent2"/>
-        <w:left w:val="single" w:sz="4" w:space="0" w:color="000000" w:themeColor="text1"/>
-        <w:bottom w:val="single" w:sz="4" w:space="0" w:color="000000" w:themeColor="text1"/>
-        <w:right w:val="single" w:sz="4" w:space="0" w:color="000000" w:themeColor="text1"/>
-        <w:insideH w:val="single" w:sz="4" w:space="0" w:color="FFFFFF" w:themeColor="background1"/>
-        <w:insideV w:val="single" w:sz="4" w:space="0" w:color="FFFFFF" w:themeColor="background1"/>
+        <w:top w:val="single" w:color="C0504D" w:themeColor="accent2" w:sz="24" w:space="0"/>
+        <w:left w:val="single" w:color="000000" w:themeColor="text1" w:sz="4" w:space="0"/>
+        <w:bottom w:val="single" w:color="000000" w:themeColor="text1" w:sz="4" w:space="0"/>
+        <w:right w:val="single" w:color="000000" w:themeColor="text1" w:sz="4" w:space="0"/>
+        <w:insideH w:val="single" w:color="FFFFFF" w:themeColor="background1" w:sz="4" w:space="0"/>
+        <w:insideV w:val="single" w:color="FFFFFF" w:themeColor="background1" w:sz="4" w:space="0"/>
       </w:tblBorders>
       <w:tblCellMar>
         <w:top w:w="0" w:type="dxa"/>
@@ -11692,7 +11838,7 @@
         <w:tcBorders>
           <w:top w:val="nil"/>
           <w:left w:val="nil"/>
-          <w:bottom w:val="single" w:sz="24" w:space="0" w:color="C0504D" w:themeColor="accent2"/>
+          <w:bottom w:val="single" w:color="C0504D" w:themeColor="accent2" w:sz="24" w:space="0"/>
           <w:right w:val="nil"/>
           <w:insideH w:val="nil"/>
           <w:insideV w:val="nil"/>
@@ -11709,7 +11855,7 @@
       <w:tblPr/>
       <w:tcPr>
         <w:tcBorders>
-          <w:top w:val="single" w:sz="6" w:space="0" w:color="FFFFFF" w:themeColor="background1"/>
+          <w:top w:val="single" w:color="FFFFFF" w:themeColor="background1" w:sz="6" w:space="0"/>
         </w:tcBorders>
         <w:shd w:val="clear" w:color="auto" w:fill="000000" w:themeFill="text1" w:themeFillShade="99"/>
       </w:tcPr>
@@ -11725,7 +11871,7 @@
           <w:left w:val="nil"/>
           <w:bottom w:val="nil"/>
           <w:right w:val="nil"/>
-          <w:insideH w:val="single" w:sz="4" w:space="0" w:color="000000" w:themeColor="text1" w:themeShade="99"/>
+          <w:insideH w:val="single" w:color="000000" w:themeColor="text1" w:themeShade="99" w:sz="4" w:space="0"/>
           <w:insideV w:val="nil"/>
         </w:tcBorders>
         <w:shd w:val="clear" w:color="auto" w:fill="000000" w:themeFill="text1" w:themeFillShade="99"/>
@@ -11787,12 +11933,12 @@
       <w:tblStyleColBandSize w:val="1"/>
       <w:tblInd w:w="0" w:type="dxa"/>
       <w:tblBorders>
-        <w:top w:val="single" w:sz="24" w:space="0" w:color="C0504D" w:themeColor="accent2"/>
-        <w:left w:val="single" w:sz="4" w:space="0" w:color="4F81BD" w:themeColor="accent1"/>
-        <w:bottom w:val="single" w:sz="4" w:space="0" w:color="4F81BD" w:themeColor="accent1"/>
-        <w:right w:val="single" w:sz="4" w:space="0" w:color="4F81BD" w:themeColor="accent1"/>
-        <w:insideH w:val="single" w:sz="4" w:space="0" w:color="FFFFFF" w:themeColor="background1"/>
-        <w:insideV w:val="single" w:sz="4" w:space="0" w:color="FFFFFF" w:themeColor="background1"/>
+        <w:top w:val="single" w:color="C0504D" w:themeColor="accent2" w:sz="24" w:space="0"/>
+        <w:left w:val="single" w:color="4F81BD" w:themeColor="accent1" w:sz="4" w:space="0"/>
+        <w:bottom w:val="single" w:color="4F81BD" w:themeColor="accent1" w:sz="4" w:space="0"/>
+        <w:right w:val="single" w:color="4F81BD" w:themeColor="accent1" w:sz="4" w:space="0"/>
+        <w:insideH w:val="single" w:color="FFFFFF" w:themeColor="background1" w:sz="4" w:space="0"/>
+        <w:insideV w:val="single" w:color="FFFFFF" w:themeColor="background1" w:sz="4" w:space="0"/>
       </w:tblBorders>
       <w:tblCellMar>
         <w:top w:w="0" w:type="dxa"/>
@@ -11814,7 +11960,7 @@
         <w:tcBorders>
           <w:top w:val="nil"/>
           <w:left w:val="nil"/>
-          <w:bottom w:val="single" w:sz="24" w:space="0" w:color="C0504D" w:themeColor="accent2"/>
+          <w:bottom w:val="single" w:color="C0504D" w:themeColor="accent2" w:sz="24" w:space="0"/>
           <w:right w:val="nil"/>
           <w:insideH w:val="nil"/>
           <w:insideV w:val="nil"/>
@@ -11831,7 +11977,7 @@
       <w:tblPr/>
       <w:tcPr>
         <w:tcBorders>
-          <w:top w:val="single" w:sz="6" w:space="0" w:color="FFFFFF" w:themeColor="background1"/>
+          <w:top w:val="single" w:color="FFFFFF" w:themeColor="background1" w:sz="6" w:space="0"/>
         </w:tcBorders>
         <w:shd w:val="clear" w:color="auto" w:fill="2C4C74" w:themeFill="accent1" w:themeFillShade="99"/>
       </w:tcPr>
@@ -11847,7 +11993,7 @@
           <w:left w:val="nil"/>
           <w:bottom w:val="nil"/>
           <w:right w:val="nil"/>
-          <w:insideH w:val="single" w:sz="4" w:space="0" w:color="2C4C74" w:themeColor="accent1" w:themeShade="99"/>
+          <w:insideH w:val="single" w:color="2C4C74" w:themeColor="accent1" w:themeShade="99" w:sz="4" w:space="0"/>
           <w:insideV w:val="nil"/>
         </w:tcBorders>
         <w:shd w:val="clear" w:color="auto" w:fill="2C4C74" w:themeFill="accent1" w:themeFillShade="99"/>
@@ -11909,12 +12055,12 @@
       <w:tblStyleColBandSize w:val="1"/>
       <w:tblInd w:w="0" w:type="dxa"/>
       <w:tblBorders>
-        <w:top w:val="single" w:sz="24" w:space="0" w:color="C0504D" w:themeColor="accent2"/>
-        <w:left w:val="single" w:sz="4" w:space="0" w:color="C0504D" w:themeColor="accent2"/>
-        <w:bottom w:val="single" w:sz="4" w:space="0" w:color="C0504D" w:themeColor="accent2"/>
-        <w:right w:val="single" w:sz="4" w:space="0" w:color="C0504D" w:themeColor="accent2"/>
-        <w:insideH w:val="single" w:sz="4" w:space="0" w:color="FFFFFF" w:themeColor="background1"/>
-        <w:insideV w:val="single" w:sz="4" w:space="0" w:color="FFFFFF" w:themeColor="background1"/>
+        <w:top w:val="single" w:color="C0504D" w:themeColor="accent2" w:sz="24" w:space="0"/>
+        <w:left w:val="single" w:color="C0504D" w:themeColor="accent2" w:sz="4" w:space="0"/>
+        <w:bottom w:val="single" w:color="C0504D" w:themeColor="accent2" w:sz="4" w:space="0"/>
+        <w:right w:val="single" w:color="C0504D" w:themeColor="accent2" w:sz="4" w:space="0"/>
+        <w:insideH w:val="single" w:color="FFFFFF" w:themeColor="background1" w:sz="4" w:space="0"/>
+        <w:insideV w:val="single" w:color="FFFFFF" w:themeColor="background1" w:sz="4" w:space="0"/>
       </w:tblBorders>
       <w:tblCellMar>
         <w:top w:w="0" w:type="dxa"/>
@@ -11936,7 +12082,7 @@
         <w:tcBorders>
           <w:top w:val="nil"/>
           <w:left w:val="nil"/>
-          <w:bottom w:val="single" w:sz="24" w:space="0" w:color="C0504D" w:themeColor="accent2"/>
+          <w:bottom w:val="single" w:color="C0504D" w:themeColor="accent2" w:sz="24" w:space="0"/>
           <w:right w:val="nil"/>
           <w:insideH w:val="nil"/>
           <w:insideV w:val="nil"/>
@@ -11953,7 +12099,7 @@
       <w:tblPr/>
       <w:tcPr>
         <w:tcBorders>
-          <w:top w:val="single" w:sz="6" w:space="0" w:color="FFFFFF" w:themeColor="background1"/>
+          <w:top w:val="single" w:color="FFFFFF" w:themeColor="background1" w:sz="6" w:space="0"/>
         </w:tcBorders>
         <w:shd w:val="clear" w:color="auto" w:fill="772C2A" w:themeFill="accent2" w:themeFillShade="99"/>
       </w:tcPr>
@@ -11969,7 +12115,7 @@
           <w:left w:val="nil"/>
           <w:bottom w:val="nil"/>
           <w:right w:val="nil"/>
-          <w:insideH w:val="single" w:sz="4" w:space="0" w:color="772C2A" w:themeColor="accent2" w:themeShade="99"/>
+          <w:insideH w:val="single" w:color="772C2A" w:themeColor="accent2" w:themeShade="99" w:sz="4" w:space="0"/>
           <w:insideV w:val="nil"/>
         </w:tcBorders>
         <w:shd w:val="clear" w:color="auto" w:fill="772C2A" w:themeFill="accent2" w:themeFillShade="99"/>
@@ -12031,12 +12177,12 @@
       <w:tblStyleColBandSize w:val="1"/>
       <w:tblInd w:w="0" w:type="dxa"/>
       <w:tblBorders>
-        <w:top w:val="single" w:sz="24" w:space="0" w:color="8064A2" w:themeColor="accent4"/>
-        <w:left w:val="single" w:sz="4" w:space="0" w:color="9BBB59" w:themeColor="accent3"/>
-        <w:bottom w:val="single" w:sz="4" w:space="0" w:color="9BBB59" w:themeColor="accent3"/>
-        <w:right w:val="single" w:sz="4" w:space="0" w:color="9BBB59" w:themeColor="accent3"/>
-        <w:insideH w:val="single" w:sz="4" w:space="0" w:color="FFFFFF" w:themeColor="background1"/>
-        <w:insideV w:val="single" w:sz="4" w:space="0" w:color="FFFFFF" w:themeColor="background1"/>
+        <w:top w:val="single" w:color="8064A2" w:themeColor="accent4" w:sz="24" w:space="0"/>
+        <w:left w:val="single" w:color="9BBB59" w:themeColor="accent3" w:sz="4" w:space="0"/>
+        <w:bottom w:val="single" w:color="9BBB59" w:themeColor="accent3" w:sz="4" w:space="0"/>
+        <w:right w:val="single" w:color="9BBB59" w:themeColor="accent3" w:sz="4" w:space="0"/>
+        <w:insideH w:val="single" w:color="FFFFFF" w:themeColor="background1" w:sz="4" w:space="0"/>
+        <w:insideV w:val="single" w:color="FFFFFF" w:themeColor="background1" w:sz="4" w:space="0"/>
       </w:tblBorders>
       <w:tblCellMar>
         <w:top w:w="0" w:type="dxa"/>
@@ -12058,7 +12204,7 @@
         <w:tcBorders>
           <w:top w:val="nil"/>
           <w:left w:val="nil"/>
-          <w:bottom w:val="single" w:sz="24" w:space="0" w:color="8064A2" w:themeColor="accent4"/>
+          <w:bottom w:val="single" w:color="8064A2" w:themeColor="accent4" w:sz="24" w:space="0"/>
           <w:right w:val="nil"/>
           <w:insideH w:val="nil"/>
           <w:insideV w:val="nil"/>
@@ -12075,7 +12221,7 @@
       <w:tblPr/>
       <w:tcPr>
         <w:tcBorders>
-          <w:top w:val="single" w:sz="6" w:space="0" w:color="FFFFFF" w:themeColor="background1"/>
+          <w:top w:val="single" w:color="FFFFFF" w:themeColor="background1" w:sz="6" w:space="0"/>
         </w:tcBorders>
         <w:shd w:val="clear" w:color="auto" w:fill="5E7530" w:themeFill="accent3" w:themeFillShade="99"/>
       </w:tcPr>
@@ -12091,7 +12237,7 @@
           <w:left w:val="nil"/>
           <w:bottom w:val="nil"/>
           <w:right w:val="nil"/>
-          <w:insideH w:val="single" w:sz="4" w:space="0" w:color="5E7530" w:themeColor="accent3" w:themeShade="99"/>
+          <w:insideH w:val="single" w:color="5E7530" w:themeColor="accent3" w:themeShade="99" w:sz="4" w:space="0"/>
           <w:insideV w:val="nil"/>
         </w:tcBorders>
         <w:shd w:val="clear" w:color="auto" w:fill="5E7530" w:themeFill="accent3" w:themeFillShade="99"/>
@@ -12143,12 +12289,12 @@
       <w:tblStyleColBandSize w:val="1"/>
       <w:tblInd w:w="0" w:type="dxa"/>
       <w:tblBorders>
-        <w:top w:val="single" w:sz="24" w:space="0" w:color="9BBB59" w:themeColor="accent3"/>
-        <w:left w:val="single" w:sz="4" w:space="0" w:color="8064A2" w:themeColor="accent4"/>
-        <w:bottom w:val="single" w:sz="4" w:space="0" w:color="8064A2" w:themeColor="accent4"/>
-        <w:right w:val="single" w:sz="4" w:space="0" w:color="8064A2" w:themeColor="accent4"/>
-        <w:insideH w:val="single" w:sz="4" w:space="0" w:color="FFFFFF" w:themeColor="background1"/>
-        <w:insideV w:val="single" w:sz="4" w:space="0" w:color="FFFFFF" w:themeColor="background1"/>
+        <w:top w:val="single" w:color="9BBB59" w:themeColor="accent3" w:sz="24" w:space="0"/>
+        <w:left w:val="single" w:color="8064A2" w:themeColor="accent4" w:sz="4" w:space="0"/>
+        <w:bottom w:val="single" w:color="8064A2" w:themeColor="accent4" w:sz="4" w:space="0"/>
+        <w:right w:val="single" w:color="8064A2" w:themeColor="accent4" w:sz="4" w:space="0"/>
+        <w:insideH w:val="single" w:color="FFFFFF" w:themeColor="background1" w:sz="4" w:space="0"/>
+        <w:insideV w:val="single" w:color="FFFFFF" w:themeColor="background1" w:sz="4" w:space="0"/>
       </w:tblBorders>
       <w:tblCellMar>
         <w:top w:w="0" w:type="dxa"/>
@@ -12170,7 +12316,7 @@
         <w:tcBorders>
           <w:top w:val="nil"/>
           <w:left w:val="nil"/>
-          <w:bottom w:val="single" w:sz="24" w:space="0" w:color="9BBB59" w:themeColor="accent3"/>
+          <w:bottom w:val="single" w:color="9BBB59" w:themeColor="accent3" w:sz="24" w:space="0"/>
           <w:right w:val="nil"/>
           <w:insideH w:val="nil"/>
           <w:insideV w:val="nil"/>
@@ -12187,7 +12333,7 @@
       <w:tblPr/>
       <w:tcPr>
         <w:tcBorders>
-          <w:top w:val="single" w:sz="6" w:space="0" w:color="FFFFFF" w:themeColor="background1"/>
+          <w:top w:val="single" w:color="FFFFFF" w:themeColor="background1" w:sz="6" w:space="0"/>
         </w:tcBorders>
         <w:shd w:val="clear" w:color="auto" w:fill="4C3B62" w:themeFill="accent4" w:themeFillShade="99"/>
       </w:tcPr>
@@ -12203,7 +12349,7 @@
           <w:left w:val="nil"/>
           <w:bottom w:val="nil"/>
           <w:right w:val="nil"/>
-          <w:insideH w:val="single" w:sz="4" w:space="0" w:color="4C3B62" w:themeColor="accent4" w:themeShade="99"/>
+          <w:insideH w:val="single" w:color="4C3B62" w:themeColor="accent4" w:themeShade="99" w:sz="4" w:space="0"/>
           <w:insideV w:val="nil"/>
         </w:tcBorders>
         <w:shd w:val="clear" w:color="auto" w:fill="4C3B62" w:themeFill="accent4" w:themeFillShade="99"/>
@@ -12265,12 +12411,12 @@
       <w:tblStyleColBandSize w:val="1"/>
       <w:tblInd w:w="0" w:type="dxa"/>
       <w:tblBorders>
-        <w:top w:val="single" w:sz="24" w:space="0" w:color="F79646" w:themeColor="accent6"/>
-        <w:left w:val="single" w:sz="4" w:space="0" w:color="4BACC6" w:themeColor="accent5"/>
-        <w:bottom w:val="single" w:sz="4" w:space="0" w:color="4BACC6" w:themeColor="accent5"/>
-        <w:right w:val="single" w:sz="4" w:space="0" w:color="4BACC6" w:themeColor="accent5"/>
-        <w:insideH w:val="single" w:sz="4" w:space="0" w:color="FFFFFF" w:themeColor="background1"/>
-        <w:insideV w:val="single" w:sz="4" w:space="0" w:color="FFFFFF" w:themeColor="background1"/>
+        <w:top w:val="single" w:color="F79646" w:themeColor="accent6" w:sz="24" w:space="0"/>
+        <w:left w:val="single" w:color="4BACC6" w:themeColor="accent5" w:sz="4" w:space="0"/>
+        <w:bottom w:val="single" w:color="4BACC6" w:themeColor="accent5" w:sz="4" w:space="0"/>
+        <w:right w:val="single" w:color="4BACC6" w:themeColor="accent5" w:sz="4" w:space="0"/>
+        <w:insideH w:val="single" w:color="FFFFFF" w:themeColor="background1" w:sz="4" w:space="0"/>
+        <w:insideV w:val="single" w:color="FFFFFF" w:themeColor="background1" w:sz="4" w:space="0"/>
       </w:tblBorders>
       <w:tblCellMar>
         <w:top w:w="0" w:type="dxa"/>
@@ -12292,7 +12438,7 @@
         <w:tcBorders>
           <w:top w:val="nil"/>
           <w:left w:val="nil"/>
-          <w:bottom w:val="single" w:sz="24" w:space="0" w:color="F79646" w:themeColor="accent6"/>
+          <w:bottom w:val="single" w:color="F79646" w:themeColor="accent6" w:sz="24" w:space="0"/>
           <w:right w:val="nil"/>
           <w:insideH w:val="nil"/>
           <w:insideV w:val="nil"/>
@@ -12309,7 +12455,7 @@
       <w:tblPr/>
       <w:tcPr>
         <w:tcBorders>
-          <w:top w:val="single" w:sz="6" w:space="0" w:color="FFFFFF" w:themeColor="background1"/>
+          <w:top w:val="single" w:color="FFFFFF" w:themeColor="background1" w:sz="6" w:space="0"/>
         </w:tcBorders>
         <w:shd w:val="clear" w:color="auto" w:fill="276A7C" w:themeFill="accent5" w:themeFillShade="99"/>
       </w:tcPr>
@@ -12325,7 +12471,7 @@
           <w:left w:val="nil"/>
           <w:bottom w:val="nil"/>
           <w:right w:val="nil"/>
-          <w:insideH w:val="single" w:sz="4" w:space="0" w:color="276A7C" w:themeColor="accent5" w:themeShade="99"/>
+          <w:insideH w:val="single" w:color="276A7C" w:themeColor="accent5" w:themeShade="99" w:sz="4" w:space="0"/>
           <w:insideV w:val="nil"/>
         </w:tcBorders>
         <w:shd w:val="clear" w:color="auto" w:fill="276A7C" w:themeFill="accent5" w:themeFillShade="99"/>
@@ -12387,12 +12533,12 @@
       <w:tblStyleColBandSize w:val="1"/>
       <w:tblInd w:w="0" w:type="dxa"/>
       <w:tblBorders>
-        <w:top w:val="single" w:sz="24" w:space="0" w:color="4BACC6" w:themeColor="accent5"/>
-        <w:left w:val="single" w:sz="4" w:space="0" w:color="F79646" w:themeColor="accent6"/>
-        <w:bottom w:val="single" w:sz="4" w:space="0" w:color="F79646" w:themeColor="accent6"/>
-        <w:right w:val="single" w:sz="4" w:space="0" w:color="F79646" w:themeColor="accent6"/>
-        <w:insideH w:val="single" w:sz="4" w:space="0" w:color="FFFFFF" w:themeColor="background1"/>
-        <w:insideV w:val="single" w:sz="4" w:space="0" w:color="FFFFFF" w:themeColor="background1"/>
+        <w:top w:val="single" w:color="4BACC6" w:themeColor="accent5" w:sz="24" w:space="0"/>
+        <w:left w:val="single" w:color="F79646" w:themeColor="accent6" w:sz="4" w:space="0"/>
+        <w:bottom w:val="single" w:color="F79646" w:themeColor="accent6" w:sz="4" w:space="0"/>
+        <w:right w:val="single" w:color="F79646" w:themeColor="accent6" w:sz="4" w:space="0"/>
+        <w:insideH w:val="single" w:color="FFFFFF" w:themeColor="background1" w:sz="4" w:space="0"/>
+        <w:insideV w:val="single" w:color="FFFFFF" w:themeColor="background1" w:sz="4" w:space="0"/>
       </w:tblBorders>
       <w:tblCellMar>
         <w:top w:w="0" w:type="dxa"/>
@@ -12414,7 +12560,7 @@
         <w:tcBorders>
           <w:top w:val="nil"/>
           <w:left w:val="nil"/>
-          <w:bottom w:val="single" w:sz="24" w:space="0" w:color="4BACC6" w:themeColor="accent5"/>
+          <w:bottom w:val="single" w:color="4BACC6" w:themeColor="accent5" w:sz="24" w:space="0"/>
           <w:right w:val="nil"/>
           <w:insideH w:val="nil"/>
           <w:insideV w:val="nil"/>
@@ -12431,7 +12577,7 @@
       <w:tblPr/>
       <w:tcPr>
         <w:tcBorders>
-          <w:top w:val="single" w:sz="6" w:space="0" w:color="FFFFFF" w:themeColor="background1"/>
+          <w:top w:val="single" w:color="FFFFFF" w:themeColor="background1" w:sz="6" w:space="0"/>
         </w:tcBorders>
         <w:shd w:val="clear" w:color="auto" w:fill="B65608" w:themeFill="accent6" w:themeFillShade="99"/>
       </w:tcPr>
@@ -12447,7 +12593,7 @@
           <w:left w:val="nil"/>
           <w:bottom w:val="nil"/>
           <w:right w:val="nil"/>
-          <w:insideH w:val="single" w:sz="4" w:space="0" w:color="B65608" w:themeColor="accent6" w:themeShade="99"/>
+          <w:insideH w:val="single" w:color="B65608" w:themeColor="accent6" w:themeShade="99" w:sz="4" w:space="0"/>
           <w:insideV w:val="nil"/>
         </w:tcBorders>
         <w:shd w:val="clear" w:color="auto" w:fill="B65608" w:themeFill="accent6" w:themeFillShade="99"/>
@@ -12527,7 +12673,7 @@
       <w:tblPr/>
       <w:tcPr>
         <w:tcBorders>
-          <w:bottom w:val="single" w:sz="12" w:space="0" w:color="FFFFFF" w:themeColor="background1"/>
+          <w:bottom w:val="single" w:color="FFFFFF" w:themeColor="background1" w:sz="12" w:space="0"/>
         </w:tcBorders>
         <w:shd w:val="clear" w:color="auto" w:fill="9E3A38" w:themeFill="accent2" w:themeFillShade="CC"/>
       </w:tcPr>
@@ -12541,7 +12687,7 @@
       <w:tblPr/>
       <w:tcPr>
         <w:tcBorders>
-          <w:top w:val="single" w:sz="12" w:space="0" w:color="000000" w:themeColor="text1"/>
+          <w:top w:val="single" w:color="000000" w:themeColor="text1" w:sz="12" w:space="0"/>
         </w:tcBorders>
         <w:shd w:val="clear" w:color="auto" w:fill="FFFFFF" w:themeFill="background1"/>
       </w:tcPr>
@@ -12613,7 +12759,7 @@
       <w:tblPr/>
       <w:tcPr>
         <w:tcBorders>
-          <w:bottom w:val="single" w:sz="12" w:space="0" w:color="FFFFFF" w:themeColor="background1"/>
+          <w:bottom w:val="single" w:color="FFFFFF" w:themeColor="background1" w:sz="12" w:space="0"/>
         </w:tcBorders>
         <w:shd w:val="clear" w:color="auto" w:fill="9E3A38" w:themeFill="accent2" w:themeFillShade="CC"/>
       </w:tcPr>
@@ -12627,7 +12773,7 @@
       <w:tblPr/>
       <w:tcPr>
         <w:tcBorders>
-          <w:top w:val="single" w:sz="12" w:space="0" w:color="000000" w:themeColor="text1"/>
+          <w:top w:val="single" w:color="000000" w:themeColor="text1" w:sz="12" w:space="0"/>
         </w:tcBorders>
         <w:shd w:val="clear" w:color="auto" w:fill="FFFFFF" w:themeFill="background1"/>
       </w:tcPr>
@@ -12699,7 +12845,7 @@
       <w:tblPr/>
       <w:tcPr>
         <w:tcBorders>
-          <w:bottom w:val="single" w:sz="12" w:space="0" w:color="FFFFFF" w:themeColor="background1"/>
+          <w:bottom w:val="single" w:color="FFFFFF" w:themeColor="background1" w:sz="12" w:space="0"/>
         </w:tcBorders>
         <w:shd w:val="clear" w:color="auto" w:fill="9E3A38" w:themeFill="accent2" w:themeFillShade="CC"/>
       </w:tcPr>
@@ -12713,7 +12859,7 @@
       <w:tblPr/>
       <w:tcPr>
         <w:tcBorders>
-          <w:top w:val="single" w:sz="12" w:space="0" w:color="000000" w:themeColor="text1"/>
+          <w:top w:val="single" w:color="000000" w:themeColor="text1" w:sz="12" w:space="0"/>
         </w:tcBorders>
         <w:shd w:val="clear" w:color="auto" w:fill="FFFFFF" w:themeFill="background1"/>
       </w:tcPr>
@@ -12785,7 +12931,7 @@
       <w:tblPr/>
       <w:tcPr>
         <w:tcBorders>
-          <w:bottom w:val="single" w:sz="12" w:space="0" w:color="FFFFFF" w:themeColor="background1"/>
+          <w:bottom w:val="single" w:color="FFFFFF" w:themeColor="background1" w:sz="12" w:space="0"/>
         </w:tcBorders>
         <w:shd w:val="clear" w:color="auto" w:fill="664E82" w:themeFill="accent4" w:themeFillShade="CC"/>
       </w:tcPr>
@@ -12799,7 +12945,7 @@
       <w:tblPr/>
       <w:tcPr>
         <w:tcBorders>
-          <w:top w:val="single" w:sz="12" w:space="0" w:color="000000" w:themeColor="text1"/>
+          <w:top w:val="single" w:color="000000" w:themeColor="text1" w:sz="12" w:space="0"/>
         </w:tcBorders>
         <w:shd w:val="clear" w:color="auto" w:fill="FFFFFF" w:themeFill="background1"/>
       </w:tcPr>
@@ -12871,7 +13017,7 @@
       <w:tblPr/>
       <w:tcPr>
         <w:tcBorders>
-          <w:bottom w:val="single" w:sz="12" w:space="0" w:color="FFFFFF" w:themeColor="background1"/>
+          <w:bottom w:val="single" w:color="FFFFFF" w:themeColor="background1" w:sz="12" w:space="0"/>
         </w:tcBorders>
         <w:shd w:val="clear" w:color="auto" w:fill="7E9C40" w:themeFill="accent3" w:themeFillShade="CC"/>
       </w:tcPr>
@@ -12885,7 +13031,7 @@
       <w:tblPr/>
       <w:tcPr>
         <w:tcBorders>
-          <w:top w:val="single" w:sz="12" w:space="0" w:color="000000" w:themeColor="text1"/>
+          <w:top w:val="single" w:color="000000" w:themeColor="text1" w:sz="12" w:space="0"/>
         </w:tcBorders>
         <w:shd w:val="clear" w:color="auto" w:fill="FFFFFF" w:themeFill="background1"/>
       </w:tcPr>
@@ -12957,7 +13103,7 @@
       <w:tblPr/>
       <w:tcPr>
         <w:tcBorders>
-          <w:bottom w:val="single" w:sz="12" w:space="0" w:color="FFFFFF" w:themeColor="background1"/>
+          <w:bottom w:val="single" w:color="FFFFFF" w:themeColor="background1" w:sz="12" w:space="0"/>
         </w:tcBorders>
         <w:shd w:val="clear" w:color="auto" w:fill="F2730A" w:themeFill="accent6" w:themeFillShade="CC"/>
       </w:tcPr>
@@ -12971,7 +13117,7 @@
       <w:tblPr/>
       <w:tcPr>
         <w:tcBorders>
-          <w:top w:val="single" w:sz="12" w:space="0" w:color="000000" w:themeColor="text1"/>
+          <w:top w:val="single" w:color="000000" w:themeColor="text1" w:sz="12" w:space="0"/>
         </w:tcBorders>
         <w:shd w:val="clear" w:color="auto" w:fill="FFFFFF" w:themeFill="background1"/>
       </w:tcPr>
@@ -13043,7 +13189,7 @@
       <w:tblPr/>
       <w:tcPr>
         <w:tcBorders>
-          <w:bottom w:val="single" w:sz="12" w:space="0" w:color="FFFFFF" w:themeColor="background1"/>
+          <w:bottom w:val="single" w:color="FFFFFF" w:themeColor="background1" w:sz="12" w:space="0"/>
         </w:tcBorders>
         <w:shd w:val="clear" w:color="auto" w:fill="348DA5" w:themeFill="accent5" w:themeFillShade="CC"/>
       </w:tcPr>
@@ -13057,7 +13203,7 @@
       <w:tblPr/>
       <w:tcPr>
         <w:tcBorders>
-          <w:top w:val="single" w:sz="12" w:space="0" w:color="000000" w:themeColor="text1"/>
+          <w:top w:val="single" w:color="000000" w:themeColor="text1" w:sz="12" w:space="0"/>
         </w:tcBorders>
         <w:shd w:val="clear" w:color="auto" w:fill="FFFFFF" w:themeFill="background1"/>
       </w:tcPr>
@@ -13111,7 +13257,7 @@
       <w:tblStyleColBandSize w:val="1"/>
       <w:tblInd w:w="0" w:type="dxa"/>
       <w:tblBorders>
-        <w:insideH w:val="single" w:sz="4" w:space="0" w:color="FFFFFF" w:themeColor="background1"/>
+        <w:insideH w:val="single" w:color="FFFFFF" w:themeColor="background1" w:sz="4" w:space="0"/>
       </w:tblBorders>
       <w:tblCellMar>
         <w:top w:w="0" w:type="dxa"/>
@@ -13191,7 +13337,7 @@
       <w:tblStyleColBandSize w:val="1"/>
       <w:tblInd w:w="0" w:type="dxa"/>
       <w:tblBorders>
-        <w:insideH w:val="single" w:sz="4" w:space="0" w:color="FFFFFF" w:themeColor="background1"/>
+        <w:insideH w:val="single" w:color="FFFFFF" w:themeColor="background1" w:sz="4" w:space="0"/>
       </w:tblBorders>
       <w:tblCellMar>
         <w:top w:w="0" w:type="dxa"/>
@@ -13271,7 +13417,7 @@
       <w:tblStyleColBandSize w:val="1"/>
       <w:tblInd w:w="0" w:type="dxa"/>
       <w:tblBorders>
-        <w:insideH w:val="single" w:sz="4" w:space="0" w:color="FFFFFF" w:themeColor="background1"/>
+        <w:insideH w:val="single" w:color="FFFFFF" w:themeColor="background1" w:sz="4" w:space="0"/>
       </w:tblBorders>
       <w:tblCellMar>
         <w:top w:w="0" w:type="dxa"/>
@@ -13351,7 +13497,7 @@
       <w:tblStyleColBandSize w:val="1"/>
       <w:tblInd w:w="0" w:type="dxa"/>
       <w:tblBorders>
-        <w:insideH w:val="single" w:sz="4" w:space="0" w:color="FFFFFF" w:themeColor="background1"/>
+        <w:insideH w:val="single" w:color="FFFFFF" w:themeColor="background1" w:sz="4" w:space="0"/>
       </w:tblBorders>
       <w:tblCellMar>
         <w:top w:w="0" w:type="dxa"/>
@@ -13431,7 +13577,7 @@
       <w:tblStyleColBandSize w:val="1"/>
       <w:tblInd w:w="0" w:type="dxa"/>
       <w:tblBorders>
-        <w:insideH w:val="single" w:sz="4" w:space="0" w:color="FFFFFF" w:themeColor="background1"/>
+        <w:insideH w:val="single" w:color="FFFFFF" w:themeColor="background1" w:sz="4" w:space="0"/>
       </w:tblBorders>
       <w:tblCellMar>
         <w:top w:w="0" w:type="dxa"/>
@@ -13511,7 +13657,7 @@
       <w:tblStyleColBandSize w:val="1"/>
       <w:tblInd w:w="0" w:type="dxa"/>
       <w:tblBorders>
-        <w:insideH w:val="single" w:sz="4" w:space="0" w:color="FFFFFF" w:themeColor="background1"/>
+        <w:insideH w:val="single" w:color="FFFFFF" w:themeColor="background1" w:sz="4" w:space="0"/>
       </w:tblBorders>
       <w:tblCellMar>
         <w:top w:w="0" w:type="dxa"/>
@@ -13591,7 +13737,7 @@
       <w:tblStyleColBandSize w:val="1"/>
       <w:tblInd w:w="0" w:type="dxa"/>
       <w:tblBorders>
-        <w:insideH w:val="single" w:sz="4" w:space="0" w:color="FFFFFF" w:themeColor="background1"/>
+        <w:insideH w:val="single" w:color="FFFFFF" w:themeColor="background1" w:sz="4" w:space="0"/>
       </w:tblBorders>
       <w:tblCellMar>
         <w:top w:w="0" w:type="dxa"/>

--- a/technologies/06_CLM/30 Документация/20 Сессия/Управление_Директорами_CLM_Продукт_02_Сессия_внутренний_протокол_V1.docx
+++ b/technologies/06_CLM/30 Документация/20 Сессия/Управление_Директорами_CLM_Продукт_02_Сессия_внутренний_протокол_V1.docx
@@ -61,7 +61,7 @@
     </w:p>
     <w:p>
       <w:r>
-        <w:t>Сессия не является обсуждением всего найденного. Ее задача - выбрать, что реально делать дальше, кто владелец, какой эффект нужен и какой Спринт запускается.</w:t>
+        <w:t>Сессия не является обсуждением всего найденного. Ее задача - выбрать, что реально делать дальше, кто владелец, какой эффект нужен, какой Спринт требуется и кто его реализует.</w:t>
       </w:r>
     </w:p>
     <w:tbl>
@@ -1579,8 +1579,7 @@
         </w:numPr>
       </w:pPr>
       <w:r>
-        <w:rPr/>
-        <w:t xml:space="preserve">Паспорт Спринта полный и утвержден: перейти в Спринт.</w:t>
+        <w:t>Паспорт Спринта полный и утвержден: заказчик выбирает Спринт с консультантом либо самостоятельную реализацию по Паспорту.</w:t>
       </w:r>
     </w:p>
     <w:p>
@@ -1615,8 +1614,7 @@
         </w:numPr>
       </w:pPr>
       <w:r>
-        <w:rPr/>
-        <w:t xml:space="preserve">Прямой переход из Сессии в Сопровождение запрещен.</w:t>
+        <w:t>Самостоятельная реализация завершает текущий консультационный цикл на Сессии. Прямой переход из Сессии в Сопровождение запрещен: Сопровождение открывается только после подтвержденного внедрения результата Спринта.</w:t>
       </w:r>
     </w:p>
     <w:sectPr>
